--- a/modul_praktikum/Pertemuan_14_Hardening_Pengujian_End-to-End_Deployment_dan_Demo.docx
+++ b/modul_praktikum/Pertemuan_14_Hardening_Pengujian_End-to-End_Deployment_dan_Demo.docx
@@ -87,7 +87,7 @@
           <w:color w:val="0B2545"/>
           <w:sz w:val="21"/>
         </w:rPr>
-        <w:t>14 pertemuan × 6 jam = 84 jam untuk menghasilkan MVP yang dapat didemokan, diuji, dan disiapkan menuju deployment.</w:t>
+        <w:t>14 pertemuan × 3,5 jam efektif di kelas = 49 jam (ditambah tugas mandiri di luar kelas) untuk menghasilkan MVP yang dapat didemokan, diuji, dan disiapkan menuju deployment.</w:t>
       </w:r>
     </w:p>
     <w:tbl>
@@ -554,7 +554,7 @@
                 <w:color w:val="1F2937"/>
                 <w:sz w:val="16"/>
               </w:rPr>
-              <w:t>360 menit (6 jam)</w:t>
+              <w:t>210 menit efektif di kelas (3 jam 30 menit); tugas mandiri di luar kelas hingga 120 menit (2 jam)</w:t>
             </w:r>
           </w:p>
         </w:tc>
@@ -818,7 +818,7 @@
         <w:pStyle w:val="Heading3"/>
       </w:pPr>
       <w:r>
-        <w:t>Pengetahuan Teknis Laravel 13 yang Wajib Dikuasai</w:t>
+        <w:t>Pengetahuan Teknis dan Penjelasan Mandiri (Laravel 13)</w:t>
       </w:r>
     </w:p>
     <w:p>
@@ -927,14 +927,6 @@
       </w:r>
       <w:r>
         <w:t>Pastikan `APP_DEBUG=false`; monitor route health `/up`, log terstruktur, failed jobs, queue lag, webhook, dan koneksi Reverb. Latih backup/restore, rollback, rotasi secret, dan rekonsiliasi pascadeploy [L13-DEPLOY] [L13-LOG]. Untuk queue Redis, Horizon menyediakan dashboard dan metrik; otorisasi dashboard produksi harus dibatasi [L13-HORIZON]. Quality gate juga menjalankan audit dependency Composer dan npm tanpa menerapkan perbaikan otomatis yang belum ditinjau [SEC-COMPOSER-AUDIT] [SEC-NPM-AUDIT].</w:t>
-      </w:r>
-    </w:p>
-    <w:p>
-      <w:pPr>
-        <w:pStyle w:val="Heading3"/>
-      </w:pPr>
-      <w:r>
-        <w:t>Penjelasan Mandiri: Konsep, Cara Kerja, dan Aturan Implementasi</w:t>
       </w:r>
     </w:p>
     <w:p>
@@ -2979,7 +2971,7 @@
           <w:rFonts w:ascii="Aptos Display" w:hAnsi="Aptos Display"/>
           <w:color w:val="1F2937"/>
         </w:rPr>
-        <w:t>Rencana Waktu 6 Jam</w:t>
+        <w:t>Rencana Waktu — 3 Jam 30 Menit Efektif di Kelas</w:t>
       </w:r>
     </w:p>
     <w:tbl>
@@ -3282,7 +3274,7 @@
                 <w:color w:val="1F2937"/>
                 <w:sz w:val="16"/>
               </w:rPr>
-              <w:t>60</w:t>
+              <w:t>30</w:t>
             </w:r>
           </w:p>
         </w:tc>
@@ -3392,7 +3384,7 @@
                 <w:color w:val="1F2937"/>
                 <w:sz w:val="16"/>
               </w:rPr>
-              <w:t>60</w:t>
+              <w:t>30</w:t>
             </w:r>
           </w:p>
         </w:tc>
@@ -3502,7 +3494,7 @@
                 <w:color w:val="1F2937"/>
                 <w:sz w:val="16"/>
               </w:rPr>
-              <w:t>60</w:t>
+              <w:t>30</w:t>
             </w:r>
           </w:p>
         </w:tc>
@@ -3612,7 +3604,7 @@
                 <w:color w:val="1F2937"/>
                 <w:sz w:val="16"/>
               </w:rPr>
-              <w:t>60</w:t>
+              <w:t>30</w:t>
             </w:r>
           </w:p>
         </w:tc>
@@ -3722,7 +3714,7 @@
                 <w:color w:val="1F2937"/>
                 <w:sz w:val="16"/>
               </w:rPr>
-              <w:t>45</w:t>
+              <w:t>30</w:t>
             </w:r>
           </w:p>
         </w:tc>
@@ -3832,7 +3824,7 @@
                 <w:color w:val="1F2937"/>
                 <w:sz w:val="16"/>
               </w:rPr>
-              <w:t>45</w:t>
+              <w:t>30</w:t>
             </w:r>
           </w:p>
         </w:tc>
@@ -3900,7 +3892,7 @@
         <w:rPr>
           <w:rFonts w:ascii="Aptos" w:hAnsi="Aptos"/>
         </w:rPr>
-        <w:t>Total alokasi: 360 menit.</w:t>
+        <w:t>Total efektif di kelas: 210 menit (7 tahap × 30 menit). Tugas mandiri di luar kelas: hingga 120 menit (2 jam) untuk pekerjaan sejenis yang bersifat mengulang — misalnya bila di kelas membuat CRUD untuk 2 tabel, di luar kelas kerjakan CRUD untuk 3 tabel lainnya.</w:t>
       </w:r>
     </w:p>
     <w:p>
@@ -4096,7 +4088,7 @@
           <w:rFonts w:ascii="Aptos Display" w:hAnsi="Aptos Display"/>
           <w:color w:val="FF2D20"/>
         </w:rPr>
-        <w:t>Tahap 2 — Security regression (60 menit)</w:t>
+        <w:t>Tahap 2 — Security regression (30 menit)</w:t>
       </w:r>
     </w:p>
     <w:p>
@@ -4312,7 +4304,7 @@
           <w:rFonts w:ascii="Aptos Display" w:hAnsi="Aptos Display"/>
           <w:color w:val="FF2D20"/>
         </w:rPr>
-        <w:t>Tahap 3 — Concurrency dan idempotency (60 menit)</w:t>
+        <w:t>Tahap 3 — Concurrency dan idempotency (30 menit)</w:t>
       </w:r>
     </w:p>
     <w:p>
@@ -4501,7 +4493,7 @@
           <w:rFonts w:ascii="Aptos Display" w:hAnsi="Aptos Display"/>
           <w:color w:val="FF2D20"/>
         </w:rPr>
-        <w:t>Tahap 4 — E2E dan performance budget (60 menit)</w:t>
+        <w:t>Tahap 4 — E2E dan performance budget (30 menit)</w:t>
       </w:r>
     </w:p>
     <w:p>
@@ -4690,7 +4682,7 @@
           <w:rFonts w:ascii="Aptos Display" w:hAnsi="Aptos Display"/>
           <w:color w:val="FF2D20"/>
         </w:rPr>
-        <w:t>Tahap 5 — Deployment rehearsal (60 menit)</w:t>
+        <w:t>Tahap 5 — Deployment rehearsal (30 menit)</w:t>
       </w:r>
     </w:p>
     <w:p>
@@ -4896,7 +4888,7 @@
           <w:rFonts w:ascii="Aptos Display" w:hAnsi="Aptos Display"/>
           <w:color w:val="FF2D20"/>
         </w:rPr>
-        <w:t>Tahap 6 — Dokumentasi operasional dan handover (45 menit)</w:t>
+        <w:t>Tahap 6 — Dokumentasi operasional dan handover (30 menit)</w:t>
       </w:r>
     </w:p>
     <w:p>
@@ -5085,7 +5077,7 @@
           <w:rFonts w:ascii="Aptos Display" w:hAnsi="Aptos Display"/>
           <w:color w:val="FF2D20"/>
         </w:rPr>
-        <w:t>Tahap 7 — Demo final dan retrospective (45 menit)</w:t>
+        <w:t>Tahap 7 — Demo final dan retrospective (30 menit)</w:t>
       </w:r>
     </w:p>
     <w:p>

--- a/modul_praktikum/Pertemuan_14_Hardening_Pengujian_End-to-End_Deployment_dan_Demo.docx
+++ b/modul_praktikum/Pertemuan_14_Hardening_Pengujian_End-to-End_Deployment_dan_Demo.docx
@@ -994,1104 +994,1840 @@
     <w:p>
       <w:pPr>
         <w:pStyle w:val="CodeHeader"/>
+        <w:shd w:fill="2D2D30"/>
         <w:keepNext/>
         <w:pBdr>
-          <w:left w:val="single" w:sz="12" w:space="8" w:color="B8DDE0"/>
+          <w:left w:val="single" w:sz="4" w:space="8" w:color="2D2D30"/>
         </w:pBdr>
-        <w:shd w:val="clear" w:color="auto" w:fill="E4EAED"/>
-      </w:pPr>
-      <w:r>
-        <w:rPr>
-          <w:rFonts w:ascii="Consolas" w:hAnsi="Consolas"/>
-          <w:b/>
-          <w:color w:val="262626"/>
-          <w:sz w:val="16"/>
-        </w:rPr>
-        <w:t xml:space="preserve">CONTOH MANDIRI — tests/Feature/TenantIsolationTest.php   •   PHP</w:t>
+      </w:pPr>
+      <w:r>
+        <w:t>CONTOH MANDIRI — tests/Feature/TenantIsolationTest.php   •   PHP</w:t>
       </w:r>
     </w:p>
     <w:p>
       <w:pPr>
         <w:pStyle w:val="CodeBlock"/>
+        <w:shd w:fill="1E1E1E"/>
         <w:keepLines/>
         <w:pBdr>
-          <w:left w:val="single" w:sz="12" w:space="8" w:color="B8DDE0"/>
+          <w:left w:val="single" w:sz="4" w:space="8" w:color="1E1E1E"/>
         </w:pBdr>
-        <w:shd w:val="clear" w:color="auto" w:fill="F2F3F7"/>
-      </w:pPr>
-      <w:r>
-        <w:rPr>
-          <w:rFonts w:ascii="Consolas" w:hAnsi="Consolas"/>
-          <w:color w:val="795E26"/>
-          <w:sz w:val="16"/>
-        </w:rPr>
-        <w:t xml:space="preserve">test</w:t>
-      </w:r>
-      <w:r>
-        <w:rPr>
-          <w:rFonts w:ascii="Consolas" w:hAnsi="Consolas"/>
-          <w:color w:val="262626"/>
-          <w:sz w:val="16"/>
-        </w:rPr>
-        <w:t xml:space="preserve">(</w:t>
-      </w:r>
-      <w:r>
-        <w:rPr>
-          <w:rFonts w:ascii="Consolas" w:hAnsi="Consolas"/>
-          <w:color w:val="00733B"/>
-          <w:sz w:val="16"/>
-        </w:rPr>
-        <w:t xml:space="preserve">'tenant tidak dapat membaca menu tenant lain'</w:t>
-      </w:r>
-      <w:r>
-        <w:rPr>
-          <w:rFonts w:ascii="Consolas" w:hAnsi="Consolas"/>
-          <w:color w:val="262626"/>
-          <w:sz w:val="16"/>
-        </w:rPr>
-        <w:t xml:space="preserve">, </w:t>
-      </w:r>
-      <w:r>
-        <w:rPr>
-          <w:rFonts w:ascii="Consolas" w:hAnsi="Consolas"/>
-          <w:b/>
-          <w:color w:val="000080"/>
-          <w:sz w:val="16"/>
-        </w:rPr>
-        <w:t xml:space="preserve">function</w:t>
-      </w:r>
-      <w:r>
-        <w:rPr>
-          <w:rFonts w:ascii="Consolas" w:hAnsi="Consolas"/>
-          <w:color w:val="262626"/>
-          <w:sz w:val="16"/>
-        </w:rPr>
-        <w:t xml:space="preserve"> (): </w:t>
-      </w:r>
-      <w:r>
-        <w:rPr>
-          <w:rFonts w:ascii="Consolas" w:hAnsi="Consolas"/>
-          <w:b/>
-          <w:color w:val="000080"/>
-          <w:sz w:val="16"/>
-        </w:rPr>
-        <w:t xml:space="preserve">void</w:t>
-      </w:r>
-      <w:r>
-        <w:rPr>
-          <w:rFonts w:ascii="Consolas" w:hAnsi="Consolas"/>
-          <w:color w:val="262626"/>
-          <w:sz w:val="16"/>
-        </w:rPr>
-        <w:t xml:space="preserve"> {</w:t>
-      </w:r>
-      <w:r>
+      </w:pPr>
+      <w:r>
+        <w:rPr>
+          <w:rFonts w:ascii="Consolas" w:hAnsi="Consolas" w:eastAsia="Consolas"/>
+          <w:color w:val="DCDCAA"/>
+          <w:sz w:val="16"/>
+        </w:rPr>
+        <w:t>test</w:t>
+      </w:r>
+      <w:r>
+        <w:rPr>
+          <w:rFonts w:ascii="Consolas" w:hAnsi="Consolas" w:eastAsia="Consolas"/>
+          <w:color w:val="D4D4D4"/>
+          <w:sz w:val="16"/>
+        </w:rPr>
+        <w:t>(</w:t>
+      </w:r>
+      <w:r>
+        <w:rPr>
+          <w:rFonts w:ascii="Consolas" w:hAnsi="Consolas" w:eastAsia="Consolas"/>
+          <w:color w:val="CE9178"/>
+          <w:sz w:val="16"/>
+        </w:rPr>
+        <w:t>'tenant tidak dapat membaca menu tenant lain'</w:t>
+      </w:r>
+      <w:r>
+        <w:rPr>
+          <w:rFonts w:ascii="Consolas" w:hAnsi="Consolas" w:eastAsia="Consolas"/>
+          <w:color w:val="D4D4D4"/>
+          <w:sz w:val="16"/>
+        </w:rPr>
+        <w:t>,</w:t>
+      </w:r>
+      <w:r>
+        <w:rPr>
+          <w:rFonts w:ascii="Consolas" w:hAnsi="Consolas" w:eastAsia="Consolas"/>
+          <w:color w:val="D4D4D4"/>
+          <w:sz w:val="16"/>
+        </w:rPr>
+        <w:t xml:space="preserve"> </w:t>
+      </w:r>
+      <w:r>
+        <w:rPr>
+          <w:rFonts w:ascii="Consolas" w:hAnsi="Consolas" w:eastAsia="Consolas"/>
+          <w:color w:val="569CD6"/>
+          <w:sz w:val="16"/>
+        </w:rPr>
+        <w:t>function</w:t>
+      </w:r>
+      <w:r>
+        <w:rPr>
+          <w:rFonts w:ascii="Consolas" w:hAnsi="Consolas" w:eastAsia="Consolas"/>
+          <w:color w:val="D4D4D4"/>
+          <w:sz w:val="16"/>
+        </w:rPr>
+        <w:t xml:space="preserve"> </w:t>
+      </w:r>
+      <w:r>
+        <w:rPr>
+          <w:rFonts w:ascii="Consolas" w:hAnsi="Consolas" w:eastAsia="Consolas"/>
+          <w:color w:val="D4D4D4"/>
+          <w:sz w:val="16"/>
+        </w:rPr>
+        <w:t>(</w:t>
+      </w:r>
+      <w:r>
+        <w:rPr>
+          <w:rFonts w:ascii="Consolas" w:hAnsi="Consolas" w:eastAsia="Consolas"/>
+          <w:color w:val="D4D4D4"/>
+          <w:sz w:val="16"/>
+        </w:rPr>
+        <w:t>)</w:t>
+      </w:r>
+      <w:r>
+        <w:rPr>
+          <w:rFonts w:ascii="Consolas" w:hAnsi="Consolas" w:eastAsia="Consolas"/>
+          <w:color w:val="D4D4D4"/>
+          <w:sz w:val="16"/>
+        </w:rPr>
+        <w:t>:</w:t>
+      </w:r>
+      <w:r>
+        <w:rPr>
+          <w:rFonts w:ascii="Consolas" w:hAnsi="Consolas" w:eastAsia="Consolas"/>
+          <w:color w:val="D4D4D4"/>
+          <w:sz w:val="16"/>
+        </w:rPr>
+        <w:t xml:space="preserve"> </w:t>
+      </w:r>
+      <w:r>
+        <w:rPr>
+          <w:rFonts w:ascii="Consolas" w:hAnsi="Consolas" w:eastAsia="Consolas"/>
+          <w:color w:val="569CD6"/>
+          <w:sz w:val="16"/>
+        </w:rPr>
+        <w:t>void</w:t>
+      </w:r>
+      <w:r>
+        <w:rPr>
+          <w:rFonts w:ascii="Consolas" w:hAnsi="Consolas" w:eastAsia="Consolas"/>
+          <w:color w:val="D4D4D4"/>
+          <w:sz w:val="16"/>
+        </w:rPr>
+        <w:t xml:space="preserve"> </w:t>
+      </w:r>
+      <w:r>
+        <w:rPr>
+          <w:rFonts w:ascii="Consolas" w:hAnsi="Consolas" w:eastAsia="Consolas"/>
+          <w:color w:val="D4D4D4"/>
+          <w:sz w:val="16"/>
+        </w:rPr>
+        <w:t>{</w:t>
+      </w:r>
+      <w:r>
+        <w:rPr>
+          <w:rFonts w:ascii="Consolas" w:hAnsi="Consolas" w:eastAsia="Consolas"/>
+          <w:color w:val="D4D4D4"/>
+          <w:sz w:val="16"/>
+        </w:rPr>
         <w:br/>
-      </w:r>
-      <w:r>
-        <w:rPr>
-          <w:rFonts w:ascii="Consolas" w:hAnsi="Consolas"/>
-          <w:color w:val="262626"/>
-          <w:sz w:val="16"/>
-        </w:rPr>
         <w:t xml:space="preserve">    </w:t>
       </w:r>
       <w:r>
         <w:rPr>
-          <w:rFonts w:ascii="Consolas" w:hAnsi="Consolas"/>
-          <w:color w:val="660E7A"/>
-          <w:sz w:val="16"/>
-        </w:rPr>
-        <w:t xml:space="preserve">$tenantA</w:t>
-      </w:r>
-      <w:r>
-        <w:rPr>
-          <w:rFonts w:ascii="Consolas" w:hAnsi="Consolas"/>
-          <w:color w:val="262626"/>
-          <w:sz w:val="16"/>
-        </w:rPr>
-        <w:t xml:space="preserve"> = </w:t>
-      </w:r>
-      <w:r>
-        <w:rPr>
-          <w:rFonts w:ascii="Consolas" w:hAnsi="Consolas"/>
-          <w:color w:val="267F99"/>
-          <w:sz w:val="16"/>
-        </w:rPr>
-        <w:t xml:space="preserve">Tenant</w:t>
-      </w:r>
-      <w:r>
-        <w:rPr>
-          <w:rFonts w:ascii="Consolas" w:hAnsi="Consolas"/>
-          <w:color w:val="262626"/>
-          <w:sz w:val="16"/>
-        </w:rPr>
-        <w:t xml:space="preserve">::</w:t>
-      </w:r>
-      <w:r>
-        <w:rPr>
-          <w:rFonts w:ascii="Consolas" w:hAnsi="Consolas"/>
-          <w:color w:val="795E26"/>
-          <w:sz w:val="16"/>
-        </w:rPr>
-        <w:t xml:space="preserve">factory</w:t>
-      </w:r>
-      <w:r>
-        <w:rPr>
-          <w:rFonts w:ascii="Consolas" w:hAnsi="Consolas"/>
-          <w:color w:val="262626"/>
-          <w:sz w:val="16"/>
-        </w:rPr>
-        <w:t xml:space="preserve">()-&gt;</w:t>
-      </w:r>
-      <w:r>
-        <w:rPr>
-          <w:rFonts w:ascii="Consolas" w:hAnsi="Consolas"/>
-          <w:color w:val="795E26"/>
-          <w:sz w:val="16"/>
-        </w:rPr>
-        <w:t xml:space="preserve">create</w:t>
-      </w:r>
-      <w:r>
-        <w:rPr>
-          <w:rFonts w:ascii="Consolas" w:hAnsi="Consolas"/>
-          <w:color w:val="262626"/>
-          <w:sz w:val="16"/>
-        </w:rPr>
-        <w:t xml:space="preserve">();</w:t>
-      </w:r>
-      <w:r>
+          <w:rFonts w:ascii="Consolas" w:hAnsi="Consolas" w:eastAsia="Consolas"/>
+          <w:color w:val="9CDCFE"/>
+          <w:sz w:val="16"/>
+        </w:rPr>
+        <w:t>$tenantA</w:t>
+      </w:r>
+      <w:r>
+        <w:rPr>
+          <w:rFonts w:ascii="Consolas" w:hAnsi="Consolas" w:eastAsia="Consolas"/>
+          <w:color w:val="D4D4D4"/>
+          <w:sz w:val="16"/>
+        </w:rPr>
+        <w:t xml:space="preserve"> </w:t>
+      </w:r>
+      <w:r>
+        <w:rPr>
+          <w:rFonts w:ascii="Consolas" w:hAnsi="Consolas" w:eastAsia="Consolas"/>
+          <w:color w:val="D4D4D4"/>
+          <w:sz w:val="16"/>
+        </w:rPr>
+        <w:t>=</w:t>
+      </w:r>
+      <w:r>
+        <w:rPr>
+          <w:rFonts w:ascii="Consolas" w:hAnsi="Consolas" w:eastAsia="Consolas"/>
+          <w:color w:val="D4D4D4"/>
+          <w:sz w:val="16"/>
+        </w:rPr>
+        <w:t xml:space="preserve"> </w:t>
+      </w:r>
+      <w:r>
+        <w:rPr>
+          <w:rFonts w:ascii="Consolas" w:hAnsi="Consolas" w:eastAsia="Consolas"/>
+          <w:color w:val="4EC9B0"/>
+          <w:sz w:val="16"/>
+        </w:rPr>
+        <w:t>Tenant</w:t>
+      </w:r>
+      <w:r>
+        <w:rPr>
+          <w:rFonts w:ascii="Consolas" w:hAnsi="Consolas" w:eastAsia="Consolas"/>
+          <w:color w:val="D4D4D4"/>
+          <w:sz w:val="16"/>
+        </w:rPr>
+        <w:t>:</w:t>
+      </w:r>
+      <w:r>
+        <w:rPr>
+          <w:rFonts w:ascii="Consolas" w:hAnsi="Consolas" w:eastAsia="Consolas"/>
+          <w:color w:val="D4D4D4"/>
+          <w:sz w:val="16"/>
+        </w:rPr>
+        <w:t>:</w:t>
+      </w:r>
+      <w:r>
+        <w:rPr>
+          <w:rFonts w:ascii="Consolas" w:hAnsi="Consolas" w:eastAsia="Consolas"/>
+          <w:color w:val="DCDCAA"/>
+          <w:sz w:val="16"/>
+        </w:rPr>
+        <w:t>factory</w:t>
+      </w:r>
+      <w:r>
+        <w:rPr>
+          <w:rFonts w:ascii="Consolas" w:hAnsi="Consolas" w:eastAsia="Consolas"/>
+          <w:color w:val="D4D4D4"/>
+          <w:sz w:val="16"/>
+        </w:rPr>
+        <w:t>(</w:t>
+      </w:r>
+      <w:r>
+        <w:rPr>
+          <w:rFonts w:ascii="Consolas" w:hAnsi="Consolas" w:eastAsia="Consolas"/>
+          <w:color w:val="D4D4D4"/>
+          <w:sz w:val="16"/>
+        </w:rPr>
+        <w:t>)</w:t>
+      </w:r>
+      <w:r>
+        <w:rPr>
+          <w:rFonts w:ascii="Consolas" w:hAnsi="Consolas" w:eastAsia="Consolas"/>
+          <w:color w:val="D4D4D4"/>
+          <w:sz w:val="16"/>
+        </w:rPr>
+        <w:t>-</w:t>
+      </w:r>
+      <w:r>
+        <w:rPr>
+          <w:rFonts w:ascii="Consolas" w:hAnsi="Consolas" w:eastAsia="Consolas"/>
+          <w:color w:val="D4D4D4"/>
+          <w:sz w:val="16"/>
+        </w:rPr>
+        <w:t>&gt;</w:t>
+      </w:r>
+      <w:r>
+        <w:rPr>
+          <w:rFonts w:ascii="Consolas" w:hAnsi="Consolas" w:eastAsia="Consolas"/>
+          <w:color w:val="DCDCAA"/>
+          <w:sz w:val="16"/>
+        </w:rPr>
+        <w:t>create</w:t>
+      </w:r>
+      <w:r>
+        <w:rPr>
+          <w:rFonts w:ascii="Consolas" w:hAnsi="Consolas" w:eastAsia="Consolas"/>
+          <w:color w:val="D4D4D4"/>
+          <w:sz w:val="16"/>
+        </w:rPr>
+        <w:t>(</w:t>
+      </w:r>
+      <w:r>
+        <w:rPr>
+          <w:rFonts w:ascii="Consolas" w:hAnsi="Consolas" w:eastAsia="Consolas"/>
+          <w:color w:val="D4D4D4"/>
+          <w:sz w:val="16"/>
+        </w:rPr>
+        <w:t>)</w:t>
+      </w:r>
+      <w:r>
+        <w:rPr>
+          <w:rFonts w:ascii="Consolas" w:hAnsi="Consolas" w:eastAsia="Consolas"/>
+          <w:color w:val="D4D4D4"/>
+          <w:sz w:val="16"/>
+        </w:rPr>
+        <w:t>;</w:t>
+      </w:r>
+      <w:r>
+        <w:rPr>
+          <w:rFonts w:ascii="Consolas" w:hAnsi="Consolas" w:eastAsia="Consolas"/>
+          <w:color w:val="D4D4D4"/>
+          <w:sz w:val="16"/>
+        </w:rPr>
         <w:br/>
-      </w:r>
-      <w:r>
-        <w:rPr>
-          <w:rFonts w:ascii="Consolas" w:hAnsi="Consolas"/>
-          <w:color w:val="262626"/>
-          <w:sz w:val="16"/>
-        </w:rPr>
         <w:t xml:space="preserve">    </w:t>
       </w:r>
       <w:r>
         <w:rPr>
-          <w:rFonts w:ascii="Consolas" w:hAnsi="Consolas"/>
-          <w:color w:val="660E7A"/>
-          <w:sz w:val="16"/>
-        </w:rPr>
-        <w:t xml:space="preserve">$tenantB</w:t>
-      </w:r>
-      <w:r>
-        <w:rPr>
-          <w:rFonts w:ascii="Consolas" w:hAnsi="Consolas"/>
-          <w:color w:val="262626"/>
-          <w:sz w:val="16"/>
-        </w:rPr>
-        <w:t xml:space="preserve"> = </w:t>
-      </w:r>
-      <w:r>
-        <w:rPr>
-          <w:rFonts w:ascii="Consolas" w:hAnsi="Consolas"/>
-          <w:color w:val="267F99"/>
-          <w:sz w:val="16"/>
-        </w:rPr>
-        <w:t xml:space="preserve">Tenant</w:t>
-      </w:r>
-      <w:r>
-        <w:rPr>
-          <w:rFonts w:ascii="Consolas" w:hAnsi="Consolas"/>
-          <w:color w:val="262626"/>
-          <w:sz w:val="16"/>
-        </w:rPr>
-        <w:t xml:space="preserve">::</w:t>
-      </w:r>
-      <w:r>
-        <w:rPr>
-          <w:rFonts w:ascii="Consolas" w:hAnsi="Consolas"/>
-          <w:color w:val="795E26"/>
-          <w:sz w:val="16"/>
-        </w:rPr>
-        <w:t xml:space="preserve">factory</w:t>
-      </w:r>
-      <w:r>
-        <w:rPr>
-          <w:rFonts w:ascii="Consolas" w:hAnsi="Consolas"/>
-          <w:color w:val="262626"/>
-          <w:sz w:val="16"/>
-        </w:rPr>
-        <w:t xml:space="preserve">()-&gt;</w:t>
-      </w:r>
-      <w:r>
-        <w:rPr>
-          <w:rFonts w:ascii="Consolas" w:hAnsi="Consolas"/>
-          <w:color w:val="795E26"/>
-          <w:sz w:val="16"/>
-        </w:rPr>
-        <w:t xml:space="preserve">create</w:t>
-      </w:r>
-      <w:r>
-        <w:rPr>
-          <w:rFonts w:ascii="Consolas" w:hAnsi="Consolas"/>
-          <w:color w:val="262626"/>
-          <w:sz w:val="16"/>
-        </w:rPr>
-        <w:t xml:space="preserve">();</w:t>
-      </w:r>
-      <w:r>
+          <w:rFonts w:ascii="Consolas" w:hAnsi="Consolas" w:eastAsia="Consolas"/>
+          <w:color w:val="9CDCFE"/>
+          <w:sz w:val="16"/>
+        </w:rPr>
+        <w:t>$tenantB</w:t>
+      </w:r>
+      <w:r>
+        <w:rPr>
+          <w:rFonts w:ascii="Consolas" w:hAnsi="Consolas" w:eastAsia="Consolas"/>
+          <w:color w:val="D4D4D4"/>
+          <w:sz w:val="16"/>
+        </w:rPr>
+        <w:t xml:space="preserve"> </w:t>
+      </w:r>
+      <w:r>
+        <w:rPr>
+          <w:rFonts w:ascii="Consolas" w:hAnsi="Consolas" w:eastAsia="Consolas"/>
+          <w:color w:val="D4D4D4"/>
+          <w:sz w:val="16"/>
+        </w:rPr>
+        <w:t>=</w:t>
+      </w:r>
+      <w:r>
+        <w:rPr>
+          <w:rFonts w:ascii="Consolas" w:hAnsi="Consolas" w:eastAsia="Consolas"/>
+          <w:color w:val="D4D4D4"/>
+          <w:sz w:val="16"/>
+        </w:rPr>
+        <w:t xml:space="preserve"> </w:t>
+      </w:r>
+      <w:r>
+        <w:rPr>
+          <w:rFonts w:ascii="Consolas" w:hAnsi="Consolas" w:eastAsia="Consolas"/>
+          <w:color w:val="4EC9B0"/>
+          <w:sz w:val="16"/>
+        </w:rPr>
+        <w:t>Tenant</w:t>
+      </w:r>
+      <w:r>
+        <w:rPr>
+          <w:rFonts w:ascii="Consolas" w:hAnsi="Consolas" w:eastAsia="Consolas"/>
+          <w:color w:val="D4D4D4"/>
+          <w:sz w:val="16"/>
+        </w:rPr>
+        <w:t>:</w:t>
+      </w:r>
+      <w:r>
+        <w:rPr>
+          <w:rFonts w:ascii="Consolas" w:hAnsi="Consolas" w:eastAsia="Consolas"/>
+          <w:color w:val="D4D4D4"/>
+          <w:sz w:val="16"/>
+        </w:rPr>
+        <w:t>:</w:t>
+      </w:r>
+      <w:r>
+        <w:rPr>
+          <w:rFonts w:ascii="Consolas" w:hAnsi="Consolas" w:eastAsia="Consolas"/>
+          <w:color w:val="DCDCAA"/>
+          <w:sz w:val="16"/>
+        </w:rPr>
+        <w:t>factory</w:t>
+      </w:r>
+      <w:r>
+        <w:rPr>
+          <w:rFonts w:ascii="Consolas" w:hAnsi="Consolas" w:eastAsia="Consolas"/>
+          <w:color w:val="D4D4D4"/>
+          <w:sz w:val="16"/>
+        </w:rPr>
+        <w:t>(</w:t>
+      </w:r>
+      <w:r>
+        <w:rPr>
+          <w:rFonts w:ascii="Consolas" w:hAnsi="Consolas" w:eastAsia="Consolas"/>
+          <w:color w:val="D4D4D4"/>
+          <w:sz w:val="16"/>
+        </w:rPr>
+        <w:t>)</w:t>
+      </w:r>
+      <w:r>
+        <w:rPr>
+          <w:rFonts w:ascii="Consolas" w:hAnsi="Consolas" w:eastAsia="Consolas"/>
+          <w:color w:val="D4D4D4"/>
+          <w:sz w:val="16"/>
+        </w:rPr>
+        <w:t>-</w:t>
+      </w:r>
+      <w:r>
+        <w:rPr>
+          <w:rFonts w:ascii="Consolas" w:hAnsi="Consolas" w:eastAsia="Consolas"/>
+          <w:color w:val="D4D4D4"/>
+          <w:sz w:val="16"/>
+        </w:rPr>
+        <w:t>&gt;</w:t>
+      </w:r>
+      <w:r>
+        <w:rPr>
+          <w:rFonts w:ascii="Consolas" w:hAnsi="Consolas" w:eastAsia="Consolas"/>
+          <w:color w:val="DCDCAA"/>
+          <w:sz w:val="16"/>
+        </w:rPr>
+        <w:t>create</w:t>
+      </w:r>
+      <w:r>
+        <w:rPr>
+          <w:rFonts w:ascii="Consolas" w:hAnsi="Consolas" w:eastAsia="Consolas"/>
+          <w:color w:val="D4D4D4"/>
+          <w:sz w:val="16"/>
+        </w:rPr>
+        <w:t>(</w:t>
+      </w:r>
+      <w:r>
+        <w:rPr>
+          <w:rFonts w:ascii="Consolas" w:hAnsi="Consolas" w:eastAsia="Consolas"/>
+          <w:color w:val="D4D4D4"/>
+          <w:sz w:val="16"/>
+        </w:rPr>
+        <w:t>)</w:t>
+      </w:r>
+      <w:r>
+        <w:rPr>
+          <w:rFonts w:ascii="Consolas" w:hAnsi="Consolas" w:eastAsia="Consolas"/>
+          <w:color w:val="D4D4D4"/>
+          <w:sz w:val="16"/>
+        </w:rPr>
+        <w:t>;</w:t>
+      </w:r>
+      <w:r>
+        <w:rPr>
+          <w:rFonts w:ascii="Consolas" w:hAnsi="Consolas" w:eastAsia="Consolas"/>
+          <w:color w:val="D4D4D4"/>
+          <w:sz w:val="16"/>
+        </w:rPr>
         <w:br/>
-      </w:r>
-      <w:r>
-        <w:rPr>
-          <w:rFonts w:ascii="Consolas" w:hAnsi="Consolas"/>
-          <w:color w:val="262626"/>
-          <w:sz w:val="16"/>
-        </w:rPr>
         <w:t xml:space="preserve">    </w:t>
       </w:r>
       <w:r>
         <w:rPr>
-          <w:rFonts w:ascii="Consolas" w:hAnsi="Consolas"/>
-          <w:color w:val="660E7A"/>
-          <w:sz w:val="16"/>
-        </w:rPr>
-        <w:t xml:space="preserve">$userA</w:t>
-      </w:r>
-      <w:r>
-        <w:rPr>
-          <w:rFonts w:ascii="Consolas" w:hAnsi="Consolas"/>
-          <w:color w:val="262626"/>
-          <w:sz w:val="16"/>
-        </w:rPr>
-        <w:t xml:space="preserve"> = </w:t>
-      </w:r>
-      <w:r>
-        <w:rPr>
-          <w:rFonts w:ascii="Consolas" w:hAnsi="Consolas"/>
-          <w:color w:val="267F99"/>
-          <w:sz w:val="16"/>
-        </w:rPr>
-        <w:t xml:space="preserve">User</w:t>
-      </w:r>
-      <w:r>
-        <w:rPr>
-          <w:rFonts w:ascii="Consolas" w:hAnsi="Consolas"/>
-          <w:color w:val="262626"/>
-          <w:sz w:val="16"/>
-        </w:rPr>
-        <w:t xml:space="preserve">::</w:t>
-      </w:r>
-      <w:r>
-        <w:rPr>
-          <w:rFonts w:ascii="Consolas" w:hAnsi="Consolas"/>
-          <w:color w:val="795E26"/>
-          <w:sz w:val="16"/>
-        </w:rPr>
-        <w:t xml:space="preserve">factory</w:t>
-      </w:r>
-      <w:r>
-        <w:rPr>
-          <w:rFonts w:ascii="Consolas" w:hAnsi="Consolas"/>
-          <w:color w:val="262626"/>
-          <w:sz w:val="16"/>
-        </w:rPr>
-        <w:t xml:space="preserve">()-&gt;</w:t>
-      </w:r>
-      <w:r>
-        <w:rPr>
-          <w:rFonts w:ascii="Consolas" w:hAnsi="Consolas"/>
-          <w:color w:val="795E26"/>
-          <w:sz w:val="16"/>
-        </w:rPr>
-        <w:t xml:space="preserve">create</w:t>
-      </w:r>
-      <w:r>
-        <w:rPr>
-          <w:rFonts w:ascii="Consolas" w:hAnsi="Consolas"/>
-          <w:color w:val="262626"/>
-          <w:sz w:val="16"/>
-        </w:rPr>
-        <w:t xml:space="preserve">();</w:t>
-      </w:r>
-      <w:r>
+          <w:rFonts w:ascii="Consolas" w:hAnsi="Consolas" w:eastAsia="Consolas"/>
+          <w:color w:val="9CDCFE"/>
+          <w:sz w:val="16"/>
+        </w:rPr>
+        <w:t>$userA</w:t>
+      </w:r>
+      <w:r>
+        <w:rPr>
+          <w:rFonts w:ascii="Consolas" w:hAnsi="Consolas" w:eastAsia="Consolas"/>
+          <w:color w:val="D4D4D4"/>
+          <w:sz w:val="16"/>
+        </w:rPr>
+        <w:t xml:space="preserve"> </w:t>
+      </w:r>
+      <w:r>
+        <w:rPr>
+          <w:rFonts w:ascii="Consolas" w:hAnsi="Consolas" w:eastAsia="Consolas"/>
+          <w:color w:val="D4D4D4"/>
+          <w:sz w:val="16"/>
+        </w:rPr>
+        <w:t>=</w:t>
+      </w:r>
+      <w:r>
+        <w:rPr>
+          <w:rFonts w:ascii="Consolas" w:hAnsi="Consolas" w:eastAsia="Consolas"/>
+          <w:color w:val="D4D4D4"/>
+          <w:sz w:val="16"/>
+        </w:rPr>
+        <w:t xml:space="preserve"> </w:t>
+      </w:r>
+      <w:r>
+        <w:rPr>
+          <w:rFonts w:ascii="Consolas" w:hAnsi="Consolas" w:eastAsia="Consolas"/>
+          <w:color w:val="4EC9B0"/>
+          <w:sz w:val="16"/>
+        </w:rPr>
+        <w:t>User</w:t>
+      </w:r>
+      <w:r>
+        <w:rPr>
+          <w:rFonts w:ascii="Consolas" w:hAnsi="Consolas" w:eastAsia="Consolas"/>
+          <w:color w:val="D4D4D4"/>
+          <w:sz w:val="16"/>
+        </w:rPr>
+        <w:t>:</w:t>
+      </w:r>
+      <w:r>
+        <w:rPr>
+          <w:rFonts w:ascii="Consolas" w:hAnsi="Consolas" w:eastAsia="Consolas"/>
+          <w:color w:val="D4D4D4"/>
+          <w:sz w:val="16"/>
+        </w:rPr>
+        <w:t>:</w:t>
+      </w:r>
+      <w:r>
+        <w:rPr>
+          <w:rFonts w:ascii="Consolas" w:hAnsi="Consolas" w:eastAsia="Consolas"/>
+          <w:color w:val="DCDCAA"/>
+          <w:sz w:val="16"/>
+        </w:rPr>
+        <w:t>factory</w:t>
+      </w:r>
+      <w:r>
+        <w:rPr>
+          <w:rFonts w:ascii="Consolas" w:hAnsi="Consolas" w:eastAsia="Consolas"/>
+          <w:color w:val="D4D4D4"/>
+          <w:sz w:val="16"/>
+        </w:rPr>
+        <w:t>(</w:t>
+      </w:r>
+      <w:r>
+        <w:rPr>
+          <w:rFonts w:ascii="Consolas" w:hAnsi="Consolas" w:eastAsia="Consolas"/>
+          <w:color w:val="D4D4D4"/>
+          <w:sz w:val="16"/>
+        </w:rPr>
+        <w:t>)</w:t>
+      </w:r>
+      <w:r>
+        <w:rPr>
+          <w:rFonts w:ascii="Consolas" w:hAnsi="Consolas" w:eastAsia="Consolas"/>
+          <w:color w:val="D4D4D4"/>
+          <w:sz w:val="16"/>
+        </w:rPr>
+        <w:t>-</w:t>
+      </w:r>
+      <w:r>
+        <w:rPr>
+          <w:rFonts w:ascii="Consolas" w:hAnsi="Consolas" w:eastAsia="Consolas"/>
+          <w:color w:val="D4D4D4"/>
+          <w:sz w:val="16"/>
+        </w:rPr>
+        <w:t>&gt;</w:t>
+      </w:r>
+      <w:r>
+        <w:rPr>
+          <w:rFonts w:ascii="Consolas" w:hAnsi="Consolas" w:eastAsia="Consolas"/>
+          <w:color w:val="DCDCAA"/>
+          <w:sz w:val="16"/>
+        </w:rPr>
+        <w:t>create</w:t>
+      </w:r>
+      <w:r>
+        <w:rPr>
+          <w:rFonts w:ascii="Consolas" w:hAnsi="Consolas" w:eastAsia="Consolas"/>
+          <w:color w:val="D4D4D4"/>
+          <w:sz w:val="16"/>
+        </w:rPr>
+        <w:t>(</w:t>
+      </w:r>
+      <w:r>
+        <w:rPr>
+          <w:rFonts w:ascii="Consolas" w:hAnsi="Consolas" w:eastAsia="Consolas"/>
+          <w:color w:val="D4D4D4"/>
+          <w:sz w:val="16"/>
+        </w:rPr>
+        <w:t>)</w:t>
+      </w:r>
+      <w:r>
+        <w:rPr>
+          <w:rFonts w:ascii="Consolas" w:hAnsi="Consolas" w:eastAsia="Consolas"/>
+          <w:color w:val="D4D4D4"/>
+          <w:sz w:val="16"/>
+        </w:rPr>
+        <w:t>;</w:t>
+      </w:r>
+      <w:r>
+        <w:rPr>
+          <w:rFonts w:ascii="Consolas" w:hAnsi="Consolas" w:eastAsia="Consolas"/>
+          <w:color w:val="D4D4D4"/>
+          <w:sz w:val="16"/>
+        </w:rPr>
         <w:br/>
-      </w:r>
-      <w:r>
-        <w:rPr>
-          <w:rFonts w:ascii="Consolas" w:hAnsi="Consolas"/>
-          <w:color w:val="262626"/>
-          <w:sz w:val="16"/>
-        </w:rPr>
         <w:t xml:space="preserve">    </w:t>
       </w:r>
       <w:r>
         <w:rPr>
-          <w:rFonts w:ascii="Consolas" w:hAnsi="Consolas"/>
-          <w:color w:val="660E7A"/>
-          <w:sz w:val="16"/>
-        </w:rPr>
-        <w:t xml:space="preserve">$menuB</w:t>
-      </w:r>
-      <w:r>
-        <w:rPr>
-          <w:rFonts w:ascii="Consolas" w:hAnsi="Consolas"/>
-          <w:color w:val="262626"/>
-          <w:sz w:val="16"/>
-        </w:rPr>
-        <w:t xml:space="preserve"> = </w:t>
-      </w:r>
-      <w:r>
-        <w:rPr>
-          <w:rFonts w:ascii="Consolas" w:hAnsi="Consolas"/>
-          <w:color w:val="267F99"/>
-          <w:sz w:val="16"/>
-        </w:rPr>
-        <w:t xml:space="preserve">Menu</w:t>
-      </w:r>
-      <w:r>
-        <w:rPr>
-          <w:rFonts w:ascii="Consolas" w:hAnsi="Consolas"/>
-          <w:color w:val="262626"/>
-          <w:sz w:val="16"/>
-        </w:rPr>
-        <w:t xml:space="preserve">::</w:t>
-      </w:r>
-      <w:r>
-        <w:rPr>
-          <w:rFonts w:ascii="Consolas" w:hAnsi="Consolas"/>
-          <w:color w:val="795E26"/>
-          <w:sz w:val="16"/>
-        </w:rPr>
-        <w:t xml:space="preserve">factory</w:t>
-      </w:r>
-      <w:r>
-        <w:rPr>
-          <w:rFonts w:ascii="Consolas" w:hAnsi="Consolas"/>
-          <w:color w:val="262626"/>
-          <w:sz w:val="16"/>
-        </w:rPr>
-        <w:t xml:space="preserve">()-&gt;</w:t>
-      </w:r>
-      <w:r>
-        <w:rPr>
-          <w:rFonts w:ascii="Consolas" w:hAnsi="Consolas"/>
-          <w:color w:val="795E26"/>
-          <w:sz w:val="16"/>
-        </w:rPr>
-        <w:t xml:space="preserve">for</w:t>
-      </w:r>
-      <w:r>
-        <w:rPr>
-          <w:rFonts w:ascii="Consolas" w:hAnsi="Consolas"/>
-          <w:color w:val="262626"/>
-          <w:sz w:val="16"/>
-        </w:rPr>
-        <w:t xml:space="preserve">(</w:t>
-      </w:r>
-      <w:r>
-        <w:rPr>
-          <w:rFonts w:ascii="Consolas" w:hAnsi="Consolas"/>
-          <w:color w:val="660E7A"/>
-          <w:sz w:val="16"/>
-        </w:rPr>
-        <w:t xml:space="preserve">$tenantB</w:t>
-      </w:r>
-      <w:r>
-        <w:rPr>
-          <w:rFonts w:ascii="Consolas" w:hAnsi="Consolas"/>
-          <w:color w:val="262626"/>
-          <w:sz w:val="16"/>
-        </w:rPr>
-        <w:t xml:space="preserve">)-&gt;</w:t>
-      </w:r>
-      <w:r>
-        <w:rPr>
-          <w:rFonts w:ascii="Consolas" w:hAnsi="Consolas"/>
-          <w:color w:val="795E26"/>
-          <w:sz w:val="16"/>
-        </w:rPr>
-        <w:t xml:space="preserve">create</w:t>
-      </w:r>
-      <w:r>
-        <w:rPr>
-          <w:rFonts w:ascii="Consolas" w:hAnsi="Consolas"/>
-          <w:color w:val="262626"/>
-          <w:sz w:val="16"/>
-        </w:rPr>
-        <w:t xml:space="preserve">();</w:t>
-      </w:r>
-      <w:r>
+          <w:rFonts w:ascii="Consolas" w:hAnsi="Consolas" w:eastAsia="Consolas"/>
+          <w:color w:val="9CDCFE"/>
+          <w:sz w:val="16"/>
+        </w:rPr>
+        <w:t>$menuB</w:t>
+      </w:r>
+      <w:r>
+        <w:rPr>
+          <w:rFonts w:ascii="Consolas" w:hAnsi="Consolas" w:eastAsia="Consolas"/>
+          <w:color w:val="D4D4D4"/>
+          <w:sz w:val="16"/>
+        </w:rPr>
+        <w:t xml:space="preserve"> </w:t>
+      </w:r>
+      <w:r>
+        <w:rPr>
+          <w:rFonts w:ascii="Consolas" w:hAnsi="Consolas" w:eastAsia="Consolas"/>
+          <w:color w:val="D4D4D4"/>
+          <w:sz w:val="16"/>
+        </w:rPr>
+        <w:t>=</w:t>
+      </w:r>
+      <w:r>
+        <w:rPr>
+          <w:rFonts w:ascii="Consolas" w:hAnsi="Consolas" w:eastAsia="Consolas"/>
+          <w:color w:val="D4D4D4"/>
+          <w:sz w:val="16"/>
+        </w:rPr>
+        <w:t xml:space="preserve"> </w:t>
+      </w:r>
+      <w:r>
+        <w:rPr>
+          <w:rFonts w:ascii="Consolas" w:hAnsi="Consolas" w:eastAsia="Consolas"/>
+          <w:color w:val="4EC9B0"/>
+          <w:sz w:val="16"/>
+        </w:rPr>
+        <w:t>Menu</w:t>
+      </w:r>
+      <w:r>
+        <w:rPr>
+          <w:rFonts w:ascii="Consolas" w:hAnsi="Consolas" w:eastAsia="Consolas"/>
+          <w:color w:val="D4D4D4"/>
+          <w:sz w:val="16"/>
+        </w:rPr>
+        <w:t>:</w:t>
+      </w:r>
+      <w:r>
+        <w:rPr>
+          <w:rFonts w:ascii="Consolas" w:hAnsi="Consolas" w:eastAsia="Consolas"/>
+          <w:color w:val="D4D4D4"/>
+          <w:sz w:val="16"/>
+        </w:rPr>
+        <w:t>:</w:t>
+      </w:r>
+      <w:r>
+        <w:rPr>
+          <w:rFonts w:ascii="Consolas" w:hAnsi="Consolas" w:eastAsia="Consolas"/>
+          <w:color w:val="DCDCAA"/>
+          <w:sz w:val="16"/>
+        </w:rPr>
+        <w:t>factory</w:t>
+      </w:r>
+      <w:r>
+        <w:rPr>
+          <w:rFonts w:ascii="Consolas" w:hAnsi="Consolas" w:eastAsia="Consolas"/>
+          <w:color w:val="D4D4D4"/>
+          <w:sz w:val="16"/>
+        </w:rPr>
+        <w:t>(</w:t>
+      </w:r>
+      <w:r>
+        <w:rPr>
+          <w:rFonts w:ascii="Consolas" w:hAnsi="Consolas" w:eastAsia="Consolas"/>
+          <w:color w:val="D4D4D4"/>
+          <w:sz w:val="16"/>
+        </w:rPr>
+        <w:t>)</w:t>
+      </w:r>
+      <w:r>
+        <w:rPr>
+          <w:rFonts w:ascii="Consolas" w:hAnsi="Consolas" w:eastAsia="Consolas"/>
+          <w:color w:val="D4D4D4"/>
+          <w:sz w:val="16"/>
+        </w:rPr>
+        <w:t>-</w:t>
+      </w:r>
+      <w:r>
+        <w:rPr>
+          <w:rFonts w:ascii="Consolas" w:hAnsi="Consolas" w:eastAsia="Consolas"/>
+          <w:color w:val="D4D4D4"/>
+          <w:sz w:val="16"/>
+        </w:rPr>
+        <w:t>&gt;</w:t>
+      </w:r>
+      <w:r>
+        <w:rPr>
+          <w:rFonts w:ascii="Consolas" w:hAnsi="Consolas" w:eastAsia="Consolas"/>
+          <w:color w:val="569CD6"/>
+          <w:sz w:val="16"/>
+        </w:rPr>
+        <w:t>for</w:t>
+      </w:r>
+      <w:r>
+        <w:rPr>
+          <w:rFonts w:ascii="Consolas" w:hAnsi="Consolas" w:eastAsia="Consolas"/>
+          <w:color w:val="D4D4D4"/>
+          <w:sz w:val="16"/>
+        </w:rPr>
+        <w:t>(</w:t>
+      </w:r>
+      <w:r>
+        <w:rPr>
+          <w:rFonts w:ascii="Consolas" w:hAnsi="Consolas" w:eastAsia="Consolas"/>
+          <w:color w:val="9CDCFE"/>
+          <w:sz w:val="16"/>
+        </w:rPr>
+        <w:t>$tenantB</w:t>
+      </w:r>
+      <w:r>
+        <w:rPr>
+          <w:rFonts w:ascii="Consolas" w:hAnsi="Consolas" w:eastAsia="Consolas"/>
+          <w:color w:val="D4D4D4"/>
+          <w:sz w:val="16"/>
+        </w:rPr>
+        <w:t>)</w:t>
+      </w:r>
+      <w:r>
+        <w:rPr>
+          <w:rFonts w:ascii="Consolas" w:hAnsi="Consolas" w:eastAsia="Consolas"/>
+          <w:color w:val="D4D4D4"/>
+          <w:sz w:val="16"/>
+        </w:rPr>
+        <w:t>-</w:t>
+      </w:r>
+      <w:r>
+        <w:rPr>
+          <w:rFonts w:ascii="Consolas" w:hAnsi="Consolas" w:eastAsia="Consolas"/>
+          <w:color w:val="D4D4D4"/>
+          <w:sz w:val="16"/>
+        </w:rPr>
+        <w:t>&gt;</w:t>
+      </w:r>
+      <w:r>
+        <w:rPr>
+          <w:rFonts w:ascii="Consolas" w:hAnsi="Consolas" w:eastAsia="Consolas"/>
+          <w:color w:val="DCDCAA"/>
+          <w:sz w:val="16"/>
+        </w:rPr>
+        <w:t>create</w:t>
+      </w:r>
+      <w:r>
+        <w:rPr>
+          <w:rFonts w:ascii="Consolas" w:hAnsi="Consolas" w:eastAsia="Consolas"/>
+          <w:color w:val="D4D4D4"/>
+          <w:sz w:val="16"/>
+        </w:rPr>
+        <w:t>(</w:t>
+      </w:r>
+      <w:r>
+        <w:rPr>
+          <w:rFonts w:ascii="Consolas" w:hAnsi="Consolas" w:eastAsia="Consolas"/>
+          <w:color w:val="D4D4D4"/>
+          <w:sz w:val="16"/>
+        </w:rPr>
+        <w:t>)</w:t>
+      </w:r>
+      <w:r>
+        <w:rPr>
+          <w:rFonts w:ascii="Consolas" w:hAnsi="Consolas" w:eastAsia="Consolas"/>
+          <w:color w:val="D4D4D4"/>
+          <w:sz w:val="16"/>
+        </w:rPr>
+        <w:t>;</w:t>
+      </w:r>
+      <w:r>
+        <w:rPr>
+          <w:rFonts w:ascii="Consolas" w:hAnsi="Consolas" w:eastAsia="Consolas"/>
+          <w:color w:val="D4D4D4"/>
+          <w:sz w:val="16"/>
+        </w:rPr>
         <w:br/>
-      </w:r>
-      <w:r>
         <w:br/>
-      </w:r>
-      <w:r>
-        <w:rPr>
-          <w:rFonts w:ascii="Consolas" w:hAnsi="Consolas"/>
-          <w:color w:val="262626"/>
-          <w:sz w:val="16"/>
-        </w:rPr>
         <w:t xml:space="preserve">    </w:t>
       </w:r>
       <w:r>
         <w:rPr>
-          <w:rFonts w:ascii="Consolas" w:hAnsi="Consolas"/>
-          <w:color w:val="660E7A"/>
-          <w:sz w:val="16"/>
-        </w:rPr>
-        <w:t xml:space="preserve">$userA</w:t>
-      </w:r>
-      <w:r>
-        <w:rPr>
-          <w:rFonts w:ascii="Consolas" w:hAnsi="Consolas"/>
-          <w:color w:val="262626"/>
-          <w:sz w:val="16"/>
-        </w:rPr>
-        <w:t xml:space="preserve">-&gt;</w:t>
-      </w:r>
-      <w:r>
-        <w:rPr>
-          <w:rFonts w:ascii="Consolas" w:hAnsi="Consolas"/>
-          <w:color w:val="795E26"/>
-          <w:sz w:val="16"/>
-        </w:rPr>
-        <w:t xml:space="preserve">tenants</w:t>
-      </w:r>
-      <w:r>
-        <w:rPr>
-          <w:rFonts w:ascii="Consolas" w:hAnsi="Consolas"/>
-          <w:color w:val="262626"/>
-          <w:sz w:val="16"/>
-        </w:rPr>
-        <w:t xml:space="preserve">()-&gt;</w:t>
-      </w:r>
-      <w:r>
-        <w:rPr>
-          <w:rFonts w:ascii="Consolas" w:hAnsi="Consolas"/>
-          <w:color w:val="795E26"/>
-          <w:sz w:val="16"/>
-        </w:rPr>
-        <w:t xml:space="preserve">attach</w:t>
-      </w:r>
-      <w:r>
-        <w:rPr>
-          <w:rFonts w:ascii="Consolas" w:hAnsi="Consolas"/>
-          <w:color w:val="262626"/>
-          <w:sz w:val="16"/>
-        </w:rPr>
-        <w:t xml:space="preserve">(</w:t>
-      </w:r>
-      <w:r>
-        <w:rPr>
-          <w:rFonts w:ascii="Consolas" w:hAnsi="Consolas"/>
-          <w:color w:val="660E7A"/>
-          <w:sz w:val="16"/>
-        </w:rPr>
-        <w:t xml:space="preserve">$tenantA</w:t>
-      </w:r>
-      <w:r>
-        <w:rPr>
-          <w:rFonts w:ascii="Consolas" w:hAnsi="Consolas"/>
-          <w:color w:val="262626"/>
-          <w:sz w:val="16"/>
-        </w:rPr>
-        <w:t xml:space="preserve">, [</w:t>
-      </w:r>
-      <w:r>
+          <w:rFonts w:ascii="Consolas" w:hAnsi="Consolas" w:eastAsia="Consolas"/>
+          <w:color w:val="9CDCFE"/>
+          <w:sz w:val="16"/>
+        </w:rPr>
+        <w:t>$userA</w:t>
+      </w:r>
+      <w:r>
+        <w:rPr>
+          <w:rFonts w:ascii="Consolas" w:hAnsi="Consolas" w:eastAsia="Consolas"/>
+          <w:color w:val="D4D4D4"/>
+          <w:sz w:val="16"/>
+        </w:rPr>
+        <w:t>-</w:t>
+      </w:r>
+      <w:r>
+        <w:rPr>
+          <w:rFonts w:ascii="Consolas" w:hAnsi="Consolas" w:eastAsia="Consolas"/>
+          <w:color w:val="D4D4D4"/>
+          <w:sz w:val="16"/>
+        </w:rPr>
+        <w:t>&gt;</w:t>
+      </w:r>
+      <w:r>
+        <w:rPr>
+          <w:rFonts w:ascii="Consolas" w:hAnsi="Consolas" w:eastAsia="Consolas"/>
+          <w:color w:val="DCDCAA"/>
+          <w:sz w:val="16"/>
+        </w:rPr>
+        <w:t>tenants</w:t>
+      </w:r>
+      <w:r>
+        <w:rPr>
+          <w:rFonts w:ascii="Consolas" w:hAnsi="Consolas" w:eastAsia="Consolas"/>
+          <w:color w:val="D4D4D4"/>
+          <w:sz w:val="16"/>
+        </w:rPr>
+        <w:t>(</w:t>
+      </w:r>
+      <w:r>
+        <w:rPr>
+          <w:rFonts w:ascii="Consolas" w:hAnsi="Consolas" w:eastAsia="Consolas"/>
+          <w:color w:val="D4D4D4"/>
+          <w:sz w:val="16"/>
+        </w:rPr>
+        <w:t>)</w:t>
+      </w:r>
+      <w:r>
+        <w:rPr>
+          <w:rFonts w:ascii="Consolas" w:hAnsi="Consolas" w:eastAsia="Consolas"/>
+          <w:color w:val="D4D4D4"/>
+          <w:sz w:val="16"/>
+        </w:rPr>
+        <w:t>-</w:t>
+      </w:r>
+      <w:r>
+        <w:rPr>
+          <w:rFonts w:ascii="Consolas" w:hAnsi="Consolas" w:eastAsia="Consolas"/>
+          <w:color w:val="D4D4D4"/>
+          <w:sz w:val="16"/>
+        </w:rPr>
+        <w:t>&gt;</w:t>
+      </w:r>
+      <w:r>
+        <w:rPr>
+          <w:rFonts w:ascii="Consolas" w:hAnsi="Consolas" w:eastAsia="Consolas"/>
+          <w:color w:val="DCDCAA"/>
+          <w:sz w:val="16"/>
+        </w:rPr>
+        <w:t>attach</w:t>
+      </w:r>
+      <w:r>
+        <w:rPr>
+          <w:rFonts w:ascii="Consolas" w:hAnsi="Consolas" w:eastAsia="Consolas"/>
+          <w:color w:val="D4D4D4"/>
+          <w:sz w:val="16"/>
+        </w:rPr>
+        <w:t>(</w:t>
+      </w:r>
+      <w:r>
+        <w:rPr>
+          <w:rFonts w:ascii="Consolas" w:hAnsi="Consolas" w:eastAsia="Consolas"/>
+          <w:color w:val="9CDCFE"/>
+          <w:sz w:val="16"/>
+        </w:rPr>
+        <w:t>$tenantA</w:t>
+      </w:r>
+      <w:r>
+        <w:rPr>
+          <w:rFonts w:ascii="Consolas" w:hAnsi="Consolas" w:eastAsia="Consolas"/>
+          <w:color w:val="D4D4D4"/>
+          <w:sz w:val="16"/>
+        </w:rPr>
+        <w:t>,</w:t>
+      </w:r>
+      <w:r>
+        <w:rPr>
+          <w:rFonts w:ascii="Consolas" w:hAnsi="Consolas" w:eastAsia="Consolas"/>
+          <w:color w:val="D4D4D4"/>
+          <w:sz w:val="16"/>
+        </w:rPr>
+        <w:t xml:space="preserve"> </w:t>
+      </w:r>
+      <w:r>
+        <w:rPr>
+          <w:rFonts w:ascii="Consolas" w:hAnsi="Consolas" w:eastAsia="Consolas"/>
+          <w:color w:val="D4D4D4"/>
+          <w:sz w:val="16"/>
+        </w:rPr>
+        <w:t>[</w:t>
+      </w:r>
+      <w:r>
+        <w:rPr>
+          <w:rFonts w:ascii="Consolas" w:hAnsi="Consolas" w:eastAsia="Consolas"/>
+          <w:color w:val="D4D4D4"/>
+          <w:sz w:val="16"/>
+        </w:rPr>
         <w:br/>
-      </w:r>
-      <w:r>
-        <w:rPr>
-          <w:rFonts w:ascii="Consolas" w:hAnsi="Consolas"/>
-          <w:color w:val="262626"/>
-          <w:sz w:val="16"/>
-        </w:rPr>
         <w:t xml:space="preserve">        </w:t>
       </w:r>
       <w:r>
         <w:rPr>
-          <w:rFonts w:ascii="Consolas" w:hAnsi="Consolas"/>
-          <w:color w:val="00733B"/>
-          <w:sz w:val="16"/>
-        </w:rPr>
-        <w:t xml:space="preserve">'role'</w:t>
-      </w:r>
-      <w:r>
-        <w:rPr>
-          <w:rFonts w:ascii="Consolas" w:hAnsi="Consolas"/>
-          <w:color w:val="262626"/>
-          <w:sz w:val="16"/>
-        </w:rPr>
-        <w:t xml:space="preserve"> =&gt; </w:t>
-      </w:r>
-      <w:r>
-        <w:rPr>
-          <w:rFonts w:ascii="Consolas" w:hAnsi="Consolas"/>
-          <w:color w:val="00733B"/>
-          <w:sz w:val="16"/>
-        </w:rPr>
-        <w:t xml:space="preserve">'operator'</w:t>
-      </w:r>
-      <w:r>
-        <w:rPr>
-          <w:rFonts w:ascii="Consolas" w:hAnsi="Consolas"/>
-          <w:color w:val="262626"/>
-          <w:sz w:val="16"/>
-        </w:rPr>
-        <w:t xml:space="preserve">,</w:t>
-      </w:r>
-      <w:r>
+          <w:rFonts w:ascii="Consolas" w:hAnsi="Consolas" w:eastAsia="Consolas"/>
+          <w:color w:val="CE9178"/>
+          <w:sz w:val="16"/>
+        </w:rPr>
+        <w:t>'role'</w:t>
+      </w:r>
+      <w:r>
+        <w:rPr>
+          <w:rFonts w:ascii="Consolas" w:hAnsi="Consolas" w:eastAsia="Consolas"/>
+          <w:color w:val="D4D4D4"/>
+          <w:sz w:val="16"/>
+        </w:rPr>
+        <w:t xml:space="preserve"> </w:t>
+      </w:r>
+      <w:r>
+        <w:rPr>
+          <w:rFonts w:ascii="Consolas" w:hAnsi="Consolas" w:eastAsia="Consolas"/>
+          <w:color w:val="D4D4D4"/>
+          <w:sz w:val="16"/>
+        </w:rPr>
+        <w:t>=</w:t>
+      </w:r>
+      <w:r>
+        <w:rPr>
+          <w:rFonts w:ascii="Consolas" w:hAnsi="Consolas" w:eastAsia="Consolas"/>
+          <w:color w:val="D4D4D4"/>
+          <w:sz w:val="16"/>
+        </w:rPr>
+        <w:t>&gt;</w:t>
+      </w:r>
+      <w:r>
+        <w:rPr>
+          <w:rFonts w:ascii="Consolas" w:hAnsi="Consolas" w:eastAsia="Consolas"/>
+          <w:color w:val="D4D4D4"/>
+          <w:sz w:val="16"/>
+        </w:rPr>
+        <w:t xml:space="preserve"> </w:t>
+      </w:r>
+      <w:r>
+        <w:rPr>
+          <w:rFonts w:ascii="Consolas" w:hAnsi="Consolas" w:eastAsia="Consolas"/>
+          <w:color w:val="CE9178"/>
+          <w:sz w:val="16"/>
+        </w:rPr>
+        <w:t>'operator'</w:t>
+      </w:r>
+      <w:r>
+        <w:rPr>
+          <w:rFonts w:ascii="Consolas" w:hAnsi="Consolas" w:eastAsia="Consolas"/>
+          <w:color w:val="D4D4D4"/>
+          <w:sz w:val="16"/>
+        </w:rPr>
+        <w:t>,</w:t>
+      </w:r>
+      <w:r>
+        <w:rPr>
+          <w:rFonts w:ascii="Consolas" w:hAnsi="Consolas" w:eastAsia="Consolas"/>
+          <w:color w:val="D4D4D4"/>
+          <w:sz w:val="16"/>
+        </w:rPr>
         <w:br/>
-      </w:r>
-      <w:r>
-        <w:rPr>
-          <w:rFonts w:ascii="Consolas" w:hAnsi="Consolas"/>
-          <w:color w:val="262626"/>
-          <w:sz w:val="16"/>
-        </w:rPr>
-        <w:t xml:space="preserve">    ]);</w:t>
-      </w:r>
-      <w:r>
+        <w:t xml:space="preserve">    </w:t>
+      </w:r>
+      <w:r>
+        <w:rPr>
+          <w:rFonts w:ascii="Consolas" w:hAnsi="Consolas" w:eastAsia="Consolas"/>
+          <w:color w:val="D4D4D4"/>
+          <w:sz w:val="16"/>
+        </w:rPr>
+        <w:t>]</w:t>
+      </w:r>
+      <w:r>
+        <w:rPr>
+          <w:rFonts w:ascii="Consolas" w:hAnsi="Consolas" w:eastAsia="Consolas"/>
+          <w:color w:val="D4D4D4"/>
+          <w:sz w:val="16"/>
+        </w:rPr>
+        <w:t>)</w:t>
+      </w:r>
+      <w:r>
+        <w:rPr>
+          <w:rFonts w:ascii="Consolas" w:hAnsi="Consolas" w:eastAsia="Consolas"/>
+          <w:color w:val="D4D4D4"/>
+          <w:sz w:val="16"/>
+        </w:rPr>
+        <w:t>;</w:t>
+      </w:r>
+      <w:r>
+        <w:rPr>
+          <w:rFonts w:ascii="Consolas" w:hAnsi="Consolas" w:eastAsia="Consolas"/>
+          <w:color w:val="D4D4D4"/>
+          <w:sz w:val="16"/>
+        </w:rPr>
         <w:br/>
-      </w:r>
-      <w:r>
         <w:br/>
-      </w:r>
-      <w:r>
-        <w:rPr>
-          <w:rFonts w:ascii="Consolas" w:hAnsi="Consolas"/>
-          <w:color w:val="262626"/>
-          <w:sz w:val="16"/>
-        </w:rPr>
         <w:t xml:space="preserve">    </w:t>
       </w:r>
       <w:r>
         <w:rPr>
-          <w:rFonts w:ascii="Consolas" w:hAnsi="Consolas"/>
-          <w:color w:val="660E7A"/>
-          <w:sz w:val="16"/>
-        </w:rPr>
-        <w:t xml:space="preserve">$this</w:t>
-      </w:r>
-      <w:r>
-        <w:rPr>
-          <w:rFonts w:ascii="Consolas" w:hAnsi="Consolas"/>
-          <w:color w:val="262626"/>
-          <w:sz w:val="16"/>
-        </w:rPr>
-        <w:t xml:space="preserve">-&gt;</w:t>
-      </w:r>
-      <w:r>
-        <w:rPr>
-          <w:rFonts w:ascii="Consolas" w:hAnsi="Consolas"/>
-          <w:color w:val="795E26"/>
-          <w:sz w:val="16"/>
-        </w:rPr>
-        <w:t xml:space="preserve">actingAs</w:t>
-      </w:r>
-      <w:r>
-        <w:rPr>
-          <w:rFonts w:ascii="Consolas" w:hAnsi="Consolas"/>
-          <w:color w:val="262626"/>
-          <w:sz w:val="16"/>
-        </w:rPr>
-        <w:t xml:space="preserve">(</w:t>
-      </w:r>
-      <w:r>
-        <w:rPr>
-          <w:rFonts w:ascii="Consolas" w:hAnsi="Consolas"/>
-          <w:color w:val="660E7A"/>
-          <w:sz w:val="16"/>
-        </w:rPr>
-        <w:t xml:space="preserve">$userA</w:t>
-      </w:r>
-      <w:r>
-        <w:rPr>
-          <w:rFonts w:ascii="Consolas" w:hAnsi="Consolas"/>
-          <w:color w:val="262626"/>
-          <w:sz w:val="16"/>
-        </w:rPr>
-        <w:t xml:space="preserve">)</w:t>
-      </w:r>
-      <w:r>
+          <w:rFonts w:ascii="Consolas" w:hAnsi="Consolas" w:eastAsia="Consolas"/>
+          <w:color w:val="9CDCFE"/>
+          <w:sz w:val="16"/>
+        </w:rPr>
+        <w:t>$this</w:t>
+      </w:r>
+      <w:r>
+        <w:rPr>
+          <w:rFonts w:ascii="Consolas" w:hAnsi="Consolas" w:eastAsia="Consolas"/>
+          <w:color w:val="D4D4D4"/>
+          <w:sz w:val="16"/>
+        </w:rPr>
+        <w:t>-</w:t>
+      </w:r>
+      <w:r>
+        <w:rPr>
+          <w:rFonts w:ascii="Consolas" w:hAnsi="Consolas" w:eastAsia="Consolas"/>
+          <w:color w:val="D4D4D4"/>
+          <w:sz w:val="16"/>
+        </w:rPr>
+        <w:t>&gt;</w:t>
+      </w:r>
+      <w:r>
+        <w:rPr>
+          <w:rFonts w:ascii="Consolas" w:hAnsi="Consolas" w:eastAsia="Consolas"/>
+          <w:color w:val="DCDCAA"/>
+          <w:sz w:val="16"/>
+        </w:rPr>
+        <w:t>actingAs</w:t>
+      </w:r>
+      <w:r>
+        <w:rPr>
+          <w:rFonts w:ascii="Consolas" w:hAnsi="Consolas" w:eastAsia="Consolas"/>
+          <w:color w:val="D4D4D4"/>
+          <w:sz w:val="16"/>
+        </w:rPr>
+        <w:t>(</w:t>
+      </w:r>
+      <w:r>
+        <w:rPr>
+          <w:rFonts w:ascii="Consolas" w:hAnsi="Consolas" w:eastAsia="Consolas"/>
+          <w:color w:val="9CDCFE"/>
+          <w:sz w:val="16"/>
+        </w:rPr>
+        <w:t>$userA</w:t>
+      </w:r>
+      <w:r>
+        <w:rPr>
+          <w:rFonts w:ascii="Consolas" w:hAnsi="Consolas" w:eastAsia="Consolas"/>
+          <w:color w:val="D4D4D4"/>
+          <w:sz w:val="16"/>
+        </w:rPr>
+        <w:t>)</w:t>
+      </w:r>
+      <w:r>
+        <w:rPr>
+          <w:rFonts w:ascii="Consolas" w:hAnsi="Consolas" w:eastAsia="Consolas"/>
+          <w:color w:val="D4D4D4"/>
+          <w:sz w:val="16"/>
+        </w:rPr>
         <w:br/>
-      </w:r>
-      <w:r>
-        <w:rPr>
-          <w:rFonts w:ascii="Consolas" w:hAnsi="Consolas"/>
-          <w:color w:val="262626"/>
-          <w:sz w:val="16"/>
-        </w:rPr>
-        <w:t xml:space="preserve">        -&gt;</w:t>
-      </w:r>
-      <w:r>
-        <w:rPr>
-          <w:rFonts w:ascii="Consolas" w:hAnsi="Consolas"/>
-          <w:color w:val="795E26"/>
-          <w:sz w:val="16"/>
-        </w:rPr>
-        <w:t xml:space="preserve">get</w:t>
-      </w:r>
-      <w:r>
-        <w:rPr>
-          <w:rFonts w:ascii="Consolas" w:hAnsi="Consolas"/>
-          <w:color w:val="262626"/>
-          <w:sz w:val="16"/>
-        </w:rPr>
-        <w:t xml:space="preserve">(</w:t>
-      </w:r>
-      <w:r>
-        <w:rPr>
-          <w:rFonts w:ascii="Consolas" w:hAnsi="Consolas"/>
-          <w:color w:val="795E26"/>
-          <w:sz w:val="16"/>
-        </w:rPr>
-        <w:t xml:space="preserve">route</w:t>
-      </w:r>
-      <w:r>
-        <w:rPr>
-          <w:rFonts w:ascii="Consolas" w:hAnsi="Consolas"/>
-          <w:color w:val="262626"/>
-          <w:sz w:val="16"/>
-        </w:rPr>
-        <w:t xml:space="preserve">(</w:t>
-      </w:r>
-      <w:r>
-        <w:rPr>
-          <w:rFonts w:ascii="Consolas" w:hAnsi="Consolas"/>
-          <w:color w:val="00733B"/>
-          <w:sz w:val="16"/>
-        </w:rPr>
-        <w:t xml:space="preserve">'tenant.menus.show'</w:t>
-      </w:r>
-      <w:r>
-        <w:rPr>
-          <w:rFonts w:ascii="Consolas" w:hAnsi="Consolas"/>
-          <w:color w:val="262626"/>
-          <w:sz w:val="16"/>
-        </w:rPr>
-        <w:t xml:space="preserve">, </w:t>
-      </w:r>
-      <w:r>
-        <w:rPr>
-          <w:rFonts w:ascii="Consolas" w:hAnsi="Consolas"/>
-          <w:color w:val="660E7A"/>
-          <w:sz w:val="16"/>
-        </w:rPr>
-        <w:t xml:space="preserve">$menuB</w:t>
-      </w:r>
-      <w:r>
-        <w:rPr>
-          <w:rFonts w:ascii="Consolas" w:hAnsi="Consolas"/>
-          <w:color w:val="262626"/>
-          <w:sz w:val="16"/>
-        </w:rPr>
-        <w:t xml:space="preserve">))</w:t>
-      </w:r>
-      <w:r>
+        <w:t xml:space="preserve">        </w:t>
+      </w:r>
+      <w:r>
+        <w:rPr>
+          <w:rFonts w:ascii="Consolas" w:hAnsi="Consolas" w:eastAsia="Consolas"/>
+          <w:color w:val="D4D4D4"/>
+          <w:sz w:val="16"/>
+        </w:rPr>
+        <w:t>-</w:t>
+      </w:r>
+      <w:r>
+        <w:rPr>
+          <w:rFonts w:ascii="Consolas" w:hAnsi="Consolas" w:eastAsia="Consolas"/>
+          <w:color w:val="D4D4D4"/>
+          <w:sz w:val="16"/>
+        </w:rPr>
+        <w:t>&gt;</w:t>
+      </w:r>
+      <w:r>
+        <w:rPr>
+          <w:rFonts w:ascii="Consolas" w:hAnsi="Consolas" w:eastAsia="Consolas"/>
+          <w:color w:val="DCDCAA"/>
+          <w:sz w:val="16"/>
+        </w:rPr>
+        <w:t>get</w:t>
+      </w:r>
+      <w:r>
+        <w:rPr>
+          <w:rFonts w:ascii="Consolas" w:hAnsi="Consolas" w:eastAsia="Consolas"/>
+          <w:color w:val="D4D4D4"/>
+          <w:sz w:val="16"/>
+        </w:rPr>
+        <w:t>(</w:t>
+      </w:r>
+      <w:r>
+        <w:rPr>
+          <w:rFonts w:ascii="Consolas" w:hAnsi="Consolas" w:eastAsia="Consolas"/>
+          <w:color w:val="DCDCAA"/>
+          <w:sz w:val="16"/>
+        </w:rPr>
+        <w:t>route</w:t>
+      </w:r>
+      <w:r>
+        <w:rPr>
+          <w:rFonts w:ascii="Consolas" w:hAnsi="Consolas" w:eastAsia="Consolas"/>
+          <w:color w:val="D4D4D4"/>
+          <w:sz w:val="16"/>
+        </w:rPr>
+        <w:t>(</w:t>
+      </w:r>
+      <w:r>
+        <w:rPr>
+          <w:rFonts w:ascii="Consolas" w:hAnsi="Consolas" w:eastAsia="Consolas"/>
+          <w:color w:val="CE9178"/>
+          <w:sz w:val="16"/>
+        </w:rPr>
+        <w:t>'tenant.menus.show'</w:t>
+      </w:r>
+      <w:r>
+        <w:rPr>
+          <w:rFonts w:ascii="Consolas" w:hAnsi="Consolas" w:eastAsia="Consolas"/>
+          <w:color w:val="D4D4D4"/>
+          <w:sz w:val="16"/>
+        </w:rPr>
+        <w:t>,</w:t>
+      </w:r>
+      <w:r>
+        <w:rPr>
+          <w:rFonts w:ascii="Consolas" w:hAnsi="Consolas" w:eastAsia="Consolas"/>
+          <w:color w:val="D4D4D4"/>
+          <w:sz w:val="16"/>
+        </w:rPr>
+        <w:t xml:space="preserve"> </w:t>
+      </w:r>
+      <w:r>
+        <w:rPr>
+          <w:rFonts w:ascii="Consolas" w:hAnsi="Consolas" w:eastAsia="Consolas"/>
+          <w:color w:val="9CDCFE"/>
+          <w:sz w:val="16"/>
+        </w:rPr>
+        <w:t>$menuB</w:t>
+      </w:r>
+      <w:r>
+        <w:rPr>
+          <w:rFonts w:ascii="Consolas" w:hAnsi="Consolas" w:eastAsia="Consolas"/>
+          <w:color w:val="D4D4D4"/>
+          <w:sz w:val="16"/>
+        </w:rPr>
+        <w:t>)</w:t>
+      </w:r>
+      <w:r>
+        <w:rPr>
+          <w:rFonts w:ascii="Consolas" w:hAnsi="Consolas" w:eastAsia="Consolas"/>
+          <w:color w:val="D4D4D4"/>
+          <w:sz w:val="16"/>
+        </w:rPr>
+        <w:t>)</w:t>
+      </w:r>
+      <w:r>
+        <w:rPr>
+          <w:rFonts w:ascii="Consolas" w:hAnsi="Consolas" w:eastAsia="Consolas"/>
+          <w:color w:val="D4D4D4"/>
+          <w:sz w:val="16"/>
+        </w:rPr>
         <w:br/>
-      </w:r>
-      <w:r>
-        <w:rPr>
-          <w:rFonts w:ascii="Consolas" w:hAnsi="Consolas"/>
-          <w:color w:val="262626"/>
-          <w:sz w:val="16"/>
-        </w:rPr>
-        <w:t xml:space="preserve">        -&gt;</w:t>
-      </w:r>
-      <w:r>
-        <w:rPr>
-          <w:rFonts w:ascii="Consolas" w:hAnsi="Consolas"/>
-          <w:color w:val="795E26"/>
-          <w:sz w:val="16"/>
-        </w:rPr>
-        <w:t xml:space="preserve">assertNotFound</w:t>
-      </w:r>
-      <w:r>
-        <w:rPr>
-          <w:rFonts w:ascii="Consolas" w:hAnsi="Consolas"/>
-          <w:color w:val="262626"/>
-          <w:sz w:val="16"/>
-        </w:rPr>
-        <w:t xml:space="preserve">();</w:t>
-      </w:r>
-      <w:r>
+        <w:t xml:space="preserve">        </w:t>
+      </w:r>
+      <w:r>
+        <w:rPr>
+          <w:rFonts w:ascii="Consolas" w:hAnsi="Consolas" w:eastAsia="Consolas"/>
+          <w:color w:val="D4D4D4"/>
+          <w:sz w:val="16"/>
+        </w:rPr>
+        <w:t>-</w:t>
+      </w:r>
+      <w:r>
+        <w:rPr>
+          <w:rFonts w:ascii="Consolas" w:hAnsi="Consolas" w:eastAsia="Consolas"/>
+          <w:color w:val="D4D4D4"/>
+          <w:sz w:val="16"/>
+        </w:rPr>
+        <w:t>&gt;</w:t>
+      </w:r>
+      <w:r>
+        <w:rPr>
+          <w:rFonts w:ascii="Consolas" w:hAnsi="Consolas" w:eastAsia="Consolas"/>
+          <w:color w:val="DCDCAA"/>
+          <w:sz w:val="16"/>
+        </w:rPr>
+        <w:t>assertNotFound</w:t>
+      </w:r>
+      <w:r>
+        <w:rPr>
+          <w:rFonts w:ascii="Consolas" w:hAnsi="Consolas" w:eastAsia="Consolas"/>
+          <w:color w:val="D4D4D4"/>
+          <w:sz w:val="16"/>
+        </w:rPr>
+        <w:t>(</w:t>
+      </w:r>
+      <w:r>
+        <w:rPr>
+          <w:rFonts w:ascii="Consolas" w:hAnsi="Consolas" w:eastAsia="Consolas"/>
+          <w:color w:val="D4D4D4"/>
+          <w:sz w:val="16"/>
+        </w:rPr>
+        <w:t>)</w:t>
+      </w:r>
+      <w:r>
+        <w:rPr>
+          <w:rFonts w:ascii="Consolas" w:hAnsi="Consolas" w:eastAsia="Consolas"/>
+          <w:color w:val="D4D4D4"/>
+          <w:sz w:val="16"/>
+        </w:rPr>
+        <w:t>;</w:t>
+      </w:r>
+      <w:r>
+        <w:rPr>
+          <w:rFonts w:ascii="Consolas" w:hAnsi="Consolas" w:eastAsia="Consolas"/>
+          <w:color w:val="D4D4D4"/>
+          <w:sz w:val="16"/>
+        </w:rPr>
         <w:br/>
-      </w:r>
-      <w:r>
         <w:br/>
-      </w:r>
-      <w:r>
-        <w:rPr>
-          <w:rFonts w:ascii="Consolas" w:hAnsi="Consolas"/>
-          <w:color w:val="262626"/>
-          <w:sz w:val="16"/>
-        </w:rPr>
         <w:t xml:space="preserve">    </w:t>
       </w:r>
       <w:r>
         <w:rPr>
-          <w:rFonts w:ascii="Consolas" w:hAnsi="Consolas"/>
-          <w:color w:val="660E7A"/>
-          <w:sz w:val="16"/>
-        </w:rPr>
-        <w:t xml:space="preserve">$this</w:t>
-      </w:r>
-      <w:r>
-        <w:rPr>
-          <w:rFonts w:ascii="Consolas" w:hAnsi="Consolas"/>
-          <w:color w:val="262626"/>
-          <w:sz w:val="16"/>
-        </w:rPr>
-        <w:t xml:space="preserve">-&gt;</w:t>
-      </w:r>
-      <w:r>
-        <w:rPr>
-          <w:rFonts w:ascii="Consolas" w:hAnsi="Consolas"/>
-          <w:color w:val="795E26"/>
-          <w:sz w:val="16"/>
-        </w:rPr>
-        <w:t xml:space="preserve">assertDatabaseHas</w:t>
-      </w:r>
-      <w:r>
-        <w:rPr>
-          <w:rFonts w:ascii="Consolas" w:hAnsi="Consolas"/>
-          <w:color w:val="262626"/>
-          <w:sz w:val="16"/>
-        </w:rPr>
-        <w:t xml:space="preserve">(</w:t>
-      </w:r>
-      <w:r>
-        <w:rPr>
-          <w:rFonts w:ascii="Consolas" w:hAnsi="Consolas"/>
-          <w:color w:val="00733B"/>
-          <w:sz w:val="16"/>
-        </w:rPr>
-        <w:t xml:space="preserve">'menus'</w:t>
-      </w:r>
-      <w:r>
-        <w:rPr>
-          <w:rFonts w:ascii="Consolas" w:hAnsi="Consolas"/>
-          <w:color w:val="262626"/>
-          <w:sz w:val="16"/>
-        </w:rPr>
-        <w:t xml:space="preserve">, [</w:t>
-      </w:r>
-      <w:r>
+          <w:rFonts w:ascii="Consolas" w:hAnsi="Consolas" w:eastAsia="Consolas"/>
+          <w:color w:val="9CDCFE"/>
+          <w:sz w:val="16"/>
+        </w:rPr>
+        <w:t>$this</w:t>
+      </w:r>
+      <w:r>
+        <w:rPr>
+          <w:rFonts w:ascii="Consolas" w:hAnsi="Consolas" w:eastAsia="Consolas"/>
+          <w:color w:val="D4D4D4"/>
+          <w:sz w:val="16"/>
+        </w:rPr>
+        <w:t>-</w:t>
+      </w:r>
+      <w:r>
+        <w:rPr>
+          <w:rFonts w:ascii="Consolas" w:hAnsi="Consolas" w:eastAsia="Consolas"/>
+          <w:color w:val="D4D4D4"/>
+          <w:sz w:val="16"/>
+        </w:rPr>
+        <w:t>&gt;</w:t>
+      </w:r>
+      <w:r>
+        <w:rPr>
+          <w:rFonts w:ascii="Consolas" w:hAnsi="Consolas" w:eastAsia="Consolas"/>
+          <w:color w:val="DCDCAA"/>
+          <w:sz w:val="16"/>
+        </w:rPr>
+        <w:t>assertDatabaseHas</w:t>
+      </w:r>
+      <w:r>
+        <w:rPr>
+          <w:rFonts w:ascii="Consolas" w:hAnsi="Consolas" w:eastAsia="Consolas"/>
+          <w:color w:val="D4D4D4"/>
+          <w:sz w:val="16"/>
+        </w:rPr>
+        <w:t>(</w:t>
+      </w:r>
+      <w:r>
+        <w:rPr>
+          <w:rFonts w:ascii="Consolas" w:hAnsi="Consolas" w:eastAsia="Consolas"/>
+          <w:color w:val="CE9178"/>
+          <w:sz w:val="16"/>
+        </w:rPr>
+        <w:t>'menus'</w:t>
+      </w:r>
+      <w:r>
+        <w:rPr>
+          <w:rFonts w:ascii="Consolas" w:hAnsi="Consolas" w:eastAsia="Consolas"/>
+          <w:color w:val="D4D4D4"/>
+          <w:sz w:val="16"/>
+        </w:rPr>
+        <w:t>,</w:t>
+      </w:r>
+      <w:r>
+        <w:rPr>
+          <w:rFonts w:ascii="Consolas" w:hAnsi="Consolas" w:eastAsia="Consolas"/>
+          <w:color w:val="D4D4D4"/>
+          <w:sz w:val="16"/>
+        </w:rPr>
+        <w:t xml:space="preserve"> </w:t>
+      </w:r>
+      <w:r>
+        <w:rPr>
+          <w:rFonts w:ascii="Consolas" w:hAnsi="Consolas" w:eastAsia="Consolas"/>
+          <w:color w:val="D4D4D4"/>
+          <w:sz w:val="16"/>
+        </w:rPr>
+        <w:t>[</w:t>
+      </w:r>
+      <w:r>
+        <w:rPr>
+          <w:rFonts w:ascii="Consolas" w:hAnsi="Consolas" w:eastAsia="Consolas"/>
+          <w:color w:val="D4D4D4"/>
+          <w:sz w:val="16"/>
+        </w:rPr>
         <w:br/>
-      </w:r>
-      <w:r>
-        <w:rPr>
-          <w:rFonts w:ascii="Consolas" w:hAnsi="Consolas"/>
-          <w:color w:val="262626"/>
-          <w:sz w:val="16"/>
-        </w:rPr>
         <w:t xml:space="preserve">        </w:t>
       </w:r>
       <w:r>
         <w:rPr>
-          <w:rFonts w:ascii="Consolas" w:hAnsi="Consolas"/>
-          <w:color w:val="00733B"/>
-          <w:sz w:val="16"/>
-        </w:rPr>
-        <w:t xml:space="preserve">'id'</w:t>
-      </w:r>
-      <w:r>
-        <w:rPr>
-          <w:rFonts w:ascii="Consolas" w:hAnsi="Consolas"/>
-          <w:color w:val="262626"/>
-          <w:sz w:val="16"/>
-        </w:rPr>
-        <w:t xml:space="preserve"> =&gt; </w:t>
-      </w:r>
-      <w:r>
-        <w:rPr>
-          <w:rFonts w:ascii="Consolas" w:hAnsi="Consolas"/>
-          <w:color w:val="660E7A"/>
-          <w:sz w:val="16"/>
-        </w:rPr>
-        <w:t xml:space="preserve">$menuB</w:t>
-      </w:r>
-      <w:r>
-        <w:rPr>
-          <w:rFonts w:ascii="Consolas" w:hAnsi="Consolas"/>
-          <w:color w:val="262626"/>
-          <w:sz w:val="16"/>
-        </w:rPr>
-        <w:t xml:space="preserve">-&gt;</w:t>
-      </w:r>
-      <w:r>
-        <w:rPr>
-          <w:rFonts w:ascii="Consolas" w:hAnsi="Consolas"/>
-          <w:color w:val="660E7A"/>
-          <w:sz w:val="16"/>
-        </w:rPr>
-        <w:t xml:space="preserve">id</w:t>
-      </w:r>
-      <w:r>
-        <w:rPr>
-          <w:rFonts w:ascii="Consolas" w:hAnsi="Consolas"/>
-          <w:color w:val="262626"/>
-          <w:sz w:val="16"/>
-        </w:rPr>
-        <w:t xml:space="preserve">,</w:t>
-      </w:r>
-      <w:r>
+          <w:rFonts w:ascii="Consolas" w:hAnsi="Consolas" w:eastAsia="Consolas"/>
+          <w:color w:val="CE9178"/>
+          <w:sz w:val="16"/>
+        </w:rPr>
+        <w:t>'id'</w:t>
+      </w:r>
+      <w:r>
+        <w:rPr>
+          <w:rFonts w:ascii="Consolas" w:hAnsi="Consolas" w:eastAsia="Consolas"/>
+          <w:color w:val="D4D4D4"/>
+          <w:sz w:val="16"/>
+        </w:rPr>
+        <w:t xml:space="preserve"> </w:t>
+      </w:r>
+      <w:r>
+        <w:rPr>
+          <w:rFonts w:ascii="Consolas" w:hAnsi="Consolas" w:eastAsia="Consolas"/>
+          <w:color w:val="D4D4D4"/>
+          <w:sz w:val="16"/>
+        </w:rPr>
+        <w:t>=</w:t>
+      </w:r>
+      <w:r>
+        <w:rPr>
+          <w:rFonts w:ascii="Consolas" w:hAnsi="Consolas" w:eastAsia="Consolas"/>
+          <w:color w:val="D4D4D4"/>
+          <w:sz w:val="16"/>
+        </w:rPr>
+        <w:t>&gt;</w:t>
+      </w:r>
+      <w:r>
+        <w:rPr>
+          <w:rFonts w:ascii="Consolas" w:hAnsi="Consolas" w:eastAsia="Consolas"/>
+          <w:color w:val="D4D4D4"/>
+          <w:sz w:val="16"/>
+        </w:rPr>
+        <w:t xml:space="preserve"> </w:t>
+      </w:r>
+      <w:r>
+        <w:rPr>
+          <w:rFonts w:ascii="Consolas" w:hAnsi="Consolas" w:eastAsia="Consolas"/>
+          <w:color w:val="9CDCFE"/>
+          <w:sz w:val="16"/>
+        </w:rPr>
+        <w:t>$menuB</w:t>
+      </w:r>
+      <w:r>
+        <w:rPr>
+          <w:rFonts w:ascii="Consolas" w:hAnsi="Consolas" w:eastAsia="Consolas"/>
+          <w:color w:val="D4D4D4"/>
+          <w:sz w:val="16"/>
+        </w:rPr>
+        <w:t>-</w:t>
+      </w:r>
+      <w:r>
+        <w:rPr>
+          <w:rFonts w:ascii="Consolas" w:hAnsi="Consolas" w:eastAsia="Consolas"/>
+          <w:color w:val="D4D4D4"/>
+          <w:sz w:val="16"/>
+        </w:rPr>
+        <w:t>&gt;</w:t>
+      </w:r>
+      <w:r>
+        <w:rPr>
+          <w:rFonts w:ascii="Consolas" w:hAnsi="Consolas" w:eastAsia="Consolas"/>
+          <w:color w:val="D4D4D4"/>
+          <w:sz w:val="16"/>
+        </w:rPr>
+        <w:t>id</w:t>
+      </w:r>
+      <w:r>
+        <w:rPr>
+          <w:rFonts w:ascii="Consolas" w:hAnsi="Consolas" w:eastAsia="Consolas"/>
+          <w:color w:val="D4D4D4"/>
+          <w:sz w:val="16"/>
+        </w:rPr>
+        <w:t>,</w:t>
+      </w:r>
+      <w:r>
+        <w:rPr>
+          <w:rFonts w:ascii="Consolas" w:hAnsi="Consolas" w:eastAsia="Consolas"/>
+          <w:color w:val="D4D4D4"/>
+          <w:sz w:val="16"/>
+        </w:rPr>
         <w:br/>
-      </w:r>
-      <w:r>
-        <w:rPr>
-          <w:rFonts w:ascii="Consolas" w:hAnsi="Consolas"/>
-          <w:color w:val="262626"/>
-          <w:sz w:val="16"/>
-        </w:rPr>
         <w:t xml:space="preserve">        </w:t>
       </w:r>
       <w:r>
         <w:rPr>
-          <w:rFonts w:ascii="Consolas" w:hAnsi="Consolas"/>
-          <w:color w:val="00733B"/>
-          <w:sz w:val="16"/>
-        </w:rPr>
-        <w:t xml:space="preserve">'tenant_id'</w:t>
-      </w:r>
-      <w:r>
-        <w:rPr>
-          <w:rFonts w:ascii="Consolas" w:hAnsi="Consolas"/>
-          <w:color w:val="262626"/>
-          <w:sz w:val="16"/>
-        </w:rPr>
-        <w:t xml:space="preserve"> =&gt; </w:t>
-      </w:r>
-      <w:r>
-        <w:rPr>
-          <w:rFonts w:ascii="Consolas" w:hAnsi="Consolas"/>
-          <w:color w:val="660E7A"/>
-          <w:sz w:val="16"/>
-        </w:rPr>
-        <w:t xml:space="preserve">$tenantB</w:t>
-      </w:r>
-      <w:r>
-        <w:rPr>
-          <w:rFonts w:ascii="Consolas" w:hAnsi="Consolas"/>
-          <w:color w:val="262626"/>
-          <w:sz w:val="16"/>
-        </w:rPr>
-        <w:t xml:space="preserve">-&gt;</w:t>
-      </w:r>
-      <w:r>
-        <w:rPr>
-          <w:rFonts w:ascii="Consolas" w:hAnsi="Consolas"/>
-          <w:color w:val="660E7A"/>
-          <w:sz w:val="16"/>
-        </w:rPr>
-        <w:t xml:space="preserve">id</w:t>
-      </w:r>
-      <w:r>
-        <w:rPr>
-          <w:rFonts w:ascii="Consolas" w:hAnsi="Consolas"/>
-          <w:color w:val="262626"/>
-          <w:sz w:val="16"/>
-        </w:rPr>
-        <w:t xml:space="preserve">,</w:t>
-      </w:r>
-      <w:r>
+          <w:rFonts w:ascii="Consolas" w:hAnsi="Consolas" w:eastAsia="Consolas"/>
+          <w:color w:val="CE9178"/>
+          <w:sz w:val="16"/>
+        </w:rPr>
+        <w:t>'tenant_id'</w:t>
+      </w:r>
+      <w:r>
+        <w:rPr>
+          <w:rFonts w:ascii="Consolas" w:hAnsi="Consolas" w:eastAsia="Consolas"/>
+          <w:color w:val="D4D4D4"/>
+          <w:sz w:val="16"/>
+        </w:rPr>
+        <w:t xml:space="preserve"> </w:t>
+      </w:r>
+      <w:r>
+        <w:rPr>
+          <w:rFonts w:ascii="Consolas" w:hAnsi="Consolas" w:eastAsia="Consolas"/>
+          <w:color w:val="D4D4D4"/>
+          <w:sz w:val="16"/>
+        </w:rPr>
+        <w:t>=</w:t>
+      </w:r>
+      <w:r>
+        <w:rPr>
+          <w:rFonts w:ascii="Consolas" w:hAnsi="Consolas" w:eastAsia="Consolas"/>
+          <w:color w:val="D4D4D4"/>
+          <w:sz w:val="16"/>
+        </w:rPr>
+        <w:t>&gt;</w:t>
+      </w:r>
+      <w:r>
+        <w:rPr>
+          <w:rFonts w:ascii="Consolas" w:hAnsi="Consolas" w:eastAsia="Consolas"/>
+          <w:color w:val="D4D4D4"/>
+          <w:sz w:val="16"/>
+        </w:rPr>
+        <w:t xml:space="preserve"> </w:t>
+      </w:r>
+      <w:r>
+        <w:rPr>
+          <w:rFonts w:ascii="Consolas" w:hAnsi="Consolas" w:eastAsia="Consolas"/>
+          <w:color w:val="9CDCFE"/>
+          <w:sz w:val="16"/>
+        </w:rPr>
+        <w:t>$tenantB</w:t>
+      </w:r>
+      <w:r>
+        <w:rPr>
+          <w:rFonts w:ascii="Consolas" w:hAnsi="Consolas" w:eastAsia="Consolas"/>
+          <w:color w:val="D4D4D4"/>
+          <w:sz w:val="16"/>
+        </w:rPr>
+        <w:t>-</w:t>
+      </w:r>
+      <w:r>
+        <w:rPr>
+          <w:rFonts w:ascii="Consolas" w:hAnsi="Consolas" w:eastAsia="Consolas"/>
+          <w:color w:val="D4D4D4"/>
+          <w:sz w:val="16"/>
+        </w:rPr>
+        <w:t>&gt;</w:t>
+      </w:r>
+      <w:r>
+        <w:rPr>
+          <w:rFonts w:ascii="Consolas" w:hAnsi="Consolas" w:eastAsia="Consolas"/>
+          <w:color w:val="D4D4D4"/>
+          <w:sz w:val="16"/>
+        </w:rPr>
+        <w:t>id</w:t>
+      </w:r>
+      <w:r>
+        <w:rPr>
+          <w:rFonts w:ascii="Consolas" w:hAnsi="Consolas" w:eastAsia="Consolas"/>
+          <w:color w:val="D4D4D4"/>
+          <w:sz w:val="16"/>
+        </w:rPr>
+        <w:t>,</w:t>
+      </w:r>
+      <w:r>
+        <w:rPr>
+          <w:rFonts w:ascii="Consolas" w:hAnsi="Consolas" w:eastAsia="Consolas"/>
+          <w:color w:val="D4D4D4"/>
+          <w:sz w:val="16"/>
+        </w:rPr>
         <w:br/>
-      </w:r>
-      <w:r>
-        <w:rPr>
-          <w:rFonts w:ascii="Consolas" w:hAnsi="Consolas"/>
-          <w:color w:val="262626"/>
-          <w:sz w:val="16"/>
-        </w:rPr>
-        <w:t xml:space="preserve">    ]);</w:t>
-      </w:r>
-      <w:r>
+        <w:t xml:space="preserve">    </w:t>
+      </w:r>
+      <w:r>
+        <w:rPr>
+          <w:rFonts w:ascii="Consolas" w:hAnsi="Consolas" w:eastAsia="Consolas"/>
+          <w:color w:val="D4D4D4"/>
+          <w:sz w:val="16"/>
+        </w:rPr>
+        <w:t>]</w:t>
+      </w:r>
+      <w:r>
+        <w:rPr>
+          <w:rFonts w:ascii="Consolas" w:hAnsi="Consolas" w:eastAsia="Consolas"/>
+          <w:color w:val="D4D4D4"/>
+          <w:sz w:val="16"/>
+        </w:rPr>
+        <w:t>)</w:t>
+      </w:r>
+      <w:r>
+        <w:rPr>
+          <w:rFonts w:ascii="Consolas" w:hAnsi="Consolas" w:eastAsia="Consolas"/>
+          <w:color w:val="D4D4D4"/>
+          <w:sz w:val="16"/>
+        </w:rPr>
+        <w:t>;</w:t>
+      </w:r>
+      <w:r>
+        <w:rPr>
+          <w:rFonts w:ascii="Consolas" w:hAnsi="Consolas" w:eastAsia="Consolas"/>
+          <w:color w:val="D4D4D4"/>
+          <w:sz w:val="16"/>
+        </w:rPr>
         <w:br/>
       </w:r>
       <w:r>
         <w:rPr>
-          <w:rFonts w:ascii="Consolas" w:hAnsi="Consolas"/>
-          <w:color w:val="262626"/>
-          <w:sz w:val="16"/>
-        </w:rPr>
-        <w:t xml:space="preserve">});</w:t>
+          <w:rFonts w:ascii="Consolas" w:hAnsi="Consolas" w:eastAsia="Consolas"/>
+          <w:color w:val="D4D4D4"/>
+          <w:sz w:val="16"/>
+        </w:rPr>
+        <w:t>}</w:t>
+      </w:r>
+      <w:r>
+        <w:rPr>
+          <w:rFonts w:ascii="Consolas" w:hAnsi="Consolas" w:eastAsia="Consolas"/>
+          <w:color w:val="D4D4D4"/>
+          <w:sz w:val="16"/>
+        </w:rPr>
+        <w:t>)</w:t>
+      </w:r>
+      <w:r>
+        <w:rPr>
+          <w:rFonts w:ascii="Consolas" w:hAnsi="Consolas" w:eastAsia="Consolas"/>
+          <w:color w:val="D4D4D4"/>
+          <w:sz w:val="16"/>
+        </w:rPr>
+        <w:t>;</w:t>
       </w:r>
     </w:p>
     <w:p>
       <w:pPr>
         <w:pStyle w:val="CodeHeader"/>
+        <w:shd w:fill="2D2D30"/>
         <w:keepNext/>
         <w:pBdr>
-          <w:left w:val="single" w:sz="12" w:space="8" w:color="B8DDE0"/>
+          <w:left w:val="single" w:sz="4" w:space="8" w:color="2D2D30"/>
         </w:pBdr>
-        <w:shd w:val="clear" w:color="auto" w:fill="E4EAED"/>
-      </w:pPr>
-      <w:r>
-        <w:rPr>
-          <w:rFonts w:ascii="Consolas" w:hAnsi="Consolas"/>
-          <w:b/>
-          <w:color w:val="262626"/>
-          <w:sz w:val="16"/>
-        </w:rPr>
-        <w:t xml:space="preserve">LANDASAN TEKNIS — terminal pipeline rilis   •   BASH</w:t>
+      </w:pPr>
+      <w:r>
+        <w:t>LANDASAN TEKNIS — terminal pipeline rilis   •   BASH</w:t>
       </w:r>
     </w:p>
     <w:p>
       <w:pPr>
         <w:pStyle w:val="CodeBlock"/>
+        <w:shd w:fill="1E1E1E"/>
         <w:keepLines/>
         <w:pBdr>
-          <w:left w:val="single" w:sz="12" w:space="8" w:color="B8DDE0"/>
+          <w:left w:val="single" w:sz="4" w:space="8" w:color="1E1E1E"/>
         </w:pBdr>
-        <w:shd w:val="clear" w:color="auto" w:fill="F2F3F7"/>
-      </w:pPr>
-      <w:r>
-        <w:rPr>
-          <w:rFonts w:ascii="Consolas" w:hAnsi="Consolas"/>
-          <w:b/>
-          <w:color w:val="000080"/>
-          <w:sz w:val="16"/>
-        </w:rPr>
-        <w:t xml:space="preserve">php</w:t>
-      </w:r>
-      <w:r>
-        <w:rPr>
-          <w:rFonts w:ascii="Consolas" w:hAnsi="Consolas"/>
-          <w:color w:val="262626"/>
-          <w:sz w:val="16"/>
-        </w:rPr>
-        <w:t xml:space="preserve"> artisan test </w:t>
-      </w:r>
-      <w:r>
-        <w:rPr>
-          <w:rFonts w:ascii="Consolas" w:hAnsi="Consolas"/>
-          <w:color w:val="0073E6"/>
-          <w:sz w:val="16"/>
-        </w:rPr>
-        <w:t xml:space="preserve">--parallel</w:t>
-      </w:r>
-      <w:r>
+      </w:pPr>
+      <w:r>
+        <w:rPr>
+          <w:rFonts w:ascii="Consolas" w:hAnsi="Consolas" w:eastAsia="Consolas"/>
+          <w:color w:val="4EC9B0"/>
+          <w:sz w:val="16"/>
+        </w:rPr>
+        <w:t>php</w:t>
+      </w:r>
+      <w:r>
+        <w:rPr>
+          <w:rFonts w:ascii="Consolas" w:hAnsi="Consolas" w:eastAsia="Consolas"/>
+          <w:color w:val="D4D4D4"/>
+          <w:sz w:val="16"/>
+        </w:rPr>
+        <w:t xml:space="preserve"> </w:t>
+      </w:r>
+      <w:r>
+        <w:rPr>
+          <w:rFonts w:ascii="Consolas" w:hAnsi="Consolas" w:eastAsia="Consolas"/>
+          <w:color w:val="D4D4D4"/>
+          <w:sz w:val="16"/>
+        </w:rPr>
+        <w:t>artisan</w:t>
+      </w:r>
+      <w:r>
+        <w:rPr>
+          <w:rFonts w:ascii="Consolas" w:hAnsi="Consolas" w:eastAsia="Consolas"/>
+          <w:color w:val="D4D4D4"/>
+          <w:sz w:val="16"/>
+        </w:rPr>
+        <w:t xml:space="preserve"> </w:t>
+      </w:r>
+      <w:r>
+        <w:rPr>
+          <w:rFonts w:ascii="Consolas" w:hAnsi="Consolas" w:eastAsia="Consolas"/>
+          <w:color w:val="D4D4D4"/>
+          <w:sz w:val="16"/>
+        </w:rPr>
+        <w:t>test</w:t>
+      </w:r>
+      <w:r>
+        <w:rPr>
+          <w:rFonts w:ascii="Consolas" w:hAnsi="Consolas" w:eastAsia="Consolas"/>
+          <w:color w:val="D4D4D4"/>
+          <w:sz w:val="16"/>
+        </w:rPr>
+        <w:t xml:space="preserve"> </w:t>
+      </w:r>
+      <w:r>
+        <w:rPr>
+          <w:rFonts w:ascii="Consolas" w:hAnsi="Consolas" w:eastAsia="Consolas"/>
+          <w:color w:val="9CDCFE"/>
+          <w:sz w:val="16"/>
+        </w:rPr>
+        <w:t>--parallel</w:t>
+      </w:r>
+      <w:r>
+        <w:rPr>
+          <w:rFonts w:ascii="Consolas" w:hAnsi="Consolas" w:eastAsia="Consolas"/>
+          <w:color w:val="D4D4D4"/>
+          <w:sz w:val="16"/>
+        </w:rPr>
         <w:br/>
       </w:r>
       <w:r>
         <w:rPr>
-          <w:rFonts w:ascii="Consolas" w:hAnsi="Consolas"/>
-          <w:b/>
-          <w:color w:val="000080"/>
-          <w:sz w:val="16"/>
-        </w:rPr>
-        <w:t xml:space="preserve">npm</w:t>
-      </w:r>
-      <w:r>
-        <w:rPr>
-          <w:rFonts w:ascii="Consolas" w:hAnsi="Consolas"/>
-          <w:color w:val="262626"/>
-          <w:sz w:val="16"/>
-        </w:rPr>
-        <w:t xml:space="preserve"> run build</w:t>
-      </w:r>
-      <w:r>
+          <w:rFonts w:ascii="Consolas" w:hAnsi="Consolas" w:eastAsia="Consolas"/>
+          <w:color w:val="4EC9B0"/>
+          <w:sz w:val="16"/>
+        </w:rPr>
+        <w:t>npm</w:t>
+      </w:r>
+      <w:r>
+        <w:rPr>
+          <w:rFonts w:ascii="Consolas" w:hAnsi="Consolas" w:eastAsia="Consolas"/>
+          <w:color w:val="D4D4D4"/>
+          <w:sz w:val="16"/>
+        </w:rPr>
+        <w:t xml:space="preserve"> </w:t>
+      </w:r>
+      <w:r>
+        <w:rPr>
+          <w:rFonts w:ascii="Consolas" w:hAnsi="Consolas" w:eastAsia="Consolas"/>
+          <w:color w:val="D4D4D4"/>
+          <w:sz w:val="16"/>
+        </w:rPr>
+        <w:t>run</w:t>
+      </w:r>
+      <w:r>
+        <w:rPr>
+          <w:rFonts w:ascii="Consolas" w:hAnsi="Consolas" w:eastAsia="Consolas"/>
+          <w:color w:val="D4D4D4"/>
+          <w:sz w:val="16"/>
+        </w:rPr>
+        <w:t xml:space="preserve"> </w:t>
+      </w:r>
+      <w:r>
+        <w:rPr>
+          <w:rFonts w:ascii="Consolas" w:hAnsi="Consolas" w:eastAsia="Consolas"/>
+          <w:color w:val="D4D4D4"/>
+          <w:sz w:val="16"/>
+        </w:rPr>
+        <w:t>build</w:t>
+      </w:r>
+      <w:r>
+        <w:rPr>
+          <w:rFonts w:ascii="Consolas" w:hAnsi="Consolas" w:eastAsia="Consolas"/>
+          <w:color w:val="D4D4D4"/>
+          <w:sz w:val="16"/>
+        </w:rPr>
         <w:br/>
       </w:r>
       <w:r>
         <w:rPr>
-          <w:rFonts w:ascii="Consolas" w:hAnsi="Consolas"/>
-          <w:b/>
-          <w:color w:val="000080"/>
-          <w:sz w:val="16"/>
-        </w:rPr>
-        <w:t xml:space="preserve">php</w:t>
-      </w:r>
-      <w:r>
-        <w:rPr>
-          <w:rFonts w:ascii="Consolas" w:hAnsi="Consolas"/>
-          <w:color w:val="262626"/>
-          <w:sz w:val="16"/>
-        </w:rPr>
-        <w:t xml:space="preserve"> artisan migrate </w:t>
-      </w:r>
-      <w:r>
-        <w:rPr>
-          <w:rFonts w:ascii="Consolas" w:hAnsi="Consolas"/>
-          <w:color w:val="0073E6"/>
-          <w:sz w:val="16"/>
-        </w:rPr>
-        <w:t xml:space="preserve">--force</w:t>
-      </w:r>
-      <w:r>
+          <w:rFonts w:ascii="Consolas" w:hAnsi="Consolas" w:eastAsia="Consolas"/>
+          <w:color w:val="4EC9B0"/>
+          <w:sz w:val="16"/>
+        </w:rPr>
+        <w:t>php</w:t>
+      </w:r>
+      <w:r>
+        <w:rPr>
+          <w:rFonts w:ascii="Consolas" w:hAnsi="Consolas" w:eastAsia="Consolas"/>
+          <w:color w:val="D4D4D4"/>
+          <w:sz w:val="16"/>
+        </w:rPr>
+        <w:t xml:space="preserve"> </w:t>
+      </w:r>
+      <w:r>
+        <w:rPr>
+          <w:rFonts w:ascii="Consolas" w:hAnsi="Consolas" w:eastAsia="Consolas"/>
+          <w:color w:val="D4D4D4"/>
+          <w:sz w:val="16"/>
+        </w:rPr>
+        <w:t>artisan</w:t>
+      </w:r>
+      <w:r>
+        <w:rPr>
+          <w:rFonts w:ascii="Consolas" w:hAnsi="Consolas" w:eastAsia="Consolas"/>
+          <w:color w:val="D4D4D4"/>
+          <w:sz w:val="16"/>
+        </w:rPr>
+        <w:t xml:space="preserve"> </w:t>
+      </w:r>
+      <w:r>
+        <w:rPr>
+          <w:rFonts w:ascii="Consolas" w:hAnsi="Consolas" w:eastAsia="Consolas"/>
+          <w:color w:val="D4D4D4"/>
+          <w:sz w:val="16"/>
+        </w:rPr>
+        <w:t>migrate</w:t>
+      </w:r>
+      <w:r>
+        <w:rPr>
+          <w:rFonts w:ascii="Consolas" w:hAnsi="Consolas" w:eastAsia="Consolas"/>
+          <w:color w:val="D4D4D4"/>
+          <w:sz w:val="16"/>
+        </w:rPr>
+        <w:t xml:space="preserve"> </w:t>
+      </w:r>
+      <w:r>
+        <w:rPr>
+          <w:rFonts w:ascii="Consolas" w:hAnsi="Consolas" w:eastAsia="Consolas"/>
+          <w:color w:val="9CDCFE"/>
+          <w:sz w:val="16"/>
+        </w:rPr>
+        <w:t>--force</w:t>
+      </w:r>
+      <w:r>
+        <w:rPr>
+          <w:rFonts w:ascii="Consolas" w:hAnsi="Consolas" w:eastAsia="Consolas"/>
+          <w:color w:val="D4D4D4"/>
+          <w:sz w:val="16"/>
+        </w:rPr>
         <w:br/>
       </w:r>
       <w:r>
         <w:rPr>
-          <w:rFonts w:ascii="Consolas" w:hAnsi="Consolas"/>
-          <w:b/>
-          <w:color w:val="000080"/>
-          <w:sz w:val="16"/>
-        </w:rPr>
-        <w:t xml:space="preserve">php</w:t>
-      </w:r>
-      <w:r>
-        <w:rPr>
-          <w:rFonts w:ascii="Consolas" w:hAnsi="Consolas"/>
-          <w:color w:val="262626"/>
-          <w:sz w:val="16"/>
-        </w:rPr>
-        <w:t xml:space="preserve"> artisan optimize</w:t>
-      </w:r>
-      <w:r>
+          <w:rFonts w:ascii="Consolas" w:hAnsi="Consolas" w:eastAsia="Consolas"/>
+          <w:color w:val="4EC9B0"/>
+          <w:sz w:val="16"/>
+        </w:rPr>
+        <w:t>php</w:t>
+      </w:r>
+      <w:r>
+        <w:rPr>
+          <w:rFonts w:ascii="Consolas" w:hAnsi="Consolas" w:eastAsia="Consolas"/>
+          <w:color w:val="D4D4D4"/>
+          <w:sz w:val="16"/>
+        </w:rPr>
+        <w:t xml:space="preserve"> </w:t>
+      </w:r>
+      <w:r>
+        <w:rPr>
+          <w:rFonts w:ascii="Consolas" w:hAnsi="Consolas" w:eastAsia="Consolas"/>
+          <w:color w:val="D4D4D4"/>
+          <w:sz w:val="16"/>
+        </w:rPr>
+        <w:t>artisan</w:t>
+      </w:r>
+      <w:r>
+        <w:rPr>
+          <w:rFonts w:ascii="Consolas" w:hAnsi="Consolas" w:eastAsia="Consolas"/>
+          <w:color w:val="D4D4D4"/>
+          <w:sz w:val="16"/>
+        </w:rPr>
+        <w:t xml:space="preserve"> </w:t>
+      </w:r>
+      <w:r>
+        <w:rPr>
+          <w:rFonts w:ascii="Consolas" w:hAnsi="Consolas" w:eastAsia="Consolas"/>
+          <w:color w:val="D4D4D4"/>
+          <w:sz w:val="16"/>
+        </w:rPr>
+        <w:t>optimize</w:t>
+      </w:r>
+      <w:r>
+        <w:rPr>
+          <w:rFonts w:ascii="Consolas" w:hAnsi="Consolas" w:eastAsia="Consolas"/>
+          <w:color w:val="D4D4D4"/>
+          <w:sz w:val="16"/>
+        </w:rPr>
         <w:br/>
       </w:r>
       <w:r>
         <w:rPr>
-          <w:rFonts w:ascii="Consolas" w:hAnsi="Consolas"/>
-          <w:b/>
-          <w:color w:val="000080"/>
-          <w:sz w:val="16"/>
-        </w:rPr>
-        <w:t xml:space="preserve">php</w:t>
-      </w:r>
-      <w:r>
-        <w:rPr>
-          <w:rFonts w:ascii="Consolas" w:hAnsi="Consolas"/>
-          <w:color w:val="262626"/>
-          <w:sz w:val="16"/>
-        </w:rPr>
-        <w:t xml:space="preserve"> artisan reload</w:t>
-      </w:r>
-      <w:r>
+          <w:rFonts w:ascii="Consolas" w:hAnsi="Consolas" w:eastAsia="Consolas"/>
+          <w:color w:val="4EC9B0"/>
+          <w:sz w:val="16"/>
+        </w:rPr>
+        <w:t>php</w:t>
+      </w:r>
+      <w:r>
+        <w:rPr>
+          <w:rFonts w:ascii="Consolas" w:hAnsi="Consolas" w:eastAsia="Consolas"/>
+          <w:color w:val="D4D4D4"/>
+          <w:sz w:val="16"/>
+        </w:rPr>
+        <w:t xml:space="preserve"> </w:t>
+      </w:r>
+      <w:r>
+        <w:rPr>
+          <w:rFonts w:ascii="Consolas" w:hAnsi="Consolas" w:eastAsia="Consolas"/>
+          <w:color w:val="D4D4D4"/>
+          <w:sz w:val="16"/>
+        </w:rPr>
+        <w:t>artisan</w:t>
+      </w:r>
+      <w:r>
+        <w:rPr>
+          <w:rFonts w:ascii="Consolas" w:hAnsi="Consolas" w:eastAsia="Consolas"/>
+          <w:color w:val="D4D4D4"/>
+          <w:sz w:val="16"/>
+        </w:rPr>
+        <w:t xml:space="preserve"> </w:t>
+      </w:r>
+      <w:r>
+        <w:rPr>
+          <w:rFonts w:ascii="Consolas" w:hAnsi="Consolas" w:eastAsia="Consolas"/>
+          <w:color w:val="D4D4D4"/>
+          <w:sz w:val="16"/>
+        </w:rPr>
+        <w:t>reload</w:t>
+      </w:r>
+      <w:r>
+        <w:rPr>
+          <w:rFonts w:ascii="Consolas" w:hAnsi="Consolas" w:eastAsia="Consolas"/>
+          <w:color w:val="D4D4D4"/>
+          <w:sz w:val="16"/>
+        </w:rPr>
         <w:br/>
       </w:r>
       <w:r>
         <w:rPr>
-          <w:rFonts w:ascii="Consolas" w:hAnsi="Consolas"/>
-          <w:b/>
-          <w:color w:val="000080"/>
-          <w:sz w:val="16"/>
-        </w:rPr>
-        <w:t xml:space="preserve">curl</w:t>
-      </w:r>
-      <w:r>
-        <w:rPr>
-          <w:rFonts w:ascii="Consolas" w:hAnsi="Consolas"/>
-          <w:color w:val="262626"/>
+          <w:rFonts w:ascii="Consolas" w:hAnsi="Consolas" w:eastAsia="Consolas"/>
+          <w:color w:val="4EC9B0"/>
+          <w:sz w:val="16"/>
+        </w:rPr>
+        <w:t>curl</w:t>
+      </w:r>
+      <w:r>
+        <w:rPr>
+          <w:rFonts w:ascii="Consolas" w:hAnsi="Consolas" w:eastAsia="Consolas"/>
+          <w:color w:val="D4D4D4"/>
           <w:sz w:val="16"/>
         </w:rPr>
         <w:t xml:space="preserve"> </w:t>
       </w:r>
       <w:r>
         <w:rPr>
-          <w:rFonts w:ascii="Consolas" w:hAnsi="Consolas"/>
-          <w:color w:val="0073E6"/>
-          <w:sz w:val="16"/>
-        </w:rPr>
-        <w:t xml:space="preserve">--fail</w:t>
-      </w:r>
-      <w:r>
-        <w:rPr>
-          <w:rFonts w:ascii="Consolas" w:hAnsi="Consolas"/>
-          <w:color w:val="262626"/>
-          <w:sz w:val="16"/>
-        </w:rPr>
-        <w:t xml:space="preserve"> https://kantin.example/up</w:t>
+          <w:rFonts w:ascii="Consolas" w:hAnsi="Consolas" w:eastAsia="Consolas"/>
+          <w:color w:val="9CDCFE"/>
+          <w:sz w:val="16"/>
+        </w:rPr>
+        <w:t>--fail</w:t>
+      </w:r>
+      <w:r>
+        <w:rPr>
+          <w:rFonts w:ascii="Consolas" w:hAnsi="Consolas" w:eastAsia="Consolas"/>
+          <w:color w:val="D4D4D4"/>
+          <w:sz w:val="16"/>
+        </w:rPr>
+        <w:t xml:space="preserve"> </w:t>
+      </w:r>
+      <w:r>
+        <w:rPr>
+          <w:rFonts w:ascii="Consolas" w:hAnsi="Consolas" w:eastAsia="Consolas"/>
+          <w:color w:val="D4D4D4"/>
+          <w:sz w:val="16"/>
+        </w:rPr>
+        <w:t>https://kantin.example/up</w:t>
       </w:r>
     </w:p>
     <w:p>
@@ -3480,6 +4216,167 @@
     </w:p>
     <w:p>
       <w:pPr>
+        <w:pStyle w:val="ListBody"/>
+      </w:pPr>
+      <w:r>
+        <w:rPr>
+          <w:rFonts w:ascii="Aptos" w:hAnsi="Aptos"/>
+          <w:color w:val="1F2937"/>
+          <w:sz w:val="19"/>
+        </w:rPr>
+        <w:t xml:space="preserve">Perintah pembuatan berkas tahap ini (diverifikasi pada Laravel 13.25; baris # INFO adalah output nyata). Jalankan dari root repository, lalu isi berkas sesuai langkah di atas.</w:t>
+      </w:r>
+    </w:p>
+    <w:p>
+      <w:pPr>
+        <w:pStyle w:val="CodeHeader"/>
+        <w:shd w:fill="2D2D30"/>
+        <w:pBdr>
+          <w:left w:val="single" w:sz="4" w:space="8" w:color="2D2D30"/>
+        </w:pBdr>
+      </w:pPr>
+      <w:r>
+        <w:rPr>
+          <w:rFonts w:ascii="Consolas" w:hAnsi="Consolas"/>
+          <w:b/>
+          <w:color w:val="FFFFFF"/>
+          <w:sz w:val="16"/>
+        </w:rPr>
+        <w:t xml:space="preserve">BUAT FILE — MODUL 14 TAHAP 2   •   terminal pada root repository   •   BASH</w:t>
+      </w:r>
+    </w:p>
+    <w:p>
+      <w:pPr>
+        <w:pStyle w:val="CodeBlock"/>
+        <w:shd w:fill="1E1E1E"/>
+        <w:pBdr>
+          <w:left w:val="single" w:sz="4" w:space="8" w:color="1E1E1E"/>
+        </w:pBdr>
+      </w:pPr>
+      <w:r>
+        <w:rPr>
+          <w:rFonts w:ascii="Consolas" w:hAnsi="Consolas"/>
+          <w:color w:val="D4D4D4"/>
+          <w:sz w:val="16"/>
+        </w:rPr>
+        <w:t xml:space="preserve">php artisan make:middleware SecurityHeaders</w:t>
+        <w:br/>
+      </w:r>
+      <w:r>
+        <w:rPr>
+          <w:rFonts w:ascii="Consolas" w:hAnsi="Consolas"/>
+          <w:color w:val="6A9955"/>
+          <w:sz w:val="16"/>
+        </w:rPr>
+        <w:t xml:space="preserve">#   INFO Middleware [app/Http/Middleware/SecurityHeaders.php] created successfully.</w:t>
+        <w:br/>
+      </w:r>
+      <w:r>
+        <w:rPr>
+          <w:rFonts w:ascii="Consolas" w:hAnsi="Consolas"/>
+          <w:color w:val="D4D4D4"/>
+          <w:sz w:val="16"/>
+        </w:rPr>
+        <w:t xml:space="preserve">php artisan make:test SecurityHeadersTest --phpunit</w:t>
+        <w:br/>
+      </w:r>
+      <w:r>
+        <w:rPr>
+          <w:rFonts w:ascii="Consolas" w:hAnsi="Consolas"/>
+          <w:color w:val="6A9955"/>
+          <w:sz w:val="16"/>
+        </w:rPr>
+        <w:t xml:space="preserve">#   INFO Test [tests/Feature/SecurityHeadersTest.php] created successfully.</w:t>
+      </w:r>
+    </w:p>
+    <w:p>
+      <w:pPr>
+        <w:pStyle w:val="ListBody"/>
+        <w:numPr>
+          <w:ilvl w:val="0"/>
+          <w:numId w:val="10"/>
+        </w:numPr>
+      </w:pPr>
+      <w:r>
+        <w:rPr>
+          <w:rFonts w:ascii="Consolas" w:hAnsi="Consolas"/>
+          <w:color w:val="C11B12"/>
+          <w:sz w:val="17"/>
+          <w:shd w:fill="ECEFF3"/>
+        </w:rPr>
+        <w:t xml:space="preserve">php artisan make:middleware SecurityHeaders</w:t>
+      </w:r>
+      <w:r>
+        <w:rPr>
+          <w:rFonts w:ascii="Aptos" w:hAnsi="Aptos"/>
+          <w:color w:val="1F2937"/>
+          <w:sz w:val="19"/>
+        </w:rPr>
+        <w:t xml:space="preserve"> — Middleware header keamanan (nosniff, X-Frame-Options DENY, Referrer-Policy, Permissions-Policy, …). Berlaku untuk SELURUH respons sehingga tetap shared kernel di app/Http/Middleware dan dipasang global di bootstrap/app.php ($middleware-&gt;append); limiter qris-webhook didaftarkan PaymentsServiceProvider (modul pemilik endpoint). Hasil: </w:t>
+      </w:r>
+      <w:r>
+        <w:rPr>
+          <w:rFonts w:ascii="Consolas" w:hAnsi="Consolas"/>
+          <w:color w:val="C11B12"/>
+          <w:sz w:val="17"/>
+          <w:shd w:fill="ECEFF3"/>
+        </w:rPr>
+        <w:t xml:space="preserve">app/Http/Middleware/SecurityHeaders.php</w:t>
+      </w:r>
+      <w:r>
+        <w:rPr>
+          <w:rFonts w:ascii="Aptos" w:hAnsi="Aptos"/>
+          <w:color w:val="1F2937"/>
+          <w:sz w:val="19"/>
+        </w:rPr>
+        <w:t xml:space="preserve">.</w:t>
+      </w:r>
+    </w:p>
+    <w:p>
+      <w:pPr>
+        <w:pStyle w:val="ListBody"/>
+        <w:numPr>
+          <w:ilvl w:val="0"/>
+          <w:numId w:val="10"/>
+        </w:numPr>
+      </w:pPr>
+      <w:r>
+        <w:rPr>
+          <w:rFonts w:ascii="Consolas" w:hAnsi="Consolas"/>
+          <w:color w:val="C11B12"/>
+          <w:sz w:val="17"/>
+          <w:shd w:fill="ECEFF3"/>
+        </w:rPr>
+        <w:t xml:space="preserve">php artisan make:test SecurityHeadersTest --phpunit</w:t>
+      </w:r>
+      <w:r>
+        <w:rPr>
+          <w:rFonts w:ascii="Aptos" w:hAnsi="Aptos"/>
+          <w:color w:val="1F2937"/>
+          <w:sz w:val="19"/>
+        </w:rPr>
+        <w:t xml:space="preserve"> — Feature test header keamanan hadir pada respons. Hasil: </w:t>
+      </w:r>
+      <w:r>
+        <w:rPr>
+          <w:rFonts w:ascii="Consolas" w:hAnsi="Consolas"/>
+          <w:color w:val="C11B12"/>
+          <w:sz w:val="17"/>
+          <w:shd w:fill="ECEFF3"/>
+        </w:rPr>
+        <w:t xml:space="preserve">tests/Feature/SecurityHeadersTest.php</w:t>
+      </w:r>
+      <w:r>
+        <w:rPr>
+          <w:rFonts w:ascii="Aptos" w:hAnsi="Aptos"/>
+          <w:color w:val="1F2937"/>
+          <w:sz w:val="19"/>
+        </w:rPr>
+        <w:t xml:space="preserve">.</w:t>
+      </w:r>
+    </w:p>
+    <w:p>
+      <w:pPr>
         <w:pStyle w:val="TutorialObserve"/>
         <w:shd w:fill="FFF4D6" w:val="clear"/>
         <w:pBdr>
@@ -3885,6 +4782,106 @@
     </w:p>
     <w:p>
       <w:pPr>
+        <w:pStyle w:val="ListBody"/>
+      </w:pPr>
+      <w:r>
+        <w:rPr>
+          <w:rFonts w:ascii="Aptos" w:hAnsi="Aptos"/>
+          <w:color w:val="1F2937"/>
+          <w:sz w:val="19"/>
+        </w:rPr>
+        <w:t xml:space="preserve">Perintah pembuatan berkas tahap ini (diverifikasi pada Laravel 13.25; baris # INFO adalah output nyata). Jalankan dari root repository, lalu isi berkas sesuai langkah di atas.</w:t>
+      </w:r>
+    </w:p>
+    <w:p>
+      <w:pPr>
+        <w:pStyle w:val="CodeHeader"/>
+        <w:shd w:fill="2D2D30"/>
+        <w:pBdr>
+          <w:left w:val="single" w:sz="4" w:space="8" w:color="2D2D30"/>
+        </w:pBdr>
+      </w:pPr>
+      <w:r>
+        <w:rPr>
+          <w:rFonts w:ascii="Consolas" w:hAnsi="Consolas"/>
+          <w:b/>
+          <w:color w:val="FFFFFF"/>
+          <w:sz w:val="16"/>
+        </w:rPr>
+        <w:t xml:space="preserve">BUAT FILE — MODUL 14 TAHAP 4   •   terminal pada root repository   •   BASH</w:t>
+      </w:r>
+    </w:p>
+    <w:p>
+      <w:pPr>
+        <w:pStyle w:val="CodeBlock"/>
+        <w:shd w:fill="1E1E1E"/>
+        <w:pBdr>
+          <w:left w:val="single" w:sz="4" w:space="8" w:color="1E1E1E"/>
+        </w:pBdr>
+      </w:pPr>
+      <w:r>
+        <w:rPr>
+          <w:rFonts w:ascii="Consolas" w:hAnsi="Consolas"/>
+          <w:color w:val="D4D4D4"/>
+          <w:sz w:val="16"/>
+        </w:rPr>
+        <w:t xml:space="preserve">php artisan make:test EndToEndJourneyTest --phpunit</w:t>
+        <w:br/>
+      </w:r>
+      <w:r>
+        <w:rPr>
+          <w:rFonts w:ascii="Consolas" w:hAnsi="Consolas"/>
+          <w:color w:val="6A9955"/>
+          <w:sz w:val="16"/>
+        </w:rPr>
+        <w:t xml:space="preserve">#   INFO Test [tests/Feature/EndToEndJourneyTest.php] created successfully.</w:t>
+      </w:r>
+    </w:p>
+    <w:p>
+      <w:pPr>
+        <w:pStyle w:val="ListBody"/>
+        <w:numPr>
+          <w:ilvl w:val="0"/>
+          <w:numId w:val="10"/>
+        </w:numPr>
+      </w:pPr>
+      <w:r>
+        <w:rPr>
+          <w:rFonts w:ascii="Consolas" w:hAnsi="Consolas"/>
+          <w:color w:val="C11B12"/>
+          <w:sz w:val="17"/>
+          <w:shd w:fill="ECEFF3"/>
+        </w:rPr>
+        <w:t xml:space="preserve">php artisan make:test EndToEndJourneyTest --phpunit</w:t>
+      </w:r>
+      <w:r>
+        <w:rPr>
+          <w:rFonts w:ascii="Aptos" w:hAnsi="Aptos"/>
+          <w:color w:val="1F2937"/>
+          <w:sz w:val="19"/>
+        </w:rPr>
+        <w:t xml:space="preserve"> — Feature test capstone lintas modul: scan QR → keranjang → checkout → bayar/webhook → dapur → settlement → penarikan + rekonsiliasi ledger. Hasil: </w:t>
+      </w:r>
+      <w:r>
+        <w:rPr>
+          <w:rFonts w:ascii="Consolas" w:hAnsi="Consolas"/>
+          <w:color w:val="C11B12"/>
+          <w:sz w:val="17"/>
+          <w:shd w:fill="ECEFF3"/>
+        </w:rPr>
+        <w:t xml:space="preserve">tests/Feature/EndToEndJourneyTest.php</w:t>
+      </w:r>
+      <w:r>
+        <w:rPr>
+          <w:rFonts w:ascii="Aptos" w:hAnsi="Aptos"/>
+          <w:color w:val="1F2937"/>
+          <w:sz w:val="19"/>
+        </w:rPr>
+        <w:t xml:space="preserve">.</w:t>
+      </w:r>
+    </w:p>
+    <w:p>
+      <w:pPr>
         <w:pStyle w:val="TutorialObserve"/>
         <w:shd w:fill="FFF4D6" w:val="clear"/>
         <w:pBdr>
@@ -4091,6 +5088,114 @@
     </w:p>
     <w:p>
       <w:pPr>
+        <w:pStyle w:val="ListBody"/>
+      </w:pPr>
+      <w:r>
+        <w:rPr>
+          <w:rFonts w:ascii="Aptos" w:hAnsi="Aptos"/>
+          <w:color w:val="1F2937"/>
+          <w:sz w:val="19"/>
+        </w:rPr>
+        <w:t xml:space="preserve">Perintah pembuatan berkas tahap ini (diverifikasi pada Laravel 13.25; baris # INFO adalah output nyata). Jalankan dari root repository, lalu isi berkas sesuai langkah di atas.</w:t>
+      </w:r>
+    </w:p>
+    <w:p>
+      <w:pPr>
+        <w:pStyle w:val="CodeHeader"/>
+        <w:shd w:fill="2D2D30"/>
+        <w:pBdr>
+          <w:left w:val="single" w:sz="4" w:space="8" w:color="2D2D30"/>
+        </w:pBdr>
+      </w:pPr>
+      <w:r>
+        <w:rPr>
+          <w:rFonts w:ascii="Consolas" w:hAnsi="Consolas"/>
+          <w:b/>
+          <w:color w:val="FFFFFF"/>
+          <w:sz w:val="16"/>
+        </w:rPr>
+        <w:t xml:space="preserve">BUAT FILE — MODUL 14 TAHAP 5   •   terminal pada root repository   •   BASH</w:t>
+      </w:r>
+    </w:p>
+    <w:p>
+      <w:pPr>
+        <w:pStyle w:val="CodeBlock"/>
+        <w:shd w:fill="1E1E1E"/>
+        <w:pBdr>
+          <w:left w:val="single" w:sz="4" w:space="8" w:color="1E1E1E"/>
+        </w:pBdr>
+      </w:pPr>
+      <w:r>
+        <w:rPr>
+          <w:rFonts w:ascii="Consolas" w:hAnsi="Consolas"/>
+          <w:color w:val="6A9955"/>
+          <w:sz w:val="16"/>
+        </w:rPr>
+        <w:t xml:space="preserve"># manual (shell)</w:t>
+        <w:br/>
+      </w:r>
+      <w:r>
+        <w:rPr>
+          <w:rFonts w:ascii="Consolas" w:hAnsi="Consolas"/>
+          <w:color w:val="D4D4D4"/>
+          <w:sz w:val="16"/>
+        </w:rPr>
+        <w:t xml:space="preserve">touch docs/DEPLOYMENT.md</w:t>
+      </w:r>
+    </w:p>
+    <w:p>
+      <w:pPr>
+        <w:pStyle w:val="ListBody"/>
+        <w:numPr>
+          <w:ilvl w:val="0"/>
+          <w:numId w:val="10"/>
+        </w:numPr>
+      </w:pPr>
+      <w:r>
+        <w:rPr>
+          <w:rFonts w:ascii="Aptos" w:hAnsi="Aptos"/>
+          <w:color w:val="1F2937"/>
+          <w:sz w:val="19"/>
+        </w:rPr>
+        <w:t xml:space="preserve">Manual: </w:t>
+      </w:r>
+      <w:r>
+        <w:rPr>
+          <w:rFonts w:ascii="Consolas" w:hAnsi="Consolas"/>
+          <w:color w:val="C11B12"/>
+          <w:sz w:val="17"/>
+          <w:shd w:fill="ECEFF3"/>
+        </w:rPr>
+        <w:t xml:space="preserve">touch docs/DEPLOYMENT.md</w:t>
+      </w:r>
+      <w:r>
+        <w:rPr>
+          <w:rFonts w:ascii="Aptos" w:hAnsi="Aptos"/>
+          <w:color w:val="1F2937"/>
+          <w:sz w:val="19"/>
+        </w:rPr>
+        <w:t xml:space="preserve"> — Panduan rilis (env produksi, langkah rilis termasuk config/route/view:cache, keamanan tertanam, pasca-rilis); Markdown manual. Hasil: </w:t>
+      </w:r>
+      <w:r>
+        <w:rPr>
+          <w:rFonts w:ascii="Consolas" w:hAnsi="Consolas"/>
+          <w:color w:val="C11B12"/>
+          <w:sz w:val="17"/>
+          <w:shd w:fill="ECEFF3"/>
+        </w:rPr>
+        <w:t xml:space="preserve">docs/DEPLOYMENT.md</w:t>
+      </w:r>
+      <w:r>
+        <w:rPr>
+          <w:rFonts w:ascii="Aptos" w:hAnsi="Aptos"/>
+          <w:color w:val="1F2937"/>
+          <w:sz w:val="19"/>
+        </w:rPr>
+        <w:t xml:space="preserve">.</w:t>
+      </w:r>
+    </w:p>
+    <w:p>
+      <w:pPr>
         <w:pStyle w:val="TutorialObserve"/>
         <w:shd w:fill="FFF4D6" w:val="clear"/>
         <w:pBdr>
@@ -4280,6 +5385,114 @@
     </w:p>
     <w:p>
       <w:pPr>
+        <w:pStyle w:val="ListBody"/>
+      </w:pPr>
+      <w:r>
+        <w:rPr>
+          <w:rFonts w:ascii="Aptos" w:hAnsi="Aptos"/>
+          <w:color w:val="1F2937"/>
+          <w:sz w:val="19"/>
+        </w:rPr>
+        <w:t xml:space="preserve">Perintah pembuatan berkas tahap ini (diverifikasi pada Laravel 13.25; baris # INFO adalah output nyata). Jalankan dari root repository, lalu isi berkas sesuai langkah di atas.</w:t>
+      </w:r>
+    </w:p>
+    <w:p>
+      <w:pPr>
+        <w:pStyle w:val="CodeHeader"/>
+        <w:shd w:fill="2D2D30"/>
+        <w:pBdr>
+          <w:left w:val="single" w:sz="4" w:space="8" w:color="2D2D30"/>
+        </w:pBdr>
+      </w:pPr>
+      <w:r>
+        <w:rPr>
+          <w:rFonts w:ascii="Consolas" w:hAnsi="Consolas"/>
+          <w:b/>
+          <w:color w:val="FFFFFF"/>
+          <w:sz w:val="16"/>
+        </w:rPr>
+        <w:t xml:space="preserve">BUAT FILE — MODUL 14 TAHAP 6   •   terminal pada root repository   •   BASH</w:t>
+      </w:r>
+    </w:p>
+    <w:p>
+      <w:pPr>
+        <w:pStyle w:val="CodeBlock"/>
+        <w:shd w:fill="1E1E1E"/>
+        <w:pBdr>
+          <w:left w:val="single" w:sz="4" w:space="8" w:color="1E1E1E"/>
+        </w:pBdr>
+      </w:pPr>
+      <w:r>
+        <w:rPr>
+          <w:rFonts w:ascii="Consolas" w:hAnsi="Consolas"/>
+          <w:color w:val="6A9955"/>
+          <w:sz w:val="16"/>
+        </w:rPr>
+        <w:t xml:space="preserve"># manual (shell)</w:t>
+        <w:br/>
+      </w:r>
+      <w:r>
+        <w:rPr>
+          <w:rFonts w:ascii="Consolas" w:hAnsi="Consolas"/>
+          <w:color w:val="D4D4D4"/>
+          <w:sz w:val="16"/>
+        </w:rPr>
+        <w:t xml:space="preserve">touch docs/DEMO.md</w:t>
+      </w:r>
+    </w:p>
+    <w:p>
+      <w:pPr>
+        <w:pStyle w:val="ListBody"/>
+        <w:numPr>
+          <w:ilvl w:val="0"/>
+          <w:numId w:val="10"/>
+        </w:numPr>
+      </w:pPr>
+      <w:r>
+        <w:rPr>
+          <w:rFonts w:ascii="Aptos" w:hAnsi="Aptos"/>
+          <w:color w:val="1F2937"/>
+          <w:sz w:val="19"/>
+        </w:rPr>
+        <w:t xml:space="preserve">Manual: </w:t>
+      </w:r>
+      <w:r>
+        <w:rPr>
+          <w:rFonts w:ascii="Consolas" w:hAnsi="Consolas"/>
+          <w:color w:val="C11B12"/>
+          <w:sz w:val="17"/>
+          <w:shd w:fill="ECEFF3"/>
+        </w:rPr>
+        <w:t xml:space="preserve">touch docs/DEMO.md</w:t>
+      </w:r>
+      <w:r>
+        <w:rPr>
+          <w:rFonts w:ascii="Aptos" w:hAnsi="Aptos"/>
+          <w:color w:val="1F2937"/>
+          <w:sz w:val="19"/>
+        </w:rPr>
+        <w:t xml:space="preserve"> — Skrip demo &amp; handover (akun demo, alur scan→bayar→dapur→keuangan, contoh curl webhook ber-signature); Markdown manual. Hasil: </w:t>
+      </w:r>
+      <w:r>
+        <w:rPr>
+          <w:rFonts w:ascii="Consolas" w:hAnsi="Consolas"/>
+          <w:color w:val="C11B12"/>
+          <w:sz w:val="17"/>
+          <w:shd w:fill="ECEFF3"/>
+        </w:rPr>
+        <w:t xml:space="preserve">docs/DEMO.md</w:t>
+      </w:r>
+      <w:r>
+        <w:rPr>
+          <w:rFonts w:ascii="Aptos" w:hAnsi="Aptos"/>
+          <w:color w:val="1F2937"/>
+          <w:sz w:val="19"/>
+        </w:rPr>
+        <w:t xml:space="preserve">.</w:t>
+      </w:r>
+    </w:p>
+    <w:p>
+      <w:pPr>
         <w:pStyle w:val="TutorialObserve"/>
         <w:shd w:fill="FFF4D6" w:val="clear"/>
         <w:pBdr>
@@ -4486,6 +5699,209 @@
     </w:p>
     <w:p>
       <w:pPr>
+        <w:pStyle w:val="ListBody"/>
+      </w:pPr>
+      <w:r>
+        <w:rPr>
+          <w:rFonts w:ascii="Aptos" w:hAnsi="Aptos"/>
+          <w:color w:val="1F2937"/>
+          <w:sz w:val="19"/>
+        </w:rPr>
+        <w:t xml:space="preserve">Perintah pembuatan berkas tahap ini (diverifikasi pada Laravel 13.25; baris # INFO adalah output nyata). Jalankan dari root repository, lalu isi berkas sesuai langkah di atas.</w:t>
+      </w:r>
+    </w:p>
+    <w:p>
+      <w:pPr>
+        <w:pStyle w:val="CodeHeader"/>
+        <w:shd w:fill="2D2D30"/>
+        <w:pBdr>
+          <w:left w:val="single" w:sz="4" w:space="8" w:color="2D2D30"/>
+        </w:pBdr>
+      </w:pPr>
+      <w:r>
+        <w:rPr>
+          <w:rFonts w:ascii="Consolas" w:hAnsi="Consolas"/>
+          <w:b/>
+          <w:color w:val="FFFFFF"/>
+          <w:sz w:val="16"/>
+        </w:rPr>
+        <w:t xml:space="preserve">BUAT FILE — MODUL 14 TAHAP 7   •   terminal pada root repository   •   BASH</w:t>
+      </w:r>
+    </w:p>
+    <w:p>
+      <w:pPr>
+        <w:pStyle w:val="CodeBlock"/>
+        <w:shd w:fill="1E1E1E"/>
+        <w:pBdr>
+          <w:left w:val="single" w:sz="4" w:space="8" w:color="1E1E1E"/>
+        </w:pBdr>
+      </w:pPr>
+      <w:r>
+        <w:rPr>
+          <w:rFonts w:ascii="Consolas" w:hAnsi="Consolas"/>
+          <w:color w:val="6A9955"/>
+          <w:sz w:val="16"/>
+        </w:rPr>
+        <w:t xml:space="preserve"># manual (shell)</w:t>
+        <w:br/>
+      </w:r>
+      <w:r>
+        <w:rPr>
+          <w:rFonts w:ascii="Consolas" w:hAnsi="Consolas"/>
+          <w:color w:val="D4D4D4"/>
+          <w:sz w:val="16"/>
+        </w:rPr>
+        <w:t xml:space="preserve">mkdir -p evidence/pertemuan-14/screenshots</w:t>
+        <w:br/>
+      </w:r>
+      <w:r>
+        <w:rPr>
+          <w:rFonts w:ascii="Consolas" w:hAnsi="Consolas"/>
+          <w:color w:val="D4D4D4"/>
+          <w:sz w:val="16"/>
+        </w:rPr>
+        <w:t xml:space="preserve">touch evidence/pertemuan-14/RINGKASAN.md</w:t>
+        <w:br/>
+      </w:r>
+      <w:r>
+        <w:rPr>
+          <w:rFonts w:ascii="Consolas" w:hAnsi="Consolas"/>
+          <w:color w:val="D4D4D4"/>
+          <w:sz w:val="16"/>
+        </w:rPr>
+        <w:t xml:space="preserve">php artisan test --compact &gt; evidence/pertemuan-14/full-suite.txt</w:t>
+        <w:br/>
+      </w:r>
+      <w:r>
+        <w:rPr>
+          <w:rFonts w:ascii="Consolas" w:hAnsi="Consolas"/>
+          <w:color w:val="D4D4D4"/>
+          <w:sz w:val="16"/>
+        </w:rPr>
+        <w:t xml:space="preserve">curl -sI http://127.0.0.1:8000/ | grep -iE "x-content-type|x-frame|referrer|permitted|permissions" &gt; evidence/pertemuan-14/security-headers.txt</w:t>
+      </w:r>
+    </w:p>
+    <w:p>
+      <w:pPr>
+        <w:pStyle w:val="ListBody"/>
+        <w:numPr>
+          <w:ilvl w:val="0"/>
+          <w:numId w:val="10"/>
+        </w:numPr>
+      </w:pPr>
+      <w:r>
+        <w:rPr>
+          <w:rFonts w:ascii="Aptos" w:hAnsi="Aptos"/>
+          <w:color w:val="1F2937"/>
+          <w:sz w:val="19"/>
+        </w:rPr>
+        <w:t xml:space="preserve">Manual: </w:t>
+      </w:r>
+      <w:r>
+        <w:rPr>
+          <w:rFonts w:ascii="Consolas" w:hAnsi="Consolas"/>
+          <w:color w:val="C11B12"/>
+          <w:sz w:val="17"/>
+          <w:shd w:fill="ECEFF3"/>
+        </w:rPr>
+        <w:t xml:space="preserve">mkdir -p evidence/pertemuan-14/screenshots</w:t>
+      </w:r>
+      <w:r>
+        <w:rPr>
+          <w:rFonts w:ascii="Aptos" w:hAnsi="Aptos"/>
+          <w:color w:val="1F2937"/>
+          <w:sz w:val="19"/>
+        </w:rPr>
+        <w:t xml:space="preserve"> — Evidence penutup: ringkasan, suite penuh, header keamanan dari respons nyata, dan screenshot capstone. Hasil: </w:t>
+      </w:r>
+      <w:r>
+        <w:rPr>
+          <w:rFonts w:ascii="Consolas" w:hAnsi="Consolas"/>
+          <w:color w:val="C11B12"/>
+          <w:sz w:val="17"/>
+          <w:shd w:fill="ECEFF3"/>
+        </w:rPr>
+        <w:t xml:space="preserve">evidence/pertemuan-14/RINGKASAN.md</w:t>
+      </w:r>
+      <w:r>
+        <w:rPr>
+          <w:rFonts w:ascii="Aptos" w:hAnsi="Aptos"/>
+          <w:color w:val="1F2937"/>
+          <w:sz w:val="19"/>
+        </w:rPr>
+        <w:t xml:space="preserve">, </w:t>
+      </w:r>
+      <w:r>
+        <w:rPr>
+          <w:rFonts w:ascii="Consolas" w:hAnsi="Consolas"/>
+          <w:color w:val="C11B12"/>
+          <w:sz w:val="17"/>
+          <w:shd w:fill="ECEFF3"/>
+        </w:rPr>
+        <w:t xml:space="preserve">evidence/pertemuan-14/full-suite.txt</w:t>
+      </w:r>
+      <w:r>
+        <w:rPr>
+          <w:rFonts w:ascii="Aptos" w:hAnsi="Aptos"/>
+          <w:color w:val="1F2937"/>
+          <w:sz w:val="19"/>
+        </w:rPr>
+        <w:t xml:space="preserve">, </w:t>
+      </w:r>
+      <w:r>
+        <w:rPr>
+          <w:rFonts w:ascii="Consolas" w:hAnsi="Consolas"/>
+          <w:color w:val="C11B12"/>
+          <w:sz w:val="17"/>
+          <w:shd w:fill="ECEFF3"/>
+        </w:rPr>
+        <w:t xml:space="preserve">evidence/pertemuan-14/security-headers.txt</w:t>
+      </w:r>
+      <w:r>
+        <w:rPr>
+          <w:rFonts w:ascii="Aptos" w:hAnsi="Aptos"/>
+          <w:color w:val="1F2937"/>
+          <w:sz w:val="19"/>
+        </w:rPr>
+        <w:t xml:space="preserve">, </w:t>
+      </w:r>
+      <w:r>
+        <w:rPr>
+          <w:rFonts w:ascii="Consolas" w:hAnsi="Consolas"/>
+          <w:color w:val="C11B12"/>
+          <w:sz w:val="17"/>
+          <w:shd w:fill="ECEFF3"/>
+        </w:rPr>
+        <w:t xml:space="preserve">evidence/pertemuan-14/screenshots/m14-capstone.png</w:t>
+      </w:r>
+      <w:r>
+        <w:rPr>
+          <w:rFonts w:ascii="Aptos" w:hAnsi="Aptos"/>
+          <w:color w:val="1F2937"/>
+          <w:sz w:val="19"/>
+        </w:rPr>
+        <w:t xml:space="preserve">, </w:t>
+      </w:r>
+      <w:r>
+        <w:rPr>
+          <w:rFonts w:ascii="Consolas" w:hAnsi="Consolas"/>
+          <w:color w:val="C11B12"/>
+          <w:sz w:val="17"/>
+          <w:shd w:fill="ECEFF3"/>
+        </w:rPr>
+        <w:t xml:space="preserve">evidence/pertemuan-14/screenshots/m14-hardening-module.png</w:t>
+      </w:r>
+      <w:r>
+        <w:rPr>
+          <w:rFonts w:ascii="Aptos" w:hAnsi="Aptos"/>
+          <w:color w:val="1F2937"/>
+          <w:sz w:val="19"/>
+        </w:rPr>
+        <w:t xml:space="preserve">.</w:t>
+      </w:r>
+    </w:p>
+    <w:p>
+      <w:pPr>
         <w:pStyle w:val="TutorialObserve"/>
         <w:shd w:fill="FFF4D6" w:val="clear"/>
         <w:pBdr>
@@ -4568,93 +5984,302 @@
     <w:p>
       <w:pPr>
         <w:pStyle w:val="CodeHeader"/>
-        <w:keepNext/>
+        <w:shd w:fill="2D2D30"/>
         <w:pBdr>
-          <w:left w:val="single" w:sz="12" w:space="8" w:color="B8DDE0"/>
+          <w:left w:val="single" w:sz="4" w:space="8" w:color="2D2D30"/>
         </w:pBdr>
-        <w:shd w:val="clear" w:color="auto" w:fill="E4EAED"/>
       </w:pPr>
       <w:r>
         <w:rPr>
           <w:rFonts w:ascii="Consolas" w:hAnsi="Consolas"/>
           <w:b/>
-          <w:color w:val="262626"/>
-          <w:sz w:val="16"/>
-        </w:rPr>
-        <w:t xml:space="preserve">Lokasi: terminal pada root repository kantin-multi-tenant   •   MODUL 14 — TERMINAL   •   BASH</w:t>
+          <w:color w:val="FFFFFF"/>
+          <w:sz w:val="16"/>
+        </w:rPr>
+        <w:t>Lokasi: terminal pada root repository kantin-multi-tenant   •   MODUL 14 — TERMINAL   •   BASH</w:t>
       </w:r>
     </w:p>
     <w:p>
       <w:pPr>
         <w:pStyle w:val="CodeBlock"/>
+        <w:shd w:fill="1E1E1E"/>
         <w:pBdr>
-          <w:left w:val="single" w:sz="12" w:space="8" w:color="B8DDE0"/>
+          <w:left w:val="single" w:sz="4" w:space="8" w:color="1E1E1E"/>
         </w:pBdr>
-        <w:shd w:val="clear" w:color="auto" w:fill="F2F3F7"/>
       </w:pPr>
       <w:r>
         <w:rPr>
           <w:rFonts w:ascii="Consolas" w:hAnsi="Consolas"/>
-          <w:b/>
-          <w:color w:val="000080"/>
-          <w:sz w:val="16"/>
-        </w:rPr>
-        <w:t xml:space="preserve">php</w:t>
+          <w:color w:val="4EC9B0"/>
+          <w:sz w:val="16"/>
+        </w:rPr>
+        <w:t>php</w:t>
       </w:r>
       <w:r>
         <w:rPr>
           <w:rFonts w:ascii="Consolas" w:hAnsi="Consolas"/>
-          <w:color w:val="262626"/>
-          <w:sz w:val="16"/>
-        </w:rPr>
-        <w:t xml:space="preserve"> artisan test </w:t>
+          <w:color w:val="D4D4D4"/>
+          <w:sz w:val="16"/>
+        </w:rPr>
+        <w:t xml:space="preserve"> artisan test --parallel</w:t>
+        <w:br/>
       </w:r>
       <w:r>
         <w:rPr>
           <w:rFonts w:ascii="Consolas" w:hAnsi="Consolas"/>
-          <w:color w:val="0073E6"/>
-          <w:sz w:val="16"/>
-        </w:rPr>
-        <w:t xml:space="preserve">--parallel</w:t>
-      </w:r>
-      <w:r>
+          <w:color w:val="4EC9B0"/>
+          <w:sz w:val="16"/>
+        </w:rPr>
+        <w:t>php</w:t>
+      </w:r>
+      <w:r>
+        <w:rPr>
+          <w:rFonts w:ascii="Consolas" w:hAnsi="Consolas"/>
+          <w:color w:val="D4D4D4"/>
+          <w:sz w:val="16"/>
+        </w:rPr>
+        <w:t xml:space="preserve"> artisan test</w:t>
         <w:br/>
+        <w:t xml:space="preserve">./vendor/bin/pint --test</w:t>
+      </w:r>
+    </w:p>
+    <w:p>
+      <w:pPr>
+        <w:pStyle w:val="Heading3"/>
+      </w:pPr>
+      <w:r>
+        <w:t xml:space="preserve">Output Nyata Terverifikasi</w:t>
+      </w:r>
+    </w:p>
+    <w:p>
+      <w:pPr>
+        <w:pStyle w:val="ListBody"/>
+      </w:pPr>
+      <w:r>
+        <w:t xml:space="preserve">Ringkasan capstone (penutup) — diverifikasi live pada rantai v2 (vertical slice): suite 163 test / 593 assertions hijau (MariaDB + Redis nyata, PHPStan 0, Pint clean), uji end-to-end lintas modul (scan QR sampai penarikan dana) dengan rekonsiliasi ledger cocok, dan header keamanan aktif pada respons HTTP.</w:t>
+      </w:r>
+    </w:p>
+    <w:p>
+      <w:pPr>
+        <w:jc w:val="center"/>
+        <w:spacing w:before="80" w:after="40"/>
+      </w:pPr>
+      <w:r>
+        <w:drawing>
+          <wp:inline distT="0" distB="0" distL="0" distR="0">
+            <wp:extent cx="5486400" cy="2767584"/>
+            <wp:effectExtent l="0" t="0" r="0" b="0"/>
+            <wp:docPr id="9141" name="M14 capstone"/>
+            <wp:cNvGraphicFramePr>
+              <a:graphicFrameLocks xmlns:a="http://schemas.openxmlformats.org/drawingml/2006/main" noChangeAspect="1"/>
+            </wp:cNvGraphicFramePr>
+            <a:graphic xmlns:a="http://schemas.openxmlformats.org/drawingml/2006/main">
+              <a:graphicData uri="http://schemas.openxmlformats.org/drawingml/2006/picture">
+                <pic:pic xmlns:pic="http://schemas.openxmlformats.org/drawingml/2006/picture">
+                  <pic:nvPicPr>
+                    <pic:cNvPr id="9141" name="M14 capstone"/>
+                    <pic:cNvPicPr/>
+                  </pic:nvPicPr>
+                  <pic:blipFill>
+                    <a:blip r:embed="rId914"/>
+                    <a:stretch>
+                      <a:fillRect/>
+                    </a:stretch>
+                  </pic:blipFill>
+                  <pic:spPr>
+                    <a:xfrm>
+                      <a:off x="0" y="0"/>
+                      <a:ext cx="5486400" cy="2767584"/>
+                    </a:xfrm>
+                    <a:prstGeom prst="rect">
+                      <a:avLst/>
+                    </a:prstGeom>
+                  </pic:spPr>
+                </pic:pic>
+              </a:graphicData>
+            </a:graphic>
+          </wp:inline>
+        </w:drawing>
+      </w:r>
+    </w:p>
+    <w:p>
+      <w:pPr>
+        <w:pStyle w:val="Heading3"/>
+      </w:pPr>
+      <w:r>
+        <w:t xml:space="preserve">Output Nyata Terverifikasi — Hardening Milik Modul dan route:cache</w:t>
+      </w:r>
+    </w:p>
+    <w:p>
+      <w:pPr>
+        <w:pStyle w:val="ListBody"/>
+      </w:pPr>
+      <w:r>
+        <w:rPr>
+          <w:rFonts w:ascii="Aptos" w:hAnsi="Aptos"/>
+          <w:color w:val="1F2937"/>
+          <w:sz w:val="19"/>
+        </w:rPr>
+        <w:t xml:space="preserve">Bukti eksekusi nyata pada branch </w:t>
       </w:r>
       <w:r>
         <w:rPr>
           <w:rFonts w:ascii="Consolas" w:hAnsi="Consolas"/>
-          <w:b/>
-          <w:color w:val="000080"/>
-          <w:sz w:val="16"/>
-        </w:rPr>
-        <w:t xml:space="preserve">php</w:t>
+          <w:color w:val="C11B12"/>
+          <w:sz w:val="17"/>
+          <w:shd w:fill="ECEFF3"/>
+        </w:rPr>
+        <w:t xml:space="preserve">feat/pertemuan-14-hardening-v2</w:t>
+      </w:r>
+      <w:r>
+        <w:rPr>
+          <w:rFonts w:ascii="Aptos" w:hAnsi="Aptos"/>
+          <w:color w:val="1F2937"/>
+          <w:sz w:val="19"/>
+        </w:rPr>
+        <w:t xml:space="preserve">: limiter </w:t>
       </w:r>
       <w:r>
         <w:rPr>
           <w:rFonts w:ascii="Consolas" w:hAnsi="Consolas"/>
-          <w:color w:val="262626"/>
-          <w:sz w:val="16"/>
-        </w:rPr>
-        <w:t xml:space="preserve"> artisan test</w:t>
-      </w:r>
-      <w:r>
-        <w:br/>
+          <w:color w:val="C11B12"/>
+          <w:sz w:val="17"/>
+          <w:shd w:fill="ECEFF3"/>
+        </w:rPr>
+        <w:t xml:space="preserve">qris-webhook</w:t>
+      </w:r>
+      <w:r>
+        <w:rPr>
+          <w:rFonts w:ascii="Aptos" w:hAnsi="Aptos"/>
+          <w:color w:val="1F2937"/>
+          <w:sz w:val="19"/>
+        </w:rPr>
+        <w:t xml:space="preserve"> terdaftar oleh </w:t>
       </w:r>
       <w:r>
         <w:rPr>
           <w:rFonts w:ascii="Consolas" w:hAnsi="Consolas"/>
-          <w:color w:val="262626"/>
-          <w:sz w:val="16"/>
-        </w:rPr>
-        <w:t xml:space="preserve">./vendor/bin/pint </w:t>
+          <w:color w:val="C11B12"/>
+          <w:sz w:val="17"/>
+          <w:shd w:fill="ECEFF3"/>
+        </w:rPr>
+        <w:t xml:space="preserve">PaymentsServiceProvider</w:t>
+      </w:r>
+      <w:r>
+        <w:rPr>
+          <w:rFonts w:ascii="Aptos" w:hAnsi="Aptos"/>
+          <w:color w:val="1F2937"/>
+          <w:sz w:val="19"/>
+        </w:rPr>
+        <w:t xml:space="preserve">; </w:t>
       </w:r>
       <w:r>
         <w:rPr>
           <w:rFonts w:ascii="Consolas" w:hAnsi="Consolas"/>
-          <w:color w:val="0073E6"/>
-          <w:sz w:val="16"/>
-        </w:rPr>
-        <w:t xml:space="preserve">--test</w:t>
+          <w:color w:val="C11B12"/>
+          <w:sz w:val="17"/>
+          <w:shd w:fill="ECEFF3"/>
+        </w:rPr>
+        <w:t xml:space="preserve">php artisan route:cache</w:t>
+      </w:r>
+      <w:r>
+        <w:rPr>
+          <w:rFonts w:ascii="Aptos" w:hAnsi="Aptos"/>
+          <w:color w:val="1F2937"/>
+          <w:sz w:val="19"/>
+        </w:rPr>
+        <w:t xml:space="preserve"> (langkah rilis </w:t>
+      </w:r>
+      <w:r>
+        <w:rPr>
+          <w:rFonts w:ascii="Consolas" w:hAnsi="Consolas"/>
+          <w:color w:val="C11B12"/>
+          <w:sz w:val="17"/>
+          <w:shd w:fill="ECEFF3"/>
+        </w:rPr>
+        <w:t xml:space="preserve">docs/DEPLOYMENT.md</w:t>
+      </w:r>
+      <w:r>
+        <w:rPr>
+          <w:rFonts w:ascii="Aptos" w:hAnsi="Aptos"/>
+          <w:color w:val="1F2937"/>
+          <w:sz w:val="19"/>
+        </w:rPr>
+        <w:t xml:space="preserve">) memuat route seluruh modul — termasuk route closure — dan channel </w:t>
+      </w:r>
+      <w:r>
+        <w:rPr>
+          <w:rFonts w:ascii="Consolas" w:hAnsi="Consolas"/>
+          <w:color w:val="C11B12"/>
+          <w:sz w:val="17"/>
+          <w:shd w:fill="ECEFF3"/>
+        </w:rPr>
+        <w:t xml:space="preserve">tenant.{tenantId}.orders</w:t>
+      </w:r>
+      <w:r>
+        <w:rPr>
+          <w:rFonts w:ascii="Aptos" w:hAnsi="Aptos"/>
+          <w:color w:val="1F2937"/>
+          <w:sz w:val="19"/>
+        </w:rPr>
+        <w:t xml:space="preserve"> tetap terdaftar karena didaftarkan provider; uji E2E, header keamanan, limiter, dan suite penuh hijau.</w:t>
+      </w:r>
+    </w:p>
+    <w:p>
+      <w:pPr>
+        <w:jc w:val="center"/>
+        <w:spacing w:before="80" w:after="40"/>
+      </w:pPr>
+      <w:r>
+        <w:drawing>
+          <wp:inline distT="0" distB="0" distL="0" distR="0">
+            <wp:extent cx="5943600" cy="3121682"/>
+            <wp:effectExtent l="0" t="0" r="0" b="0"/>
+            <wp:docPr id="95131" name="M14 hardening modul"/>
+            <wp:cNvGraphicFramePr>
+              <a:graphicFrameLocks xmlns:a="http://schemas.openxmlformats.org/drawingml/2006/main" noChangeAspect="1"/>
+            </wp:cNvGraphicFramePr>
+            <a:graphic xmlns:a="http://schemas.openxmlformats.org/drawingml/2006/main">
+              <a:graphicData uri="http://schemas.openxmlformats.org/drawingml/2006/picture">
+                <pic:pic xmlns:pic="http://schemas.openxmlformats.org/drawingml/2006/picture">
+                  <pic:nvPicPr>
+                    <pic:cNvPr id="95131" name="M14 hardening modul"/>
+                    <pic:cNvPicPr/>
+                  </pic:nvPicPr>
+                  <pic:blipFill>
+                    <a:blip r:embed="rId9513"/>
+                    <a:stretch>
+                      <a:fillRect/>
+                    </a:stretch>
+                  </pic:blipFill>
+                  <pic:spPr>
+                    <a:xfrm>
+                      <a:off x="0" y="0"/>
+                      <a:ext cx="5943600" cy="3121682"/>
+                    </a:xfrm>
+                    <a:prstGeom prst="rect">
+                      <a:avLst/>
+                    </a:prstGeom>
+                  </pic:spPr>
+                </pic:pic>
+              </a:graphicData>
+            </a:graphic>
+          </wp:inline>
+        </w:drawing>
+      </w:r>
+    </w:p>
+    <w:p>
+      <w:pPr>
+        <w:jc w:val="center"/>
+        <w:spacing w:after="160"/>
+      </w:pPr>
+      <w:r>
+        <w:rPr>
+          <w:i/>
+          <w:color w:val="6B7280"/>
+          <w:sz w:val="16"/>
+        </w:rPr>
+        <w:t xml:space="preserve">Gambar M14b. Limiter webhook milik modul, route modul di route:cache, channel tetap aktif, suite 163 passed.</w:t>
       </w:r>
     </w:p>
     <w:p>
@@ -4789,30 +6414,29 @@
         <w:rPr>
           <w:rFonts w:ascii="Aptos" w:hAnsi="Aptos"/>
         </w:rPr>
-        <w:t>File yang dibuat: 14_quality/CrossTenantHttpTest.php, CheckoutIdempotencyTest.php, dan release-checklist.md</w:t>
+        <w:t>File yang dibuat: tests/Feature/EndToEndJourneyTest.php, tests/Feature/SecurityHeadersTest.php, dan docs/DEPLOYMENT.md (checklist rilis)</w:t>
       </w:r>
     </w:p>
     <w:p>
       <w:pPr>
         <w:pStyle w:val="CodeBlock"/>
+        <w:shd w:fill="1E1E1E" w:val="clear"/>
         <w:pBdr>
-          <w:left w:val="single" w:sz="12" w:space="8" w:color="B8DDE0"/>
+          <w:left w:val="single" w:sz="4" w:space="8" w:color="1E1E1E"/>
         </w:pBdr>
-        <w:shd w:val="clear" w:color="auto" w:fill="F2F3F7"/>
       </w:pPr>
       <w:r>
         <w:rPr>
           <w:rFonts w:ascii="Consolas" w:hAnsi="Consolas"/>
-          <w:b/>
-          <w:color w:val="000080"/>
-          <w:sz w:val="16"/>
-        </w:rPr>
-        <w:t xml:space="preserve">public</w:t>
+          <w:color w:val="569CD6"/>
+          <w:sz w:val="16"/>
+        </w:rPr>
+        <w:t>public</w:t>
       </w:r>
       <w:r>
         <w:rPr>
           <w:rFonts w:ascii="Consolas" w:hAnsi="Consolas"/>
-          <w:color w:val="262626"/>
+          <w:color w:val="D4D4D4"/>
           <w:sz w:val="16"/>
         </w:rPr>
         <w:t xml:space="preserve"> </w:t>
@@ -4820,16 +6444,15 @@
       <w:r>
         <w:rPr>
           <w:rFonts w:ascii="Consolas" w:hAnsi="Consolas"/>
-          <w:b/>
-          <w:color w:val="000080"/>
-          <w:sz w:val="16"/>
-        </w:rPr>
-        <w:t xml:space="preserve">function</w:t>
+          <w:color w:val="569CD6"/>
+          <w:sz w:val="16"/>
+        </w:rPr>
+        <w:t>function</w:t>
       </w:r>
       <w:r>
         <w:rPr>
           <w:rFonts w:ascii="Consolas" w:hAnsi="Consolas"/>
-          <w:color w:val="262626"/>
+          <w:color w:val="D4D4D4"/>
           <w:sz w:val="16"/>
         </w:rPr>
         <w:t xml:space="preserve"> </w:t>
@@ -4837,15 +6460,15 @@
       <w:r>
         <w:rPr>
           <w:rFonts w:ascii="Consolas" w:hAnsi="Consolas"/>
-          <w:color w:val="795E26"/>
-          <w:sz w:val="16"/>
-        </w:rPr>
-        <w:t xml:space="preserve">test_same_key_creates_only_one_order</w:t>
+          <w:color w:val="DCDCAA"/>
+          <w:sz w:val="16"/>
+        </w:rPr>
+        <w:t>test_same_key_creates_only_one_order</w:t>
       </w:r>
       <w:r>
         <w:rPr>
           <w:rFonts w:ascii="Consolas" w:hAnsi="Consolas"/>
-          <w:color w:val="262626"/>
+          <w:color w:val="D4D4D4"/>
           <w:sz w:val="16"/>
         </w:rPr>
         <w:t xml:space="preserve">(): </w:t>
@@ -4853,46 +6476,166 @@
       <w:r>
         <w:rPr>
           <w:rFonts w:ascii="Consolas" w:hAnsi="Consolas"/>
-          <w:b/>
-          <w:color w:val="000080"/>
-          <w:sz w:val="16"/>
-        </w:rPr>
-        <w:t xml:space="preserve">void</w:t>
-      </w:r>
-      <w:r>
+          <w:color w:val="569CD6"/>
+          <w:sz w:val="16"/>
+        </w:rPr>
+        <w:t>void</w:t>
+      </w:r>
+      <w:r>
+        <w:rPr>
+          <w:rFonts w:ascii="Consolas" w:hAnsi="Consolas"/>
+          <w:color w:val="D4D4D4"/>
+          <w:sz w:val="16"/>
+        </w:rPr>
         <w:br/>
+        <w:t>{</w:t>
+        <w:br/>
+        <w:t xml:space="preserve">    </w:t>
       </w:r>
       <w:r>
         <w:rPr>
           <w:rFonts w:ascii="Consolas" w:hAnsi="Consolas"/>
-          <w:color w:val="262626"/>
-          <w:sz w:val="16"/>
-        </w:rPr>
-        <w:t xml:space="preserve">{</w:t>
-      </w:r>
-      <w:r>
+          <w:color w:val="9CDCFE"/>
+          <w:sz w:val="16"/>
+        </w:rPr>
+        <w:t>$session</w:t>
+      </w:r>
+      <w:r>
+        <w:rPr>
+          <w:rFonts w:ascii="Consolas" w:hAnsi="Consolas"/>
+          <w:color w:val="D4D4D4"/>
+          <w:sz w:val="16"/>
+        </w:rPr>
+        <w:t xml:space="preserve"> = </w:t>
+      </w:r>
+      <w:r>
+        <w:rPr>
+          <w:rFonts w:ascii="Consolas" w:hAnsi="Consolas"/>
+          <w:color w:val="4EC9B0"/>
+          <w:sz w:val="16"/>
+        </w:rPr>
+        <w:t>CustomerSession</w:t>
+      </w:r>
+      <w:r>
+        <w:rPr>
+          <w:rFonts w:ascii="Consolas" w:hAnsi="Consolas"/>
+          <w:color w:val="D4D4D4"/>
+          <w:sz w:val="16"/>
+        </w:rPr>
+        <w:t>::</w:t>
+      </w:r>
+      <w:r>
+        <w:rPr>
+          <w:rFonts w:ascii="Consolas" w:hAnsi="Consolas"/>
+          <w:color w:val="DCDCAA"/>
+          <w:sz w:val="16"/>
+        </w:rPr>
+        <w:t>factory</w:t>
+      </w:r>
+      <w:r>
+        <w:rPr>
+          <w:rFonts w:ascii="Consolas" w:hAnsi="Consolas"/>
+          <w:color w:val="D4D4D4"/>
+          <w:sz w:val="16"/>
+        </w:rPr>
+        <w:t>()-&gt;</w:t>
+      </w:r>
+      <w:r>
+        <w:rPr>
+          <w:rFonts w:ascii="Consolas" w:hAnsi="Consolas"/>
+          <w:color w:val="DCDCAA"/>
+          <w:sz w:val="16"/>
+        </w:rPr>
+        <w:t>create</w:t>
+      </w:r>
+      <w:r>
+        <w:rPr>
+          <w:rFonts w:ascii="Consolas" w:hAnsi="Consolas"/>
+          <w:color w:val="D4D4D4"/>
+          <w:sz w:val="16"/>
+        </w:rPr>
+        <w:t>();</w:t>
         <w:br/>
+        <w:t xml:space="preserve">    </w:t>
       </w:r>
       <w:r>
         <w:rPr>
           <w:rFonts w:ascii="Consolas" w:hAnsi="Consolas"/>
-          <w:color w:val="262626"/>
-          <w:sz w:val="16"/>
-        </w:rPr>
+          <w:color w:val="9CDCFE"/>
+          <w:sz w:val="16"/>
+        </w:rPr>
+        <w:t>$cart</w:t>
+      </w:r>
+      <w:r>
+        <w:rPr>
+          <w:rFonts w:ascii="Consolas" w:hAnsi="Consolas"/>
+          <w:color w:val="D4D4D4"/>
+          <w:sz w:val="16"/>
+        </w:rPr>
+        <w:t xml:space="preserve"> = </w:t>
+      </w:r>
+      <w:r>
+        <w:rPr>
+          <w:rFonts w:ascii="Consolas" w:hAnsi="Consolas"/>
+          <w:color w:val="9CDCFE"/>
+          <w:sz w:val="16"/>
+        </w:rPr>
+        <w:t>$this</w:t>
+      </w:r>
+      <w:r>
+        <w:rPr>
+          <w:rFonts w:ascii="Consolas" w:hAnsi="Consolas"/>
+          <w:color w:val="D4D4D4"/>
+          <w:sz w:val="16"/>
+        </w:rPr>
+        <w:t>-&gt;</w:t>
+      </w:r>
+      <w:r>
+        <w:rPr>
+          <w:rFonts w:ascii="Consolas" w:hAnsi="Consolas"/>
+          <w:color w:val="DCDCAA"/>
+          <w:sz w:val="16"/>
+        </w:rPr>
+        <w:t>validCartFor</w:t>
+      </w:r>
+      <w:r>
+        <w:rPr>
+          <w:rFonts w:ascii="Consolas" w:hAnsi="Consolas"/>
+          <w:color w:val="D4D4D4"/>
+          <w:sz w:val="16"/>
+        </w:rPr>
+        <w:t>(</w:t>
+      </w:r>
+      <w:r>
+        <w:rPr>
+          <w:rFonts w:ascii="Consolas" w:hAnsi="Consolas"/>
+          <w:color w:val="9CDCFE"/>
+          <w:sz w:val="16"/>
+        </w:rPr>
+        <w:t>$session</w:t>
+      </w:r>
+      <w:r>
+        <w:rPr>
+          <w:rFonts w:ascii="Consolas" w:hAnsi="Consolas"/>
+          <w:color w:val="D4D4D4"/>
+          <w:sz w:val="16"/>
+        </w:rPr>
+        <w:t>-&gt;canteen_id);</w:t>
+        <w:br/>
         <w:t xml:space="preserve">    </w:t>
       </w:r>
       <w:r>
         <w:rPr>
           <w:rFonts w:ascii="Consolas" w:hAnsi="Consolas"/>
-          <w:color w:val="660E7A"/>
-          <w:sz w:val="16"/>
-        </w:rPr>
-        <w:t xml:space="preserve">$session</w:t>
+          <w:color w:val="9CDCFE"/>
+          <w:sz w:val="16"/>
+        </w:rPr>
+        <w:t>$service</w:t>
       </w:r>
       <w:r>
         <w:rPr>
           <w:rFonts w:ascii="Consolas" w:hAnsi="Consolas"/>
-          <w:color w:val="262626"/>
+          <w:color w:val="D4D4D4"/>
           <w:sz w:val="16"/>
         </w:rPr>
         <w:t xml:space="preserve"> = </w:t>
@@ -4900,74 +6643,167 @@
       <w:r>
         <w:rPr>
           <w:rFonts w:ascii="Consolas" w:hAnsi="Consolas"/>
-          <w:color w:val="267F99"/>
-          <w:sz w:val="16"/>
-        </w:rPr>
-        <w:t xml:space="preserve">CustomerSession</w:t>
+          <w:color w:val="DCDCAA"/>
+          <w:sz w:val="16"/>
+        </w:rPr>
+        <w:t>app</w:t>
       </w:r>
       <w:r>
         <w:rPr>
           <w:rFonts w:ascii="Consolas" w:hAnsi="Consolas"/>
-          <w:color w:val="262626"/>
-          <w:sz w:val="16"/>
-        </w:rPr>
-        <w:t xml:space="preserve">::</w:t>
+          <w:color w:val="D4D4D4"/>
+          <w:sz w:val="16"/>
+        </w:rPr>
+        <w:t>(</w:t>
       </w:r>
       <w:r>
         <w:rPr>
           <w:rFonts w:ascii="Consolas" w:hAnsi="Consolas"/>
-          <w:color w:val="795E26"/>
-          <w:sz w:val="16"/>
-        </w:rPr>
-        <w:t xml:space="preserve">factory</w:t>
+          <w:color w:val="4EC9B0"/>
+          <w:sz w:val="16"/>
+        </w:rPr>
+        <w:t>CheckoutService</w:t>
       </w:r>
       <w:r>
         <w:rPr>
           <w:rFonts w:ascii="Consolas" w:hAnsi="Consolas"/>
-          <w:color w:val="262626"/>
-          <w:sz w:val="16"/>
-        </w:rPr>
-        <w:t xml:space="preserve">()-&gt;</w:t>
+          <w:color w:val="D4D4D4"/>
+          <w:sz w:val="16"/>
+        </w:rPr>
+        <w:t>::</w:t>
       </w:r>
       <w:r>
         <w:rPr>
           <w:rFonts w:ascii="Consolas" w:hAnsi="Consolas"/>
-          <w:color w:val="795E26"/>
-          <w:sz w:val="16"/>
-        </w:rPr>
-        <w:t xml:space="preserve">create</w:t>
+          <w:color w:val="569CD6"/>
+          <w:sz w:val="16"/>
+        </w:rPr>
+        <w:t>class</w:t>
       </w:r>
       <w:r>
         <w:rPr>
           <w:rFonts w:ascii="Consolas" w:hAnsi="Consolas"/>
-          <w:color w:val="262626"/>
-          <w:sz w:val="16"/>
-        </w:rPr>
-        <w:t xml:space="preserve">();</w:t>
-      </w:r>
-      <w:r>
+          <w:color w:val="D4D4D4"/>
+          <w:sz w:val="16"/>
+        </w:rPr>
+        <w:t>);</w:t>
         <w:br/>
+        <w:br/>
+        <w:t xml:space="preserve">    </w:t>
       </w:r>
       <w:r>
         <w:rPr>
           <w:rFonts w:ascii="Consolas" w:hAnsi="Consolas"/>
-          <w:color w:val="262626"/>
-          <w:sz w:val="16"/>
-        </w:rPr>
+          <w:color w:val="9CDCFE"/>
+          <w:sz w:val="16"/>
+        </w:rPr>
+        <w:t>$first</w:t>
+      </w:r>
+      <w:r>
+        <w:rPr>
+          <w:rFonts w:ascii="Consolas" w:hAnsi="Consolas"/>
+          <w:color w:val="D4D4D4"/>
+          <w:sz w:val="16"/>
+        </w:rPr>
+        <w:t xml:space="preserve"> = </w:t>
+      </w:r>
+      <w:r>
+        <w:rPr>
+          <w:rFonts w:ascii="Consolas" w:hAnsi="Consolas"/>
+          <w:color w:val="9CDCFE"/>
+          <w:sz w:val="16"/>
+        </w:rPr>
+        <w:t>$service</w:t>
+      </w:r>
+      <w:r>
+        <w:rPr>
+          <w:rFonts w:ascii="Consolas" w:hAnsi="Consolas"/>
+          <w:color w:val="D4D4D4"/>
+          <w:sz w:val="16"/>
+        </w:rPr>
+        <w:t>-&gt;</w:t>
+      </w:r>
+      <w:r>
+        <w:rPr>
+          <w:rFonts w:ascii="Consolas" w:hAnsi="Consolas"/>
+          <w:color w:val="DCDCAA"/>
+          <w:sz w:val="16"/>
+        </w:rPr>
+        <w:t>checkout</w:t>
+      </w:r>
+      <w:r>
+        <w:rPr>
+          <w:rFonts w:ascii="Consolas" w:hAnsi="Consolas"/>
+          <w:color w:val="D4D4D4"/>
+          <w:sz w:val="16"/>
+        </w:rPr>
+        <w:t>(</w:t>
+        <w:br/>
+        <w:t xml:space="preserve">        </w:t>
+      </w:r>
+      <w:r>
+        <w:rPr>
+          <w:rFonts w:ascii="Consolas" w:hAnsi="Consolas"/>
+          <w:color w:val="9CDCFE"/>
+          <w:sz w:val="16"/>
+        </w:rPr>
+        <w:t>$session</w:t>
+      </w:r>
+      <w:r>
+        <w:rPr>
+          <w:rFonts w:ascii="Consolas" w:hAnsi="Consolas"/>
+          <w:color w:val="D4D4D4"/>
+          <w:sz w:val="16"/>
+        </w:rPr>
+        <w:t xml:space="preserve">, </w:t>
+      </w:r>
+      <w:r>
+        <w:rPr>
+          <w:rFonts w:ascii="Consolas" w:hAnsi="Consolas"/>
+          <w:color w:val="9CDCFE"/>
+          <w:sz w:val="16"/>
+        </w:rPr>
+        <w:t>$cart</w:t>
+      </w:r>
+      <w:r>
+        <w:rPr>
+          <w:rFonts w:ascii="Consolas" w:hAnsi="Consolas"/>
+          <w:color w:val="D4D4D4"/>
+          <w:sz w:val="16"/>
+        </w:rPr>
+        <w:t xml:space="preserve">, </w:t>
+      </w:r>
+      <w:r>
+        <w:rPr>
+          <w:rFonts w:ascii="Consolas" w:hAnsi="Consolas"/>
+          <w:color w:val="CE9178"/>
+          <w:sz w:val="16"/>
+        </w:rPr>
+        <w:t>'checkout-test-001'</w:t>
+      </w:r>
+      <w:r>
+        <w:rPr>
+          <w:rFonts w:ascii="Consolas" w:hAnsi="Consolas"/>
+          <w:color w:val="D4D4D4"/>
+          <w:sz w:val="16"/>
+        </w:rPr>
+        <w:br/>
+        <w:t xml:space="preserve">    );</w:t>
+        <w:br/>
         <w:t xml:space="preserve">    </w:t>
       </w:r>
       <w:r>
         <w:rPr>
           <w:rFonts w:ascii="Consolas" w:hAnsi="Consolas"/>
-          <w:color w:val="660E7A"/>
-          <w:sz w:val="16"/>
-        </w:rPr>
-        <w:t xml:space="preserve">$cart</w:t>
+          <w:color w:val="9CDCFE"/>
+          <w:sz w:val="16"/>
+        </w:rPr>
+        <w:t>$second</w:t>
       </w:r>
       <w:r>
         <w:rPr>
           <w:rFonts w:ascii="Consolas" w:hAnsi="Consolas"/>
-          <w:color w:val="262626"/>
+          <w:color w:val="D4D4D4"/>
           <w:sz w:val="16"/>
         </w:rPr>
         <w:t xml:space="preserve"> = </w:t>
@@ -4975,599 +6811,268 @@
       <w:r>
         <w:rPr>
           <w:rFonts w:ascii="Consolas" w:hAnsi="Consolas"/>
-          <w:color w:val="660E7A"/>
-          <w:sz w:val="16"/>
-        </w:rPr>
-        <w:t xml:space="preserve">$this</w:t>
+          <w:color w:val="9CDCFE"/>
+          <w:sz w:val="16"/>
+        </w:rPr>
+        <w:t>$service</w:t>
       </w:r>
       <w:r>
         <w:rPr>
           <w:rFonts w:ascii="Consolas" w:hAnsi="Consolas"/>
-          <w:color w:val="262626"/>
-          <w:sz w:val="16"/>
-        </w:rPr>
-        <w:t xml:space="preserve">-&gt;</w:t>
+          <w:color w:val="D4D4D4"/>
+          <w:sz w:val="16"/>
+        </w:rPr>
+        <w:t>-&gt;</w:t>
       </w:r>
       <w:r>
         <w:rPr>
           <w:rFonts w:ascii="Consolas" w:hAnsi="Consolas"/>
-          <w:color w:val="795E26"/>
-          <w:sz w:val="16"/>
-        </w:rPr>
-        <w:t xml:space="preserve">validCartFor</w:t>
+          <w:color w:val="DCDCAA"/>
+          <w:sz w:val="16"/>
+        </w:rPr>
+        <w:t>checkout</w:t>
       </w:r>
       <w:r>
         <w:rPr>
           <w:rFonts w:ascii="Consolas" w:hAnsi="Consolas"/>
-          <w:color w:val="262626"/>
-          <w:sz w:val="16"/>
-        </w:rPr>
-        <w:t xml:space="preserve">(</w:t>
+          <w:color w:val="D4D4D4"/>
+          <w:sz w:val="16"/>
+        </w:rPr>
+        <w:t>(</w:t>
+        <w:br/>
+        <w:t xml:space="preserve">        </w:t>
       </w:r>
       <w:r>
         <w:rPr>
           <w:rFonts w:ascii="Consolas" w:hAnsi="Consolas"/>
-          <w:color w:val="660E7A"/>
-          <w:sz w:val="16"/>
-        </w:rPr>
-        <w:t xml:space="preserve">$session</w:t>
+          <w:color w:val="9CDCFE"/>
+          <w:sz w:val="16"/>
+        </w:rPr>
+        <w:t>$session</w:t>
       </w:r>
       <w:r>
         <w:rPr>
           <w:rFonts w:ascii="Consolas" w:hAnsi="Consolas"/>
-          <w:color w:val="262626"/>
-          <w:sz w:val="16"/>
-        </w:rPr>
-        <w:t xml:space="preserve">-&gt;</w:t>
+          <w:color w:val="D4D4D4"/>
+          <w:sz w:val="16"/>
+        </w:rPr>
+        <w:t xml:space="preserve">, </w:t>
       </w:r>
       <w:r>
         <w:rPr>
           <w:rFonts w:ascii="Consolas" w:hAnsi="Consolas"/>
-          <w:color w:val="660E7A"/>
-          <w:sz w:val="16"/>
-        </w:rPr>
-        <w:t xml:space="preserve">canteen_id</w:t>
+          <w:color w:val="9CDCFE"/>
+          <w:sz w:val="16"/>
+        </w:rPr>
+        <w:t>$cart</w:t>
       </w:r>
       <w:r>
         <w:rPr>
           <w:rFonts w:ascii="Consolas" w:hAnsi="Consolas"/>
-          <w:color w:val="262626"/>
-          <w:sz w:val="16"/>
-        </w:rPr>
-        <w:t xml:space="preserve">);</w:t>
-      </w:r>
-      <w:r>
+          <w:color w:val="D4D4D4"/>
+          <w:sz w:val="16"/>
+        </w:rPr>
+        <w:t xml:space="preserve">, </w:t>
+      </w:r>
+      <w:r>
+        <w:rPr>
+          <w:rFonts w:ascii="Consolas" w:hAnsi="Consolas"/>
+          <w:color w:val="CE9178"/>
+          <w:sz w:val="16"/>
+        </w:rPr>
+        <w:t>'checkout-test-001'</w:t>
+      </w:r>
+      <w:r>
+        <w:rPr>
+          <w:rFonts w:ascii="Consolas" w:hAnsi="Consolas"/>
+          <w:color w:val="D4D4D4"/>
+          <w:sz w:val="16"/>
+        </w:rPr>
         <w:br/>
+        <w:t xml:space="preserve">    );</w:t>
+        <w:br/>
+        <w:br/>
+        <w:t xml:space="preserve">    </w:t>
       </w:r>
       <w:r>
         <w:rPr>
           <w:rFonts w:ascii="Consolas" w:hAnsi="Consolas"/>
-          <w:color w:val="262626"/>
-          <w:sz w:val="16"/>
-        </w:rPr>
+          <w:color w:val="9CDCFE"/>
+          <w:sz w:val="16"/>
+        </w:rPr>
+        <w:t>$this</w:t>
+      </w:r>
+      <w:r>
+        <w:rPr>
+          <w:rFonts w:ascii="Consolas" w:hAnsi="Consolas"/>
+          <w:color w:val="D4D4D4"/>
+          <w:sz w:val="16"/>
+        </w:rPr>
+        <w:t>-&gt;</w:t>
+      </w:r>
+      <w:r>
+        <w:rPr>
+          <w:rFonts w:ascii="Consolas" w:hAnsi="Consolas"/>
+          <w:color w:val="DCDCAA"/>
+          <w:sz w:val="16"/>
+        </w:rPr>
+        <w:t>assertTrue</w:t>
+      </w:r>
+      <w:r>
+        <w:rPr>
+          <w:rFonts w:ascii="Consolas" w:hAnsi="Consolas"/>
+          <w:color w:val="D4D4D4"/>
+          <w:sz w:val="16"/>
+        </w:rPr>
+        <w:t>(</w:t>
+      </w:r>
+      <w:r>
+        <w:rPr>
+          <w:rFonts w:ascii="Consolas" w:hAnsi="Consolas"/>
+          <w:color w:val="9CDCFE"/>
+          <w:sz w:val="16"/>
+        </w:rPr>
+        <w:t>$first</w:t>
+      </w:r>
+      <w:r>
+        <w:rPr>
+          <w:rFonts w:ascii="Consolas" w:hAnsi="Consolas"/>
+          <w:color w:val="D4D4D4"/>
+          <w:sz w:val="16"/>
+        </w:rPr>
+        <w:t>-&gt;</w:t>
+      </w:r>
+      <w:r>
+        <w:rPr>
+          <w:rFonts w:ascii="Consolas" w:hAnsi="Consolas"/>
+          <w:color w:val="DCDCAA"/>
+          <w:sz w:val="16"/>
+        </w:rPr>
+        <w:t>is</w:t>
+      </w:r>
+      <w:r>
+        <w:rPr>
+          <w:rFonts w:ascii="Consolas" w:hAnsi="Consolas"/>
+          <w:color w:val="D4D4D4"/>
+          <w:sz w:val="16"/>
+        </w:rPr>
+        <w:t>(</w:t>
+      </w:r>
+      <w:r>
+        <w:rPr>
+          <w:rFonts w:ascii="Consolas" w:hAnsi="Consolas"/>
+          <w:color w:val="9CDCFE"/>
+          <w:sz w:val="16"/>
+        </w:rPr>
+        <w:t>$second</w:t>
+      </w:r>
+      <w:r>
+        <w:rPr>
+          <w:rFonts w:ascii="Consolas" w:hAnsi="Consolas"/>
+          <w:color w:val="D4D4D4"/>
+          <w:sz w:val="16"/>
+        </w:rPr>
+        <w:t>));</w:t>
+        <w:br/>
         <w:t xml:space="preserve">    </w:t>
       </w:r>
       <w:r>
         <w:rPr>
           <w:rFonts w:ascii="Consolas" w:hAnsi="Consolas"/>
-          <w:color w:val="660E7A"/>
-          <w:sz w:val="16"/>
-        </w:rPr>
-        <w:t xml:space="preserve">$service</w:t>
+          <w:color w:val="9CDCFE"/>
+          <w:sz w:val="16"/>
+        </w:rPr>
+        <w:t>$this</w:t>
       </w:r>
       <w:r>
         <w:rPr>
           <w:rFonts w:ascii="Consolas" w:hAnsi="Consolas"/>
-          <w:color w:val="262626"/>
-          <w:sz w:val="16"/>
-        </w:rPr>
-        <w:t xml:space="preserve"> = </w:t>
+          <w:color w:val="D4D4D4"/>
+          <w:sz w:val="16"/>
+        </w:rPr>
+        <w:t>-&gt;</w:t>
       </w:r>
       <w:r>
         <w:rPr>
           <w:rFonts w:ascii="Consolas" w:hAnsi="Consolas"/>
-          <w:color w:val="795E26"/>
-          <w:sz w:val="16"/>
-        </w:rPr>
-        <w:t xml:space="preserve">app</w:t>
+          <w:color w:val="DCDCAA"/>
+          <w:sz w:val="16"/>
+        </w:rPr>
+        <w:t>assertSame</w:t>
       </w:r>
       <w:r>
         <w:rPr>
           <w:rFonts w:ascii="Consolas" w:hAnsi="Consolas"/>
-          <w:color w:val="262626"/>
-          <w:sz w:val="16"/>
-        </w:rPr>
-        <w:t xml:space="preserve">(</w:t>
+          <w:color w:val="D4D4D4"/>
+          <w:sz w:val="16"/>
+        </w:rPr>
+        <w:t>(</w:t>
       </w:r>
       <w:r>
         <w:rPr>
           <w:rFonts w:ascii="Consolas" w:hAnsi="Consolas"/>
-          <w:color w:val="267F99"/>
-          <w:sz w:val="16"/>
-        </w:rPr>
-        <w:t xml:space="preserve">CheckoutService</w:t>
+          <w:color w:val="B5CEA8"/>
+          <w:sz w:val="16"/>
+        </w:rPr>
+        <w:t>1</w:t>
       </w:r>
       <w:r>
         <w:rPr>
           <w:rFonts w:ascii="Consolas" w:hAnsi="Consolas"/>
-          <w:color w:val="262626"/>
-          <w:sz w:val="16"/>
-        </w:rPr>
-        <w:t xml:space="preserve">::</w:t>
+          <w:color w:val="D4D4D4"/>
+          <w:sz w:val="16"/>
+        </w:rPr>
+        <w:t xml:space="preserve">, </w:t>
       </w:r>
       <w:r>
         <w:rPr>
           <w:rFonts w:ascii="Consolas" w:hAnsi="Consolas"/>
-          <w:b/>
-          <w:color w:val="000080"/>
-          <w:sz w:val="16"/>
-        </w:rPr>
-        <w:t xml:space="preserve">class</w:t>
+          <w:color w:val="4EC9B0"/>
+          <w:sz w:val="16"/>
+        </w:rPr>
+        <w:t>Order</w:t>
       </w:r>
       <w:r>
         <w:rPr>
           <w:rFonts w:ascii="Consolas" w:hAnsi="Consolas"/>
-          <w:color w:val="262626"/>
-          <w:sz w:val="16"/>
-        </w:rPr>
-        <w:t xml:space="preserve">);</w:t>
-      </w:r>
-      <w:r>
+          <w:color w:val="D4D4D4"/>
+          <w:sz w:val="16"/>
+        </w:rPr>
+        <w:t>::</w:t>
+      </w:r>
+      <w:r>
+        <w:rPr>
+          <w:rFonts w:ascii="Consolas" w:hAnsi="Consolas"/>
+          <w:color w:val="DCDCAA"/>
+          <w:sz w:val="16"/>
+        </w:rPr>
+        <w:t>query</w:t>
+      </w:r>
+      <w:r>
+        <w:rPr>
+          <w:rFonts w:ascii="Consolas" w:hAnsi="Consolas"/>
+          <w:color w:val="D4D4D4"/>
+          <w:sz w:val="16"/>
+        </w:rPr>
+        <w:t>()-&gt;</w:t>
+      </w:r>
+      <w:r>
+        <w:rPr>
+          <w:rFonts w:ascii="Consolas" w:hAnsi="Consolas"/>
+          <w:color w:val="DCDCAA"/>
+          <w:sz w:val="16"/>
+        </w:rPr>
+        <w:t>count</w:t>
+      </w:r>
+      <w:r>
+        <w:rPr>
+          <w:rFonts w:ascii="Consolas" w:hAnsi="Consolas"/>
+          <w:color w:val="D4D4D4"/>
+          <w:sz w:val="16"/>
+        </w:rPr>
+        <w:t>());</w:t>
         <w:br/>
-      </w:r>
-      <w:r>
-        <w:br/>
-      </w:r>
-      <w:r>
-        <w:rPr>
-          <w:rFonts w:ascii="Consolas" w:hAnsi="Consolas"/>
-          <w:color w:val="262626"/>
-          <w:sz w:val="16"/>
-        </w:rPr>
-        <w:t xml:space="preserve">    </w:t>
-      </w:r>
-      <w:r>
-        <w:rPr>
-          <w:rFonts w:ascii="Consolas" w:hAnsi="Consolas"/>
-          <w:color w:val="660E7A"/>
-          <w:sz w:val="16"/>
-        </w:rPr>
-        <w:t xml:space="preserve">$first</w:t>
-      </w:r>
-      <w:r>
-        <w:rPr>
-          <w:rFonts w:ascii="Consolas" w:hAnsi="Consolas"/>
-          <w:color w:val="262626"/>
-          <w:sz w:val="16"/>
-        </w:rPr>
-        <w:t xml:space="preserve"> = </w:t>
-      </w:r>
-      <w:r>
-        <w:rPr>
-          <w:rFonts w:ascii="Consolas" w:hAnsi="Consolas"/>
-          <w:color w:val="660E7A"/>
-          <w:sz w:val="16"/>
-        </w:rPr>
-        <w:t xml:space="preserve">$service</w:t>
-      </w:r>
-      <w:r>
-        <w:rPr>
-          <w:rFonts w:ascii="Consolas" w:hAnsi="Consolas"/>
-          <w:color w:val="262626"/>
-          <w:sz w:val="16"/>
-        </w:rPr>
-        <w:t xml:space="preserve">-&gt;</w:t>
-      </w:r>
-      <w:r>
-        <w:rPr>
-          <w:rFonts w:ascii="Consolas" w:hAnsi="Consolas"/>
-          <w:color w:val="795E26"/>
-          <w:sz w:val="16"/>
-        </w:rPr>
-        <w:t xml:space="preserve">checkout</w:t>
-      </w:r>
-      <w:r>
-        <w:rPr>
-          <w:rFonts w:ascii="Consolas" w:hAnsi="Consolas"/>
-          <w:color w:val="262626"/>
-          <w:sz w:val="16"/>
-        </w:rPr>
-        <w:t xml:space="preserve">(</w:t>
-      </w:r>
-      <w:r>
-        <w:br/>
-      </w:r>
-      <w:r>
-        <w:rPr>
-          <w:rFonts w:ascii="Consolas" w:hAnsi="Consolas"/>
-          <w:color w:val="262626"/>
-          <w:sz w:val="16"/>
-        </w:rPr>
-        <w:t xml:space="preserve">        </w:t>
-      </w:r>
-      <w:r>
-        <w:rPr>
-          <w:rFonts w:ascii="Consolas" w:hAnsi="Consolas"/>
-          <w:color w:val="660E7A"/>
-          <w:sz w:val="16"/>
-        </w:rPr>
-        <w:t xml:space="preserve">$session</w:t>
-      </w:r>
-      <w:r>
-        <w:rPr>
-          <w:rFonts w:ascii="Consolas" w:hAnsi="Consolas"/>
-          <w:color w:val="262626"/>
-          <w:sz w:val="16"/>
-        </w:rPr>
-        <w:t xml:space="preserve">, </w:t>
-      </w:r>
-      <w:r>
-        <w:rPr>
-          <w:rFonts w:ascii="Consolas" w:hAnsi="Consolas"/>
-          <w:color w:val="660E7A"/>
-          <w:sz w:val="16"/>
-        </w:rPr>
-        <w:t xml:space="preserve">$cart</w:t>
-      </w:r>
-      <w:r>
-        <w:rPr>
-          <w:rFonts w:ascii="Consolas" w:hAnsi="Consolas"/>
-          <w:color w:val="262626"/>
-          <w:sz w:val="16"/>
-        </w:rPr>
-        <w:t xml:space="preserve">, </w:t>
-      </w:r>
-      <w:r>
-        <w:rPr>
-          <w:rFonts w:ascii="Consolas" w:hAnsi="Consolas"/>
-          <w:color w:val="00733B"/>
-          <w:sz w:val="16"/>
-        </w:rPr>
-        <w:t xml:space="preserve">'checkout-test-001'</w:t>
-      </w:r>
-      <w:r>
-        <w:br/>
-      </w:r>
-      <w:r>
-        <w:rPr>
-          <w:rFonts w:ascii="Consolas" w:hAnsi="Consolas"/>
-          <w:color w:val="262626"/>
-          <w:sz w:val="16"/>
-        </w:rPr>
-        <w:t xml:space="preserve">    );</w:t>
-      </w:r>
-      <w:r>
-        <w:br/>
-      </w:r>
-      <w:r>
-        <w:rPr>
-          <w:rFonts w:ascii="Consolas" w:hAnsi="Consolas"/>
-          <w:color w:val="262626"/>
-          <w:sz w:val="16"/>
-        </w:rPr>
-        <w:t xml:space="preserve">    </w:t>
-      </w:r>
-      <w:r>
-        <w:rPr>
-          <w:rFonts w:ascii="Consolas" w:hAnsi="Consolas"/>
-          <w:color w:val="660E7A"/>
-          <w:sz w:val="16"/>
-        </w:rPr>
-        <w:t xml:space="preserve">$second</w:t>
-      </w:r>
-      <w:r>
-        <w:rPr>
-          <w:rFonts w:ascii="Consolas" w:hAnsi="Consolas"/>
-          <w:color w:val="262626"/>
-          <w:sz w:val="16"/>
-        </w:rPr>
-        <w:t xml:space="preserve"> = </w:t>
-      </w:r>
-      <w:r>
-        <w:rPr>
-          <w:rFonts w:ascii="Consolas" w:hAnsi="Consolas"/>
-          <w:color w:val="660E7A"/>
-          <w:sz w:val="16"/>
-        </w:rPr>
-        <w:t xml:space="preserve">$service</w:t>
-      </w:r>
-      <w:r>
-        <w:rPr>
-          <w:rFonts w:ascii="Consolas" w:hAnsi="Consolas"/>
-          <w:color w:val="262626"/>
-          <w:sz w:val="16"/>
-        </w:rPr>
-        <w:t xml:space="preserve">-&gt;</w:t>
-      </w:r>
-      <w:r>
-        <w:rPr>
-          <w:rFonts w:ascii="Consolas" w:hAnsi="Consolas"/>
-          <w:color w:val="795E26"/>
-          <w:sz w:val="16"/>
-        </w:rPr>
-        <w:t xml:space="preserve">checkout</w:t>
-      </w:r>
-      <w:r>
-        <w:rPr>
-          <w:rFonts w:ascii="Consolas" w:hAnsi="Consolas"/>
-          <w:color w:val="262626"/>
-          <w:sz w:val="16"/>
-        </w:rPr>
-        <w:t xml:space="preserve">(</w:t>
-      </w:r>
-      <w:r>
-        <w:br/>
-      </w:r>
-      <w:r>
-        <w:rPr>
-          <w:rFonts w:ascii="Consolas" w:hAnsi="Consolas"/>
-          <w:color w:val="262626"/>
-          <w:sz w:val="16"/>
-        </w:rPr>
-        <w:t xml:space="preserve">        </w:t>
-      </w:r>
-      <w:r>
-        <w:rPr>
-          <w:rFonts w:ascii="Consolas" w:hAnsi="Consolas"/>
-          <w:color w:val="660E7A"/>
-          <w:sz w:val="16"/>
-        </w:rPr>
-        <w:t xml:space="preserve">$session</w:t>
-      </w:r>
-      <w:r>
-        <w:rPr>
-          <w:rFonts w:ascii="Consolas" w:hAnsi="Consolas"/>
-          <w:color w:val="262626"/>
-          <w:sz w:val="16"/>
-        </w:rPr>
-        <w:t xml:space="preserve">, </w:t>
-      </w:r>
-      <w:r>
-        <w:rPr>
-          <w:rFonts w:ascii="Consolas" w:hAnsi="Consolas"/>
-          <w:color w:val="660E7A"/>
-          <w:sz w:val="16"/>
-        </w:rPr>
-        <w:t xml:space="preserve">$cart</w:t>
-      </w:r>
-      <w:r>
-        <w:rPr>
-          <w:rFonts w:ascii="Consolas" w:hAnsi="Consolas"/>
-          <w:color w:val="262626"/>
-          <w:sz w:val="16"/>
-        </w:rPr>
-        <w:t xml:space="preserve">, </w:t>
-      </w:r>
-      <w:r>
-        <w:rPr>
-          <w:rFonts w:ascii="Consolas" w:hAnsi="Consolas"/>
-          <w:color w:val="00733B"/>
-          <w:sz w:val="16"/>
-        </w:rPr>
-        <w:t xml:space="preserve">'checkout-test-001'</w:t>
-      </w:r>
-      <w:r>
-        <w:br/>
-      </w:r>
-      <w:r>
-        <w:rPr>
-          <w:rFonts w:ascii="Consolas" w:hAnsi="Consolas"/>
-          <w:color w:val="262626"/>
-          <w:sz w:val="16"/>
-        </w:rPr>
-        <w:t xml:space="preserve">    );</w:t>
-      </w:r>
-      <w:r>
-        <w:br/>
-      </w:r>
-      <w:r>
-        <w:br/>
-      </w:r>
-      <w:r>
-        <w:rPr>
-          <w:rFonts w:ascii="Consolas" w:hAnsi="Consolas"/>
-          <w:color w:val="262626"/>
-          <w:sz w:val="16"/>
-        </w:rPr>
-        <w:t xml:space="preserve">    </w:t>
-      </w:r>
-      <w:r>
-        <w:rPr>
-          <w:rFonts w:ascii="Consolas" w:hAnsi="Consolas"/>
-          <w:color w:val="660E7A"/>
-          <w:sz w:val="16"/>
-        </w:rPr>
-        <w:t xml:space="preserve">$this</w:t>
-      </w:r>
-      <w:r>
-        <w:rPr>
-          <w:rFonts w:ascii="Consolas" w:hAnsi="Consolas"/>
-          <w:color w:val="262626"/>
-          <w:sz w:val="16"/>
-        </w:rPr>
-        <w:t xml:space="preserve">-&gt;</w:t>
-      </w:r>
-      <w:r>
-        <w:rPr>
-          <w:rFonts w:ascii="Consolas" w:hAnsi="Consolas"/>
-          <w:color w:val="795E26"/>
-          <w:sz w:val="16"/>
-        </w:rPr>
-        <w:t xml:space="preserve">assertTrue</w:t>
-      </w:r>
-      <w:r>
-        <w:rPr>
-          <w:rFonts w:ascii="Consolas" w:hAnsi="Consolas"/>
-          <w:color w:val="262626"/>
-          <w:sz w:val="16"/>
-        </w:rPr>
-        <w:t xml:space="preserve">(</w:t>
-      </w:r>
-      <w:r>
-        <w:rPr>
-          <w:rFonts w:ascii="Consolas" w:hAnsi="Consolas"/>
-          <w:color w:val="660E7A"/>
-          <w:sz w:val="16"/>
-        </w:rPr>
-        <w:t xml:space="preserve">$first</w:t>
-      </w:r>
-      <w:r>
-        <w:rPr>
-          <w:rFonts w:ascii="Consolas" w:hAnsi="Consolas"/>
-          <w:color w:val="262626"/>
-          <w:sz w:val="16"/>
-        </w:rPr>
-        <w:t xml:space="preserve">-&gt;</w:t>
-      </w:r>
-      <w:r>
-        <w:rPr>
-          <w:rFonts w:ascii="Consolas" w:hAnsi="Consolas"/>
-          <w:color w:val="795E26"/>
-          <w:sz w:val="16"/>
-        </w:rPr>
-        <w:t xml:space="preserve">is</w:t>
-      </w:r>
-      <w:r>
-        <w:rPr>
-          <w:rFonts w:ascii="Consolas" w:hAnsi="Consolas"/>
-          <w:color w:val="262626"/>
-          <w:sz w:val="16"/>
-        </w:rPr>
-        <w:t xml:space="preserve">(</w:t>
-      </w:r>
-      <w:r>
-        <w:rPr>
-          <w:rFonts w:ascii="Consolas" w:hAnsi="Consolas"/>
-          <w:color w:val="660E7A"/>
-          <w:sz w:val="16"/>
-        </w:rPr>
-        <w:t xml:space="preserve">$second</w:t>
-      </w:r>
-      <w:r>
-        <w:rPr>
-          <w:rFonts w:ascii="Consolas" w:hAnsi="Consolas"/>
-          <w:color w:val="262626"/>
-          <w:sz w:val="16"/>
-        </w:rPr>
-        <w:t xml:space="preserve">));</w:t>
-      </w:r>
-      <w:r>
-        <w:br/>
-      </w:r>
-      <w:r>
-        <w:rPr>
-          <w:rFonts w:ascii="Consolas" w:hAnsi="Consolas"/>
-          <w:color w:val="262626"/>
-          <w:sz w:val="16"/>
-        </w:rPr>
-        <w:t xml:space="preserve">    </w:t>
-      </w:r>
-      <w:r>
-        <w:rPr>
-          <w:rFonts w:ascii="Consolas" w:hAnsi="Consolas"/>
-          <w:color w:val="660E7A"/>
-          <w:sz w:val="16"/>
-        </w:rPr>
-        <w:t xml:space="preserve">$this</w:t>
-      </w:r>
-      <w:r>
-        <w:rPr>
-          <w:rFonts w:ascii="Consolas" w:hAnsi="Consolas"/>
-          <w:color w:val="262626"/>
-          <w:sz w:val="16"/>
-        </w:rPr>
-        <w:t xml:space="preserve">-&gt;</w:t>
-      </w:r>
-      <w:r>
-        <w:rPr>
-          <w:rFonts w:ascii="Consolas" w:hAnsi="Consolas"/>
-          <w:color w:val="795E26"/>
-          <w:sz w:val="16"/>
-        </w:rPr>
-        <w:t xml:space="preserve">assertSame</w:t>
-      </w:r>
-      <w:r>
-        <w:rPr>
-          <w:rFonts w:ascii="Consolas" w:hAnsi="Consolas"/>
-          <w:color w:val="262626"/>
-          <w:sz w:val="16"/>
-        </w:rPr>
-        <w:t xml:space="preserve">(</w:t>
-      </w:r>
-      <w:r>
-        <w:rPr>
-          <w:rFonts w:ascii="Consolas" w:hAnsi="Consolas"/>
-          <w:color w:val="0073E6"/>
-          <w:sz w:val="16"/>
-        </w:rPr>
-        <w:t xml:space="preserve">1</w:t>
-      </w:r>
-      <w:r>
-        <w:rPr>
-          <w:rFonts w:ascii="Consolas" w:hAnsi="Consolas"/>
-          <w:color w:val="262626"/>
-          <w:sz w:val="16"/>
-        </w:rPr>
-        <w:t xml:space="preserve">, </w:t>
-      </w:r>
-      <w:r>
-        <w:rPr>
-          <w:rFonts w:ascii="Consolas" w:hAnsi="Consolas"/>
-          <w:color w:val="267F99"/>
-          <w:sz w:val="16"/>
-        </w:rPr>
-        <w:t xml:space="preserve">Order</w:t>
-      </w:r>
-      <w:r>
-        <w:rPr>
-          <w:rFonts w:ascii="Consolas" w:hAnsi="Consolas"/>
-          <w:color w:val="262626"/>
-          <w:sz w:val="16"/>
-        </w:rPr>
-        <w:t xml:space="preserve">::</w:t>
-      </w:r>
-      <w:r>
-        <w:rPr>
-          <w:rFonts w:ascii="Consolas" w:hAnsi="Consolas"/>
-          <w:color w:val="795E26"/>
-          <w:sz w:val="16"/>
-        </w:rPr>
-        <w:t xml:space="preserve">query</w:t>
-      </w:r>
-      <w:r>
-        <w:rPr>
-          <w:rFonts w:ascii="Consolas" w:hAnsi="Consolas"/>
-          <w:color w:val="262626"/>
-          <w:sz w:val="16"/>
-        </w:rPr>
-        <w:t xml:space="preserve">()-&gt;</w:t>
-      </w:r>
-      <w:r>
-        <w:rPr>
-          <w:rFonts w:ascii="Consolas" w:hAnsi="Consolas"/>
-          <w:color w:val="795E26"/>
-          <w:sz w:val="16"/>
-        </w:rPr>
-        <w:t xml:space="preserve">count</w:t>
-      </w:r>
-      <w:r>
-        <w:rPr>
-          <w:rFonts w:ascii="Consolas" w:hAnsi="Consolas"/>
-          <w:color w:val="262626"/>
-          <w:sz w:val="16"/>
-        </w:rPr>
-        <w:t xml:space="preserve">());</w:t>
-      </w:r>
-      <w:r>
-        <w:br/>
-      </w:r>
-      <w:r>
-        <w:rPr>
-          <w:rFonts w:ascii="Consolas" w:hAnsi="Consolas"/>
-          <w:color w:val="262626"/>
-          <w:sz w:val="16"/>
-        </w:rPr>
-        <w:t xml:space="preserve">}</w:t>
+        <w:t>}</w:t>
       </w:r>
     </w:p>
     <w:p>
@@ -18597,7 +20102,7 @@
     </w:pPr>
     <w:rPr>
       <w:rFonts w:ascii="Consolas" w:hAnsi="Consolas"/>
-      <w:color w:val="262626"/>
+      <w:color w:val="D4D4D4"/>
       <w:sz w:val="16"/>
     </w:rPr>
   </w:style>
@@ -18709,7 +20214,7 @@
     <w:rPr>
       <w:rFonts w:ascii="Consolas" w:hAnsi="Consolas"/>
       <w:b/>
-      <w:color w:val="262626"/>
+      <w:color w:val="FFFFFF"/>
       <w:sz w:val="16"/>
     </w:rPr>
   </w:style>

--- a/modul_praktikum/Pertemuan_14_Hardening_Pengujian_End-to-End_Deployment_dan_Demo.docx
+++ b/modul_praktikum/Pertemuan_14_Hardening_Pengujian_End-to-End_Deployment_dan_Demo.docx
@@ -4216,6 +4216,167 @@
     </w:p>
     <w:p>
       <w:pPr>
+        <w:pStyle w:val="ListBody"/>
+      </w:pPr>
+      <w:r>
+        <w:rPr>
+          <w:rFonts w:ascii="Aptos" w:hAnsi="Aptos"/>
+          <w:color w:val="1F2937"/>
+          <w:sz w:val="19"/>
+        </w:rPr>
+        <w:t xml:space="preserve">Perintah pembuatan berkas tahap ini (diverifikasi pada Laravel 13.25; baris # INFO adalah output nyata). Jalankan dari root repository, lalu isi berkas sesuai langkah di atas.</w:t>
+      </w:r>
+    </w:p>
+    <w:p>
+      <w:pPr>
+        <w:pStyle w:val="CodeHeader"/>
+        <w:shd w:fill="2D2D30"/>
+        <w:pBdr>
+          <w:left w:val="single" w:sz="4" w:space="8" w:color="2D2D30"/>
+        </w:pBdr>
+      </w:pPr>
+      <w:r>
+        <w:rPr>
+          <w:rFonts w:ascii="Consolas" w:hAnsi="Consolas"/>
+          <w:b/>
+          <w:color w:val="FFFFFF"/>
+          <w:sz w:val="16"/>
+        </w:rPr>
+        <w:t xml:space="preserve">BUAT FILE — MODUL 14 TAHAP 2   •   terminal pada root repository   •   BASH</w:t>
+      </w:r>
+    </w:p>
+    <w:p>
+      <w:pPr>
+        <w:pStyle w:val="CodeBlock"/>
+        <w:shd w:fill="1E1E1E"/>
+        <w:pBdr>
+          <w:left w:val="single" w:sz="4" w:space="8" w:color="1E1E1E"/>
+        </w:pBdr>
+      </w:pPr>
+      <w:r>
+        <w:rPr>
+          <w:rFonts w:ascii="Consolas" w:hAnsi="Consolas"/>
+          <w:color w:val="D4D4D4"/>
+          <w:sz w:val="16"/>
+        </w:rPr>
+        <w:t xml:space="preserve">php artisan make:middleware SecurityHeaders</w:t>
+        <w:br/>
+      </w:r>
+      <w:r>
+        <w:rPr>
+          <w:rFonts w:ascii="Consolas" w:hAnsi="Consolas"/>
+          <w:color w:val="6A9955"/>
+          <w:sz w:val="16"/>
+        </w:rPr>
+        <w:t xml:space="preserve">#   INFO Middleware [app/Http/Middleware/SecurityHeaders.php] created successfully.</w:t>
+        <w:br/>
+      </w:r>
+      <w:r>
+        <w:rPr>
+          <w:rFonts w:ascii="Consolas" w:hAnsi="Consolas"/>
+          <w:color w:val="D4D4D4"/>
+          <w:sz w:val="16"/>
+        </w:rPr>
+        <w:t xml:space="preserve">php artisan make:test SecurityHeadersTest --phpunit</w:t>
+        <w:br/>
+      </w:r>
+      <w:r>
+        <w:rPr>
+          <w:rFonts w:ascii="Consolas" w:hAnsi="Consolas"/>
+          <w:color w:val="6A9955"/>
+          <w:sz w:val="16"/>
+        </w:rPr>
+        <w:t xml:space="preserve">#   INFO Test [tests/Feature/SecurityHeadersTest.php] created successfully.</w:t>
+      </w:r>
+    </w:p>
+    <w:p>
+      <w:pPr>
+        <w:pStyle w:val="ListBody"/>
+        <w:numPr>
+          <w:ilvl w:val="0"/>
+          <w:numId w:val="10"/>
+        </w:numPr>
+      </w:pPr>
+      <w:r>
+        <w:rPr>
+          <w:rFonts w:ascii="Consolas" w:hAnsi="Consolas"/>
+          <w:color w:val="C11B12"/>
+          <w:sz w:val="17"/>
+          <w:shd w:fill="ECEFF3"/>
+        </w:rPr>
+        <w:t xml:space="preserve">php artisan make:middleware SecurityHeaders</w:t>
+      </w:r>
+      <w:r>
+        <w:rPr>
+          <w:rFonts w:ascii="Aptos" w:hAnsi="Aptos"/>
+          <w:color w:val="1F2937"/>
+          <w:sz w:val="19"/>
+        </w:rPr>
+        <w:t xml:space="preserve"> — Middleware header keamanan (nosniff, X-Frame-Options DENY, Referrer-Policy, Permissions-Policy, …). Berlaku untuk SELURUH respons sehingga tetap shared kernel di app/Http/Middleware dan dipasang global di bootstrap/app.php ($middleware-&gt;append); limiter qris-webhook didaftarkan PaymentsServiceProvider (modul pemilik endpoint). Hasil: </w:t>
+      </w:r>
+      <w:r>
+        <w:rPr>
+          <w:rFonts w:ascii="Consolas" w:hAnsi="Consolas"/>
+          <w:color w:val="C11B12"/>
+          <w:sz w:val="17"/>
+          <w:shd w:fill="ECEFF3"/>
+        </w:rPr>
+        <w:t xml:space="preserve">app/Http/Middleware/SecurityHeaders.php</w:t>
+      </w:r>
+      <w:r>
+        <w:rPr>
+          <w:rFonts w:ascii="Aptos" w:hAnsi="Aptos"/>
+          <w:color w:val="1F2937"/>
+          <w:sz w:val="19"/>
+        </w:rPr>
+        <w:t xml:space="preserve">.</w:t>
+      </w:r>
+    </w:p>
+    <w:p>
+      <w:pPr>
+        <w:pStyle w:val="ListBody"/>
+        <w:numPr>
+          <w:ilvl w:val="0"/>
+          <w:numId w:val="10"/>
+        </w:numPr>
+      </w:pPr>
+      <w:r>
+        <w:rPr>
+          <w:rFonts w:ascii="Consolas" w:hAnsi="Consolas"/>
+          <w:color w:val="C11B12"/>
+          <w:sz w:val="17"/>
+          <w:shd w:fill="ECEFF3"/>
+        </w:rPr>
+        <w:t xml:space="preserve">php artisan make:test SecurityHeadersTest --phpunit</w:t>
+      </w:r>
+      <w:r>
+        <w:rPr>
+          <w:rFonts w:ascii="Aptos" w:hAnsi="Aptos"/>
+          <w:color w:val="1F2937"/>
+          <w:sz w:val="19"/>
+        </w:rPr>
+        <w:t xml:space="preserve"> — Feature test header keamanan hadir pada respons. Hasil: </w:t>
+      </w:r>
+      <w:r>
+        <w:rPr>
+          <w:rFonts w:ascii="Consolas" w:hAnsi="Consolas"/>
+          <w:color w:val="C11B12"/>
+          <w:sz w:val="17"/>
+          <w:shd w:fill="ECEFF3"/>
+        </w:rPr>
+        <w:t xml:space="preserve">tests/Feature/SecurityHeadersTest.php</w:t>
+      </w:r>
+      <w:r>
+        <w:rPr>
+          <w:rFonts w:ascii="Aptos" w:hAnsi="Aptos"/>
+          <w:color w:val="1F2937"/>
+          <w:sz w:val="19"/>
+        </w:rPr>
+        <w:t xml:space="preserve">.</w:t>
+      </w:r>
+    </w:p>
+    <w:p>
+      <w:pPr>
         <w:pStyle w:val="TutorialObserve"/>
         <w:shd w:fill="FFF4D6" w:val="clear"/>
         <w:pBdr>
@@ -4621,6 +4782,106 @@
     </w:p>
     <w:p>
       <w:pPr>
+        <w:pStyle w:val="ListBody"/>
+      </w:pPr>
+      <w:r>
+        <w:rPr>
+          <w:rFonts w:ascii="Aptos" w:hAnsi="Aptos"/>
+          <w:color w:val="1F2937"/>
+          <w:sz w:val="19"/>
+        </w:rPr>
+        <w:t xml:space="preserve">Perintah pembuatan berkas tahap ini (diverifikasi pada Laravel 13.25; baris # INFO adalah output nyata). Jalankan dari root repository, lalu isi berkas sesuai langkah di atas.</w:t>
+      </w:r>
+    </w:p>
+    <w:p>
+      <w:pPr>
+        <w:pStyle w:val="CodeHeader"/>
+        <w:shd w:fill="2D2D30"/>
+        <w:pBdr>
+          <w:left w:val="single" w:sz="4" w:space="8" w:color="2D2D30"/>
+        </w:pBdr>
+      </w:pPr>
+      <w:r>
+        <w:rPr>
+          <w:rFonts w:ascii="Consolas" w:hAnsi="Consolas"/>
+          <w:b/>
+          <w:color w:val="FFFFFF"/>
+          <w:sz w:val="16"/>
+        </w:rPr>
+        <w:t xml:space="preserve">BUAT FILE — MODUL 14 TAHAP 4   •   terminal pada root repository   •   BASH</w:t>
+      </w:r>
+    </w:p>
+    <w:p>
+      <w:pPr>
+        <w:pStyle w:val="CodeBlock"/>
+        <w:shd w:fill="1E1E1E"/>
+        <w:pBdr>
+          <w:left w:val="single" w:sz="4" w:space="8" w:color="1E1E1E"/>
+        </w:pBdr>
+      </w:pPr>
+      <w:r>
+        <w:rPr>
+          <w:rFonts w:ascii="Consolas" w:hAnsi="Consolas"/>
+          <w:color w:val="D4D4D4"/>
+          <w:sz w:val="16"/>
+        </w:rPr>
+        <w:t xml:space="preserve">php artisan make:test EndToEndJourneyTest --phpunit</w:t>
+        <w:br/>
+      </w:r>
+      <w:r>
+        <w:rPr>
+          <w:rFonts w:ascii="Consolas" w:hAnsi="Consolas"/>
+          <w:color w:val="6A9955"/>
+          <w:sz w:val="16"/>
+        </w:rPr>
+        <w:t xml:space="preserve">#   INFO Test [tests/Feature/EndToEndJourneyTest.php] created successfully.</w:t>
+      </w:r>
+    </w:p>
+    <w:p>
+      <w:pPr>
+        <w:pStyle w:val="ListBody"/>
+        <w:numPr>
+          <w:ilvl w:val="0"/>
+          <w:numId w:val="10"/>
+        </w:numPr>
+      </w:pPr>
+      <w:r>
+        <w:rPr>
+          <w:rFonts w:ascii="Consolas" w:hAnsi="Consolas"/>
+          <w:color w:val="C11B12"/>
+          <w:sz w:val="17"/>
+          <w:shd w:fill="ECEFF3"/>
+        </w:rPr>
+        <w:t xml:space="preserve">php artisan make:test EndToEndJourneyTest --phpunit</w:t>
+      </w:r>
+      <w:r>
+        <w:rPr>
+          <w:rFonts w:ascii="Aptos" w:hAnsi="Aptos"/>
+          <w:color w:val="1F2937"/>
+          <w:sz w:val="19"/>
+        </w:rPr>
+        <w:t xml:space="preserve"> — Feature test capstone lintas modul: scan QR → keranjang → checkout → bayar/webhook → dapur → settlement → penarikan + rekonsiliasi ledger. Hasil: </w:t>
+      </w:r>
+      <w:r>
+        <w:rPr>
+          <w:rFonts w:ascii="Consolas" w:hAnsi="Consolas"/>
+          <w:color w:val="C11B12"/>
+          <w:sz w:val="17"/>
+          <w:shd w:fill="ECEFF3"/>
+        </w:rPr>
+        <w:t xml:space="preserve">tests/Feature/EndToEndJourneyTest.php</w:t>
+      </w:r>
+      <w:r>
+        <w:rPr>
+          <w:rFonts w:ascii="Aptos" w:hAnsi="Aptos"/>
+          <w:color w:val="1F2937"/>
+          <w:sz w:val="19"/>
+        </w:rPr>
+        <w:t xml:space="preserve">.</w:t>
+      </w:r>
+    </w:p>
+    <w:p>
+      <w:pPr>
         <w:pStyle w:val="TutorialObserve"/>
         <w:shd w:fill="FFF4D6" w:val="clear"/>
         <w:pBdr>
@@ -4827,6 +5088,114 @@
     </w:p>
     <w:p>
       <w:pPr>
+        <w:pStyle w:val="ListBody"/>
+      </w:pPr>
+      <w:r>
+        <w:rPr>
+          <w:rFonts w:ascii="Aptos" w:hAnsi="Aptos"/>
+          <w:color w:val="1F2937"/>
+          <w:sz w:val="19"/>
+        </w:rPr>
+        <w:t xml:space="preserve">Perintah pembuatan berkas tahap ini (diverifikasi pada Laravel 13.25; baris # INFO adalah output nyata). Jalankan dari root repository, lalu isi berkas sesuai langkah di atas.</w:t>
+      </w:r>
+    </w:p>
+    <w:p>
+      <w:pPr>
+        <w:pStyle w:val="CodeHeader"/>
+        <w:shd w:fill="2D2D30"/>
+        <w:pBdr>
+          <w:left w:val="single" w:sz="4" w:space="8" w:color="2D2D30"/>
+        </w:pBdr>
+      </w:pPr>
+      <w:r>
+        <w:rPr>
+          <w:rFonts w:ascii="Consolas" w:hAnsi="Consolas"/>
+          <w:b/>
+          <w:color w:val="FFFFFF"/>
+          <w:sz w:val="16"/>
+        </w:rPr>
+        <w:t xml:space="preserve">BUAT FILE — MODUL 14 TAHAP 5   •   terminal pada root repository   •   BASH</w:t>
+      </w:r>
+    </w:p>
+    <w:p>
+      <w:pPr>
+        <w:pStyle w:val="CodeBlock"/>
+        <w:shd w:fill="1E1E1E"/>
+        <w:pBdr>
+          <w:left w:val="single" w:sz="4" w:space="8" w:color="1E1E1E"/>
+        </w:pBdr>
+      </w:pPr>
+      <w:r>
+        <w:rPr>
+          <w:rFonts w:ascii="Consolas" w:hAnsi="Consolas"/>
+          <w:color w:val="6A9955"/>
+          <w:sz w:val="16"/>
+        </w:rPr>
+        <w:t xml:space="preserve"># manual (shell)</w:t>
+        <w:br/>
+      </w:r>
+      <w:r>
+        <w:rPr>
+          <w:rFonts w:ascii="Consolas" w:hAnsi="Consolas"/>
+          <w:color w:val="D4D4D4"/>
+          <w:sz w:val="16"/>
+        </w:rPr>
+        <w:t xml:space="preserve">touch docs/DEPLOYMENT.md</w:t>
+      </w:r>
+    </w:p>
+    <w:p>
+      <w:pPr>
+        <w:pStyle w:val="ListBody"/>
+        <w:numPr>
+          <w:ilvl w:val="0"/>
+          <w:numId w:val="10"/>
+        </w:numPr>
+      </w:pPr>
+      <w:r>
+        <w:rPr>
+          <w:rFonts w:ascii="Aptos" w:hAnsi="Aptos"/>
+          <w:color w:val="1F2937"/>
+          <w:sz w:val="19"/>
+        </w:rPr>
+        <w:t xml:space="preserve">Manual: </w:t>
+      </w:r>
+      <w:r>
+        <w:rPr>
+          <w:rFonts w:ascii="Consolas" w:hAnsi="Consolas"/>
+          <w:color w:val="C11B12"/>
+          <w:sz w:val="17"/>
+          <w:shd w:fill="ECEFF3"/>
+        </w:rPr>
+        <w:t xml:space="preserve">touch docs/DEPLOYMENT.md</w:t>
+      </w:r>
+      <w:r>
+        <w:rPr>
+          <w:rFonts w:ascii="Aptos" w:hAnsi="Aptos"/>
+          <w:color w:val="1F2937"/>
+          <w:sz w:val="19"/>
+        </w:rPr>
+        <w:t xml:space="preserve"> — Panduan rilis (env produksi, langkah rilis termasuk config/route/view:cache, keamanan tertanam, pasca-rilis); Markdown manual. Hasil: </w:t>
+      </w:r>
+      <w:r>
+        <w:rPr>
+          <w:rFonts w:ascii="Consolas" w:hAnsi="Consolas"/>
+          <w:color w:val="C11B12"/>
+          <w:sz w:val="17"/>
+          <w:shd w:fill="ECEFF3"/>
+        </w:rPr>
+        <w:t xml:space="preserve">docs/DEPLOYMENT.md</w:t>
+      </w:r>
+      <w:r>
+        <w:rPr>
+          <w:rFonts w:ascii="Aptos" w:hAnsi="Aptos"/>
+          <w:color w:val="1F2937"/>
+          <w:sz w:val="19"/>
+        </w:rPr>
+        <w:t xml:space="preserve">.</w:t>
+      </w:r>
+    </w:p>
+    <w:p>
+      <w:pPr>
         <w:pStyle w:val="TutorialObserve"/>
         <w:shd w:fill="FFF4D6" w:val="clear"/>
         <w:pBdr>
@@ -5016,6 +5385,114 @@
     </w:p>
     <w:p>
       <w:pPr>
+        <w:pStyle w:val="ListBody"/>
+      </w:pPr>
+      <w:r>
+        <w:rPr>
+          <w:rFonts w:ascii="Aptos" w:hAnsi="Aptos"/>
+          <w:color w:val="1F2937"/>
+          <w:sz w:val="19"/>
+        </w:rPr>
+        <w:t xml:space="preserve">Perintah pembuatan berkas tahap ini (diverifikasi pada Laravel 13.25; baris # INFO adalah output nyata). Jalankan dari root repository, lalu isi berkas sesuai langkah di atas.</w:t>
+      </w:r>
+    </w:p>
+    <w:p>
+      <w:pPr>
+        <w:pStyle w:val="CodeHeader"/>
+        <w:shd w:fill="2D2D30"/>
+        <w:pBdr>
+          <w:left w:val="single" w:sz="4" w:space="8" w:color="2D2D30"/>
+        </w:pBdr>
+      </w:pPr>
+      <w:r>
+        <w:rPr>
+          <w:rFonts w:ascii="Consolas" w:hAnsi="Consolas"/>
+          <w:b/>
+          <w:color w:val="FFFFFF"/>
+          <w:sz w:val="16"/>
+        </w:rPr>
+        <w:t xml:space="preserve">BUAT FILE — MODUL 14 TAHAP 6   •   terminal pada root repository   •   BASH</w:t>
+      </w:r>
+    </w:p>
+    <w:p>
+      <w:pPr>
+        <w:pStyle w:val="CodeBlock"/>
+        <w:shd w:fill="1E1E1E"/>
+        <w:pBdr>
+          <w:left w:val="single" w:sz="4" w:space="8" w:color="1E1E1E"/>
+        </w:pBdr>
+      </w:pPr>
+      <w:r>
+        <w:rPr>
+          <w:rFonts w:ascii="Consolas" w:hAnsi="Consolas"/>
+          <w:color w:val="6A9955"/>
+          <w:sz w:val="16"/>
+        </w:rPr>
+        <w:t xml:space="preserve"># manual (shell)</w:t>
+        <w:br/>
+      </w:r>
+      <w:r>
+        <w:rPr>
+          <w:rFonts w:ascii="Consolas" w:hAnsi="Consolas"/>
+          <w:color w:val="D4D4D4"/>
+          <w:sz w:val="16"/>
+        </w:rPr>
+        <w:t xml:space="preserve">touch docs/DEMO.md</w:t>
+      </w:r>
+    </w:p>
+    <w:p>
+      <w:pPr>
+        <w:pStyle w:val="ListBody"/>
+        <w:numPr>
+          <w:ilvl w:val="0"/>
+          <w:numId w:val="10"/>
+        </w:numPr>
+      </w:pPr>
+      <w:r>
+        <w:rPr>
+          <w:rFonts w:ascii="Aptos" w:hAnsi="Aptos"/>
+          <w:color w:val="1F2937"/>
+          <w:sz w:val="19"/>
+        </w:rPr>
+        <w:t xml:space="preserve">Manual: </w:t>
+      </w:r>
+      <w:r>
+        <w:rPr>
+          <w:rFonts w:ascii="Consolas" w:hAnsi="Consolas"/>
+          <w:color w:val="C11B12"/>
+          <w:sz w:val="17"/>
+          <w:shd w:fill="ECEFF3"/>
+        </w:rPr>
+        <w:t xml:space="preserve">touch docs/DEMO.md</w:t>
+      </w:r>
+      <w:r>
+        <w:rPr>
+          <w:rFonts w:ascii="Aptos" w:hAnsi="Aptos"/>
+          <w:color w:val="1F2937"/>
+          <w:sz w:val="19"/>
+        </w:rPr>
+        <w:t xml:space="preserve"> — Skrip demo &amp; handover (akun demo, alur scan→bayar→dapur→keuangan, contoh curl webhook ber-signature); Markdown manual. Hasil: </w:t>
+      </w:r>
+      <w:r>
+        <w:rPr>
+          <w:rFonts w:ascii="Consolas" w:hAnsi="Consolas"/>
+          <w:color w:val="C11B12"/>
+          <w:sz w:val="17"/>
+          <w:shd w:fill="ECEFF3"/>
+        </w:rPr>
+        <w:t xml:space="preserve">docs/DEMO.md</w:t>
+      </w:r>
+      <w:r>
+        <w:rPr>
+          <w:rFonts w:ascii="Aptos" w:hAnsi="Aptos"/>
+          <w:color w:val="1F2937"/>
+          <w:sz w:val="19"/>
+        </w:rPr>
+        <w:t xml:space="preserve">.</w:t>
+      </w:r>
+    </w:p>
+    <w:p>
+      <w:pPr>
         <w:pStyle w:val="TutorialObserve"/>
         <w:shd w:fill="FFF4D6" w:val="clear"/>
         <w:pBdr>
@@ -5222,6 +5699,209 @@
     </w:p>
     <w:p>
       <w:pPr>
+        <w:pStyle w:val="ListBody"/>
+      </w:pPr>
+      <w:r>
+        <w:rPr>
+          <w:rFonts w:ascii="Aptos" w:hAnsi="Aptos"/>
+          <w:color w:val="1F2937"/>
+          <w:sz w:val="19"/>
+        </w:rPr>
+        <w:t xml:space="preserve">Perintah pembuatan berkas tahap ini (diverifikasi pada Laravel 13.25; baris # INFO adalah output nyata). Jalankan dari root repository, lalu isi berkas sesuai langkah di atas.</w:t>
+      </w:r>
+    </w:p>
+    <w:p>
+      <w:pPr>
+        <w:pStyle w:val="CodeHeader"/>
+        <w:shd w:fill="2D2D30"/>
+        <w:pBdr>
+          <w:left w:val="single" w:sz="4" w:space="8" w:color="2D2D30"/>
+        </w:pBdr>
+      </w:pPr>
+      <w:r>
+        <w:rPr>
+          <w:rFonts w:ascii="Consolas" w:hAnsi="Consolas"/>
+          <w:b/>
+          <w:color w:val="FFFFFF"/>
+          <w:sz w:val="16"/>
+        </w:rPr>
+        <w:t xml:space="preserve">BUAT FILE — MODUL 14 TAHAP 7   •   terminal pada root repository   •   BASH</w:t>
+      </w:r>
+    </w:p>
+    <w:p>
+      <w:pPr>
+        <w:pStyle w:val="CodeBlock"/>
+        <w:shd w:fill="1E1E1E"/>
+        <w:pBdr>
+          <w:left w:val="single" w:sz="4" w:space="8" w:color="1E1E1E"/>
+        </w:pBdr>
+      </w:pPr>
+      <w:r>
+        <w:rPr>
+          <w:rFonts w:ascii="Consolas" w:hAnsi="Consolas"/>
+          <w:color w:val="6A9955"/>
+          <w:sz w:val="16"/>
+        </w:rPr>
+        <w:t xml:space="preserve"># manual (shell)</w:t>
+        <w:br/>
+      </w:r>
+      <w:r>
+        <w:rPr>
+          <w:rFonts w:ascii="Consolas" w:hAnsi="Consolas"/>
+          <w:color w:val="D4D4D4"/>
+          <w:sz w:val="16"/>
+        </w:rPr>
+        <w:t xml:space="preserve">mkdir -p evidence/pertemuan-14/screenshots</w:t>
+        <w:br/>
+      </w:r>
+      <w:r>
+        <w:rPr>
+          <w:rFonts w:ascii="Consolas" w:hAnsi="Consolas"/>
+          <w:color w:val="D4D4D4"/>
+          <w:sz w:val="16"/>
+        </w:rPr>
+        <w:t xml:space="preserve">touch evidence/pertemuan-14/RINGKASAN.md</w:t>
+        <w:br/>
+      </w:r>
+      <w:r>
+        <w:rPr>
+          <w:rFonts w:ascii="Consolas" w:hAnsi="Consolas"/>
+          <w:color w:val="D4D4D4"/>
+          <w:sz w:val="16"/>
+        </w:rPr>
+        <w:t xml:space="preserve">php artisan test --compact &gt; evidence/pertemuan-14/full-suite.txt</w:t>
+        <w:br/>
+      </w:r>
+      <w:r>
+        <w:rPr>
+          <w:rFonts w:ascii="Consolas" w:hAnsi="Consolas"/>
+          <w:color w:val="D4D4D4"/>
+          <w:sz w:val="16"/>
+        </w:rPr>
+        <w:t xml:space="preserve">curl -sI http://127.0.0.1:8000/ | grep -iE "x-content-type|x-frame|referrer|permitted|permissions" &gt; evidence/pertemuan-14/security-headers.txt</w:t>
+      </w:r>
+    </w:p>
+    <w:p>
+      <w:pPr>
+        <w:pStyle w:val="ListBody"/>
+        <w:numPr>
+          <w:ilvl w:val="0"/>
+          <w:numId w:val="10"/>
+        </w:numPr>
+      </w:pPr>
+      <w:r>
+        <w:rPr>
+          <w:rFonts w:ascii="Aptos" w:hAnsi="Aptos"/>
+          <w:color w:val="1F2937"/>
+          <w:sz w:val="19"/>
+        </w:rPr>
+        <w:t xml:space="preserve">Manual: </w:t>
+      </w:r>
+      <w:r>
+        <w:rPr>
+          <w:rFonts w:ascii="Consolas" w:hAnsi="Consolas"/>
+          <w:color w:val="C11B12"/>
+          <w:sz w:val="17"/>
+          <w:shd w:fill="ECEFF3"/>
+        </w:rPr>
+        <w:t xml:space="preserve">mkdir -p evidence/pertemuan-14/screenshots</w:t>
+      </w:r>
+      <w:r>
+        <w:rPr>
+          <w:rFonts w:ascii="Aptos" w:hAnsi="Aptos"/>
+          <w:color w:val="1F2937"/>
+          <w:sz w:val="19"/>
+        </w:rPr>
+        <w:t xml:space="preserve"> — Evidence penutup: ringkasan, suite penuh, header keamanan dari respons nyata, dan screenshot capstone. Hasil: </w:t>
+      </w:r>
+      <w:r>
+        <w:rPr>
+          <w:rFonts w:ascii="Consolas" w:hAnsi="Consolas"/>
+          <w:color w:val="C11B12"/>
+          <w:sz w:val="17"/>
+          <w:shd w:fill="ECEFF3"/>
+        </w:rPr>
+        <w:t xml:space="preserve">evidence/pertemuan-14/RINGKASAN.md</w:t>
+      </w:r>
+      <w:r>
+        <w:rPr>
+          <w:rFonts w:ascii="Aptos" w:hAnsi="Aptos"/>
+          <w:color w:val="1F2937"/>
+          <w:sz w:val="19"/>
+        </w:rPr>
+        <w:t xml:space="preserve">, </w:t>
+      </w:r>
+      <w:r>
+        <w:rPr>
+          <w:rFonts w:ascii="Consolas" w:hAnsi="Consolas"/>
+          <w:color w:val="C11B12"/>
+          <w:sz w:val="17"/>
+          <w:shd w:fill="ECEFF3"/>
+        </w:rPr>
+        <w:t xml:space="preserve">evidence/pertemuan-14/full-suite.txt</w:t>
+      </w:r>
+      <w:r>
+        <w:rPr>
+          <w:rFonts w:ascii="Aptos" w:hAnsi="Aptos"/>
+          <w:color w:val="1F2937"/>
+          <w:sz w:val="19"/>
+        </w:rPr>
+        <w:t xml:space="preserve">, </w:t>
+      </w:r>
+      <w:r>
+        <w:rPr>
+          <w:rFonts w:ascii="Consolas" w:hAnsi="Consolas"/>
+          <w:color w:val="C11B12"/>
+          <w:sz w:val="17"/>
+          <w:shd w:fill="ECEFF3"/>
+        </w:rPr>
+        <w:t xml:space="preserve">evidence/pertemuan-14/security-headers.txt</w:t>
+      </w:r>
+      <w:r>
+        <w:rPr>
+          <w:rFonts w:ascii="Aptos" w:hAnsi="Aptos"/>
+          <w:color w:val="1F2937"/>
+          <w:sz w:val="19"/>
+        </w:rPr>
+        <w:t xml:space="preserve">, </w:t>
+      </w:r>
+      <w:r>
+        <w:rPr>
+          <w:rFonts w:ascii="Consolas" w:hAnsi="Consolas"/>
+          <w:color w:val="C11B12"/>
+          <w:sz w:val="17"/>
+          <w:shd w:fill="ECEFF3"/>
+        </w:rPr>
+        <w:t xml:space="preserve">evidence/pertemuan-14/screenshots/m14-capstone.png</w:t>
+      </w:r>
+      <w:r>
+        <w:rPr>
+          <w:rFonts w:ascii="Aptos" w:hAnsi="Aptos"/>
+          <w:color w:val="1F2937"/>
+          <w:sz w:val="19"/>
+        </w:rPr>
+        <w:t xml:space="preserve">, </w:t>
+      </w:r>
+      <w:r>
+        <w:rPr>
+          <w:rFonts w:ascii="Consolas" w:hAnsi="Consolas"/>
+          <w:color w:val="C11B12"/>
+          <w:sz w:val="17"/>
+          <w:shd w:fill="ECEFF3"/>
+        </w:rPr>
+        <w:t xml:space="preserve">evidence/pertemuan-14/screenshots/m14-hardening-module.png</w:t>
+      </w:r>
+      <w:r>
+        <w:rPr>
+          <w:rFonts w:ascii="Aptos" w:hAnsi="Aptos"/>
+          <w:color w:val="1F2937"/>
+          <w:sz w:val="19"/>
+        </w:rPr>
+        <w:t xml:space="preserve">.</w:t>
+      </w:r>
+    </w:p>
+    <w:p>
+      <w:pPr>
         <w:pStyle w:val="TutorialObserve"/>
         <w:shd w:fill="FFF4D6" w:val="clear"/>
         <w:pBdr>
@@ -5368,6 +6048,245 @@
         <w:pStyle w:val="Heading3"/>
       </w:pPr>
       <w:r>
+        <w:t xml:space="preserve">Output Nyata Terverifikasi</w:t>
+      </w:r>
+    </w:p>
+    <w:p>
+      <w:pPr>
+        <w:pStyle w:val="ListBody"/>
+      </w:pPr>
+      <w:r>
+        <w:t xml:space="preserve">Ringkasan capstone (penutup) — diverifikasi live pada rantai v2 (vertical slice): suite 163 test / 593 assertions hijau (MariaDB + Redis nyata, PHPStan 0, Pint clean), uji end-to-end lintas modul (scan QR sampai penarikan dana) dengan rekonsiliasi ledger cocok, dan header keamanan aktif pada respons HTTP.</w:t>
+      </w:r>
+    </w:p>
+    <w:p>
+      <w:pPr>
+        <w:jc w:val="center"/>
+        <w:spacing w:before="80" w:after="40"/>
+      </w:pPr>
+      <w:r>
+        <w:drawing>
+          <wp:inline distT="0" distB="0" distL="0" distR="0">
+            <wp:extent cx="5486400" cy="2767584"/>
+            <wp:effectExtent l="0" t="0" r="0" b="0"/>
+            <wp:docPr id="9141" name="M14 capstone"/>
+            <wp:cNvGraphicFramePr>
+              <a:graphicFrameLocks xmlns:a="http://schemas.openxmlformats.org/drawingml/2006/main" noChangeAspect="1"/>
+            </wp:cNvGraphicFramePr>
+            <a:graphic xmlns:a="http://schemas.openxmlformats.org/drawingml/2006/main">
+              <a:graphicData uri="http://schemas.openxmlformats.org/drawingml/2006/picture">
+                <pic:pic xmlns:pic="http://schemas.openxmlformats.org/drawingml/2006/picture">
+                  <pic:nvPicPr>
+                    <pic:cNvPr id="9141" name="M14 capstone"/>
+                    <pic:cNvPicPr/>
+                  </pic:nvPicPr>
+                  <pic:blipFill>
+                    <a:blip r:embed="rId914"/>
+                    <a:stretch>
+                      <a:fillRect/>
+                    </a:stretch>
+                  </pic:blipFill>
+                  <pic:spPr>
+                    <a:xfrm>
+                      <a:off x="0" y="0"/>
+                      <a:ext cx="5486400" cy="2767584"/>
+                    </a:xfrm>
+                    <a:prstGeom prst="rect">
+                      <a:avLst/>
+                    </a:prstGeom>
+                  </pic:spPr>
+                </pic:pic>
+              </a:graphicData>
+            </a:graphic>
+          </wp:inline>
+        </w:drawing>
+      </w:r>
+    </w:p>
+    <w:p>
+      <w:pPr>
+        <w:pStyle w:val="Heading3"/>
+      </w:pPr>
+      <w:r>
+        <w:t xml:space="preserve">Output Nyata Terverifikasi — Hardening Milik Modul dan route:cache</w:t>
+      </w:r>
+    </w:p>
+    <w:p>
+      <w:pPr>
+        <w:pStyle w:val="ListBody"/>
+      </w:pPr>
+      <w:r>
+        <w:rPr>
+          <w:rFonts w:ascii="Aptos" w:hAnsi="Aptos"/>
+          <w:color w:val="1F2937"/>
+          <w:sz w:val="19"/>
+        </w:rPr>
+        <w:t xml:space="preserve">Bukti eksekusi nyata pada branch </w:t>
+      </w:r>
+      <w:r>
+        <w:rPr>
+          <w:rFonts w:ascii="Consolas" w:hAnsi="Consolas"/>
+          <w:color w:val="C11B12"/>
+          <w:sz w:val="17"/>
+          <w:shd w:fill="ECEFF3"/>
+        </w:rPr>
+        <w:t xml:space="preserve">feat/pertemuan-14-hardening-v2</w:t>
+      </w:r>
+      <w:r>
+        <w:rPr>
+          <w:rFonts w:ascii="Aptos" w:hAnsi="Aptos"/>
+          <w:color w:val="1F2937"/>
+          <w:sz w:val="19"/>
+        </w:rPr>
+        <w:t xml:space="preserve">: limiter </w:t>
+      </w:r>
+      <w:r>
+        <w:rPr>
+          <w:rFonts w:ascii="Consolas" w:hAnsi="Consolas"/>
+          <w:color w:val="C11B12"/>
+          <w:sz w:val="17"/>
+          <w:shd w:fill="ECEFF3"/>
+        </w:rPr>
+        <w:t xml:space="preserve">qris-webhook</w:t>
+      </w:r>
+      <w:r>
+        <w:rPr>
+          <w:rFonts w:ascii="Aptos" w:hAnsi="Aptos"/>
+          <w:color w:val="1F2937"/>
+          <w:sz w:val="19"/>
+        </w:rPr>
+        <w:t xml:space="preserve"> terdaftar oleh </w:t>
+      </w:r>
+      <w:r>
+        <w:rPr>
+          <w:rFonts w:ascii="Consolas" w:hAnsi="Consolas"/>
+          <w:color w:val="C11B12"/>
+          <w:sz w:val="17"/>
+          <w:shd w:fill="ECEFF3"/>
+        </w:rPr>
+        <w:t xml:space="preserve">PaymentsServiceProvider</w:t>
+      </w:r>
+      <w:r>
+        <w:rPr>
+          <w:rFonts w:ascii="Aptos" w:hAnsi="Aptos"/>
+          <w:color w:val="1F2937"/>
+          <w:sz w:val="19"/>
+        </w:rPr>
+        <w:t xml:space="preserve">; </w:t>
+      </w:r>
+      <w:r>
+        <w:rPr>
+          <w:rFonts w:ascii="Consolas" w:hAnsi="Consolas"/>
+          <w:color w:val="C11B12"/>
+          <w:sz w:val="17"/>
+          <w:shd w:fill="ECEFF3"/>
+        </w:rPr>
+        <w:t xml:space="preserve">php artisan route:cache</w:t>
+      </w:r>
+      <w:r>
+        <w:rPr>
+          <w:rFonts w:ascii="Aptos" w:hAnsi="Aptos"/>
+          <w:color w:val="1F2937"/>
+          <w:sz w:val="19"/>
+        </w:rPr>
+        <w:t xml:space="preserve"> (langkah rilis </w:t>
+      </w:r>
+      <w:r>
+        <w:rPr>
+          <w:rFonts w:ascii="Consolas" w:hAnsi="Consolas"/>
+          <w:color w:val="C11B12"/>
+          <w:sz w:val="17"/>
+          <w:shd w:fill="ECEFF3"/>
+        </w:rPr>
+        <w:t xml:space="preserve">docs/DEPLOYMENT.md</w:t>
+      </w:r>
+      <w:r>
+        <w:rPr>
+          <w:rFonts w:ascii="Aptos" w:hAnsi="Aptos"/>
+          <w:color w:val="1F2937"/>
+          <w:sz w:val="19"/>
+        </w:rPr>
+        <w:t xml:space="preserve">) memuat route seluruh modul — termasuk route closure — dan channel </w:t>
+      </w:r>
+      <w:r>
+        <w:rPr>
+          <w:rFonts w:ascii="Consolas" w:hAnsi="Consolas"/>
+          <w:color w:val="C11B12"/>
+          <w:sz w:val="17"/>
+          <w:shd w:fill="ECEFF3"/>
+        </w:rPr>
+        <w:t xml:space="preserve">tenant.{tenantId}.orders</w:t>
+      </w:r>
+      <w:r>
+        <w:rPr>
+          <w:rFonts w:ascii="Aptos" w:hAnsi="Aptos"/>
+          <w:color w:val="1F2937"/>
+          <w:sz w:val="19"/>
+        </w:rPr>
+        <w:t xml:space="preserve"> tetap terdaftar karena didaftarkan provider; uji E2E, header keamanan, limiter, dan suite penuh hijau.</w:t>
+      </w:r>
+    </w:p>
+    <w:p>
+      <w:pPr>
+        <w:jc w:val="center"/>
+        <w:spacing w:before="80" w:after="40"/>
+      </w:pPr>
+      <w:r>
+        <w:drawing>
+          <wp:inline distT="0" distB="0" distL="0" distR="0">
+            <wp:extent cx="5943600" cy="3121682"/>
+            <wp:effectExtent l="0" t="0" r="0" b="0"/>
+            <wp:docPr id="95131" name="M14 hardening modul"/>
+            <wp:cNvGraphicFramePr>
+              <a:graphicFrameLocks xmlns:a="http://schemas.openxmlformats.org/drawingml/2006/main" noChangeAspect="1"/>
+            </wp:cNvGraphicFramePr>
+            <a:graphic xmlns:a="http://schemas.openxmlformats.org/drawingml/2006/main">
+              <a:graphicData uri="http://schemas.openxmlformats.org/drawingml/2006/picture">
+                <pic:pic xmlns:pic="http://schemas.openxmlformats.org/drawingml/2006/picture">
+                  <pic:nvPicPr>
+                    <pic:cNvPr id="95131" name="M14 hardening modul"/>
+                    <pic:cNvPicPr/>
+                  </pic:nvPicPr>
+                  <pic:blipFill>
+                    <a:blip r:embed="rId9513"/>
+                    <a:stretch>
+                      <a:fillRect/>
+                    </a:stretch>
+                  </pic:blipFill>
+                  <pic:spPr>
+                    <a:xfrm>
+                      <a:off x="0" y="0"/>
+                      <a:ext cx="5943600" cy="3121682"/>
+                    </a:xfrm>
+                    <a:prstGeom prst="rect">
+                      <a:avLst/>
+                    </a:prstGeom>
+                  </pic:spPr>
+                </pic:pic>
+              </a:graphicData>
+            </a:graphic>
+          </wp:inline>
+        </w:drawing>
+      </w:r>
+    </w:p>
+    <w:p>
+      <w:pPr>
+        <w:jc w:val="center"/>
+        <w:spacing w:after="160"/>
+      </w:pPr>
+      <w:r>
+        <w:rPr>
+          <w:i/>
+          <w:color w:val="6B7280"/>
+          <w:sz w:val="16"/>
+        </w:rPr>
+        <w:t xml:space="preserve">Gambar M14b. Limiter webhook milik modul, route modul di route:cache, channel tetap aktif, suite 163 passed.</w:t>
+      </w:r>
+    </w:p>
+    <w:p>
+      <w:pPr>
+        <w:pStyle w:val="Heading3"/>
+      </w:pPr>
+      <w:r>
         <w:rPr>
           <w:rFonts w:ascii="Aptos Display" w:hAnsi="Aptos Display"/>
           <w:color w:val="FF2D20"/>
@@ -5495,7 +6414,7 @@
         <w:rPr>
           <w:rFonts w:ascii="Aptos" w:hAnsi="Aptos"/>
         </w:rPr>
-        <w:t>File yang dibuat: 14_quality/CrossTenantHttpTest.php, CheckoutIdempotencyTest.php, dan release-checklist.md</w:t>
+        <w:t>File yang dibuat: tests/Feature/EndToEndJourneyTest.php, tests/Feature/SecurityHeadersTest.php, dan docs/DEPLOYMENT.md (checklist rilis)</w:t>
       </w:r>
     </w:p>
     <w:p>

--- a/modul_praktikum/Pertemuan_14_Hardening_Pengujian_End-to-End_Deployment_dan_Demo.docx
+++ b/modul_praktikum/Pertemuan_14_Hardening_Pengujian_End-to-End_Deployment_dan_Demo.docx
@@ -994,1840 +994,1104 @@
     <w:p>
       <w:pPr>
         <w:pStyle w:val="CodeHeader"/>
-        <w:shd w:fill="2D2D30"/>
         <w:keepNext/>
         <w:pBdr>
-          <w:left w:val="single" w:sz="4" w:space="8" w:color="2D2D30"/>
+          <w:left w:val="single" w:sz="12" w:space="8" w:color="B8DDE0"/>
         </w:pBdr>
+        <w:shd w:val="clear" w:color="auto" w:fill="E4EAED"/>
       </w:pPr>
       <w:r>
-        <w:t>CONTOH MANDIRI — tests/Feature/TenantIsolationTest.php   •   PHP</w:t>
+        <w:rPr>
+          <w:rFonts w:ascii="Consolas" w:hAnsi="Consolas"/>
+          <w:b/>
+          <w:color w:val="262626"/>
+          <w:sz w:val="16"/>
+        </w:rPr>
+        <w:t xml:space="preserve">CONTOH MANDIRI — tests/Feature/TenantIsolationTest.php   •   PHP</w:t>
       </w:r>
     </w:p>
     <w:p>
       <w:pPr>
         <w:pStyle w:val="CodeBlock"/>
-        <w:shd w:fill="1E1E1E"/>
         <w:keepLines/>
         <w:pBdr>
-          <w:left w:val="single" w:sz="4" w:space="8" w:color="1E1E1E"/>
+          <w:left w:val="single" w:sz="12" w:space="8" w:color="B8DDE0"/>
         </w:pBdr>
+        <w:shd w:val="clear" w:color="auto" w:fill="F2F3F7"/>
       </w:pPr>
       <w:r>
         <w:rPr>
-          <w:rFonts w:ascii="Consolas" w:hAnsi="Consolas" w:eastAsia="Consolas"/>
-          <w:color w:val="DCDCAA"/>
+          <w:rFonts w:ascii="Consolas" w:hAnsi="Consolas"/>
+          <w:color w:val="795E26"/>
           <w:sz w:val="16"/>
         </w:rPr>
-        <w:t>test</w:t>
-      </w:r>
-      <w:r>
-        <w:rPr>
-          <w:rFonts w:ascii="Consolas" w:hAnsi="Consolas" w:eastAsia="Consolas"/>
-          <w:color w:val="D4D4D4"/>
+        <w:t xml:space="preserve">test</w:t>
+      </w:r>
+      <w:r>
+        <w:rPr>
+          <w:rFonts w:ascii="Consolas" w:hAnsi="Consolas"/>
+          <w:color w:val="262626"/>
           <w:sz w:val="16"/>
         </w:rPr>
-        <w:t>(</w:t>
-      </w:r>
-      <w:r>
-        <w:rPr>
-          <w:rFonts w:ascii="Consolas" w:hAnsi="Consolas" w:eastAsia="Consolas"/>
-          <w:color w:val="CE9178"/>
+        <w:t xml:space="preserve">(</w:t>
+      </w:r>
+      <w:r>
+        <w:rPr>
+          <w:rFonts w:ascii="Consolas" w:hAnsi="Consolas"/>
+          <w:color w:val="00733B"/>
           <w:sz w:val="16"/>
         </w:rPr>
-        <w:t>'tenant tidak dapat membaca menu tenant lain'</w:t>
-      </w:r>
-      <w:r>
-        <w:rPr>
-          <w:rFonts w:ascii="Consolas" w:hAnsi="Consolas" w:eastAsia="Consolas"/>
-          <w:color w:val="D4D4D4"/>
+        <w:t xml:space="preserve">'tenant tidak dapat membaca menu tenant lain'</w:t>
+      </w:r>
+      <w:r>
+        <w:rPr>
+          <w:rFonts w:ascii="Consolas" w:hAnsi="Consolas"/>
+          <w:color w:val="262626"/>
           <w:sz w:val="16"/>
         </w:rPr>
-        <w:t>,</w:t>
-      </w:r>
-      <w:r>
-        <w:rPr>
-          <w:rFonts w:ascii="Consolas" w:hAnsi="Consolas" w:eastAsia="Consolas"/>
-          <w:color w:val="D4D4D4"/>
+        <w:t xml:space="preserve">, </w:t>
+      </w:r>
+      <w:r>
+        <w:rPr>
+          <w:rFonts w:ascii="Consolas" w:hAnsi="Consolas"/>
+          <w:b/>
+          <w:color w:val="000080"/>
           <w:sz w:val="16"/>
         </w:rPr>
-        <w:t xml:space="preserve"> </w:t>
-      </w:r>
-      <w:r>
-        <w:rPr>
-          <w:rFonts w:ascii="Consolas" w:hAnsi="Consolas" w:eastAsia="Consolas"/>
-          <w:color w:val="569CD6"/>
+        <w:t xml:space="preserve">function</w:t>
+      </w:r>
+      <w:r>
+        <w:rPr>
+          <w:rFonts w:ascii="Consolas" w:hAnsi="Consolas"/>
+          <w:color w:val="262626"/>
           <w:sz w:val="16"/>
         </w:rPr>
-        <w:t>function</w:t>
-      </w:r>
-      <w:r>
-        <w:rPr>
-          <w:rFonts w:ascii="Consolas" w:hAnsi="Consolas" w:eastAsia="Consolas"/>
-          <w:color w:val="D4D4D4"/>
+        <w:t xml:space="preserve"> (): </w:t>
+      </w:r>
+      <w:r>
+        <w:rPr>
+          <w:rFonts w:ascii="Consolas" w:hAnsi="Consolas"/>
+          <w:b/>
+          <w:color w:val="000080"/>
           <w:sz w:val="16"/>
         </w:rPr>
-        <w:t xml:space="preserve"> </w:t>
-      </w:r>
-      <w:r>
-        <w:rPr>
-          <w:rFonts w:ascii="Consolas" w:hAnsi="Consolas" w:eastAsia="Consolas"/>
-          <w:color w:val="D4D4D4"/>
+        <w:t xml:space="preserve">void</w:t>
+      </w:r>
+      <w:r>
+        <w:rPr>
+          <w:rFonts w:ascii="Consolas" w:hAnsi="Consolas"/>
+          <w:color w:val="262626"/>
           <w:sz w:val="16"/>
         </w:rPr>
-        <w:t>(</w:t>
-      </w:r>
-      <w:r>
-        <w:rPr>
-          <w:rFonts w:ascii="Consolas" w:hAnsi="Consolas" w:eastAsia="Consolas"/>
-          <w:color w:val="D4D4D4"/>
+        <w:t xml:space="preserve"> {</w:t>
+      </w:r>
+      <w:r>
+        <w:br/>
+      </w:r>
+      <w:r>
+        <w:rPr>
+          <w:rFonts w:ascii="Consolas" w:hAnsi="Consolas"/>
+          <w:color w:val="262626"/>
           <w:sz w:val="16"/>
         </w:rPr>
-        <w:t>)</w:t>
-      </w:r>
-      <w:r>
-        <w:rPr>
-          <w:rFonts w:ascii="Consolas" w:hAnsi="Consolas" w:eastAsia="Consolas"/>
-          <w:color w:val="D4D4D4"/>
+        <w:t xml:space="preserve">    </w:t>
+      </w:r>
+      <w:r>
+        <w:rPr>
+          <w:rFonts w:ascii="Consolas" w:hAnsi="Consolas"/>
+          <w:color w:val="660E7A"/>
           <w:sz w:val="16"/>
         </w:rPr>
-        <w:t>:</w:t>
-      </w:r>
-      <w:r>
-        <w:rPr>
-          <w:rFonts w:ascii="Consolas" w:hAnsi="Consolas" w:eastAsia="Consolas"/>
-          <w:color w:val="D4D4D4"/>
+        <w:t xml:space="preserve">$tenantA</w:t>
+      </w:r>
+      <w:r>
+        <w:rPr>
+          <w:rFonts w:ascii="Consolas" w:hAnsi="Consolas"/>
+          <w:color w:val="262626"/>
           <w:sz w:val="16"/>
         </w:rPr>
-        <w:t xml:space="preserve"> </w:t>
-      </w:r>
-      <w:r>
-        <w:rPr>
-          <w:rFonts w:ascii="Consolas" w:hAnsi="Consolas" w:eastAsia="Consolas"/>
-          <w:color w:val="569CD6"/>
+        <w:t xml:space="preserve"> = </w:t>
+      </w:r>
+      <w:r>
+        <w:rPr>
+          <w:rFonts w:ascii="Consolas" w:hAnsi="Consolas"/>
+          <w:color w:val="267F99"/>
           <w:sz w:val="16"/>
         </w:rPr>
-        <w:t>void</w:t>
-      </w:r>
-      <w:r>
-        <w:rPr>
-          <w:rFonts w:ascii="Consolas" w:hAnsi="Consolas" w:eastAsia="Consolas"/>
-          <w:color w:val="D4D4D4"/>
+        <w:t xml:space="preserve">Tenant</w:t>
+      </w:r>
+      <w:r>
+        <w:rPr>
+          <w:rFonts w:ascii="Consolas" w:hAnsi="Consolas"/>
+          <w:color w:val="262626"/>
           <w:sz w:val="16"/>
         </w:rPr>
-        <w:t xml:space="preserve"> </w:t>
-      </w:r>
-      <w:r>
-        <w:rPr>
-          <w:rFonts w:ascii="Consolas" w:hAnsi="Consolas" w:eastAsia="Consolas"/>
-          <w:color w:val="D4D4D4"/>
+        <w:t xml:space="preserve">::</w:t>
+      </w:r>
+      <w:r>
+        <w:rPr>
+          <w:rFonts w:ascii="Consolas" w:hAnsi="Consolas"/>
+          <w:color w:val="795E26"/>
           <w:sz w:val="16"/>
         </w:rPr>
-        <w:t>{</w:t>
-      </w:r>
-      <w:r>
-        <w:rPr>
-          <w:rFonts w:ascii="Consolas" w:hAnsi="Consolas" w:eastAsia="Consolas"/>
-          <w:color w:val="D4D4D4"/>
+        <w:t xml:space="preserve">factory</w:t>
+      </w:r>
+      <w:r>
+        <w:rPr>
+          <w:rFonts w:ascii="Consolas" w:hAnsi="Consolas"/>
+          <w:color w:val="262626"/>
           <w:sz w:val="16"/>
         </w:rPr>
+        <w:t xml:space="preserve">()-&gt;</w:t>
+      </w:r>
+      <w:r>
+        <w:rPr>
+          <w:rFonts w:ascii="Consolas" w:hAnsi="Consolas"/>
+          <w:color w:val="795E26"/>
+          <w:sz w:val="16"/>
+        </w:rPr>
+        <w:t xml:space="preserve">create</w:t>
+      </w:r>
+      <w:r>
+        <w:rPr>
+          <w:rFonts w:ascii="Consolas" w:hAnsi="Consolas"/>
+          <w:color w:val="262626"/>
+          <w:sz w:val="16"/>
+        </w:rPr>
+        <w:t xml:space="preserve">();</w:t>
+      </w:r>
+      <w:r>
         <w:br/>
+      </w:r>
+      <w:r>
+        <w:rPr>
+          <w:rFonts w:ascii="Consolas" w:hAnsi="Consolas"/>
+          <w:color w:val="262626"/>
+          <w:sz w:val="16"/>
+        </w:rPr>
         <w:t xml:space="preserve">    </w:t>
       </w:r>
       <w:r>
         <w:rPr>
-          <w:rFonts w:ascii="Consolas" w:hAnsi="Consolas" w:eastAsia="Consolas"/>
-          <w:color w:val="9CDCFE"/>
+          <w:rFonts w:ascii="Consolas" w:hAnsi="Consolas"/>
+          <w:color w:val="660E7A"/>
           <w:sz w:val="16"/>
         </w:rPr>
-        <w:t>$tenantA</w:t>
-      </w:r>
-      <w:r>
-        <w:rPr>
-          <w:rFonts w:ascii="Consolas" w:hAnsi="Consolas" w:eastAsia="Consolas"/>
-          <w:color w:val="D4D4D4"/>
+        <w:t xml:space="preserve">$tenantB</w:t>
+      </w:r>
+      <w:r>
+        <w:rPr>
+          <w:rFonts w:ascii="Consolas" w:hAnsi="Consolas"/>
+          <w:color w:val="262626"/>
           <w:sz w:val="16"/>
         </w:rPr>
-        <w:t xml:space="preserve"> </w:t>
-      </w:r>
-      <w:r>
-        <w:rPr>
-          <w:rFonts w:ascii="Consolas" w:hAnsi="Consolas" w:eastAsia="Consolas"/>
-          <w:color w:val="D4D4D4"/>
+        <w:t xml:space="preserve"> = </w:t>
+      </w:r>
+      <w:r>
+        <w:rPr>
+          <w:rFonts w:ascii="Consolas" w:hAnsi="Consolas"/>
+          <w:color w:val="267F99"/>
           <w:sz w:val="16"/>
         </w:rPr>
-        <w:t>=</w:t>
-      </w:r>
-      <w:r>
-        <w:rPr>
-          <w:rFonts w:ascii="Consolas" w:hAnsi="Consolas" w:eastAsia="Consolas"/>
-          <w:color w:val="D4D4D4"/>
+        <w:t xml:space="preserve">Tenant</w:t>
+      </w:r>
+      <w:r>
+        <w:rPr>
+          <w:rFonts w:ascii="Consolas" w:hAnsi="Consolas"/>
+          <w:color w:val="262626"/>
           <w:sz w:val="16"/>
         </w:rPr>
-        <w:t xml:space="preserve"> </w:t>
-      </w:r>
-      <w:r>
-        <w:rPr>
-          <w:rFonts w:ascii="Consolas" w:hAnsi="Consolas" w:eastAsia="Consolas"/>
-          <w:color w:val="4EC9B0"/>
+        <w:t xml:space="preserve">::</w:t>
+      </w:r>
+      <w:r>
+        <w:rPr>
+          <w:rFonts w:ascii="Consolas" w:hAnsi="Consolas"/>
+          <w:color w:val="795E26"/>
           <w:sz w:val="16"/>
         </w:rPr>
-        <w:t>Tenant</w:t>
-      </w:r>
-      <w:r>
-        <w:rPr>
-          <w:rFonts w:ascii="Consolas" w:hAnsi="Consolas" w:eastAsia="Consolas"/>
-          <w:color w:val="D4D4D4"/>
+        <w:t xml:space="preserve">factory</w:t>
+      </w:r>
+      <w:r>
+        <w:rPr>
+          <w:rFonts w:ascii="Consolas" w:hAnsi="Consolas"/>
+          <w:color w:val="262626"/>
           <w:sz w:val="16"/>
         </w:rPr>
-        <w:t>:</w:t>
-      </w:r>
-      <w:r>
-        <w:rPr>
-          <w:rFonts w:ascii="Consolas" w:hAnsi="Consolas" w:eastAsia="Consolas"/>
-          <w:color w:val="D4D4D4"/>
+        <w:t xml:space="preserve">()-&gt;</w:t>
+      </w:r>
+      <w:r>
+        <w:rPr>
+          <w:rFonts w:ascii="Consolas" w:hAnsi="Consolas"/>
+          <w:color w:val="795E26"/>
           <w:sz w:val="16"/>
         </w:rPr>
-        <w:t>:</w:t>
-      </w:r>
-      <w:r>
-        <w:rPr>
-          <w:rFonts w:ascii="Consolas" w:hAnsi="Consolas" w:eastAsia="Consolas"/>
-          <w:color w:val="DCDCAA"/>
+        <w:t xml:space="preserve">create</w:t>
+      </w:r>
+      <w:r>
+        <w:rPr>
+          <w:rFonts w:ascii="Consolas" w:hAnsi="Consolas"/>
+          <w:color w:val="262626"/>
           <w:sz w:val="16"/>
         </w:rPr>
-        <w:t>factory</w:t>
-      </w:r>
-      <w:r>
-        <w:rPr>
-          <w:rFonts w:ascii="Consolas" w:hAnsi="Consolas" w:eastAsia="Consolas"/>
-          <w:color w:val="D4D4D4"/>
+        <w:t xml:space="preserve">();</w:t>
+      </w:r>
+      <w:r>
+        <w:br/>
+      </w:r>
+      <w:r>
+        <w:rPr>
+          <w:rFonts w:ascii="Consolas" w:hAnsi="Consolas"/>
+          <w:color w:val="262626"/>
           <w:sz w:val="16"/>
         </w:rPr>
-        <w:t>(</w:t>
-      </w:r>
-      <w:r>
-        <w:rPr>
-          <w:rFonts w:ascii="Consolas" w:hAnsi="Consolas" w:eastAsia="Consolas"/>
-          <w:color w:val="D4D4D4"/>
+        <w:t xml:space="preserve">    </w:t>
+      </w:r>
+      <w:r>
+        <w:rPr>
+          <w:rFonts w:ascii="Consolas" w:hAnsi="Consolas"/>
+          <w:color w:val="660E7A"/>
           <w:sz w:val="16"/>
         </w:rPr>
-        <w:t>)</w:t>
-      </w:r>
-      <w:r>
-        <w:rPr>
-          <w:rFonts w:ascii="Consolas" w:hAnsi="Consolas" w:eastAsia="Consolas"/>
-          <w:color w:val="D4D4D4"/>
+        <w:t xml:space="preserve">$userA</w:t>
+      </w:r>
+      <w:r>
+        <w:rPr>
+          <w:rFonts w:ascii="Consolas" w:hAnsi="Consolas"/>
+          <w:color w:val="262626"/>
           <w:sz w:val="16"/>
         </w:rPr>
-        <w:t>-</w:t>
-      </w:r>
-      <w:r>
-        <w:rPr>
-          <w:rFonts w:ascii="Consolas" w:hAnsi="Consolas" w:eastAsia="Consolas"/>
-          <w:color w:val="D4D4D4"/>
+        <w:t xml:space="preserve"> = </w:t>
+      </w:r>
+      <w:r>
+        <w:rPr>
+          <w:rFonts w:ascii="Consolas" w:hAnsi="Consolas"/>
+          <w:color w:val="267F99"/>
           <w:sz w:val="16"/>
         </w:rPr>
-        <w:t>&gt;</w:t>
-      </w:r>
-      <w:r>
-        <w:rPr>
-          <w:rFonts w:ascii="Consolas" w:hAnsi="Consolas" w:eastAsia="Consolas"/>
-          <w:color w:val="DCDCAA"/>
+        <w:t xml:space="preserve">User</w:t>
+      </w:r>
+      <w:r>
+        <w:rPr>
+          <w:rFonts w:ascii="Consolas" w:hAnsi="Consolas"/>
+          <w:color w:val="262626"/>
           <w:sz w:val="16"/>
         </w:rPr>
-        <w:t>create</w:t>
-      </w:r>
-      <w:r>
-        <w:rPr>
-          <w:rFonts w:ascii="Consolas" w:hAnsi="Consolas" w:eastAsia="Consolas"/>
-          <w:color w:val="D4D4D4"/>
+        <w:t xml:space="preserve">::</w:t>
+      </w:r>
+      <w:r>
+        <w:rPr>
+          <w:rFonts w:ascii="Consolas" w:hAnsi="Consolas"/>
+          <w:color w:val="795E26"/>
           <w:sz w:val="16"/>
         </w:rPr>
-        <w:t>(</w:t>
-      </w:r>
-      <w:r>
-        <w:rPr>
-          <w:rFonts w:ascii="Consolas" w:hAnsi="Consolas" w:eastAsia="Consolas"/>
-          <w:color w:val="D4D4D4"/>
+        <w:t xml:space="preserve">factory</w:t>
+      </w:r>
+      <w:r>
+        <w:rPr>
+          <w:rFonts w:ascii="Consolas" w:hAnsi="Consolas"/>
+          <w:color w:val="262626"/>
           <w:sz w:val="16"/>
         </w:rPr>
-        <w:t>)</w:t>
-      </w:r>
-      <w:r>
-        <w:rPr>
-          <w:rFonts w:ascii="Consolas" w:hAnsi="Consolas" w:eastAsia="Consolas"/>
-          <w:color w:val="D4D4D4"/>
+        <w:t xml:space="preserve">()-&gt;</w:t>
+      </w:r>
+      <w:r>
+        <w:rPr>
+          <w:rFonts w:ascii="Consolas" w:hAnsi="Consolas"/>
+          <w:color w:val="795E26"/>
           <w:sz w:val="16"/>
         </w:rPr>
-        <w:t>;</w:t>
-      </w:r>
-      <w:r>
-        <w:rPr>
-          <w:rFonts w:ascii="Consolas" w:hAnsi="Consolas" w:eastAsia="Consolas"/>
-          <w:color w:val="D4D4D4"/>
+        <w:t xml:space="preserve">create</w:t>
+      </w:r>
+      <w:r>
+        <w:rPr>
+          <w:rFonts w:ascii="Consolas" w:hAnsi="Consolas"/>
+          <w:color w:val="262626"/>
           <w:sz w:val="16"/>
         </w:rPr>
+        <w:t xml:space="preserve">();</w:t>
+      </w:r>
+      <w:r>
         <w:br/>
+      </w:r>
+      <w:r>
+        <w:rPr>
+          <w:rFonts w:ascii="Consolas" w:hAnsi="Consolas"/>
+          <w:color w:val="262626"/>
+          <w:sz w:val="16"/>
+        </w:rPr>
         <w:t xml:space="preserve">    </w:t>
       </w:r>
       <w:r>
         <w:rPr>
-          <w:rFonts w:ascii="Consolas" w:hAnsi="Consolas" w:eastAsia="Consolas"/>
-          <w:color w:val="9CDCFE"/>
+          <w:rFonts w:ascii="Consolas" w:hAnsi="Consolas"/>
+          <w:color w:val="660E7A"/>
           <w:sz w:val="16"/>
         </w:rPr>
-        <w:t>$tenantB</w:t>
-      </w:r>
-      <w:r>
-        <w:rPr>
-          <w:rFonts w:ascii="Consolas" w:hAnsi="Consolas" w:eastAsia="Consolas"/>
-          <w:color w:val="D4D4D4"/>
+        <w:t xml:space="preserve">$menuB</w:t>
+      </w:r>
+      <w:r>
+        <w:rPr>
+          <w:rFonts w:ascii="Consolas" w:hAnsi="Consolas"/>
+          <w:color w:val="262626"/>
           <w:sz w:val="16"/>
         </w:rPr>
-        <w:t xml:space="preserve"> </w:t>
-      </w:r>
-      <w:r>
-        <w:rPr>
-          <w:rFonts w:ascii="Consolas" w:hAnsi="Consolas" w:eastAsia="Consolas"/>
-          <w:color w:val="D4D4D4"/>
+        <w:t xml:space="preserve"> = </w:t>
+      </w:r>
+      <w:r>
+        <w:rPr>
+          <w:rFonts w:ascii="Consolas" w:hAnsi="Consolas"/>
+          <w:color w:val="267F99"/>
           <w:sz w:val="16"/>
         </w:rPr>
-        <w:t>=</w:t>
-      </w:r>
-      <w:r>
-        <w:rPr>
-          <w:rFonts w:ascii="Consolas" w:hAnsi="Consolas" w:eastAsia="Consolas"/>
-          <w:color w:val="D4D4D4"/>
+        <w:t xml:space="preserve">Menu</w:t>
+      </w:r>
+      <w:r>
+        <w:rPr>
+          <w:rFonts w:ascii="Consolas" w:hAnsi="Consolas"/>
+          <w:color w:val="262626"/>
           <w:sz w:val="16"/>
         </w:rPr>
-        <w:t xml:space="preserve"> </w:t>
-      </w:r>
-      <w:r>
-        <w:rPr>
-          <w:rFonts w:ascii="Consolas" w:hAnsi="Consolas" w:eastAsia="Consolas"/>
-          <w:color w:val="4EC9B0"/>
+        <w:t xml:space="preserve">::</w:t>
+      </w:r>
+      <w:r>
+        <w:rPr>
+          <w:rFonts w:ascii="Consolas" w:hAnsi="Consolas"/>
+          <w:color w:val="795E26"/>
           <w:sz w:val="16"/>
         </w:rPr>
-        <w:t>Tenant</w:t>
-      </w:r>
-      <w:r>
-        <w:rPr>
-          <w:rFonts w:ascii="Consolas" w:hAnsi="Consolas" w:eastAsia="Consolas"/>
-          <w:color w:val="D4D4D4"/>
+        <w:t xml:space="preserve">factory</w:t>
+      </w:r>
+      <w:r>
+        <w:rPr>
+          <w:rFonts w:ascii="Consolas" w:hAnsi="Consolas"/>
+          <w:color w:val="262626"/>
           <w:sz w:val="16"/>
         </w:rPr>
-        <w:t>:</w:t>
-      </w:r>
-      <w:r>
-        <w:rPr>
-          <w:rFonts w:ascii="Consolas" w:hAnsi="Consolas" w:eastAsia="Consolas"/>
-          <w:color w:val="D4D4D4"/>
+        <w:t xml:space="preserve">()-&gt;</w:t>
+      </w:r>
+      <w:r>
+        <w:rPr>
+          <w:rFonts w:ascii="Consolas" w:hAnsi="Consolas"/>
+          <w:color w:val="795E26"/>
           <w:sz w:val="16"/>
         </w:rPr>
-        <w:t>:</w:t>
-      </w:r>
-      <w:r>
-        <w:rPr>
-          <w:rFonts w:ascii="Consolas" w:hAnsi="Consolas" w:eastAsia="Consolas"/>
-          <w:color w:val="DCDCAA"/>
+        <w:t xml:space="preserve">for</w:t>
+      </w:r>
+      <w:r>
+        <w:rPr>
+          <w:rFonts w:ascii="Consolas" w:hAnsi="Consolas"/>
+          <w:color w:val="262626"/>
           <w:sz w:val="16"/>
         </w:rPr>
-        <w:t>factory</w:t>
-      </w:r>
-      <w:r>
-        <w:rPr>
-          <w:rFonts w:ascii="Consolas" w:hAnsi="Consolas" w:eastAsia="Consolas"/>
-          <w:color w:val="D4D4D4"/>
+        <w:t xml:space="preserve">(</w:t>
+      </w:r>
+      <w:r>
+        <w:rPr>
+          <w:rFonts w:ascii="Consolas" w:hAnsi="Consolas"/>
+          <w:color w:val="660E7A"/>
           <w:sz w:val="16"/>
         </w:rPr>
-        <w:t>(</w:t>
-      </w:r>
-      <w:r>
-        <w:rPr>
-          <w:rFonts w:ascii="Consolas" w:hAnsi="Consolas" w:eastAsia="Consolas"/>
-          <w:color w:val="D4D4D4"/>
+        <w:t xml:space="preserve">$tenantB</w:t>
+      </w:r>
+      <w:r>
+        <w:rPr>
+          <w:rFonts w:ascii="Consolas" w:hAnsi="Consolas"/>
+          <w:color w:val="262626"/>
           <w:sz w:val="16"/>
         </w:rPr>
-        <w:t>)</w:t>
-      </w:r>
-      <w:r>
-        <w:rPr>
-          <w:rFonts w:ascii="Consolas" w:hAnsi="Consolas" w:eastAsia="Consolas"/>
-          <w:color w:val="D4D4D4"/>
+        <w:t xml:space="preserve">)-&gt;</w:t>
+      </w:r>
+      <w:r>
+        <w:rPr>
+          <w:rFonts w:ascii="Consolas" w:hAnsi="Consolas"/>
+          <w:color w:val="795E26"/>
           <w:sz w:val="16"/>
         </w:rPr>
-        <w:t>-</w:t>
-      </w:r>
-      <w:r>
-        <w:rPr>
-          <w:rFonts w:ascii="Consolas" w:hAnsi="Consolas" w:eastAsia="Consolas"/>
-          <w:color w:val="D4D4D4"/>
+        <w:t xml:space="preserve">create</w:t>
+      </w:r>
+      <w:r>
+        <w:rPr>
+          <w:rFonts w:ascii="Consolas" w:hAnsi="Consolas"/>
+          <w:color w:val="262626"/>
           <w:sz w:val="16"/>
         </w:rPr>
-        <w:t>&gt;</w:t>
-      </w:r>
-      <w:r>
-        <w:rPr>
-          <w:rFonts w:ascii="Consolas" w:hAnsi="Consolas" w:eastAsia="Consolas"/>
-          <w:color w:val="DCDCAA"/>
+        <w:t xml:space="preserve">();</w:t>
+      </w:r>
+      <w:r>
+        <w:br/>
+      </w:r>
+      <w:r>
+        <w:br/>
+      </w:r>
+      <w:r>
+        <w:rPr>
+          <w:rFonts w:ascii="Consolas" w:hAnsi="Consolas"/>
+          <w:color w:val="262626"/>
           <w:sz w:val="16"/>
         </w:rPr>
-        <w:t>create</w:t>
-      </w:r>
-      <w:r>
-        <w:rPr>
-          <w:rFonts w:ascii="Consolas" w:hAnsi="Consolas" w:eastAsia="Consolas"/>
-          <w:color w:val="D4D4D4"/>
+        <w:t xml:space="preserve">    </w:t>
+      </w:r>
+      <w:r>
+        <w:rPr>
+          <w:rFonts w:ascii="Consolas" w:hAnsi="Consolas"/>
+          <w:color w:val="660E7A"/>
           <w:sz w:val="16"/>
         </w:rPr>
-        <w:t>(</w:t>
-      </w:r>
-      <w:r>
-        <w:rPr>
-          <w:rFonts w:ascii="Consolas" w:hAnsi="Consolas" w:eastAsia="Consolas"/>
-          <w:color w:val="D4D4D4"/>
+        <w:t xml:space="preserve">$userA</w:t>
+      </w:r>
+      <w:r>
+        <w:rPr>
+          <w:rFonts w:ascii="Consolas" w:hAnsi="Consolas"/>
+          <w:color w:val="262626"/>
           <w:sz w:val="16"/>
         </w:rPr>
-        <w:t>)</w:t>
-      </w:r>
-      <w:r>
-        <w:rPr>
-          <w:rFonts w:ascii="Consolas" w:hAnsi="Consolas" w:eastAsia="Consolas"/>
-          <w:color w:val="D4D4D4"/>
+        <w:t xml:space="preserve">-&gt;</w:t>
+      </w:r>
+      <w:r>
+        <w:rPr>
+          <w:rFonts w:ascii="Consolas" w:hAnsi="Consolas"/>
+          <w:color w:val="795E26"/>
           <w:sz w:val="16"/>
         </w:rPr>
-        <w:t>;</w:t>
-      </w:r>
-      <w:r>
-        <w:rPr>
-          <w:rFonts w:ascii="Consolas" w:hAnsi="Consolas" w:eastAsia="Consolas"/>
-          <w:color w:val="D4D4D4"/>
+        <w:t xml:space="preserve">tenants</w:t>
+      </w:r>
+      <w:r>
+        <w:rPr>
+          <w:rFonts w:ascii="Consolas" w:hAnsi="Consolas"/>
+          <w:color w:val="262626"/>
           <w:sz w:val="16"/>
         </w:rPr>
+        <w:t xml:space="preserve">()-&gt;</w:t>
+      </w:r>
+      <w:r>
+        <w:rPr>
+          <w:rFonts w:ascii="Consolas" w:hAnsi="Consolas"/>
+          <w:color w:val="795E26"/>
+          <w:sz w:val="16"/>
+        </w:rPr>
+        <w:t xml:space="preserve">attach</w:t>
+      </w:r>
+      <w:r>
+        <w:rPr>
+          <w:rFonts w:ascii="Consolas" w:hAnsi="Consolas"/>
+          <w:color w:val="262626"/>
+          <w:sz w:val="16"/>
+        </w:rPr>
+        <w:t xml:space="preserve">(</w:t>
+      </w:r>
+      <w:r>
+        <w:rPr>
+          <w:rFonts w:ascii="Consolas" w:hAnsi="Consolas"/>
+          <w:color w:val="660E7A"/>
+          <w:sz w:val="16"/>
+        </w:rPr>
+        <w:t xml:space="preserve">$tenantA</w:t>
+      </w:r>
+      <w:r>
+        <w:rPr>
+          <w:rFonts w:ascii="Consolas" w:hAnsi="Consolas"/>
+          <w:color w:val="262626"/>
+          <w:sz w:val="16"/>
+        </w:rPr>
+        <w:t xml:space="preserve">, [</w:t>
+      </w:r>
+      <w:r>
         <w:br/>
+      </w:r>
+      <w:r>
+        <w:rPr>
+          <w:rFonts w:ascii="Consolas" w:hAnsi="Consolas"/>
+          <w:color w:val="262626"/>
+          <w:sz w:val="16"/>
+        </w:rPr>
+        <w:t xml:space="preserve">        </w:t>
+      </w:r>
+      <w:r>
+        <w:rPr>
+          <w:rFonts w:ascii="Consolas" w:hAnsi="Consolas"/>
+          <w:color w:val="00733B"/>
+          <w:sz w:val="16"/>
+        </w:rPr>
+        <w:t xml:space="preserve">'role'</w:t>
+      </w:r>
+      <w:r>
+        <w:rPr>
+          <w:rFonts w:ascii="Consolas" w:hAnsi="Consolas"/>
+          <w:color w:val="262626"/>
+          <w:sz w:val="16"/>
+        </w:rPr>
+        <w:t xml:space="preserve"> =&gt; </w:t>
+      </w:r>
+      <w:r>
+        <w:rPr>
+          <w:rFonts w:ascii="Consolas" w:hAnsi="Consolas"/>
+          <w:color w:val="00733B"/>
+          <w:sz w:val="16"/>
+        </w:rPr>
+        <w:t xml:space="preserve">'operator'</w:t>
+      </w:r>
+      <w:r>
+        <w:rPr>
+          <w:rFonts w:ascii="Consolas" w:hAnsi="Consolas"/>
+          <w:color w:val="262626"/>
+          <w:sz w:val="16"/>
+        </w:rPr>
+        <w:t xml:space="preserve">,</w:t>
+      </w:r>
+      <w:r>
+        <w:br/>
+      </w:r>
+      <w:r>
+        <w:rPr>
+          <w:rFonts w:ascii="Consolas" w:hAnsi="Consolas"/>
+          <w:color w:val="262626"/>
+          <w:sz w:val="16"/>
+        </w:rPr>
+        <w:t xml:space="preserve">    ]);</w:t>
+      </w:r>
+      <w:r>
+        <w:br/>
+      </w:r>
+      <w:r>
+        <w:br/>
+      </w:r>
+      <w:r>
+        <w:rPr>
+          <w:rFonts w:ascii="Consolas" w:hAnsi="Consolas"/>
+          <w:color w:val="262626"/>
+          <w:sz w:val="16"/>
+        </w:rPr>
         <w:t xml:space="preserve">    </w:t>
       </w:r>
       <w:r>
         <w:rPr>
-          <w:rFonts w:ascii="Consolas" w:hAnsi="Consolas" w:eastAsia="Consolas"/>
-          <w:color w:val="9CDCFE"/>
+          <w:rFonts w:ascii="Consolas" w:hAnsi="Consolas"/>
+          <w:color w:val="660E7A"/>
           <w:sz w:val="16"/>
         </w:rPr>
-        <w:t>$userA</w:t>
-      </w:r>
-      <w:r>
-        <w:rPr>
-          <w:rFonts w:ascii="Consolas" w:hAnsi="Consolas" w:eastAsia="Consolas"/>
-          <w:color w:val="D4D4D4"/>
+        <w:t xml:space="preserve">$this</w:t>
+      </w:r>
+      <w:r>
+        <w:rPr>
+          <w:rFonts w:ascii="Consolas" w:hAnsi="Consolas"/>
+          <w:color w:val="262626"/>
           <w:sz w:val="16"/>
         </w:rPr>
-        <w:t xml:space="preserve"> </w:t>
-      </w:r>
-      <w:r>
-        <w:rPr>
-          <w:rFonts w:ascii="Consolas" w:hAnsi="Consolas" w:eastAsia="Consolas"/>
-          <w:color w:val="D4D4D4"/>
+        <w:t xml:space="preserve">-&gt;</w:t>
+      </w:r>
+      <w:r>
+        <w:rPr>
+          <w:rFonts w:ascii="Consolas" w:hAnsi="Consolas"/>
+          <w:color w:val="795E26"/>
           <w:sz w:val="16"/>
         </w:rPr>
-        <w:t>=</w:t>
-      </w:r>
-      <w:r>
-        <w:rPr>
-          <w:rFonts w:ascii="Consolas" w:hAnsi="Consolas" w:eastAsia="Consolas"/>
-          <w:color w:val="D4D4D4"/>
+        <w:t xml:space="preserve">actingAs</w:t>
+      </w:r>
+      <w:r>
+        <w:rPr>
+          <w:rFonts w:ascii="Consolas" w:hAnsi="Consolas"/>
+          <w:color w:val="262626"/>
           <w:sz w:val="16"/>
         </w:rPr>
-        <w:t xml:space="preserve"> </w:t>
-      </w:r>
-      <w:r>
-        <w:rPr>
-          <w:rFonts w:ascii="Consolas" w:hAnsi="Consolas" w:eastAsia="Consolas"/>
-          <w:color w:val="4EC9B0"/>
+        <w:t xml:space="preserve">(</w:t>
+      </w:r>
+      <w:r>
+        <w:rPr>
+          <w:rFonts w:ascii="Consolas" w:hAnsi="Consolas"/>
+          <w:color w:val="660E7A"/>
           <w:sz w:val="16"/>
         </w:rPr>
-        <w:t>User</w:t>
-      </w:r>
-      <w:r>
-        <w:rPr>
-          <w:rFonts w:ascii="Consolas" w:hAnsi="Consolas" w:eastAsia="Consolas"/>
-          <w:color w:val="D4D4D4"/>
+        <w:t xml:space="preserve">$userA</w:t>
+      </w:r>
+      <w:r>
+        <w:rPr>
+          <w:rFonts w:ascii="Consolas" w:hAnsi="Consolas"/>
+          <w:color w:val="262626"/>
           <w:sz w:val="16"/>
         </w:rPr>
-        <w:t>:</w:t>
-      </w:r>
-      <w:r>
-        <w:rPr>
-          <w:rFonts w:ascii="Consolas" w:hAnsi="Consolas" w:eastAsia="Consolas"/>
-          <w:color w:val="D4D4D4"/>
+        <w:t xml:space="preserve">)</w:t>
+      </w:r>
+      <w:r>
+        <w:br/>
+      </w:r>
+      <w:r>
+        <w:rPr>
+          <w:rFonts w:ascii="Consolas" w:hAnsi="Consolas"/>
+          <w:color w:val="262626"/>
           <w:sz w:val="16"/>
         </w:rPr>
-        <w:t>:</w:t>
-      </w:r>
-      <w:r>
-        <w:rPr>
-          <w:rFonts w:ascii="Consolas" w:hAnsi="Consolas" w:eastAsia="Consolas"/>
-          <w:color w:val="DCDCAA"/>
+        <w:t xml:space="preserve">        -&gt;</w:t>
+      </w:r>
+      <w:r>
+        <w:rPr>
+          <w:rFonts w:ascii="Consolas" w:hAnsi="Consolas"/>
+          <w:color w:val="795E26"/>
           <w:sz w:val="16"/>
         </w:rPr>
-        <w:t>factory</w:t>
-      </w:r>
-      <w:r>
-        <w:rPr>
-          <w:rFonts w:ascii="Consolas" w:hAnsi="Consolas" w:eastAsia="Consolas"/>
-          <w:color w:val="D4D4D4"/>
+        <w:t xml:space="preserve">get</w:t>
+      </w:r>
+      <w:r>
+        <w:rPr>
+          <w:rFonts w:ascii="Consolas" w:hAnsi="Consolas"/>
+          <w:color w:val="262626"/>
           <w:sz w:val="16"/>
         </w:rPr>
-        <w:t>(</w:t>
-      </w:r>
-      <w:r>
-        <w:rPr>
-          <w:rFonts w:ascii="Consolas" w:hAnsi="Consolas" w:eastAsia="Consolas"/>
-          <w:color w:val="D4D4D4"/>
+        <w:t xml:space="preserve">(</w:t>
+      </w:r>
+      <w:r>
+        <w:rPr>
+          <w:rFonts w:ascii="Consolas" w:hAnsi="Consolas"/>
+          <w:color w:val="795E26"/>
           <w:sz w:val="16"/>
         </w:rPr>
-        <w:t>)</w:t>
-      </w:r>
-      <w:r>
-        <w:rPr>
-          <w:rFonts w:ascii="Consolas" w:hAnsi="Consolas" w:eastAsia="Consolas"/>
-          <w:color w:val="D4D4D4"/>
+        <w:t xml:space="preserve">route</w:t>
+      </w:r>
+      <w:r>
+        <w:rPr>
+          <w:rFonts w:ascii="Consolas" w:hAnsi="Consolas"/>
+          <w:color w:val="262626"/>
           <w:sz w:val="16"/>
         </w:rPr>
-        <w:t>-</w:t>
-      </w:r>
-      <w:r>
-        <w:rPr>
-          <w:rFonts w:ascii="Consolas" w:hAnsi="Consolas" w:eastAsia="Consolas"/>
-          <w:color w:val="D4D4D4"/>
+        <w:t xml:space="preserve">(</w:t>
+      </w:r>
+      <w:r>
+        <w:rPr>
+          <w:rFonts w:ascii="Consolas" w:hAnsi="Consolas"/>
+          <w:color w:val="00733B"/>
           <w:sz w:val="16"/>
         </w:rPr>
-        <w:t>&gt;</w:t>
-      </w:r>
-      <w:r>
-        <w:rPr>
-          <w:rFonts w:ascii="Consolas" w:hAnsi="Consolas" w:eastAsia="Consolas"/>
-          <w:color w:val="DCDCAA"/>
+        <w:t xml:space="preserve">'tenant.menus.show'</w:t>
+      </w:r>
+      <w:r>
+        <w:rPr>
+          <w:rFonts w:ascii="Consolas" w:hAnsi="Consolas"/>
+          <w:color w:val="262626"/>
           <w:sz w:val="16"/>
         </w:rPr>
-        <w:t>create</w:t>
-      </w:r>
-      <w:r>
-        <w:rPr>
-          <w:rFonts w:ascii="Consolas" w:hAnsi="Consolas" w:eastAsia="Consolas"/>
-          <w:color w:val="D4D4D4"/>
+        <w:t xml:space="preserve">, </w:t>
+      </w:r>
+      <w:r>
+        <w:rPr>
+          <w:rFonts w:ascii="Consolas" w:hAnsi="Consolas"/>
+          <w:color w:val="660E7A"/>
           <w:sz w:val="16"/>
         </w:rPr>
-        <w:t>(</w:t>
-      </w:r>
-      <w:r>
-        <w:rPr>
-          <w:rFonts w:ascii="Consolas" w:hAnsi="Consolas" w:eastAsia="Consolas"/>
-          <w:color w:val="D4D4D4"/>
+        <w:t xml:space="preserve">$menuB</w:t>
+      </w:r>
+      <w:r>
+        <w:rPr>
+          <w:rFonts w:ascii="Consolas" w:hAnsi="Consolas"/>
+          <w:color w:val="262626"/>
           <w:sz w:val="16"/>
         </w:rPr>
-        <w:t>)</w:t>
-      </w:r>
-      <w:r>
-        <w:rPr>
-          <w:rFonts w:ascii="Consolas" w:hAnsi="Consolas" w:eastAsia="Consolas"/>
-          <w:color w:val="D4D4D4"/>
+        <w:t xml:space="preserve">))</w:t>
+      </w:r>
+      <w:r>
+        <w:br/>
+      </w:r>
+      <w:r>
+        <w:rPr>
+          <w:rFonts w:ascii="Consolas" w:hAnsi="Consolas"/>
+          <w:color w:val="262626"/>
           <w:sz w:val="16"/>
         </w:rPr>
-        <w:t>;</w:t>
-      </w:r>
-      <w:r>
-        <w:rPr>
-          <w:rFonts w:ascii="Consolas" w:hAnsi="Consolas" w:eastAsia="Consolas"/>
-          <w:color w:val="D4D4D4"/>
+        <w:t xml:space="preserve">        -&gt;</w:t>
+      </w:r>
+      <w:r>
+        <w:rPr>
+          <w:rFonts w:ascii="Consolas" w:hAnsi="Consolas"/>
+          <w:color w:val="795E26"/>
           <w:sz w:val="16"/>
         </w:rPr>
+        <w:t xml:space="preserve">assertNotFound</w:t>
+      </w:r>
+      <w:r>
+        <w:rPr>
+          <w:rFonts w:ascii="Consolas" w:hAnsi="Consolas"/>
+          <w:color w:val="262626"/>
+          <w:sz w:val="16"/>
+        </w:rPr>
+        <w:t xml:space="preserve">();</w:t>
+      </w:r>
+      <w:r>
         <w:br/>
+      </w:r>
+      <w:r>
+        <w:br/>
+      </w:r>
+      <w:r>
+        <w:rPr>
+          <w:rFonts w:ascii="Consolas" w:hAnsi="Consolas"/>
+          <w:color w:val="262626"/>
+          <w:sz w:val="16"/>
+        </w:rPr>
         <w:t xml:space="preserve">    </w:t>
       </w:r>
       <w:r>
         <w:rPr>
-          <w:rFonts w:ascii="Consolas" w:hAnsi="Consolas" w:eastAsia="Consolas"/>
-          <w:color w:val="9CDCFE"/>
+          <w:rFonts w:ascii="Consolas" w:hAnsi="Consolas"/>
+          <w:color w:val="660E7A"/>
           <w:sz w:val="16"/>
         </w:rPr>
-        <w:t>$menuB</w:t>
-      </w:r>
-      <w:r>
-        <w:rPr>
-          <w:rFonts w:ascii="Consolas" w:hAnsi="Consolas" w:eastAsia="Consolas"/>
-          <w:color w:val="D4D4D4"/>
+        <w:t xml:space="preserve">$this</w:t>
+      </w:r>
+      <w:r>
+        <w:rPr>
+          <w:rFonts w:ascii="Consolas" w:hAnsi="Consolas"/>
+          <w:color w:val="262626"/>
           <w:sz w:val="16"/>
         </w:rPr>
-        <w:t xml:space="preserve"> </w:t>
-      </w:r>
-      <w:r>
-        <w:rPr>
-          <w:rFonts w:ascii="Consolas" w:hAnsi="Consolas" w:eastAsia="Consolas"/>
-          <w:color w:val="D4D4D4"/>
+        <w:t xml:space="preserve">-&gt;</w:t>
+      </w:r>
+      <w:r>
+        <w:rPr>
+          <w:rFonts w:ascii="Consolas" w:hAnsi="Consolas"/>
+          <w:color w:val="795E26"/>
           <w:sz w:val="16"/>
         </w:rPr>
-        <w:t>=</w:t>
-      </w:r>
-      <w:r>
-        <w:rPr>
-          <w:rFonts w:ascii="Consolas" w:hAnsi="Consolas" w:eastAsia="Consolas"/>
-          <w:color w:val="D4D4D4"/>
+        <w:t xml:space="preserve">assertDatabaseHas</w:t>
+      </w:r>
+      <w:r>
+        <w:rPr>
+          <w:rFonts w:ascii="Consolas" w:hAnsi="Consolas"/>
+          <w:color w:val="262626"/>
           <w:sz w:val="16"/>
         </w:rPr>
-        <w:t xml:space="preserve"> </w:t>
-      </w:r>
-      <w:r>
-        <w:rPr>
-          <w:rFonts w:ascii="Consolas" w:hAnsi="Consolas" w:eastAsia="Consolas"/>
-          <w:color w:val="4EC9B0"/>
+        <w:t xml:space="preserve">(</w:t>
+      </w:r>
+      <w:r>
+        <w:rPr>
+          <w:rFonts w:ascii="Consolas" w:hAnsi="Consolas"/>
+          <w:color w:val="00733B"/>
           <w:sz w:val="16"/>
         </w:rPr>
-        <w:t>Menu</w:t>
-      </w:r>
-      <w:r>
-        <w:rPr>
-          <w:rFonts w:ascii="Consolas" w:hAnsi="Consolas" w:eastAsia="Consolas"/>
-          <w:color w:val="D4D4D4"/>
+        <w:t xml:space="preserve">'menus'</w:t>
+      </w:r>
+      <w:r>
+        <w:rPr>
+          <w:rFonts w:ascii="Consolas" w:hAnsi="Consolas"/>
+          <w:color w:val="262626"/>
           <w:sz w:val="16"/>
         </w:rPr>
-        <w:t>:</w:t>
-      </w:r>
-      <w:r>
-        <w:rPr>
-          <w:rFonts w:ascii="Consolas" w:hAnsi="Consolas" w:eastAsia="Consolas"/>
-          <w:color w:val="D4D4D4"/>
+        <w:t xml:space="preserve">, [</w:t>
+      </w:r>
+      <w:r>
+        <w:br/>
+      </w:r>
+      <w:r>
+        <w:rPr>
+          <w:rFonts w:ascii="Consolas" w:hAnsi="Consolas"/>
+          <w:color w:val="262626"/>
           <w:sz w:val="16"/>
         </w:rPr>
-        <w:t>:</w:t>
-      </w:r>
-      <w:r>
-        <w:rPr>
-          <w:rFonts w:ascii="Consolas" w:hAnsi="Consolas" w:eastAsia="Consolas"/>
-          <w:color w:val="DCDCAA"/>
+        <w:t xml:space="preserve">        </w:t>
+      </w:r>
+      <w:r>
+        <w:rPr>
+          <w:rFonts w:ascii="Consolas" w:hAnsi="Consolas"/>
+          <w:color w:val="00733B"/>
           <w:sz w:val="16"/>
         </w:rPr>
-        <w:t>factory</w:t>
-      </w:r>
-      <w:r>
-        <w:rPr>
-          <w:rFonts w:ascii="Consolas" w:hAnsi="Consolas" w:eastAsia="Consolas"/>
-          <w:color w:val="D4D4D4"/>
+        <w:t xml:space="preserve">'id'</w:t>
+      </w:r>
+      <w:r>
+        <w:rPr>
+          <w:rFonts w:ascii="Consolas" w:hAnsi="Consolas"/>
+          <w:color w:val="262626"/>
           <w:sz w:val="16"/>
         </w:rPr>
-        <w:t>(</w:t>
-      </w:r>
-      <w:r>
-        <w:rPr>
-          <w:rFonts w:ascii="Consolas" w:hAnsi="Consolas" w:eastAsia="Consolas"/>
-          <w:color w:val="D4D4D4"/>
+        <w:t xml:space="preserve"> =&gt; </w:t>
+      </w:r>
+      <w:r>
+        <w:rPr>
+          <w:rFonts w:ascii="Consolas" w:hAnsi="Consolas"/>
+          <w:color w:val="660E7A"/>
           <w:sz w:val="16"/>
         </w:rPr>
-        <w:t>)</w:t>
-      </w:r>
-      <w:r>
-        <w:rPr>
-          <w:rFonts w:ascii="Consolas" w:hAnsi="Consolas" w:eastAsia="Consolas"/>
-          <w:color w:val="D4D4D4"/>
+        <w:t xml:space="preserve">$menuB</w:t>
+      </w:r>
+      <w:r>
+        <w:rPr>
+          <w:rFonts w:ascii="Consolas" w:hAnsi="Consolas"/>
+          <w:color w:val="262626"/>
           <w:sz w:val="16"/>
         </w:rPr>
-        <w:t>-</w:t>
-      </w:r>
-      <w:r>
-        <w:rPr>
-          <w:rFonts w:ascii="Consolas" w:hAnsi="Consolas" w:eastAsia="Consolas"/>
-          <w:color w:val="D4D4D4"/>
+        <w:t xml:space="preserve">-&gt;</w:t>
+      </w:r>
+      <w:r>
+        <w:rPr>
+          <w:rFonts w:ascii="Consolas" w:hAnsi="Consolas"/>
+          <w:color w:val="660E7A"/>
           <w:sz w:val="16"/>
         </w:rPr>
-        <w:t>&gt;</w:t>
-      </w:r>
-      <w:r>
-        <w:rPr>
-          <w:rFonts w:ascii="Consolas" w:hAnsi="Consolas" w:eastAsia="Consolas"/>
-          <w:color w:val="569CD6"/>
+        <w:t xml:space="preserve">id</w:t>
+      </w:r>
+      <w:r>
+        <w:rPr>
+          <w:rFonts w:ascii="Consolas" w:hAnsi="Consolas"/>
+          <w:color w:val="262626"/>
           <w:sz w:val="16"/>
         </w:rPr>
-        <w:t>for</w:t>
-      </w:r>
-      <w:r>
-        <w:rPr>
-          <w:rFonts w:ascii="Consolas" w:hAnsi="Consolas" w:eastAsia="Consolas"/>
-          <w:color w:val="D4D4D4"/>
+        <w:t xml:space="preserve">,</w:t>
+      </w:r>
+      <w:r>
+        <w:br/>
+      </w:r>
+      <w:r>
+        <w:rPr>
+          <w:rFonts w:ascii="Consolas" w:hAnsi="Consolas"/>
+          <w:color w:val="262626"/>
           <w:sz w:val="16"/>
         </w:rPr>
-        <w:t>(</w:t>
-      </w:r>
-      <w:r>
-        <w:rPr>
-          <w:rFonts w:ascii="Consolas" w:hAnsi="Consolas" w:eastAsia="Consolas"/>
-          <w:color w:val="9CDCFE"/>
+        <w:t xml:space="preserve">        </w:t>
+      </w:r>
+      <w:r>
+        <w:rPr>
+          <w:rFonts w:ascii="Consolas" w:hAnsi="Consolas"/>
+          <w:color w:val="00733B"/>
           <w:sz w:val="16"/>
         </w:rPr>
-        <w:t>$tenantB</w:t>
-      </w:r>
-      <w:r>
-        <w:rPr>
-          <w:rFonts w:ascii="Consolas" w:hAnsi="Consolas" w:eastAsia="Consolas"/>
-          <w:color w:val="D4D4D4"/>
+        <w:t xml:space="preserve">'tenant_id'</w:t>
+      </w:r>
+      <w:r>
+        <w:rPr>
+          <w:rFonts w:ascii="Consolas" w:hAnsi="Consolas"/>
+          <w:color w:val="262626"/>
           <w:sz w:val="16"/>
         </w:rPr>
-        <w:t>)</w:t>
-      </w:r>
-      <w:r>
-        <w:rPr>
-          <w:rFonts w:ascii="Consolas" w:hAnsi="Consolas" w:eastAsia="Consolas"/>
-          <w:color w:val="D4D4D4"/>
+        <w:t xml:space="preserve"> =&gt; </w:t>
+      </w:r>
+      <w:r>
+        <w:rPr>
+          <w:rFonts w:ascii="Consolas" w:hAnsi="Consolas"/>
+          <w:color w:val="660E7A"/>
           <w:sz w:val="16"/>
         </w:rPr>
-        <w:t>-</w:t>
-      </w:r>
-      <w:r>
-        <w:rPr>
-          <w:rFonts w:ascii="Consolas" w:hAnsi="Consolas" w:eastAsia="Consolas"/>
-          <w:color w:val="D4D4D4"/>
+        <w:t xml:space="preserve">$tenantB</w:t>
+      </w:r>
+      <w:r>
+        <w:rPr>
+          <w:rFonts w:ascii="Consolas" w:hAnsi="Consolas"/>
+          <w:color w:val="262626"/>
           <w:sz w:val="16"/>
         </w:rPr>
-        <w:t>&gt;</w:t>
-      </w:r>
-      <w:r>
-        <w:rPr>
-          <w:rFonts w:ascii="Consolas" w:hAnsi="Consolas" w:eastAsia="Consolas"/>
-          <w:color w:val="DCDCAA"/>
+        <w:t xml:space="preserve">-&gt;</w:t>
+      </w:r>
+      <w:r>
+        <w:rPr>
+          <w:rFonts w:ascii="Consolas" w:hAnsi="Consolas"/>
+          <w:color w:val="660E7A"/>
           <w:sz w:val="16"/>
         </w:rPr>
-        <w:t>create</w:t>
-      </w:r>
-      <w:r>
-        <w:rPr>
-          <w:rFonts w:ascii="Consolas" w:hAnsi="Consolas" w:eastAsia="Consolas"/>
-          <w:color w:val="D4D4D4"/>
+        <w:t xml:space="preserve">id</w:t>
+      </w:r>
+      <w:r>
+        <w:rPr>
+          <w:rFonts w:ascii="Consolas" w:hAnsi="Consolas"/>
+          <w:color w:val="262626"/>
           <w:sz w:val="16"/>
         </w:rPr>
-        <w:t>(</w:t>
-      </w:r>
-      <w:r>
-        <w:rPr>
-          <w:rFonts w:ascii="Consolas" w:hAnsi="Consolas" w:eastAsia="Consolas"/>
-          <w:color w:val="D4D4D4"/>
+        <w:t xml:space="preserve">,</w:t>
+      </w:r>
+      <w:r>
+        <w:br/>
+      </w:r>
+      <w:r>
+        <w:rPr>
+          <w:rFonts w:ascii="Consolas" w:hAnsi="Consolas"/>
+          <w:color w:val="262626"/>
           <w:sz w:val="16"/>
         </w:rPr>
-        <w:t>)</w:t>
-      </w:r>
-      <w:r>
-        <w:rPr>
-          <w:rFonts w:ascii="Consolas" w:hAnsi="Consolas" w:eastAsia="Consolas"/>
-          <w:color w:val="D4D4D4"/>
+        <w:t xml:space="preserve">    ]);</w:t>
+      </w:r>
+      <w:r>
+        <w:br/>
+      </w:r>
+      <w:r>
+        <w:rPr>
+          <w:rFonts w:ascii="Consolas" w:hAnsi="Consolas"/>
+          <w:color w:val="262626"/>
           <w:sz w:val="16"/>
         </w:rPr>
-        <w:t>;</w:t>
-      </w:r>
-      <w:r>
-        <w:rPr>
-          <w:rFonts w:ascii="Consolas" w:hAnsi="Consolas" w:eastAsia="Consolas"/>
-          <w:color w:val="D4D4D4"/>
-          <w:sz w:val="16"/>
-        </w:rPr>
-        <w:br/>
-        <w:br/>
-        <w:t xml:space="preserve">    </w:t>
-      </w:r>
-      <w:r>
-        <w:rPr>
-          <w:rFonts w:ascii="Consolas" w:hAnsi="Consolas" w:eastAsia="Consolas"/>
-          <w:color w:val="9CDCFE"/>
-          <w:sz w:val="16"/>
-        </w:rPr>
-        <w:t>$userA</w:t>
-      </w:r>
-      <w:r>
-        <w:rPr>
-          <w:rFonts w:ascii="Consolas" w:hAnsi="Consolas" w:eastAsia="Consolas"/>
-          <w:color w:val="D4D4D4"/>
-          <w:sz w:val="16"/>
-        </w:rPr>
-        <w:t>-</w:t>
-      </w:r>
-      <w:r>
-        <w:rPr>
-          <w:rFonts w:ascii="Consolas" w:hAnsi="Consolas" w:eastAsia="Consolas"/>
-          <w:color w:val="D4D4D4"/>
-          <w:sz w:val="16"/>
-        </w:rPr>
-        <w:t>&gt;</w:t>
-      </w:r>
-      <w:r>
-        <w:rPr>
-          <w:rFonts w:ascii="Consolas" w:hAnsi="Consolas" w:eastAsia="Consolas"/>
-          <w:color w:val="DCDCAA"/>
-          <w:sz w:val="16"/>
-        </w:rPr>
-        <w:t>tenants</w:t>
-      </w:r>
-      <w:r>
-        <w:rPr>
-          <w:rFonts w:ascii="Consolas" w:hAnsi="Consolas" w:eastAsia="Consolas"/>
-          <w:color w:val="D4D4D4"/>
-          <w:sz w:val="16"/>
-        </w:rPr>
-        <w:t>(</w:t>
-      </w:r>
-      <w:r>
-        <w:rPr>
-          <w:rFonts w:ascii="Consolas" w:hAnsi="Consolas" w:eastAsia="Consolas"/>
-          <w:color w:val="D4D4D4"/>
-          <w:sz w:val="16"/>
-        </w:rPr>
-        <w:t>)</w:t>
-      </w:r>
-      <w:r>
-        <w:rPr>
-          <w:rFonts w:ascii="Consolas" w:hAnsi="Consolas" w:eastAsia="Consolas"/>
-          <w:color w:val="D4D4D4"/>
-          <w:sz w:val="16"/>
-        </w:rPr>
-        <w:t>-</w:t>
-      </w:r>
-      <w:r>
-        <w:rPr>
-          <w:rFonts w:ascii="Consolas" w:hAnsi="Consolas" w:eastAsia="Consolas"/>
-          <w:color w:val="D4D4D4"/>
-          <w:sz w:val="16"/>
-        </w:rPr>
-        <w:t>&gt;</w:t>
-      </w:r>
-      <w:r>
-        <w:rPr>
-          <w:rFonts w:ascii="Consolas" w:hAnsi="Consolas" w:eastAsia="Consolas"/>
-          <w:color w:val="DCDCAA"/>
-          <w:sz w:val="16"/>
-        </w:rPr>
-        <w:t>attach</w:t>
-      </w:r>
-      <w:r>
-        <w:rPr>
-          <w:rFonts w:ascii="Consolas" w:hAnsi="Consolas" w:eastAsia="Consolas"/>
-          <w:color w:val="D4D4D4"/>
-          <w:sz w:val="16"/>
-        </w:rPr>
-        <w:t>(</w:t>
-      </w:r>
-      <w:r>
-        <w:rPr>
-          <w:rFonts w:ascii="Consolas" w:hAnsi="Consolas" w:eastAsia="Consolas"/>
-          <w:color w:val="9CDCFE"/>
-          <w:sz w:val="16"/>
-        </w:rPr>
-        <w:t>$tenantA</w:t>
-      </w:r>
-      <w:r>
-        <w:rPr>
-          <w:rFonts w:ascii="Consolas" w:hAnsi="Consolas" w:eastAsia="Consolas"/>
-          <w:color w:val="D4D4D4"/>
-          <w:sz w:val="16"/>
-        </w:rPr>
-        <w:t>,</w:t>
-      </w:r>
-      <w:r>
-        <w:rPr>
-          <w:rFonts w:ascii="Consolas" w:hAnsi="Consolas" w:eastAsia="Consolas"/>
-          <w:color w:val="D4D4D4"/>
-          <w:sz w:val="16"/>
-        </w:rPr>
-        <w:t xml:space="preserve"> </w:t>
-      </w:r>
-      <w:r>
-        <w:rPr>
-          <w:rFonts w:ascii="Consolas" w:hAnsi="Consolas" w:eastAsia="Consolas"/>
-          <w:color w:val="D4D4D4"/>
-          <w:sz w:val="16"/>
-        </w:rPr>
-        <w:t>[</w:t>
-      </w:r>
-      <w:r>
-        <w:rPr>
-          <w:rFonts w:ascii="Consolas" w:hAnsi="Consolas" w:eastAsia="Consolas"/>
-          <w:color w:val="D4D4D4"/>
-          <w:sz w:val="16"/>
-        </w:rPr>
-        <w:br/>
-        <w:t xml:space="preserve">        </w:t>
-      </w:r>
-      <w:r>
-        <w:rPr>
-          <w:rFonts w:ascii="Consolas" w:hAnsi="Consolas" w:eastAsia="Consolas"/>
-          <w:color w:val="CE9178"/>
-          <w:sz w:val="16"/>
-        </w:rPr>
-        <w:t>'role'</w:t>
-      </w:r>
-      <w:r>
-        <w:rPr>
-          <w:rFonts w:ascii="Consolas" w:hAnsi="Consolas" w:eastAsia="Consolas"/>
-          <w:color w:val="D4D4D4"/>
-          <w:sz w:val="16"/>
-        </w:rPr>
-        <w:t xml:space="preserve"> </w:t>
-      </w:r>
-      <w:r>
-        <w:rPr>
-          <w:rFonts w:ascii="Consolas" w:hAnsi="Consolas" w:eastAsia="Consolas"/>
-          <w:color w:val="D4D4D4"/>
-          <w:sz w:val="16"/>
-        </w:rPr>
-        <w:t>=</w:t>
-      </w:r>
-      <w:r>
-        <w:rPr>
-          <w:rFonts w:ascii="Consolas" w:hAnsi="Consolas" w:eastAsia="Consolas"/>
-          <w:color w:val="D4D4D4"/>
-          <w:sz w:val="16"/>
-        </w:rPr>
-        <w:t>&gt;</w:t>
-      </w:r>
-      <w:r>
-        <w:rPr>
-          <w:rFonts w:ascii="Consolas" w:hAnsi="Consolas" w:eastAsia="Consolas"/>
-          <w:color w:val="D4D4D4"/>
-          <w:sz w:val="16"/>
-        </w:rPr>
-        <w:t xml:space="preserve"> </w:t>
-      </w:r>
-      <w:r>
-        <w:rPr>
-          <w:rFonts w:ascii="Consolas" w:hAnsi="Consolas" w:eastAsia="Consolas"/>
-          <w:color w:val="CE9178"/>
-          <w:sz w:val="16"/>
-        </w:rPr>
-        <w:t>'operator'</w:t>
-      </w:r>
-      <w:r>
-        <w:rPr>
-          <w:rFonts w:ascii="Consolas" w:hAnsi="Consolas" w:eastAsia="Consolas"/>
-          <w:color w:val="D4D4D4"/>
-          <w:sz w:val="16"/>
-        </w:rPr>
-        <w:t>,</w:t>
-      </w:r>
-      <w:r>
-        <w:rPr>
-          <w:rFonts w:ascii="Consolas" w:hAnsi="Consolas" w:eastAsia="Consolas"/>
-          <w:color w:val="D4D4D4"/>
-          <w:sz w:val="16"/>
-        </w:rPr>
-        <w:br/>
-        <w:t xml:space="preserve">    </w:t>
-      </w:r>
-      <w:r>
-        <w:rPr>
-          <w:rFonts w:ascii="Consolas" w:hAnsi="Consolas" w:eastAsia="Consolas"/>
-          <w:color w:val="D4D4D4"/>
-          <w:sz w:val="16"/>
-        </w:rPr>
-        <w:t>]</w:t>
-      </w:r>
-      <w:r>
-        <w:rPr>
-          <w:rFonts w:ascii="Consolas" w:hAnsi="Consolas" w:eastAsia="Consolas"/>
-          <w:color w:val="D4D4D4"/>
-          <w:sz w:val="16"/>
-        </w:rPr>
-        <w:t>)</w:t>
-      </w:r>
-      <w:r>
-        <w:rPr>
-          <w:rFonts w:ascii="Consolas" w:hAnsi="Consolas" w:eastAsia="Consolas"/>
-          <w:color w:val="D4D4D4"/>
-          <w:sz w:val="16"/>
-        </w:rPr>
-        <w:t>;</w:t>
-      </w:r>
-      <w:r>
-        <w:rPr>
-          <w:rFonts w:ascii="Consolas" w:hAnsi="Consolas" w:eastAsia="Consolas"/>
-          <w:color w:val="D4D4D4"/>
-          <w:sz w:val="16"/>
-        </w:rPr>
-        <w:br/>
-        <w:br/>
-        <w:t xml:space="preserve">    </w:t>
-      </w:r>
-      <w:r>
-        <w:rPr>
-          <w:rFonts w:ascii="Consolas" w:hAnsi="Consolas" w:eastAsia="Consolas"/>
-          <w:color w:val="9CDCFE"/>
-          <w:sz w:val="16"/>
-        </w:rPr>
-        <w:t>$this</w:t>
-      </w:r>
-      <w:r>
-        <w:rPr>
-          <w:rFonts w:ascii="Consolas" w:hAnsi="Consolas" w:eastAsia="Consolas"/>
-          <w:color w:val="D4D4D4"/>
-          <w:sz w:val="16"/>
-        </w:rPr>
-        <w:t>-</w:t>
-      </w:r>
-      <w:r>
-        <w:rPr>
-          <w:rFonts w:ascii="Consolas" w:hAnsi="Consolas" w:eastAsia="Consolas"/>
-          <w:color w:val="D4D4D4"/>
-          <w:sz w:val="16"/>
-        </w:rPr>
-        <w:t>&gt;</w:t>
-      </w:r>
-      <w:r>
-        <w:rPr>
-          <w:rFonts w:ascii="Consolas" w:hAnsi="Consolas" w:eastAsia="Consolas"/>
-          <w:color w:val="DCDCAA"/>
-          <w:sz w:val="16"/>
-        </w:rPr>
-        <w:t>actingAs</w:t>
-      </w:r>
-      <w:r>
-        <w:rPr>
-          <w:rFonts w:ascii="Consolas" w:hAnsi="Consolas" w:eastAsia="Consolas"/>
-          <w:color w:val="D4D4D4"/>
-          <w:sz w:val="16"/>
-        </w:rPr>
-        <w:t>(</w:t>
-      </w:r>
-      <w:r>
-        <w:rPr>
-          <w:rFonts w:ascii="Consolas" w:hAnsi="Consolas" w:eastAsia="Consolas"/>
-          <w:color w:val="9CDCFE"/>
-          <w:sz w:val="16"/>
-        </w:rPr>
-        <w:t>$userA</w:t>
-      </w:r>
-      <w:r>
-        <w:rPr>
-          <w:rFonts w:ascii="Consolas" w:hAnsi="Consolas" w:eastAsia="Consolas"/>
-          <w:color w:val="D4D4D4"/>
-          <w:sz w:val="16"/>
-        </w:rPr>
-        <w:t>)</w:t>
-      </w:r>
-      <w:r>
-        <w:rPr>
-          <w:rFonts w:ascii="Consolas" w:hAnsi="Consolas" w:eastAsia="Consolas"/>
-          <w:color w:val="D4D4D4"/>
-          <w:sz w:val="16"/>
-        </w:rPr>
-        <w:br/>
-        <w:t xml:space="preserve">        </w:t>
-      </w:r>
-      <w:r>
-        <w:rPr>
-          <w:rFonts w:ascii="Consolas" w:hAnsi="Consolas" w:eastAsia="Consolas"/>
-          <w:color w:val="D4D4D4"/>
-          <w:sz w:val="16"/>
-        </w:rPr>
-        <w:t>-</w:t>
-      </w:r>
-      <w:r>
-        <w:rPr>
-          <w:rFonts w:ascii="Consolas" w:hAnsi="Consolas" w:eastAsia="Consolas"/>
-          <w:color w:val="D4D4D4"/>
-          <w:sz w:val="16"/>
-        </w:rPr>
-        <w:t>&gt;</w:t>
-      </w:r>
-      <w:r>
-        <w:rPr>
-          <w:rFonts w:ascii="Consolas" w:hAnsi="Consolas" w:eastAsia="Consolas"/>
-          <w:color w:val="DCDCAA"/>
-          <w:sz w:val="16"/>
-        </w:rPr>
-        <w:t>get</w:t>
-      </w:r>
-      <w:r>
-        <w:rPr>
-          <w:rFonts w:ascii="Consolas" w:hAnsi="Consolas" w:eastAsia="Consolas"/>
-          <w:color w:val="D4D4D4"/>
-          <w:sz w:val="16"/>
-        </w:rPr>
-        <w:t>(</w:t>
-      </w:r>
-      <w:r>
-        <w:rPr>
-          <w:rFonts w:ascii="Consolas" w:hAnsi="Consolas" w:eastAsia="Consolas"/>
-          <w:color w:val="DCDCAA"/>
-          <w:sz w:val="16"/>
-        </w:rPr>
-        <w:t>route</w:t>
-      </w:r>
-      <w:r>
-        <w:rPr>
-          <w:rFonts w:ascii="Consolas" w:hAnsi="Consolas" w:eastAsia="Consolas"/>
-          <w:color w:val="D4D4D4"/>
-          <w:sz w:val="16"/>
-        </w:rPr>
-        <w:t>(</w:t>
-      </w:r>
-      <w:r>
-        <w:rPr>
-          <w:rFonts w:ascii="Consolas" w:hAnsi="Consolas" w:eastAsia="Consolas"/>
-          <w:color w:val="CE9178"/>
-          <w:sz w:val="16"/>
-        </w:rPr>
-        <w:t>'tenant.menus.show'</w:t>
-      </w:r>
-      <w:r>
-        <w:rPr>
-          <w:rFonts w:ascii="Consolas" w:hAnsi="Consolas" w:eastAsia="Consolas"/>
-          <w:color w:val="D4D4D4"/>
-          <w:sz w:val="16"/>
-        </w:rPr>
-        <w:t>,</w:t>
-      </w:r>
-      <w:r>
-        <w:rPr>
-          <w:rFonts w:ascii="Consolas" w:hAnsi="Consolas" w:eastAsia="Consolas"/>
-          <w:color w:val="D4D4D4"/>
-          <w:sz w:val="16"/>
-        </w:rPr>
-        <w:t xml:space="preserve"> </w:t>
-      </w:r>
-      <w:r>
-        <w:rPr>
-          <w:rFonts w:ascii="Consolas" w:hAnsi="Consolas" w:eastAsia="Consolas"/>
-          <w:color w:val="9CDCFE"/>
-          <w:sz w:val="16"/>
-        </w:rPr>
-        <w:t>$menuB</w:t>
-      </w:r>
-      <w:r>
-        <w:rPr>
-          <w:rFonts w:ascii="Consolas" w:hAnsi="Consolas" w:eastAsia="Consolas"/>
-          <w:color w:val="D4D4D4"/>
-          <w:sz w:val="16"/>
-        </w:rPr>
-        <w:t>)</w:t>
-      </w:r>
-      <w:r>
-        <w:rPr>
-          <w:rFonts w:ascii="Consolas" w:hAnsi="Consolas" w:eastAsia="Consolas"/>
-          <w:color w:val="D4D4D4"/>
-          <w:sz w:val="16"/>
-        </w:rPr>
-        <w:t>)</w:t>
-      </w:r>
-      <w:r>
-        <w:rPr>
-          <w:rFonts w:ascii="Consolas" w:hAnsi="Consolas" w:eastAsia="Consolas"/>
-          <w:color w:val="D4D4D4"/>
-          <w:sz w:val="16"/>
-        </w:rPr>
-        <w:br/>
-        <w:t xml:space="preserve">        </w:t>
-      </w:r>
-      <w:r>
-        <w:rPr>
-          <w:rFonts w:ascii="Consolas" w:hAnsi="Consolas" w:eastAsia="Consolas"/>
-          <w:color w:val="D4D4D4"/>
-          <w:sz w:val="16"/>
-        </w:rPr>
-        <w:t>-</w:t>
-      </w:r>
-      <w:r>
-        <w:rPr>
-          <w:rFonts w:ascii="Consolas" w:hAnsi="Consolas" w:eastAsia="Consolas"/>
-          <w:color w:val="D4D4D4"/>
-          <w:sz w:val="16"/>
-        </w:rPr>
-        <w:t>&gt;</w:t>
-      </w:r>
-      <w:r>
-        <w:rPr>
-          <w:rFonts w:ascii="Consolas" w:hAnsi="Consolas" w:eastAsia="Consolas"/>
-          <w:color w:val="DCDCAA"/>
-          <w:sz w:val="16"/>
-        </w:rPr>
-        <w:t>assertNotFound</w:t>
-      </w:r>
-      <w:r>
-        <w:rPr>
-          <w:rFonts w:ascii="Consolas" w:hAnsi="Consolas" w:eastAsia="Consolas"/>
-          <w:color w:val="D4D4D4"/>
-          <w:sz w:val="16"/>
-        </w:rPr>
-        <w:t>(</w:t>
-      </w:r>
-      <w:r>
-        <w:rPr>
-          <w:rFonts w:ascii="Consolas" w:hAnsi="Consolas" w:eastAsia="Consolas"/>
-          <w:color w:val="D4D4D4"/>
-          <w:sz w:val="16"/>
-        </w:rPr>
-        <w:t>)</w:t>
-      </w:r>
-      <w:r>
-        <w:rPr>
-          <w:rFonts w:ascii="Consolas" w:hAnsi="Consolas" w:eastAsia="Consolas"/>
-          <w:color w:val="D4D4D4"/>
-          <w:sz w:val="16"/>
-        </w:rPr>
-        <w:t>;</w:t>
-      </w:r>
-      <w:r>
-        <w:rPr>
-          <w:rFonts w:ascii="Consolas" w:hAnsi="Consolas" w:eastAsia="Consolas"/>
-          <w:color w:val="D4D4D4"/>
-          <w:sz w:val="16"/>
-        </w:rPr>
-        <w:br/>
-        <w:br/>
-        <w:t xml:space="preserve">    </w:t>
-      </w:r>
-      <w:r>
-        <w:rPr>
-          <w:rFonts w:ascii="Consolas" w:hAnsi="Consolas" w:eastAsia="Consolas"/>
-          <w:color w:val="9CDCFE"/>
-          <w:sz w:val="16"/>
-        </w:rPr>
-        <w:t>$this</w:t>
-      </w:r>
-      <w:r>
-        <w:rPr>
-          <w:rFonts w:ascii="Consolas" w:hAnsi="Consolas" w:eastAsia="Consolas"/>
-          <w:color w:val="D4D4D4"/>
-          <w:sz w:val="16"/>
-        </w:rPr>
-        <w:t>-</w:t>
-      </w:r>
-      <w:r>
-        <w:rPr>
-          <w:rFonts w:ascii="Consolas" w:hAnsi="Consolas" w:eastAsia="Consolas"/>
-          <w:color w:val="D4D4D4"/>
-          <w:sz w:val="16"/>
-        </w:rPr>
-        <w:t>&gt;</w:t>
-      </w:r>
-      <w:r>
-        <w:rPr>
-          <w:rFonts w:ascii="Consolas" w:hAnsi="Consolas" w:eastAsia="Consolas"/>
-          <w:color w:val="DCDCAA"/>
-          <w:sz w:val="16"/>
-        </w:rPr>
-        <w:t>assertDatabaseHas</w:t>
-      </w:r>
-      <w:r>
-        <w:rPr>
-          <w:rFonts w:ascii="Consolas" w:hAnsi="Consolas" w:eastAsia="Consolas"/>
-          <w:color w:val="D4D4D4"/>
-          <w:sz w:val="16"/>
-        </w:rPr>
-        <w:t>(</w:t>
-      </w:r>
-      <w:r>
-        <w:rPr>
-          <w:rFonts w:ascii="Consolas" w:hAnsi="Consolas" w:eastAsia="Consolas"/>
-          <w:color w:val="CE9178"/>
-          <w:sz w:val="16"/>
-        </w:rPr>
-        <w:t>'menus'</w:t>
-      </w:r>
-      <w:r>
-        <w:rPr>
-          <w:rFonts w:ascii="Consolas" w:hAnsi="Consolas" w:eastAsia="Consolas"/>
-          <w:color w:val="D4D4D4"/>
-          <w:sz w:val="16"/>
-        </w:rPr>
-        <w:t>,</w:t>
-      </w:r>
-      <w:r>
-        <w:rPr>
-          <w:rFonts w:ascii="Consolas" w:hAnsi="Consolas" w:eastAsia="Consolas"/>
-          <w:color w:val="D4D4D4"/>
-          <w:sz w:val="16"/>
-        </w:rPr>
-        <w:t xml:space="preserve"> </w:t>
-      </w:r>
-      <w:r>
-        <w:rPr>
-          <w:rFonts w:ascii="Consolas" w:hAnsi="Consolas" w:eastAsia="Consolas"/>
-          <w:color w:val="D4D4D4"/>
-          <w:sz w:val="16"/>
-        </w:rPr>
-        <w:t>[</w:t>
-      </w:r>
-      <w:r>
-        <w:rPr>
-          <w:rFonts w:ascii="Consolas" w:hAnsi="Consolas" w:eastAsia="Consolas"/>
-          <w:color w:val="D4D4D4"/>
-          <w:sz w:val="16"/>
-        </w:rPr>
-        <w:br/>
-        <w:t xml:space="preserve">        </w:t>
-      </w:r>
-      <w:r>
-        <w:rPr>
-          <w:rFonts w:ascii="Consolas" w:hAnsi="Consolas" w:eastAsia="Consolas"/>
-          <w:color w:val="CE9178"/>
-          <w:sz w:val="16"/>
-        </w:rPr>
-        <w:t>'id'</w:t>
-      </w:r>
-      <w:r>
-        <w:rPr>
-          <w:rFonts w:ascii="Consolas" w:hAnsi="Consolas" w:eastAsia="Consolas"/>
-          <w:color w:val="D4D4D4"/>
-          <w:sz w:val="16"/>
-        </w:rPr>
-        <w:t xml:space="preserve"> </w:t>
-      </w:r>
-      <w:r>
-        <w:rPr>
-          <w:rFonts w:ascii="Consolas" w:hAnsi="Consolas" w:eastAsia="Consolas"/>
-          <w:color w:val="D4D4D4"/>
-          <w:sz w:val="16"/>
-        </w:rPr>
-        <w:t>=</w:t>
-      </w:r>
-      <w:r>
-        <w:rPr>
-          <w:rFonts w:ascii="Consolas" w:hAnsi="Consolas" w:eastAsia="Consolas"/>
-          <w:color w:val="D4D4D4"/>
-          <w:sz w:val="16"/>
-        </w:rPr>
-        <w:t>&gt;</w:t>
-      </w:r>
-      <w:r>
-        <w:rPr>
-          <w:rFonts w:ascii="Consolas" w:hAnsi="Consolas" w:eastAsia="Consolas"/>
-          <w:color w:val="D4D4D4"/>
-          <w:sz w:val="16"/>
-        </w:rPr>
-        <w:t xml:space="preserve"> </w:t>
-      </w:r>
-      <w:r>
-        <w:rPr>
-          <w:rFonts w:ascii="Consolas" w:hAnsi="Consolas" w:eastAsia="Consolas"/>
-          <w:color w:val="9CDCFE"/>
-          <w:sz w:val="16"/>
-        </w:rPr>
-        <w:t>$menuB</w:t>
-      </w:r>
-      <w:r>
-        <w:rPr>
-          <w:rFonts w:ascii="Consolas" w:hAnsi="Consolas" w:eastAsia="Consolas"/>
-          <w:color w:val="D4D4D4"/>
-          <w:sz w:val="16"/>
-        </w:rPr>
-        <w:t>-</w:t>
-      </w:r>
-      <w:r>
-        <w:rPr>
-          <w:rFonts w:ascii="Consolas" w:hAnsi="Consolas" w:eastAsia="Consolas"/>
-          <w:color w:val="D4D4D4"/>
-          <w:sz w:val="16"/>
-        </w:rPr>
-        <w:t>&gt;</w:t>
-      </w:r>
-      <w:r>
-        <w:rPr>
-          <w:rFonts w:ascii="Consolas" w:hAnsi="Consolas" w:eastAsia="Consolas"/>
-          <w:color w:val="D4D4D4"/>
-          <w:sz w:val="16"/>
-        </w:rPr>
-        <w:t>id</w:t>
-      </w:r>
-      <w:r>
-        <w:rPr>
-          <w:rFonts w:ascii="Consolas" w:hAnsi="Consolas" w:eastAsia="Consolas"/>
-          <w:color w:val="D4D4D4"/>
-          <w:sz w:val="16"/>
-        </w:rPr>
-        <w:t>,</w:t>
-      </w:r>
-      <w:r>
-        <w:rPr>
-          <w:rFonts w:ascii="Consolas" w:hAnsi="Consolas" w:eastAsia="Consolas"/>
-          <w:color w:val="D4D4D4"/>
-          <w:sz w:val="16"/>
-        </w:rPr>
-        <w:br/>
-        <w:t xml:space="preserve">        </w:t>
-      </w:r>
-      <w:r>
-        <w:rPr>
-          <w:rFonts w:ascii="Consolas" w:hAnsi="Consolas" w:eastAsia="Consolas"/>
-          <w:color w:val="CE9178"/>
-          <w:sz w:val="16"/>
-        </w:rPr>
-        <w:t>'tenant_id'</w:t>
-      </w:r>
-      <w:r>
-        <w:rPr>
-          <w:rFonts w:ascii="Consolas" w:hAnsi="Consolas" w:eastAsia="Consolas"/>
-          <w:color w:val="D4D4D4"/>
-          <w:sz w:val="16"/>
-        </w:rPr>
-        <w:t xml:space="preserve"> </w:t>
-      </w:r>
-      <w:r>
-        <w:rPr>
-          <w:rFonts w:ascii="Consolas" w:hAnsi="Consolas" w:eastAsia="Consolas"/>
-          <w:color w:val="D4D4D4"/>
-          <w:sz w:val="16"/>
-        </w:rPr>
-        <w:t>=</w:t>
-      </w:r>
-      <w:r>
-        <w:rPr>
-          <w:rFonts w:ascii="Consolas" w:hAnsi="Consolas" w:eastAsia="Consolas"/>
-          <w:color w:val="D4D4D4"/>
-          <w:sz w:val="16"/>
-        </w:rPr>
-        <w:t>&gt;</w:t>
-      </w:r>
-      <w:r>
-        <w:rPr>
-          <w:rFonts w:ascii="Consolas" w:hAnsi="Consolas" w:eastAsia="Consolas"/>
-          <w:color w:val="D4D4D4"/>
-          <w:sz w:val="16"/>
-        </w:rPr>
-        <w:t xml:space="preserve"> </w:t>
-      </w:r>
-      <w:r>
-        <w:rPr>
-          <w:rFonts w:ascii="Consolas" w:hAnsi="Consolas" w:eastAsia="Consolas"/>
-          <w:color w:val="9CDCFE"/>
-          <w:sz w:val="16"/>
-        </w:rPr>
-        <w:t>$tenantB</w:t>
-      </w:r>
-      <w:r>
-        <w:rPr>
-          <w:rFonts w:ascii="Consolas" w:hAnsi="Consolas" w:eastAsia="Consolas"/>
-          <w:color w:val="D4D4D4"/>
-          <w:sz w:val="16"/>
-        </w:rPr>
-        <w:t>-</w:t>
-      </w:r>
-      <w:r>
-        <w:rPr>
-          <w:rFonts w:ascii="Consolas" w:hAnsi="Consolas" w:eastAsia="Consolas"/>
-          <w:color w:val="D4D4D4"/>
-          <w:sz w:val="16"/>
-        </w:rPr>
-        <w:t>&gt;</w:t>
-      </w:r>
-      <w:r>
-        <w:rPr>
-          <w:rFonts w:ascii="Consolas" w:hAnsi="Consolas" w:eastAsia="Consolas"/>
-          <w:color w:val="D4D4D4"/>
-          <w:sz w:val="16"/>
-        </w:rPr>
-        <w:t>id</w:t>
-      </w:r>
-      <w:r>
-        <w:rPr>
-          <w:rFonts w:ascii="Consolas" w:hAnsi="Consolas" w:eastAsia="Consolas"/>
-          <w:color w:val="D4D4D4"/>
-          <w:sz w:val="16"/>
-        </w:rPr>
-        <w:t>,</w:t>
-      </w:r>
-      <w:r>
-        <w:rPr>
-          <w:rFonts w:ascii="Consolas" w:hAnsi="Consolas" w:eastAsia="Consolas"/>
-          <w:color w:val="D4D4D4"/>
-          <w:sz w:val="16"/>
-        </w:rPr>
-        <w:br/>
-        <w:t xml:space="preserve">    </w:t>
-      </w:r>
-      <w:r>
-        <w:rPr>
-          <w:rFonts w:ascii="Consolas" w:hAnsi="Consolas" w:eastAsia="Consolas"/>
-          <w:color w:val="D4D4D4"/>
-          <w:sz w:val="16"/>
-        </w:rPr>
-        <w:t>]</w:t>
-      </w:r>
-      <w:r>
-        <w:rPr>
-          <w:rFonts w:ascii="Consolas" w:hAnsi="Consolas" w:eastAsia="Consolas"/>
-          <w:color w:val="D4D4D4"/>
-          <w:sz w:val="16"/>
-        </w:rPr>
-        <w:t>)</w:t>
-      </w:r>
-      <w:r>
-        <w:rPr>
-          <w:rFonts w:ascii="Consolas" w:hAnsi="Consolas" w:eastAsia="Consolas"/>
-          <w:color w:val="D4D4D4"/>
-          <w:sz w:val="16"/>
-        </w:rPr>
-        <w:t>;</w:t>
-      </w:r>
-      <w:r>
-        <w:rPr>
-          <w:rFonts w:ascii="Consolas" w:hAnsi="Consolas" w:eastAsia="Consolas"/>
-          <w:color w:val="D4D4D4"/>
-          <w:sz w:val="16"/>
-        </w:rPr>
-        <w:br/>
-      </w:r>
-      <w:r>
-        <w:rPr>
-          <w:rFonts w:ascii="Consolas" w:hAnsi="Consolas" w:eastAsia="Consolas"/>
-          <w:color w:val="D4D4D4"/>
-          <w:sz w:val="16"/>
-        </w:rPr>
-        <w:t>}</w:t>
-      </w:r>
-      <w:r>
-        <w:rPr>
-          <w:rFonts w:ascii="Consolas" w:hAnsi="Consolas" w:eastAsia="Consolas"/>
-          <w:color w:val="D4D4D4"/>
-          <w:sz w:val="16"/>
-        </w:rPr>
-        <w:t>)</w:t>
-      </w:r>
-      <w:r>
-        <w:rPr>
-          <w:rFonts w:ascii="Consolas" w:hAnsi="Consolas" w:eastAsia="Consolas"/>
-          <w:color w:val="D4D4D4"/>
-          <w:sz w:val="16"/>
-        </w:rPr>
-        <w:t>;</w:t>
+        <w:t xml:space="preserve">});</w:t>
       </w:r>
     </w:p>
     <w:p>
       <w:pPr>
         <w:pStyle w:val="CodeHeader"/>
-        <w:shd w:fill="2D2D30"/>
         <w:keepNext/>
         <w:pBdr>
-          <w:left w:val="single" w:sz="4" w:space="8" w:color="2D2D30"/>
+          <w:left w:val="single" w:sz="12" w:space="8" w:color="B8DDE0"/>
         </w:pBdr>
+        <w:shd w:val="clear" w:color="auto" w:fill="E4EAED"/>
       </w:pPr>
       <w:r>
-        <w:t>LANDASAN TEKNIS — terminal pipeline rilis   •   BASH</w:t>
+        <w:rPr>
+          <w:rFonts w:ascii="Consolas" w:hAnsi="Consolas"/>
+          <w:b/>
+          <w:color w:val="262626"/>
+          <w:sz w:val="16"/>
+        </w:rPr>
+        <w:t xml:space="preserve">LANDASAN TEKNIS — terminal pipeline rilis   •   BASH</w:t>
       </w:r>
     </w:p>
     <w:p>
       <w:pPr>
         <w:pStyle w:val="CodeBlock"/>
-        <w:shd w:fill="1E1E1E"/>
         <w:keepLines/>
         <w:pBdr>
-          <w:left w:val="single" w:sz="4" w:space="8" w:color="1E1E1E"/>
+          <w:left w:val="single" w:sz="12" w:space="8" w:color="B8DDE0"/>
         </w:pBdr>
+        <w:shd w:val="clear" w:color="auto" w:fill="F2F3F7"/>
       </w:pPr>
       <w:r>
         <w:rPr>
-          <w:rFonts w:ascii="Consolas" w:hAnsi="Consolas" w:eastAsia="Consolas"/>
-          <w:color w:val="4EC9B0"/>
+          <w:rFonts w:ascii="Consolas" w:hAnsi="Consolas"/>
+          <w:b/>
+          <w:color w:val="000080"/>
           <w:sz w:val="16"/>
         </w:rPr>
-        <w:t>php</w:t>
-      </w:r>
-      <w:r>
-        <w:rPr>
-          <w:rFonts w:ascii="Consolas" w:hAnsi="Consolas" w:eastAsia="Consolas"/>
-          <w:color w:val="D4D4D4"/>
+        <w:t xml:space="preserve">php</w:t>
+      </w:r>
+      <w:r>
+        <w:rPr>
+          <w:rFonts w:ascii="Consolas" w:hAnsi="Consolas"/>
+          <w:color w:val="262626"/>
           <w:sz w:val="16"/>
         </w:rPr>
+        <w:t xml:space="preserve"> artisan test </w:t>
+      </w:r>
+      <w:r>
+        <w:rPr>
+          <w:rFonts w:ascii="Consolas" w:hAnsi="Consolas"/>
+          <w:color w:val="0073E6"/>
+          <w:sz w:val="16"/>
+        </w:rPr>
+        <w:t xml:space="preserve">--parallel</w:t>
+      </w:r>
+      <w:r>
+        <w:br/>
+      </w:r>
+      <w:r>
+        <w:rPr>
+          <w:rFonts w:ascii="Consolas" w:hAnsi="Consolas"/>
+          <w:b/>
+          <w:color w:val="000080"/>
+          <w:sz w:val="16"/>
+        </w:rPr>
+        <w:t xml:space="preserve">npm</w:t>
+      </w:r>
+      <w:r>
+        <w:rPr>
+          <w:rFonts w:ascii="Consolas" w:hAnsi="Consolas"/>
+          <w:color w:val="262626"/>
+          <w:sz w:val="16"/>
+        </w:rPr>
+        <w:t xml:space="preserve"> run build</w:t>
+      </w:r>
+      <w:r>
+        <w:br/>
+      </w:r>
+      <w:r>
+        <w:rPr>
+          <w:rFonts w:ascii="Consolas" w:hAnsi="Consolas"/>
+          <w:b/>
+          <w:color w:val="000080"/>
+          <w:sz w:val="16"/>
+        </w:rPr>
+        <w:t xml:space="preserve">php</w:t>
+      </w:r>
+      <w:r>
+        <w:rPr>
+          <w:rFonts w:ascii="Consolas" w:hAnsi="Consolas"/>
+          <w:color w:val="262626"/>
+          <w:sz w:val="16"/>
+        </w:rPr>
+        <w:t xml:space="preserve"> artisan migrate </w:t>
+      </w:r>
+      <w:r>
+        <w:rPr>
+          <w:rFonts w:ascii="Consolas" w:hAnsi="Consolas"/>
+          <w:color w:val="0073E6"/>
+          <w:sz w:val="16"/>
+        </w:rPr>
+        <w:t xml:space="preserve">--force</w:t>
+      </w:r>
+      <w:r>
+        <w:br/>
+      </w:r>
+      <w:r>
+        <w:rPr>
+          <w:rFonts w:ascii="Consolas" w:hAnsi="Consolas"/>
+          <w:b/>
+          <w:color w:val="000080"/>
+          <w:sz w:val="16"/>
+        </w:rPr>
+        <w:t xml:space="preserve">php</w:t>
+      </w:r>
+      <w:r>
+        <w:rPr>
+          <w:rFonts w:ascii="Consolas" w:hAnsi="Consolas"/>
+          <w:color w:val="262626"/>
+          <w:sz w:val="16"/>
+        </w:rPr>
+        <w:t xml:space="preserve"> artisan optimize</w:t>
+      </w:r>
+      <w:r>
+        <w:br/>
+      </w:r>
+      <w:r>
+        <w:rPr>
+          <w:rFonts w:ascii="Consolas" w:hAnsi="Consolas"/>
+          <w:b/>
+          <w:color w:val="000080"/>
+          <w:sz w:val="16"/>
+        </w:rPr>
+        <w:t xml:space="preserve">php</w:t>
+      </w:r>
+      <w:r>
+        <w:rPr>
+          <w:rFonts w:ascii="Consolas" w:hAnsi="Consolas"/>
+          <w:color w:val="262626"/>
+          <w:sz w:val="16"/>
+        </w:rPr>
+        <w:t xml:space="preserve"> artisan reload</w:t>
+      </w:r>
+      <w:r>
+        <w:br/>
+      </w:r>
+      <w:r>
+        <w:rPr>
+          <w:rFonts w:ascii="Consolas" w:hAnsi="Consolas"/>
+          <w:b/>
+          <w:color w:val="000080"/>
+          <w:sz w:val="16"/>
+        </w:rPr>
+        <w:t xml:space="preserve">curl</w:t>
+      </w:r>
+      <w:r>
+        <w:rPr>
+          <w:rFonts w:ascii="Consolas" w:hAnsi="Consolas"/>
+          <w:color w:val="262626"/>
+          <w:sz w:val="16"/>
+        </w:rPr>
         <w:t xml:space="preserve"> </w:t>
       </w:r>
       <w:r>
         <w:rPr>
-          <w:rFonts w:ascii="Consolas" w:hAnsi="Consolas" w:eastAsia="Consolas"/>
-          <w:color w:val="D4D4D4"/>
+          <w:rFonts w:ascii="Consolas" w:hAnsi="Consolas"/>
+          <w:color w:val="0073E6"/>
           <w:sz w:val="16"/>
         </w:rPr>
-        <w:t>artisan</w:t>
-      </w:r>
-      <w:r>
-        <w:rPr>
-          <w:rFonts w:ascii="Consolas" w:hAnsi="Consolas" w:eastAsia="Consolas"/>
-          <w:color w:val="D4D4D4"/>
+        <w:t xml:space="preserve">--fail</w:t>
+      </w:r>
+      <w:r>
+        <w:rPr>
+          <w:rFonts w:ascii="Consolas" w:hAnsi="Consolas"/>
+          <w:color w:val="262626"/>
           <w:sz w:val="16"/>
         </w:rPr>
-        <w:t xml:space="preserve"> </w:t>
-      </w:r>
-      <w:r>
-        <w:rPr>
-          <w:rFonts w:ascii="Consolas" w:hAnsi="Consolas" w:eastAsia="Consolas"/>
-          <w:color w:val="D4D4D4"/>
-          <w:sz w:val="16"/>
-        </w:rPr>
-        <w:t>test</w:t>
-      </w:r>
-      <w:r>
-        <w:rPr>
-          <w:rFonts w:ascii="Consolas" w:hAnsi="Consolas" w:eastAsia="Consolas"/>
-          <w:color w:val="D4D4D4"/>
-          <w:sz w:val="16"/>
-        </w:rPr>
-        <w:t xml:space="preserve"> </w:t>
-      </w:r>
-      <w:r>
-        <w:rPr>
-          <w:rFonts w:ascii="Consolas" w:hAnsi="Consolas" w:eastAsia="Consolas"/>
-          <w:color w:val="9CDCFE"/>
-          <w:sz w:val="16"/>
-        </w:rPr>
-        <w:t>--parallel</w:t>
-      </w:r>
-      <w:r>
-        <w:rPr>
-          <w:rFonts w:ascii="Consolas" w:hAnsi="Consolas" w:eastAsia="Consolas"/>
-          <w:color w:val="D4D4D4"/>
-          <w:sz w:val="16"/>
-        </w:rPr>
-        <w:br/>
-      </w:r>
-      <w:r>
-        <w:rPr>
-          <w:rFonts w:ascii="Consolas" w:hAnsi="Consolas" w:eastAsia="Consolas"/>
-          <w:color w:val="4EC9B0"/>
-          <w:sz w:val="16"/>
-        </w:rPr>
-        <w:t>npm</w:t>
-      </w:r>
-      <w:r>
-        <w:rPr>
-          <w:rFonts w:ascii="Consolas" w:hAnsi="Consolas" w:eastAsia="Consolas"/>
-          <w:color w:val="D4D4D4"/>
-          <w:sz w:val="16"/>
-        </w:rPr>
-        <w:t xml:space="preserve"> </w:t>
-      </w:r>
-      <w:r>
-        <w:rPr>
-          <w:rFonts w:ascii="Consolas" w:hAnsi="Consolas" w:eastAsia="Consolas"/>
-          <w:color w:val="D4D4D4"/>
-          <w:sz w:val="16"/>
-        </w:rPr>
-        <w:t>run</w:t>
-      </w:r>
-      <w:r>
-        <w:rPr>
-          <w:rFonts w:ascii="Consolas" w:hAnsi="Consolas" w:eastAsia="Consolas"/>
-          <w:color w:val="D4D4D4"/>
-          <w:sz w:val="16"/>
-        </w:rPr>
-        <w:t xml:space="preserve"> </w:t>
-      </w:r>
-      <w:r>
-        <w:rPr>
-          <w:rFonts w:ascii="Consolas" w:hAnsi="Consolas" w:eastAsia="Consolas"/>
-          <w:color w:val="D4D4D4"/>
-          <w:sz w:val="16"/>
-        </w:rPr>
-        <w:t>build</w:t>
-      </w:r>
-      <w:r>
-        <w:rPr>
-          <w:rFonts w:ascii="Consolas" w:hAnsi="Consolas" w:eastAsia="Consolas"/>
-          <w:color w:val="D4D4D4"/>
-          <w:sz w:val="16"/>
-        </w:rPr>
-        <w:br/>
-      </w:r>
-      <w:r>
-        <w:rPr>
-          <w:rFonts w:ascii="Consolas" w:hAnsi="Consolas" w:eastAsia="Consolas"/>
-          <w:color w:val="4EC9B0"/>
-          <w:sz w:val="16"/>
-        </w:rPr>
-        <w:t>php</w:t>
-      </w:r>
-      <w:r>
-        <w:rPr>
-          <w:rFonts w:ascii="Consolas" w:hAnsi="Consolas" w:eastAsia="Consolas"/>
-          <w:color w:val="D4D4D4"/>
-          <w:sz w:val="16"/>
-        </w:rPr>
-        <w:t xml:space="preserve"> </w:t>
-      </w:r>
-      <w:r>
-        <w:rPr>
-          <w:rFonts w:ascii="Consolas" w:hAnsi="Consolas" w:eastAsia="Consolas"/>
-          <w:color w:val="D4D4D4"/>
-          <w:sz w:val="16"/>
-        </w:rPr>
-        <w:t>artisan</w:t>
-      </w:r>
-      <w:r>
-        <w:rPr>
-          <w:rFonts w:ascii="Consolas" w:hAnsi="Consolas" w:eastAsia="Consolas"/>
-          <w:color w:val="D4D4D4"/>
-          <w:sz w:val="16"/>
-        </w:rPr>
-        <w:t xml:space="preserve"> </w:t>
-      </w:r>
-      <w:r>
-        <w:rPr>
-          <w:rFonts w:ascii="Consolas" w:hAnsi="Consolas" w:eastAsia="Consolas"/>
-          <w:color w:val="D4D4D4"/>
-          <w:sz w:val="16"/>
-        </w:rPr>
-        <w:t>migrate</w:t>
-      </w:r>
-      <w:r>
-        <w:rPr>
-          <w:rFonts w:ascii="Consolas" w:hAnsi="Consolas" w:eastAsia="Consolas"/>
-          <w:color w:val="D4D4D4"/>
-          <w:sz w:val="16"/>
-        </w:rPr>
-        <w:t xml:space="preserve"> </w:t>
-      </w:r>
-      <w:r>
-        <w:rPr>
-          <w:rFonts w:ascii="Consolas" w:hAnsi="Consolas" w:eastAsia="Consolas"/>
-          <w:color w:val="9CDCFE"/>
-          <w:sz w:val="16"/>
-        </w:rPr>
-        <w:t>--force</w:t>
-      </w:r>
-      <w:r>
-        <w:rPr>
-          <w:rFonts w:ascii="Consolas" w:hAnsi="Consolas" w:eastAsia="Consolas"/>
-          <w:color w:val="D4D4D4"/>
-          <w:sz w:val="16"/>
-        </w:rPr>
-        <w:br/>
-      </w:r>
-      <w:r>
-        <w:rPr>
-          <w:rFonts w:ascii="Consolas" w:hAnsi="Consolas" w:eastAsia="Consolas"/>
-          <w:color w:val="4EC9B0"/>
-          <w:sz w:val="16"/>
-        </w:rPr>
-        <w:t>php</w:t>
-      </w:r>
-      <w:r>
-        <w:rPr>
-          <w:rFonts w:ascii="Consolas" w:hAnsi="Consolas" w:eastAsia="Consolas"/>
-          <w:color w:val="D4D4D4"/>
-          <w:sz w:val="16"/>
-        </w:rPr>
-        <w:t xml:space="preserve"> </w:t>
-      </w:r>
-      <w:r>
-        <w:rPr>
-          <w:rFonts w:ascii="Consolas" w:hAnsi="Consolas" w:eastAsia="Consolas"/>
-          <w:color w:val="D4D4D4"/>
-          <w:sz w:val="16"/>
-        </w:rPr>
-        <w:t>artisan</w:t>
-      </w:r>
-      <w:r>
-        <w:rPr>
-          <w:rFonts w:ascii="Consolas" w:hAnsi="Consolas" w:eastAsia="Consolas"/>
-          <w:color w:val="D4D4D4"/>
-          <w:sz w:val="16"/>
-        </w:rPr>
-        <w:t xml:space="preserve"> </w:t>
-      </w:r>
-      <w:r>
-        <w:rPr>
-          <w:rFonts w:ascii="Consolas" w:hAnsi="Consolas" w:eastAsia="Consolas"/>
-          <w:color w:val="D4D4D4"/>
-          <w:sz w:val="16"/>
-        </w:rPr>
-        <w:t>optimize</w:t>
-      </w:r>
-      <w:r>
-        <w:rPr>
-          <w:rFonts w:ascii="Consolas" w:hAnsi="Consolas" w:eastAsia="Consolas"/>
-          <w:color w:val="D4D4D4"/>
-          <w:sz w:val="16"/>
-        </w:rPr>
-        <w:br/>
-      </w:r>
-      <w:r>
-        <w:rPr>
-          <w:rFonts w:ascii="Consolas" w:hAnsi="Consolas" w:eastAsia="Consolas"/>
-          <w:color w:val="4EC9B0"/>
-          <w:sz w:val="16"/>
-        </w:rPr>
-        <w:t>php</w:t>
-      </w:r>
-      <w:r>
-        <w:rPr>
-          <w:rFonts w:ascii="Consolas" w:hAnsi="Consolas" w:eastAsia="Consolas"/>
-          <w:color w:val="D4D4D4"/>
-          <w:sz w:val="16"/>
-        </w:rPr>
-        <w:t xml:space="preserve"> </w:t>
-      </w:r>
-      <w:r>
-        <w:rPr>
-          <w:rFonts w:ascii="Consolas" w:hAnsi="Consolas" w:eastAsia="Consolas"/>
-          <w:color w:val="D4D4D4"/>
-          <w:sz w:val="16"/>
-        </w:rPr>
-        <w:t>artisan</w:t>
-      </w:r>
-      <w:r>
-        <w:rPr>
-          <w:rFonts w:ascii="Consolas" w:hAnsi="Consolas" w:eastAsia="Consolas"/>
-          <w:color w:val="D4D4D4"/>
-          <w:sz w:val="16"/>
-        </w:rPr>
-        <w:t xml:space="preserve"> </w:t>
-      </w:r>
-      <w:r>
-        <w:rPr>
-          <w:rFonts w:ascii="Consolas" w:hAnsi="Consolas" w:eastAsia="Consolas"/>
-          <w:color w:val="D4D4D4"/>
-          <w:sz w:val="16"/>
-        </w:rPr>
-        <w:t>reload</w:t>
-      </w:r>
-      <w:r>
-        <w:rPr>
-          <w:rFonts w:ascii="Consolas" w:hAnsi="Consolas" w:eastAsia="Consolas"/>
-          <w:color w:val="D4D4D4"/>
-          <w:sz w:val="16"/>
-        </w:rPr>
-        <w:br/>
-      </w:r>
-      <w:r>
-        <w:rPr>
-          <w:rFonts w:ascii="Consolas" w:hAnsi="Consolas" w:eastAsia="Consolas"/>
-          <w:color w:val="4EC9B0"/>
-          <w:sz w:val="16"/>
-        </w:rPr>
-        <w:t>curl</w:t>
-      </w:r>
-      <w:r>
-        <w:rPr>
-          <w:rFonts w:ascii="Consolas" w:hAnsi="Consolas" w:eastAsia="Consolas"/>
-          <w:color w:val="D4D4D4"/>
-          <w:sz w:val="16"/>
-        </w:rPr>
-        <w:t xml:space="preserve"> </w:t>
-      </w:r>
-      <w:r>
-        <w:rPr>
-          <w:rFonts w:ascii="Consolas" w:hAnsi="Consolas" w:eastAsia="Consolas"/>
-          <w:color w:val="9CDCFE"/>
-          <w:sz w:val="16"/>
-        </w:rPr>
-        <w:t>--fail</w:t>
-      </w:r>
-      <w:r>
-        <w:rPr>
-          <w:rFonts w:ascii="Consolas" w:hAnsi="Consolas" w:eastAsia="Consolas"/>
-          <w:color w:val="D4D4D4"/>
-          <w:sz w:val="16"/>
-        </w:rPr>
-        <w:t xml:space="preserve"> </w:t>
-      </w:r>
-      <w:r>
-        <w:rPr>
-          <w:rFonts w:ascii="Consolas" w:hAnsi="Consolas" w:eastAsia="Consolas"/>
-          <w:color w:val="D4D4D4"/>
-          <w:sz w:val="16"/>
-        </w:rPr>
-        <w:t>https://kantin.example/up</w:t>
+        <w:t xml:space="preserve"> https://kantin.example/up</w:t>
       </w:r>
     </w:p>
     <w:p>
@@ -5304,63 +4568,93 @@
     <w:p>
       <w:pPr>
         <w:pStyle w:val="CodeHeader"/>
-        <w:shd w:fill="2D2D30"/>
+        <w:keepNext/>
         <w:pBdr>
-          <w:left w:val="single" w:sz="4" w:space="8" w:color="2D2D30"/>
+          <w:left w:val="single" w:sz="12" w:space="8" w:color="B8DDE0"/>
         </w:pBdr>
+        <w:shd w:val="clear" w:color="auto" w:fill="E4EAED"/>
       </w:pPr>
       <w:r>
         <w:rPr>
           <w:rFonts w:ascii="Consolas" w:hAnsi="Consolas"/>
           <w:b/>
-          <w:color w:val="FFFFFF"/>
+          <w:color w:val="262626"/>
           <w:sz w:val="16"/>
         </w:rPr>
-        <w:t>Lokasi: terminal pada root repository kantin-multi-tenant   •   MODUL 14 — TERMINAL   •   BASH</w:t>
+        <w:t xml:space="preserve">Lokasi: terminal pada root repository kantin-multi-tenant   •   MODUL 14 — TERMINAL   •   BASH</w:t>
       </w:r>
     </w:p>
     <w:p>
       <w:pPr>
         <w:pStyle w:val="CodeBlock"/>
-        <w:shd w:fill="1E1E1E"/>
         <w:pBdr>
-          <w:left w:val="single" w:sz="4" w:space="8" w:color="1E1E1E"/>
+          <w:left w:val="single" w:sz="12" w:space="8" w:color="B8DDE0"/>
         </w:pBdr>
+        <w:shd w:val="clear" w:color="auto" w:fill="F2F3F7"/>
       </w:pPr>
       <w:r>
         <w:rPr>
           <w:rFonts w:ascii="Consolas" w:hAnsi="Consolas"/>
-          <w:color w:val="4EC9B0"/>
+          <w:b/>
+          <w:color w:val="000080"/>
           <w:sz w:val="16"/>
         </w:rPr>
-        <w:t>php</w:t>
+        <w:t xml:space="preserve">php</w:t>
       </w:r>
       <w:r>
         <w:rPr>
           <w:rFonts w:ascii="Consolas" w:hAnsi="Consolas"/>
-          <w:color w:val="D4D4D4"/>
+          <w:color w:val="262626"/>
           <w:sz w:val="16"/>
         </w:rPr>
-        <w:t xml:space="preserve"> artisan test --parallel</w:t>
+        <w:t xml:space="preserve"> artisan test </w:t>
+      </w:r>
+      <w:r>
+        <w:rPr>
+          <w:rFonts w:ascii="Consolas" w:hAnsi="Consolas"/>
+          <w:color w:val="0073E6"/>
+          <w:sz w:val="16"/>
+        </w:rPr>
+        <w:t xml:space="preserve">--parallel</w:t>
+      </w:r>
+      <w:r>
         <w:br/>
       </w:r>
       <w:r>
         <w:rPr>
           <w:rFonts w:ascii="Consolas" w:hAnsi="Consolas"/>
-          <w:color w:val="4EC9B0"/>
+          <w:b/>
+          <w:color w:val="000080"/>
           <w:sz w:val="16"/>
         </w:rPr>
-        <w:t>php</w:t>
+        <w:t xml:space="preserve">php</w:t>
       </w:r>
       <w:r>
         <w:rPr>
           <w:rFonts w:ascii="Consolas" w:hAnsi="Consolas"/>
-          <w:color w:val="D4D4D4"/>
+          <w:color w:val="262626"/>
           <w:sz w:val="16"/>
         </w:rPr>
         <w:t xml:space="preserve"> artisan test</w:t>
+      </w:r>
+      <w:r>
         <w:br/>
-        <w:t xml:space="preserve">./vendor/bin/pint --test</w:t>
+      </w:r>
+      <w:r>
+        <w:rPr>
+          <w:rFonts w:ascii="Consolas" w:hAnsi="Consolas"/>
+          <w:color w:val="262626"/>
+          <w:sz w:val="16"/>
+        </w:rPr>
+        <w:t xml:space="preserve">./vendor/bin/pint </w:t>
+      </w:r>
+      <w:r>
+        <w:rPr>
+          <w:rFonts w:ascii="Consolas" w:hAnsi="Consolas"/>
+          <w:color w:val="0073E6"/>
+          <w:sz w:val="16"/>
+        </w:rPr>
+        <w:t xml:space="preserve">--test</w:t>
       </w:r>
     </w:p>
     <w:p>
@@ -5501,23 +4795,24 @@
     <w:p>
       <w:pPr>
         <w:pStyle w:val="CodeBlock"/>
-        <w:shd w:fill="1E1E1E" w:val="clear"/>
         <w:pBdr>
-          <w:left w:val="single" w:sz="4" w:space="8" w:color="1E1E1E"/>
+          <w:left w:val="single" w:sz="12" w:space="8" w:color="B8DDE0"/>
         </w:pBdr>
+        <w:shd w:val="clear" w:color="auto" w:fill="F2F3F7"/>
       </w:pPr>
       <w:r>
         <w:rPr>
           <w:rFonts w:ascii="Consolas" w:hAnsi="Consolas"/>
-          <w:color w:val="569CD6"/>
+          <w:b/>
+          <w:color w:val="000080"/>
           <w:sz w:val="16"/>
         </w:rPr>
-        <w:t>public</w:t>
+        <w:t xml:space="preserve">public</w:t>
       </w:r>
       <w:r>
         <w:rPr>
           <w:rFonts w:ascii="Consolas" w:hAnsi="Consolas"/>
-          <w:color w:val="D4D4D4"/>
+          <w:color w:val="262626"/>
           <w:sz w:val="16"/>
         </w:rPr>
         <w:t xml:space="preserve"> </w:t>
@@ -5525,15 +4820,16 @@
       <w:r>
         <w:rPr>
           <w:rFonts w:ascii="Consolas" w:hAnsi="Consolas"/>
-          <w:color w:val="569CD6"/>
+          <w:b/>
+          <w:color w:val="000080"/>
           <w:sz w:val="16"/>
         </w:rPr>
-        <w:t>function</w:t>
+        <w:t xml:space="preserve">function</w:t>
       </w:r>
       <w:r>
         <w:rPr>
           <w:rFonts w:ascii="Consolas" w:hAnsi="Consolas"/>
-          <w:color w:val="D4D4D4"/>
+          <w:color w:val="262626"/>
           <w:sz w:val="16"/>
         </w:rPr>
         <w:t xml:space="preserve"> </w:t>
@@ -5541,15 +4837,15 @@
       <w:r>
         <w:rPr>
           <w:rFonts w:ascii="Consolas" w:hAnsi="Consolas"/>
-          <w:color w:val="DCDCAA"/>
+          <w:color w:val="795E26"/>
           <w:sz w:val="16"/>
         </w:rPr>
-        <w:t>test_same_key_creates_only_one_order</w:t>
+        <w:t xml:space="preserve">test_same_key_creates_only_one_order</w:t>
       </w:r>
       <w:r>
         <w:rPr>
           <w:rFonts w:ascii="Consolas" w:hAnsi="Consolas"/>
-          <w:color w:val="D4D4D4"/>
+          <w:color w:val="262626"/>
           <w:sz w:val="16"/>
         </w:rPr>
         <w:t xml:space="preserve">(): </w:t>
@@ -5557,34 +4853,121 @@
       <w:r>
         <w:rPr>
           <w:rFonts w:ascii="Consolas" w:hAnsi="Consolas"/>
-          <w:color w:val="569CD6"/>
+          <w:b/>
+          <w:color w:val="000080"/>
           <w:sz w:val="16"/>
         </w:rPr>
-        <w:t>void</w:t>
+        <w:t xml:space="preserve">void</w:t>
+      </w:r>
+      <w:r>
+        <w:br/>
       </w:r>
       <w:r>
         <w:rPr>
           <w:rFonts w:ascii="Consolas" w:hAnsi="Consolas"/>
-          <w:color w:val="D4D4D4"/>
+          <w:color w:val="262626"/>
           <w:sz w:val="16"/>
         </w:rPr>
+        <w:t xml:space="preserve">{</w:t>
+      </w:r>
+      <w:r>
         <w:br/>
-        <w:t>{</w:t>
+      </w:r>
+      <w:r>
+        <w:rPr>
+          <w:rFonts w:ascii="Consolas" w:hAnsi="Consolas"/>
+          <w:color w:val="262626"/>
+          <w:sz w:val="16"/>
+        </w:rPr>
+        <w:t xml:space="preserve">    </w:t>
+      </w:r>
+      <w:r>
+        <w:rPr>
+          <w:rFonts w:ascii="Consolas" w:hAnsi="Consolas"/>
+          <w:color w:val="660E7A"/>
+          <w:sz w:val="16"/>
+        </w:rPr>
+        <w:t xml:space="preserve">$session</w:t>
+      </w:r>
+      <w:r>
+        <w:rPr>
+          <w:rFonts w:ascii="Consolas" w:hAnsi="Consolas"/>
+          <w:color w:val="262626"/>
+          <w:sz w:val="16"/>
+        </w:rPr>
+        <w:t xml:space="preserve"> = </w:t>
+      </w:r>
+      <w:r>
+        <w:rPr>
+          <w:rFonts w:ascii="Consolas" w:hAnsi="Consolas"/>
+          <w:color w:val="267F99"/>
+          <w:sz w:val="16"/>
+        </w:rPr>
+        <w:t xml:space="preserve">CustomerSession</w:t>
+      </w:r>
+      <w:r>
+        <w:rPr>
+          <w:rFonts w:ascii="Consolas" w:hAnsi="Consolas"/>
+          <w:color w:val="262626"/>
+          <w:sz w:val="16"/>
+        </w:rPr>
+        <w:t xml:space="preserve">::</w:t>
+      </w:r>
+      <w:r>
+        <w:rPr>
+          <w:rFonts w:ascii="Consolas" w:hAnsi="Consolas"/>
+          <w:color w:val="795E26"/>
+          <w:sz w:val="16"/>
+        </w:rPr>
+        <w:t xml:space="preserve">factory</w:t>
+      </w:r>
+      <w:r>
+        <w:rPr>
+          <w:rFonts w:ascii="Consolas" w:hAnsi="Consolas"/>
+          <w:color w:val="262626"/>
+          <w:sz w:val="16"/>
+        </w:rPr>
+        <w:t xml:space="preserve">()-&gt;</w:t>
+      </w:r>
+      <w:r>
+        <w:rPr>
+          <w:rFonts w:ascii="Consolas" w:hAnsi="Consolas"/>
+          <w:color w:val="795E26"/>
+          <w:sz w:val="16"/>
+        </w:rPr>
+        <w:t xml:space="preserve">create</w:t>
+      </w:r>
+      <w:r>
+        <w:rPr>
+          <w:rFonts w:ascii="Consolas" w:hAnsi="Consolas"/>
+          <w:color w:val="262626"/>
+          <w:sz w:val="16"/>
+        </w:rPr>
+        <w:t xml:space="preserve">();</w:t>
+      </w:r>
+      <w:r>
         <w:br/>
+      </w:r>
+      <w:r>
+        <w:rPr>
+          <w:rFonts w:ascii="Consolas" w:hAnsi="Consolas"/>
+          <w:color w:val="262626"/>
+          <w:sz w:val="16"/>
+        </w:rPr>
         <w:t xml:space="preserve">    </w:t>
       </w:r>
       <w:r>
         <w:rPr>
           <w:rFonts w:ascii="Consolas" w:hAnsi="Consolas"/>
-          <w:color w:val="9CDCFE"/>
+          <w:color w:val="660E7A"/>
           <w:sz w:val="16"/>
         </w:rPr>
-        <w:t>$session</w:t>
+        <w:t xml:space="preserve">$cart</w:t>
       </w:r>
       <w:r>
         <w:rPr>
           <w:rFonts w:ascii="Consolas" w:hAnsi="Consolas"/>
-          <w:color w:val="D4D4D4"/>
+          <w:color w:val="262626"/>
           <w:sz w:val="16"/>
         </w:rPr>
         <w:t xml:space="preserve"> = </w:t>
@@ -5592,65 +4975,90 @@
       <w:r>
         <w:rPr>
           <w:rFonts w:ascii="Consolas" w:hAnsi="Consolas"/>
-          <w:color w:val="4EC9B0"/>
+          <w:color w:val="660E7A"/>
           <w:sz w:val="16"/>
         </w:rPr>
-        <w:t>CustomerSession</w:t>
+        <w:t xml:space="preserve">$this</w:t>
       </w:r>
       <w:r>
         <w:rPr>
           <w:rFonts w:ascii="Consolas" w:hAnsi="Consolas"/>
-          <w:color w:val="D4D4D4"/>
+          <w:color w:val="262626"/>
           <w:sz w:val="16"/>
         </w:rPr>
-        <w:t>::</w:t>
+        <w:t xml:space="preserve">-&gt;</w:t>
       </w:r>
       <w:r>
         <w:rPr>
           <w:rFonts w:ascii="Consolas" w:hAnsi="Consolas"/>
-          <w:color w:val="DCDCAA"/>
+          <w:color w:val="795E26"/>
           <w:sz w:val="16"/>
         </w:rPr>
-        <w:t>factory</w:t>
+        <w:t xml:space="preserve">validCartFor</w:t>
       </w:r>
       <w:r>
         <w:rPr>
           <w:rFonts w:ascii="Consolas" w:hAnsi="Consolas"/>
-          <w:color w:val="D4D4D4"/>
+          <w:color w:val="262626"/>
           <w:sz w:val="16"/>
         </w:rPr>
-        <w:t>()-&gt;</w:t>
+        <w:t xml:space="preserve">(</w:t>
       </w:r>
       <w:r>
         <w:rPr>
           <w:rFonts w:ascii="Consolas" w:hAnsi="Consolas"/>
-          <w:color w:val="DCDCAA"/>
+          <w:color w:val="660E7A"/>
           <w:sz w:val="16"/>
         </w:rPr>
-        <w:t>create</w:t>
+        <w:t xml:space="preserve">$session</w:t>
       </w:r>
       <w:r>
         <w:rPr>
           <w:rFonts w:ascii="Consolas" w:hAnsi="Consolas"/>
-          <w:color w:val="D4D4D4"/>
+          <w:color w:val="262626"/>
           <w:sz w:val="16"/>
         </w:rPr>
-        <w:t>();</w:t>
+        <w:t xml:space="preserve">-&gt;</w:t>
+      </w:r>
+      <w:r>
+        <w:rPr>
+          <w:rFonts w:ascii="Consolas" w:hAnsi="Consolas"/>
+          <w:color w:val="660E7A"/>
+          <w:sz w:val="16"/>
+        </w:rPr>
+        <w:t xml:space="preserve">canteen_id</w:t>
+      </w:r>
+      <w:r>
+        <w:rPr>
+          <w:rFonts w:ascii="Consolas" w:hAnsi="Consolas"/>
+          <w:color w:val="262626"/>
+          <w:sz w:val="16"/>
+        </w:rPr>
+        <w:t xml:space="preserve">);</w:t>
+      </w:r>
+      <w:r>
         <w:br/>
+      </w:r>
+      <w:r>
+        <w:rPr>
+          <w:rFonts w:ascii="Consolas" w:hAnsi="Consolas"/>
+          <w:color w:val="262626"/>
+          <w:sz w:val="16"/>
+        </w:rPr>
         <w:t xml:space="preserve">    </w:t>
       </w:r>
       <w:r>
         <w:rPr>
           <w:rFonts w:ascii="Consolas" w:hAnsi="Consolas"/>
-          <w:color w:val="9CDCFE"/>
+          <w:color w:val="660E7A"/>
           <w:sz w:val="16"/>
         </w:rPr>
-        <w:t>$cart</w:t>
+        <w:t xml:space="preserve">$service</w:t>
       </w:r>
       <w:r>
         <w:rPr>
           <w:rFonts w:ascii="Consolas" w:hAnsi="Consolas"/>
-          <w:color w:val="D4D4D4"/>
+          <w:color w:val="262626"/>
           <w:sz w:val="16"/>
         </w:rPr>
         <w:t xml:space="preserve"> = </w:t>
@@ -5658,65 +5066,78 @@
       <w:r>
         <w:rPr>
           <w:rFonts w:ascii="Consolas" w:hAnsi="Consolas"/>
-          <w:color w:val="9CDCFE"/>
+          <w:color w:val="795E26"/>
           <w:sz w:val="16"/>
         </w:rPr>
-        <w:t>$this</w:t>
+        <w:t xml:space="preserve">app</w:t>
       </w:r>
       <w:r>
         <w:rPr>
           <w:rFonts w:ascii="Consolas" w:hAnsi="Consolas"/>
-          <w:color w:val="D4D4D4"/>
+          <w:color w:val="262626"/>
           <w:sz w:val="16"/>
         </w:rPr>
-        <w:t>-&gt;</w:t>
+        <w:t xml:space="preserve">(</w:t>
       </w:r>
       <w:r>
         <w:rPr>
           <w:rFonts w:ascii="Consolas" w:hAnsi="Consolas"/>
-          <w:color w:val="DCDCAA"/>
+          <w:color w:val="267F99"/>
           <w:sz w:val="16"/>
         </w:rPr>
-        <w:t>validCartFor</w:t>
+        <w:t xml:space="preserve">CheckoutService</w:t>
       </w:r>
       <w:r>
         <w:rPr>
           <w:rFonts w:ascii="Consolas" w:hAnsi="Consolas"/>
-          <w:color w:val="D4D4D4"/>
+          <w:color w:val="262626"/>
           <w:sz w:val="16"/>
         </w:rPr>
-        <w:t>(</w:t>
+        <w:t xml:space="preserve">::</w:t>
       </w:r>
       <w:r>
         <w:rPr>
           <w:rFonts w:ascii="Consolas" w:hAnsi="Consolas"/>
-          <w:color w:val="9CDCFE"/>
+          <w:b/>
+          <w:color w:val="000080"/>
           <w:sz w:val="16"/>
         </w:rPr>
-        <w:t>$session</w:t>
+        <w:t xml:space="preserve">class</w:t>
       </w:r>
       <w:r>
         <w:rPr>
           <w:rFonts w:ascii="Consolas" w:hAnsi="Consolas"/>
-          <w:color w:val="D4D4D4"/>
+          <w:color w:val="262626"/>
           <w:sz w:val="16"/>
         </w:rPr>
-        <w:t>-&gt;canteen_id);</w:t>
+        <w:t xml:space="preserve">);</w:t>
+      </w:r>
+      <w:r>
         <w:br/>
+      </w:r>
+      <w:r>
+        <w:br/>
+      </w:r>
+      <w:r>
+        <w:rPr>
+          <w:rFonts w:ascii="Consolas" w:hAnsi="Consolas"/>
+          <w:color w:val="262626"/>
+          <w:sz w:val="16"/>
+        </w:rPr>
         <w:t xml:space="preserve">    </w:t>
       </w:r>
       <w:r>
         <w:rPr>
           <w:rFonts w:ascii="Consolas" w:hAnsi="Consolas"/>
-          <w:color w:val="9CDCFE"/>
+          <w:color w:val="660E7A"/>
           <w:sz w:val="16"/>
         </w:rPr>
-        <w:t>$service</w:t>
+        <w:t xml:space="preserve">$first</w:t>
       </w:r>
       <w:r>
         <w:rPr>
           <w:rFonts w:ascii="Consolas" w:hAnsi="Consolas"/>
-          <w:color w:val="D4D4D4"/>
+          <w:color w:val="262626"/>
           <w:sz w:val="16"/>
         </w:rPr>
         <w:t xml:space="preserve"> = </w:t>
@@ -5724,66 +5145,120 @@
       <w:r>
         <w:rPr>
           <w:rFonts w:ascii="Consolas" w:hAnsi="Consolas"/>
-          <w:color w:val="DCDCAA"/>
+          <w:color w:val="660E7A"/>
           <w:sz w:val="16"/>
         </w:rPr>
-        <w:t>app</w:t>
+        <w:t xml:space="preserve">$service</w:t>
       </w:r>
       <w:r>
         <w:rPr>
           <w:rFonts w:ascii="Consolas" w:hAnsi="Consolas"/>
-          <w:color w:val="D4D4D4"/>
+          <w:color w:val="262626"/>
           <w:sz w:val="16"/>
         </w:rPr>
-        <w:t>(</w:t>
+        <w:t xml:space="preserve">-&gt;</w:t>
       </w:r>
       <w:r>
         <w:rPr>
           <w:rFonts w:ascii="Consolas" w:hAnsi="Consolas"/>
-          <w:color w:val="4EC9B0"/>
+          <w:color w:val="795E26"/>
           <w:sz w:val="16"/>
         </w:rPr>
-        <w:t>CheckoutService</w:t>
+        <w:t xml:space="preserve">checkout</w:t>
       </w:r>
       <w:r>
         <w:rPr>
           <w:rFonts w:ascii="Consolas" w:hAnsi="Consolas"/>
-          <w:color w:val="D4D4D4"/>
+          <w:color w:val="262626"/>
           <w:sz w:val="16"/>
         </w:rPr>
-        <w:t>::</w:t>
+        <w:t xml:space="preserve">(</w:t>
+      </w:r>
+      <w:r>
+        <w:br/>
       </w:r>
       <w:r>
         <w:rPr>
           <w:rFonts w:ascii="Consolas" w:hAnsi="Consolas"/>
-          <w:color w:val="569CD6"/>
+          <w:color w:val="262626"/>
           <w:sz w:val="16"/>
         </w:rPr>
-        <w:t>class</w:t>
+        <w:t xml:space="preserve">        </w:t>
       </w:r>
       <w:r>
         <w:rPr>
           <w:rFonts w:ascii="Consolas" w:hAnsi="Consolas"/>
-          <w:color w:val="D4D4D4"/>
+          <w:color w:val="660E7A"/>
           <w:sz w:val="16"/>
         </w:rPr>
-        <w:t>);</w:t>
+        <w:t xml:space="preserve">$session</w:t>
+      </w:r>
+      <w:r>
+        <w:rPr>
+          <w:rFonts w:ascii="Consolas" w:hAnsi="Consolas"/>
+          <w:color w:val="262626"/>
+          <w:sz w:val="16"/>
+        </w:rPr>
+        <w:t xml:space="preserve">, </w:t>
+      </w:r>
+      <w:r>
+        <w:rPr>
+          <w:rFonts w:ascii="Consolas" w:hAnsi="Consolas"/>
+          <w:color w:val="660E7A"/>
+          <w:sz w:val="16"/>
+        </w:rPr>
+        <w:t xml:space="preserve">$cart</w:t>
+      </w:r>
+      <w:r>
+        <w:rPr>
+          <w:rFonts w:ascii="Consolas" w:hAnsi="Consolas"/>
+          <w:color w:val="262626"/>
+          <w:sz w:val="16"/>
+        </w:rPr>
+        <w:t xml:space="preserve">, </w:t>
+      </w:r>
+      <w:r>
+        <w:rPr>
+          <w:rFonts w:ascii="Consolas" w:hAnsi="Consolas"/>
+          <w:color w:val="00733B"/>
+          <w:sz w:val="16"/>
+        </w:rPr>
+        <w:t xml:space="preserve">'checkout-test-001'</w:t>
+      </w:r>
+      <w:r>
         <w:br/>
+      </w:r>
+      <w:r>
+        <w:rPr>
+          <w:rFonts w:ascii="Consolas" w:hAnsi="Consolas"/>
+          <w:color w:val="262626"/>
+          <w:sz w:val="16"/>
+        </w:rPr>
+        <w:t xml:space="preserve">    );</w:t>
+      </w:r>
+      <w:r>
         <w:br/>
+      </w:r>
+      <w:r>
+        <w:rPr>
+          <w:rFonts w:ascii="Consolas" w:hAnsi="Consolas"/>
+          <w:color w:val="262626"/>
+          <w:sz w:val="16"/>
+        </w:rPr>
         <w:t xml:space="preserve">    </w:t>
       </w:r>
       <w:r>
         <w:rPr>
           <w:rFonts w:ascii="Consolas" w:hAnsi="Consolas"/>
-          <w:color w:val="9CDCFE"/>
+          <w:color w:val="660E7A"/>
           <w:sz w:val="16"/>
         </w:rPr>
-        <w:t>$first</w:t>
+        <w:t xml:space="preserve">$second</w:t>
       </w:r>
       <w:r>
         <w:rPr>
           <w:rFonts w:ascii="Consolas" w:hAnsi="Consolas"/>
-          <w:color w:val="D4D4D4"/>
+          <w:color w:val="262626"/>
           <w:sz w:val="16"/>
         </w:rPr>
         <w:t xml:space="preserve"> = </w:t>
@@ -5791,49 +5266,58 @@
       <w:r>
         <w:rPr>
           <w:rFonts w:ascii="Consolas" w:hAnsi="Consolas"/>
-          <w:color w:val="9CDCFE"/>
+          <w:color w:val="660E7A"/>
           <w:sz w:val="16"/>
         </w:rPr>
-        <w:t>$service</w:t>
+        <w:t xml:space="preserve">$service</w:t>
       </w:r>
       <w:r>
         <w:rPr>
           <w:rFonts w:ascii="Consolas" w:hAnsi="Consolas"/>
-          <w:color w:val="D4D4D4"/>
+          <w:color w:val="262626"/>
           <w:sz w:val="16"/>
         </w:rPr>
-        <w:t>-&gt;</w:t>
+        <w:t xml:space="preserve">-&gt;</w:t>
       </w:r>
       <w:r>
         <w:rPr>
           <w:rFonts w:ascii="Consolas" w:hAnsi="Consolas"/>
-          <w:color w:val="DCDCAA"/>
+          <w:color w:val="795E26"/>
           <w:sz w:val="16"/>
         </w:rPr>
-        <w:t>checkout</w:t>
+        <w:t xml:space="preserve">checkout</w:t>
       </w:r>
       <w:r>
         <w:rPr>
           <w:rFonts w:ascii="Consolas" w:hAnsi="Consolas"/>
-          <w:color w:val="D4D4D4"/>
+          <w:color w:val="262626"/>
           <w:sz w:val="16"/>
         </w:rPr>
-        <w:t>(</w:t>
+        <w:t xml:space="preserve">(</w:t>
+      </w:r>
+      <w:r>
         <w:br/>
+      </w:r>
+      <w:r>
+        <w:rPr>
+          <w:rFonts w:ascii="Consolas" w:hAnsi="Consolas"/>
+          <w:color w:val="262626"/>
+          <w:sz w:val="16"/>
+        </w:rPr>
         <w:t xml:space="preserve">        </w:t>
       </w:r>
       <w:r>
         <w:rPr>
           <w:rFonts w:ascii="Consolas" w:hAnsi="Consolas"/>
-          <w:color w:val="9CDCFE"/>
+          <w:color w:val="660E7A"/>
           <w:sz w:val="16"/>
         </w:rPr>
-        <w:t>$session</w:t>
+        <w:t xml:space="preserve">$session</w:t>
       </w:r>
       <w:r>
         <w:rPr>
           <w:rFonts w:ascii="Consolas" w:hAnsi="Consolas"/>
-          <w:color w:val="D4D4D4"/>
+          <w:color w:val="262626"/>
           <w:sz w:val="16"/>
         </w:rPr>
         <w:t xml:space="preserve">, </w:t>
@@ -5841,15 +5325,15 @@
       <w:r>
         <w:rPr>
           <w:rFonts w:ascii="Consolas" w:hAnsi="Consolas"/>
-          <w:color w:val="9CDCFE"/>
+          <w:color w:val="660E7A"/>
           <w:sz w:val="16"/>
         </w:rPr>
-        <w:t>$cart</w:t>
+        <w:t xml:space="preserve">$cart</w:t>
       </w:r>
       <w:r>
         <w:rPr>
           <w:rFonts w:ascii="Consolas" w:hAnsi="Consolas"/>
-          <w:color w:val="D4D4D4"/>
+          <w:color w:val="262626"/>
           <w:sz w:val="16"/>
         </w:rPr>
         <w:t xml:space="preserve">, </w:t>
@@ -5857,303 +5341,233 @@
       <w:r>
         <w:rPr>
           <w:rFonts w:ascii="Consolas" w:hAnsi="Consolas"/>
-          <w:color w:val="CE9178"/>
+          <w:color w:val="00733B"/>
           <w:sz w:val="16"/>
         </w:rPr>
-        <w:t>'checkout-test-001'</w:t>
+        <w:t xml:space="preserve">'checkout-test-001'</w:t>
+      </w:r>
+      <w:r>
+        <w:br/>
       </w:r>
       <w:r>
         <w:rPr>
           <w:rFonts w:ascii="Consolas" w:hAnsi="Consolas"/>
-          <w:color w:val="D4D4D4"/>
+          <w:color w:val="262626"/>
           <w:sz w:val="16"/>
         </w:rPr>
+        <w:t xml:space="preserve">    );</w:t>
+      </w:r>
+      <w:r>
         <w:br/>
-        <w:t xml:space="preserve">    );</w:t>
+      </w:r>
+      <w:r>
         <w:br/>
+      </w:r>
+      <w:r>
+        <w:rPr>
+          <w:rFonts w:ascii="Consolas" w:hAnsi="Consolas"/>
+          <w:color w:val="262626"/>
+          <w:sz w:val="16"/>
+        </w:rPr>
         <w:t xml:space="preserve">    </w:t>
       </w:r>
       <w:r>
         <w:rPr>
           <w:rFonts w:ascii="Consolas" w:hAnsi="Consolas"/>
-          <w:color w:val="9CDCFE"/>
+          <w:color w:val="660E7A"/>
           <w:sz w:val="16"/>
         </w:rPr>
-        <w:t>$second</w:t>
+        <w:t xml:space="preserve">$this</w:t>
       </w:r>
       <w:r>
         <w:rPr>
           <w:rFonts w:ascii="Consolas" w:hAnsi="Consolas"/>
-          <w:color w:val="D4D4D4"/>
+          <w:color w:val="262626"/>
           <w:sz w:val="16"/>
         </w:rPr>
-        <w:t xml:space="preserve"> = </w:t>
+        <w:t xml:space="preserve">-&gt;</w:t>
       </w:r>
       <w:r>
         <w:rPr>
           <w:rFonts w:ascii="Consolas" w:hAnsi="Consolas"/>
-          <w:color w:val="9CDCFE"/>
+          <w:color w:val="795E26"/>
           <w:sz w:val="16"/>
         </w:rPr>
-        <w:t>$service</w:t>
+        <w:t xml:space="preserve">assertTrue</w:t>
       </w:r>
       <w:r>
         <w:rPr>
           <w:rFonts w:ascii="Consolas" w:hAnsi="Consolas"/>
-          <w:color w:val="D4D4D4"/>
+          <w:color w:val="262626"/>
           <w:sz w:val="16"/>
         </w:rPr>
-        <w:t>-&gt;</w:t>
+        <w:t xml:space="preserve">(</w:t>
       </w:r>
       <w:r>
         <w:rPr>
           <w:rFonts w:ascii="Consolas" w:hAnsi="Consolas"/>
-          <w:color w:val="DCDCAA"/>
+          <w:color w:val="660E7A"/>
           <w:sz w:val="16"/>
         </w:rPr>
-        <w:t>checkout</w:t>
+        <w:t xml:space="preserve">$first</w:t>
       </w:r>
       <w:r>
         <w:rPr>
           <w:rFonts w:ascii="Consolas" w:hAnsi="Consolas"/>
-          <w:color w:val="D4D4D4"/>
+          <w:color w:val="262626"/>
           <w:sz w:val="16"/>
         </w:rPr>
-        <w:t>(</w:t>
+        <w:t xml:space="preserve">-&gt;</w:t>
+      </w:r>
+      <w:r>
+        <w:rPr>
+          <w:rFonts w:ascii="Consolas" w:hAnsi="Consolas"/>
+          <w:color w:val="795E26"/>
+          <w:sz w:val="16"/>
+        </w:rPr>
+        <w:t xml:space="preserve">is</w:t>
+      </w:r>
+      <w:r>
+        <w:rPr>
+          <w:rFonts w:ascii="Consolas" w:hAnsi="Consolas"/>
+          <w:color w:val="262626"/>
+          <w:sz w:val="16"/>
+        </w:rPr>
+        <w:t xml:space="preserve">(</w:t>
+      </w:r>
+      <w:r>
+        <w:rPr>
+          <w:rFonts w:ascii="Consolas" w:hAnsi="Consolas"/>
+          <w:color w:val="660E7A"/>
+          <w:sz w:val="16"/>
+        </w:rPr>
+        <w:t xml:space="preserve">$second</w:t>
+      </w:r>
+      <w:r>
+        <w:rPr>
+          <w:rFonts w:ascii="Consolas" w:hAnsi="Consolas"/>
+          <w:color w:val="262626"/>
+          <w:sz w:val="16"/>
+        </w:rPr>
+        <w:t xml:space="preserve">));</w:t>
+      </w:r>
+      <w:r>
         <w:br/>
-        <w:t xml:space="preserve">        </w:t>
       </w:r>
       <w:r>
         <w:rPr>
           <w:rFonts w:ascii="Consolas" w:hAnsi="Consolas"/>
-          <w:color w:val="9CDCFE"/>
+          <w:color w:val="262626"/>
           <w:sz w:val="16"/>
         </w:rPr>
-        <w:t>$session</w:t>
+        <w:t xml:space="preserve">    </w:t>
       </w:r>
       <w:r>
         <w:rPr>
           <w:rFonts w:ascii="Consolas" w:hAnsi="Consolas"/>
-          <w:color w:val="D4D4D4"/>
+          <w:color w:val="660E7A"/>
           <w:sz w:val="16"/>
         </w:rPr>
+        <w:t xml:space="preserve">$this</w:t>
+      </w:r>
+      <w:r>
+        <w:rPr>
+          <w:rFonts w:ascii="Consolas" w:hAnsi="Consolas"/>
+          <w:color w:val="262626"/>
+          <w:sz w:val="16"/>
+        </w:rPr>
+        <w:t xml:space="preserve">-&gt;</w:t>
+      </w:r>
+      <w:r>
+        <w:rPr>
+          <w:rFonts w:ascii="Consolas" w:hAnsi="Consolas"/>
+          <w:color w:val="795E26"/>
+          <w:sz w:val="16"/>
+        </w:rPr>
+        <w:t xml:space="preserve">assertSame</w:t>
+      </w:r>
+      <w:r>
+        <w:rPr>
+          <w:rFonts w:ascii="Consolas" w:hAnsi="Consolas"/>
+          <w:color w:val="262626"/>
+          <w:sz w:val="16"/>
+        </w:rPr>
+        <w:t xml:space="preserve">(</w:t>
+      </w:r>
+      <w:r>
+        <w:rPr>
+          <w:rFonts w:ascii="Consolas" w:hAnsi="Consolas"/>
+          <w:color w:val="0073E6"/>
+          <w:sz w:val="16"/>
+        </w:rPr>
+        <w:t xml:space="preserve">1</w:t>
+      </w:r>
+      <w:r>
+        <w:rPr>
+          <w:rFonts w:ascii="Consolas" w:hAnsi="Consolas"/>
+          <w:color w:val="262626"/>
+          <w:sz w:val="16"/>
+        </w:rPr>
         <w:t xml:space="preserve">, </w:t>
       </w:r>
       <w:r>
         <w:rPr>
           <w:rFonts w:ascii="Consolas" w:hAnsi="Consolas"/>
-          <w:color w:val="9CDCFE"/>
+          <w:color w:val="267F99"/>
           <w:sz w:val="16"/>
         </w:rPr>
-        <w:t>$cart</w:t>
+        <w:t xml:space="preserve">Order</w:t>
       </w:r>
       <w:r>
         <w:rPr>
           <w:rFonts w:ascii="Consolas" w:hAnsi="Consolas"/>
-          <w:color w:val="D4D4D4"/>
+          <w:color w:val="262626"/>
           <w:sz w:val="16"/>
         </w:rPr>
-        <w:t xml:space="preserve">, </w:t>
+        <w:t xml:space="preserve">::</w:t>
       </w:r>
       <w:r>
         <w:rPr>
           <w:rFonts w:ascii="Consolas" w:hAnsi="Consolas"/>
-          <w:color w:val="CE9178"/>
+          <w:color w:val="795E26"/>
           <w:sz w:val="16"/>
         </w:rPr>
-        <w:t>'checkout-test-001'</w:t>
+        <w:t xml:space="preserve">query</w:t>
       </w:r>
       <w:r>
         <w:rPr>
           <w:rFonts w:ascii="Consolas" w:hAnsi="Consolas"/>
-          <w:color w:val="D4D4D4"/>
+          <w:color w:val="262626"/>
           <w:sz w:val="16"/>
         </w:rPr>
+        <w:t xml:space="preserve">()-&gt;</w:t>
+      </w:r>
+      <w:r>
+        <w:rPr>
+          <w:rFonts w:ascii="Consolas" w:hAnsi="Consolas"/>
+          <w:color w:val="795E26"/>
+          <w:sz w:val="16"/>
+        </w:rPr>
+        <w:t xml:space="preserve">count</w:t>
+      </w:r>
+      <w:r>
+        <w:rPr>
+          <w:rFonts w:ascii="Consolas" w:hAnsi="Consolas"/>
+          <w:color w:val="262626"/>
+          <w:sz w:val="16"/>
+        </w:rPr>
+        <w:t xml:space="preserve">());</w:t>
+      </w:r>
+      <w:r>
         <w:br/>
-        <w:t xml:space="preserve">    );</w:t>
-        <w:br/>
-        <w:br/>
-        <w:t xml:space="preserve">    </w:t>
       </w:r>
       <w:r>
         <w:rPr>
           <w:rFonts w:ascii="Consolas" w:hAnsi="Consolas"/>
-          <w:color w:val="9CDCFE"/>
+          <w:color w:val="262626"/>
           <w:sz w:val="16"/>
         </w:rPr>
-        <w:t>$this</w:t>
-      </w:r>
-      <w:r>
-        <w:rPr>
-          <w:rFonts w:ascii="Consolas" w:hAnsi="Consolas"/>
-          <w:color w:val="D4D4D4"/>
-          <w:sz w:val="16"/>
-        </w:rPr>
-        <w:t>-&gt;</w:t>
-      </w:r>
-      <w:r>
-        <w:rPr>
-          <w:rFonts w:ascii="Consolas" w:hAnsi="Consolas"/>
-          <w:color w:val="DCDCAA"/>
-          <w:sz w:val="16"/>
-        </w:rPr>
-        <w:t>assertTrue</w:t>
-      </w:r>
-      <w:r>
-        <w:rPr>
-          <w:rFonts w:ascii="Consolas" w:hAnsi="Consolas"/>
-          <w:color w:val="D4D4D4"/>
-          <w:sz w:val="16"/>
-        </w:rPr>
-        <w:t>(</w:t>
-      </w:r>
-      <w:r>
-        <w:rPr>
-          <w:rFonts w:ascii="Consolas" w:hAnsi="Consolas"/>
-          <w:color w:val="9CDCFE"/>
-          <w:sz w:val="16"/>
-        </w:rPr>
-        <w:t>$first</w:t>
-      </w:r>
-      <w:r>
-        <w:rPr>
-          <w:rFonts w:ascii="Consolas" w:hAnsi="Consolas"/>
-          <w:color w:val="D4D4D4"/>
-          <w:sz w:val="16"/>
-        </w:rPr>
-        <w:t>-&gt;</w:t>
-      </w:r>
-      <w:r>
-        <w:rPr>
-          <w:rFonts w:ascii="Consolas" w:hAnsi="Consolas"/>
-          <w:color w:val="DCDCAA"/>
-          <w:sz w:val="16"/>
-        </w:rPr>
-        <w:t>is</w:t>
-      </w:r>
-      <w:r>
-        <w:rPr>
-          <w:rFonts w:ascii="Consolas" w:hAnsi="Consolas"/>
-          <w:color w:val="D4D4D4"/>
-          <w:sz w:val="16"/>
-        </w:rPr>
-        <w:t>(</w:t>
-      </w:r>
-      <w:r>
-        <w:rPr>
-          <w:rFonts w:ascii="Consolas" w:hAnsi="Consolas"/>
-          <w:color w:val="9CDCFE"/>
-          <w:sz w:val="16"/>
-        </w:rPr>
-        <w:t>$second</w:t>
-      </w:r>
-      <w:r>
-        <w:rPr>
-          <w:rFonts w:ascii="Consolas" w:hAnsi="Consolas"/>
-          <w:color w:val="D4D4D4"/>
-          <w:sz w:val="16"/>
-        </w:rPr>
-        <w:t>));</w:t>
-        <w:br/>
-        <w:t xml:space="preserve">    </w:t>
-      </w:r>
-      <w:r>
-        <w:rPr>
-          <w:rFonts w:ascii="Consolas" w:hAnsi="Consolas"/>
-          <w:color w:val="9CDCFE"/>
-          <w:sz w:val="16"/>
-        </w:rPr>
-        <w:t>$this</w:t>
-      </w:r>
-      <w:r>
-        <w:rPr>
-          <w:rFonts w:ascii="Consolas" w:hAnsi="Consolas"/>
-          <w:color w:val="D4D4D4"/>
-          <w:sz w:val="16"/>
-        </w:rPr>
-        <w:t>-&gt;</w:t>
-      </w:r>
-      <w:r>
-        <w:rPr>
-          <w:rFonts w:ascii="Consolas" w:hAnsi="Consolas"/>
-          <w:color w:val="DCDCAA"/>
-          <w:sz w:val="16"/>
-        </w:rPr>
-        <w:t>assertSame</w:t>
-      </w:r>
-      <w:r>
-        <w:rPr>
-          <w:rFonts w:ascii="Consolas" w:hAnsi="Consolas"/>
-          <w:color w:val="D4D4D4"/>
-          <w:sz w:val="16"/>
-        </w:rPr>
-        <w:t>(</w:t>
-      </w:r>
-      <w:r>
-        <w:rPr>
-          <w:rFonts w:ascii="Consolas" w:hAnsi="Consolas"/>
-          <w:color w:val="B5CEA8"/>
-          <w:sz w:val="16"/>
-        </w:rPr>
-        <w:t>1</w:t>
-      </w:r>
-      <w:r>
-        <w:rPr>
-          <w:rFonts w:ascii="Consolas" w:hAnsi="Consolas"/>
-          <w:color w:val="D4D4D4"/>
-          <w:sz w:val="16"/>
-        </w:rPr>
-        <w:t xml:space="preserve">, </w:t>
-      </w:r>
-      <w:r>
-        <w:rPr>
-          <w:rFonts w:ascii="Consolas" w:hAnsi="Consolas"/>
-          <w:color w:val="4EC9B0"/>
-          <w:sz w:val="16"/>
-        </w:rPr>
-        <w:t>Order</w:t>
-      </w:r>
-      <w:r>
-        <w:rPr>
-          <w:rFonts w:ascii="Consolas" w:hAnsi="Consolas"/>
-          <w:color w:val="D4D4D4"/>
-          <w:sz w:val="16"/>
-        </w:rPr>
-        <w:t>::</w:t>
-      </w:r>
-      <w:r>
-        <w:rPr>
-          <w:rFonts w:ascii="Consolas" w:hAnsi="Consolas"/>
-          <w:color w:val="DCDCAA"/>
-          <w:sz w:val="16"/>
-        </w:rPr>
-        <w:t>query</w:t>
-      </w:r>
-      <w:r>
-        <w:rPr>
-          <w:rFonts w:ascii="Consolas" w:hAnsi="Consolas"/>
-          <w:color w:val="D4D4D4"/>
-          <w:sz w:val="16"/>
-        </w:rPr>
-        <w:t>()-&gt;</w:t>
-      </w:r>
-      <w:r>
-        <w:rPr>
-          <w:rFonts w:ascii="Consolas" w:hAnsi="Consolas"/>
-          <w:color w:val="DCDCAA"/>
-          <w:sz w:val="16"/>
-        </w:rPr>
-        <w:t>count</w:t>
-      </w:r>
-      <w:r>
-        <w:rPr>
-          <w:rFonts w:ascii="Consolas" w:hAnsi="Consolas"/>
-          <w:color w:val="D4D4D4"/>
-          <w:sz w:val="16"/>
-        </w:rPr>
-        <w:t>());</w:t>
-        <w:br/>
-        <w:t>}</w:t>
+        <w:t xml:space="preserve">}</w:t>
       </w:r>
     </w:p>
     <w:p>
@@ -19183,7 +18597,7 @@
     </w:pPr>
     <w:rPr>
       <w:rFonts w:ascii="Consolas" w:hAnsi="Consolas"/>
-      <w:color w:val="D4D4D4"/>
+      <w:color w:val="262626"/>
       <w:sz w:val="16"/>
     </w:rPr>
   </w:style>
@@ -19295,7 +18709,7 @@
     <w:rPr>
       <w:rFonts w:ascii="Consolas" w:hAnsi="Consolas"/>
       <w:b/>
-      <w:color w:val="FFFFFF"/>
+      <w:color w:val="262626"/>
       <w:sz w:val="16"/>
     </w:rPr>
   </w:style>
